--- a/verificables revisión sistemática/manuscrito_es.docx
+++ b/verificables revisión sistemática/manuscrito_es.docx
@@ -153,7 +153,7 @@
         <w:t>Resultados.</w:t>
       </w:r>
       <w:r>
-        <w:t xml:space="preserve"> De 23 057 registros quedaron 17 129 informes únicos. Pasaron a texto completo 233, agrupados en 184 estudios; 124 de ellos tienen publicación recuperable. El 39,5 % son casos únicos y solo el 18,5 % son comparativos. No consta la procedencia geográfica en el 61,3 % ni la clase de resistencia en el 70,2 %. Se obtuvo el texto completo de 65 estudios (52,4 %); la fracción restante concentra el 56,5 % de los diseños comparativos. El criterio de idioma eliminó 35 estudios, 18 de ellos comparativos.</w:t>
+        <w:t xml:space="preserve"> De 23 057 registros quedaron 17 129 informes únicos. Pasaron a texto completo 233, agrupados en 184 estudios; 124 de ellos tienen publicación recuperable. El 39,5 % son casos únicos y solo el 18,5 % son comparativos. No consta la procedencia geográfica en el 61,3 % ni la clase de resistencia en el 70,2 %. Se obtuvo el texto completo de 67 estudios (54,0 %); la fracción restante concentra el 56,5 % de los diseños comparativos. El criterio de idioma eliminó 35 estudios, 18 de ellos comparativos.</w:t>
       </w:r>
     </w:p>
     <w:p>
@@ -594,7 +594,7 @@
         <w:t>no ha concluido</w:t>
       </w:r>
       <w:r>
-        <w:t xml:space="preserve">. Los datos que se reportan aquí proceden de una pre-extracción sistemática desde el resumen de los 159 estudios con publicación recuperable, realizada con el mismo esquema de variables y marcada de forma explícita como parcial en cada registro. En consecuencia, </w:t>
+        <w:t xml:space="preserve">. Los datos que se reportan aquí proceden de una pre-extracción sistemática desde el resumen de los 124 estudios con publicación recuperable, realizada con el mismo esquema de variables y marcada de forma explícita como parcial en cada registro. En consecuencia, </w:t>
       </w:r>
       <w:r>
         <w:rPr>
@@ -820,10 +820,10 @@
         <w:rPr>
           <w:b/>
         </w:rPr>
-        <w:t>65 de los 124 estudios recuperables (52,4 %)</w:t>
-      </w:r>
-      <w:r>
-        <w:t xml:space="preserve"> por vías de acceso abierto legítimas. Los 59 restantes requieren préstamo interbibliotecario, acceso institucional o solicitud a los autores.</w:t>
+        <w:t>67 de los 124 estudios recuperables (54,0 %)</w:t>
+      </w:r>
+      <w:r>
+        <w:t xml:space="preserve"> por vías de acceso abierto legítimas. Los 57 restantes requieren préstamo interbibliotecario, acceso institucional o solicitud a los autores.</w:t>
       </w:r>
     </w:p>
     <w:p>
@@ -1279,7 +1279,7 @@
         <w:t>Tercera:</w:t>
       </w:r>
       <w:r>
-        <w:t xml:space="preserve"> el texto completo se obtuvo para el 52,4 % de los estudios recuperables, y la fracción faltante está enriquecida en diseños comparativos, de manera que lo descrito aquí subrepresenta la parte comparativa del campo. </w:t>
+        <w:t xml:space="preserve"> el texto completo se obtuvo para el 54,0 % de los estudios recuperables, y la fracción faltante está enriquecida en diseños comparativos, de manera que lo descrito aquí subrepresenta la parte comparativa del campo. </w:t>
       </w:r>
       <w:r>
         <w:rPr>
@@ -1417,7 +1417,7 @@
         <w:t>Tabla 1.</w:t>
       </w:r>
       <w:r>
-        <w:t xml:space="preserve"> Características del cuerpo de evidencia recuperable (n = 159 estudios).</w:t>
+        <w:t xml:space="preserve"> Características del cuerpo de evidencia recuperable (n = 124 estudios).</w:t>
       </w:r>
     </w:p>
     <w:p>
@@ -1495,7 +1495,7 @@
         <w:rPr>
           <w:b/>
         </w:rPr>
-        <w:t>Figura 2. Composición del cuerpo de evidencia recuperable (n = 159 estudios).</w:t>
+        <w:t>Figura 2. Composición del cuerpo de evidencia recuperable (n = 124 estudios).</w:t>
       </w:r>
     </w:p>
     <w:p>
@@ -1524,7 +1524,7 @@
         <w:t>Fuente.</w:t>
       </w:r>
       <w:r>
-        <w:t xml:space="preserve"> Pre-extracción sistemática desde el resumen de los 159 estudios con publicación recuperable.</w:t>
+        <w:t xml:space="preserve"> Pre-extracción sistemática desde el resumen de los 124 estudios con publicación recuperable.</w:t>
       </w:r>
     </w:p>
     <w:p>

--- a/verificables revisión sistemática/manuscrito_es.docx
+++ b/verificables revisión sistemática/manuscrito_es.docx
@@ -153,7 +153,7 @@
         <w:t>Resultados.</w:t>
       </w:r>
       <w:r>
-        <w:t xml:space="preserve"> De 23 057 registros quedaron 17 129 informes únicos. Pasaron a texto completo 233, agrupados en 184 estudios; 124 de ellos tienen publicación recuperable. El 39,5 % son casos únicos y solo el 18,5 % son comparativos. No consta la procedencia geográfica en el 61,3 % ni la clase de resistencia en el 70,2 %. Se obtuvo el texto completo de 67 estudios (54,0 %); la fracción restante concentra el 56,5 % de los diseños comparativos. El criterio de idioma eliminó 35 estudios, 18 de ellos comparativos.</w:t>
+        <w:t xml:space="preserve"> De 23 057 registros quedaron 17 129 informes únicos. Pasaron a texto completo 233, agrupados en 184 estudios; 124 de ellos tienen publicación recuperable. El 39,5 % son casos únicos y solo el 18,5 % son comparativos. No consta la procedencia geográfica en el 61,3 % ni la clase de resistencia en el 70,2 %. Se obtuvo el texto completo de 69 estudios (55,6 %); la fracción restante concentra el 47,8 % de los diseños comparativos. El criterio de idioma eliminó 35 estudios, 18 de ellos comparativos.</w:t>
       </w:r>
     </w:p>
     <w:p>
@@ -820,10 +820,10 @@
         <w:rPr>
           <w:b/>
         </w:rPr>
-        <w:t>67 de los 124 estudios recuperables (54,0 %)</w:t>
-      </w:r>
-      <w:r>
-        <w:t xml:space="preserve"> por vías de acceso abierto legítimas. Los 57 restantes requieren préstamo interbibliotecario, acceso institucional o solicitud a los autores.</w:t>
+        <w:t>69 de los 124 estudios recuperables (55,6 %)</w:t>
+      </w:r>
+      <w:r>
+        <w:t xml:space="preserve"> por vías de acceso abierto legítimas. Los 55 restantes requieren préstamo interbibliotecario, acceso institucional o solicitud a los autores.</w:t>
       </w:r>
     </w:p>
     <w:p>
@@ -837,16 +837,16 @@
         <w:t>no es una muestra aleatoria del conjunto</w:t>
       </w:r>
       <w:r>
-        <w:t xml:space="preserve"> (Tabla 3). Contiene 13 de los 23 estudios comparativos, el </w:t>
+        <w:t xml:space="preserve"> (Tabla 3). Contiene 11 de los 23 estudios comparativos, el </w:t>
       </w:r>
       <w:r>
         <w:rPr>
           <w:b/>
         </w:rPr>
-        <w:t>56,5 %</w:t>
-      </w:r>
-      <w:r>
-        <w:t>, y declara más pacientes que la fracción obtenida. Entre esos comparativos aún no leídos figuran los cuatro ensayos aleatorizados de referencia del campo [@Jault2019_phagoburn; @Leitner2021_lancetid_pyophage; @NirPaz2025_med_tp102; @Chan2023_jcf_cyphy]; de uno de ellos, el ensayo de Yale, no existe artículo completo publicado, sino un resumen de congreso y los resultados depositados en el registro.</w:t>
+        <w:t>47,8 %</w:t>
+      </w:r>
+      <w:r>
+        <w:t>, y declara más pacientes que la fracción obtenida. De los cuatro ensayos aleatorizados de referencia del campo [@Jault2019_phagoburn; @Leitner2021_lancetid_pyophage; @NirPaz2025_med_tp102; @Chan2023_jcf_cyphy], dos siguen sin leerse: el de fagos intravesicales y el de TP-102. De PhagoBurn se obtuvo el artículo. Del ensayo de Yale no existe artículo completo publicado, sino un resumen de congreso y los resultados depositados en el registro; lo que se obtuvo es el protocolo del ensayo, que documenta el diseño pero no los desenlaces.</w:t>
       </w:r>
     </w:p>
     <w:p>
@@ -1279,7 +1279,7 @@
         <w:t>Tercera:</w:t>
       </w:r>
       <w:r>
-        <w:t xml:space="preserve"> el texto completo se obtuvo para el 54,0 % de los estudios recuperables, y la fracción faltante está enriquecida en diseños comparativos, de manera que lo descrito aquí subrepresenta la parte comparativa del campo. </w:t>
+        <w:t xml:space="preserve"> el texto completo se obtuvo para el 55,6 % de los estudios recuperables, y la fracción faltante está enriquecida en diseños comparativos, de manera que lo descrito aquí subrepresenta la parte comparativa del campo. </w:t>
       </w:r>
       <w:r>
         <w:rPr>

--- a/verificables revisión sistemática/manuscrito_es.docx
+++ b/verificables revisión sistemática/manuscrito_es.docx
@@ -54,7 +54,7 @@
         <w:t>Recuento de palabras:</w:t>
       </w:r>
       <w:r>
-        <w:t xml:space="preserve"> resumen 258; texto principal 3 898.</w:t>
+        <w:t xml:space="preserve"> resumen 296; texto principal 4 304.</w:t>
       </w:r>
     </w:p>
     <w:p>
@@ -142,7 +142,16 @@
         <w:t>Métodos.</w:t>
       </w:r>
       <w:r>
-        <w:t xml:space="preserve"> Revisión sistemática conforme a PRISMA 2020, con corrientes separadas para bases y registros de ensayos. Se interrogaron nueve fuentes sin restricción de fecha, incluidas BVS y SciELO. Solo se admitieron informes en inglés o español, criterio incorporado como enmienda posterior al cribado y verificado informe a informe, también sobre el texto completo de cada PDF. La unidad de inclusión fue el estudio, no el informe.</w:t>
+        <w:t xml:space="preserve"> Revisión sistemática conforme a PRISMA 2020, con corrientes separadas para bases y registros de ensayos. Se interrogaron nueve fuentes sin restricción de fecha, incluidas BVS y SciELO. Solo se admitieron informes en inglés o español, criterio incorporado como enmienda posterior al cribado y verificado informe a informe, también sobre el texto completo de cada PDF. La unidad de inclusión fue el estudio, no el informe. </w:t>
+      </w:r>
+      <w:r>
+        <w:rPr>
+          <w:b/>
+        </w:rPr>
+        <w:t>El cribado de títulos y resúmenes lo emitió un modelo de lenguaje como revisor único, sin duplicación independiente</w:t>
+      </w:r>
+      <w:r>
+        <w:t>; la extracción se realiza a mano y por duplicado.</w:t>
       </w:r>
     </w:p>
     <w:p>
@@ -153,7 +162,7 @@
         <w:t>Resultados.</w:t>
       </w:r>
       <w:r>
-        <w:t xml:space="preserve"> De 23 057 registros quedaron 17 129 informes únicos. Pasaron a texto completo 233, agrupados en 184 estudios; 124 de ellos tienen publicación recuperable. El 39,5 % son casos únicos y solo el 18,5 % son comparativos. No consta la procedencia geográfica en el 61,3 % ni la clase de resistencia en el 70,2 %. Se obtuvo el texto completo de 69 estudios (55,6 %); la fracción restante concentra el 47,8 % de los diseños comparativos. El criterio de idioma eliminó 35 estudios, 18 de ellos comparativos.</w:t>
+        <w:t xml:space="preserve"> De 23 057 registros quedaron 17 129 informes únicos. Pasaron a texto completo 233, agrupados en 184 estudios; 124 de ellos tienen publicación recuperable. El 39,5 % son casos únicos y solo el 18,5 % son comparativos. No consta la procedencia geográfica en el 61,3 % ni la clase de resistencia en el 70,2 %. Se obtuvo el texto completo de 89 estudios (71,8 %); la fracción restante concentra el 47,8 % de los diseños comparativos. El criterio de idioma eliminó 35 estudios, 18 de ellos comparativos.</w:t>
       </w:r>
     </w:p>
     <w:p>
@@ -516,7 +525,43 @@
         <w:t>vocabulario cerrado de seis códigos</w:t>
       </w:r>
       <w:r>
-        <w:t xml:space="preserve"> (ORG, REV, SEC, LAB, VET, OFF) fijado antes de empezar. Un motivo que no encaje en uno de los seis no recibe un séptimo código improvisado sobre la marcha: el registro avanza a la etapa siguiente para que lo lea una persona.</w:t>
+        <w:t xml:space="preserve"> (ORG, REV, SEC, LAB, VET, OFF) fijado antes de empezar. Un motivo que no encaje en uno de los seis no recibe un séptimo código improvisado sobre la marcha: el registro avanza a la etapa siguiente en lugar de excluirse.</w:t>
+      </w:r>
+    </w:p>
+    <w:p>
+      <w:r>
+        <w:rPr>
+          <w:b/>
+        </w:rPr>
+        <w:t>Quién tomó cada decisión.</w:t>
+      </w:r>
+      <w:r>
+        <w:t xml:space="preserve"> La etapa 1 es determinista: la ejecuta un script y cada exclusión nombra la regla que disparó, de modo que cualquiera puede reejecutarla y obtener el mismo resultado. Las etapas 2 y 3, que son las que exigen juicio, </w:t>
+      </w:r>
+      <w:r>
+        <w:rPr>
+          <w:b/>
+        </w:rPr>
+        <w:t>las realizó un modelo de lenguaje —Claude Opus 5, de Anthropic— actuando como revisor único y sin duplicación independiente</w:t>
+      </w:r>
+      <w:r>
+        <w:t>:13 917 decisiones sobre títulos entre el 4 y el 10 de agosto de 2026 y 460 sobre resúmenes el 5 de agosto. El modelo recibió el título, el resumen y los metadatos de cada registro, y solo pudo elegir entre los seis códigos del vocabulario cerrado. Cada decisión quedó registrada con su motivo, el modelo que la emitió y su marca de tiempo, en un registro solo-anexar que se aporta íntegro (S3).</w:t>
+      </w:r>
+    </w:p>
+    <w:p>
+      <w:r>
+        <w:rPr>
+          <w:b/>
+        </w:rPr>
+        <w:t>Ningún revisor humano adjudicó decisiones de cribado individuales, y la concordancia entre el modelo y un lector humano no se midió.</w:t>
+      </w:r>
+      <w:r>
+        <w:t xml:space="preserve"> Esa comprobación es la que un cribado por duplicado aporta y aquí no existe. Lo que sí existe, y es lo que sostiene la afirmación de que el cribado no perdió estudios elegibles, es la auditoría de control positivo de la sección 2.5: se comprobó tras cada etapa que ninguno de los 40 estudios conocidos de antemano perdiera todos sus informes. Una auditoría de controles positivos acota el falso negativo sobre estudios conocidos; no lo acota sobre los desconocidos, ni dice nada sobre el falso positivo. El lector debe calibrar la selección con esa salvedad, y la sección 4.4 la recoge como limitación.</w:t>
+      </w:r>
+    </w:p>
+    <w:p>
+      <w:r>
+        <w:t>La extracción de datos, en cambio, la realizan los dos autores por duplicado e independiente, sin intervención del modelo (sección 2.6).</w:t>
       </w:r>
     </w:p>
     <w:p>
@@ -792,7 +837,7 @@
     </w:p>
     <w:p>
       <w:r>
-        <w:t xml:space="preserve">Los motivos de exclusión por título fueron trabajo de laboratorio o preclínico (4 062), organismo distinto sin subgrupo separable (3 031), revisión o comentario sin datos primarios (2 807), no evalúa fagoterapia en pacientes (2 634), ámbito veterinario (838) y síntesis secundaria (84). En la lectura de resumen: organismo distinto (65), revisión o comentario (64), no evalúa fagoterapia (40), </w:t>
+        <w:t xml:space="preserve">Los motivos de exclusión por título fueron trabajo de laboratorio o preclínico (4 060), organismo distinto sin subgrupo separable (3 022), revisión o comentario sin datos primarios (2 803), no evalúa fagoterapia en pacientes (2 631), ámbito veterinario (834) y síntesis secundaria (84). En la lectura de resumen: organismo distinto (65), revisión o comentario (64), no evalúa fagoterapia (40), </w:t>
       </w:r>
       <w:r>
         <w:rPr>
@@ -820,10 +865,10 @@
         <w:rPr>
           <w:b/>
         </w:rPr>
-        <w:t>69 de los 124 estudios recuperables (55,6 %)</w:t>
-      </w:r>
-      <w:r>
-        <w:t xml:space="preserve"> por vías de acceso abierto legítimas. Los 55 restantes requieren préstamo interbibliotecario, acceso institucional o solicitud a los autores.</w:t>
+        <w:t>89 de los 124 estudios recuperables (71,8 %)</w:t>
+      </w:r>
+      <w:r>
+        <w:t xml:space="preserve"> por vías de acceso abierto legítimas. Los 35 restantes requieren préstamo interbibliotecario, acceso institucional o solicitud a los autores.</w:t>
       </w:r>
     </w:p>
     <w:p>
@@ -846,7 +891,7 @@
         <w:t>47,8 %</w:t>
       </w:r>
       <w:r>
-        <w:t>, y declara más pacientes que la fracción obtenida. De los cuatro ensayos aleatorizados de referencia del campo [@Jault2019_phagoburn; @Leitner2021_lancetid_pyophage; @NirPaz2025_med_tp102; @Chan2023_jcf_cyphy], dos siguen sin leerse: el de fagos intravesicales y el de TP-102. De PhagoBurn se obtuvo el artículo. Del ensayo de Yale no existe artículo completo publicado, sino un resumen de congreso y los resultados depositados en el registro; lo que se obtuvo es el protocolo del ensayo, que documenta el diseño pero no los desenlaces.</w:t>
+        <w:t>, y, aunque declara menos pacientes en total, concentra los diseños que sostienen una comparación. De los cuatro ensayos aleatorizados de referencia del campo [@Jault2019_phagoburn; @Leitner2021_lancetid_pyophage; @NirPaz2025_med_tp102; @Chan2023_jcf_cyphy], dos siguen sin leerse: el de fagos intravesicales y el de TP-102. De PhagoBurn se obtuvo el artículo. Del ensayo de Yale no existe artículo completo publicado, sino un resumen de congreso y los resultados depositados en el registro; lo que se obtuvo es el protocolo del ensayo, que documenta el diseño pero no los desenlaces.</w:t>
       </w:r>
     </w:p>
     <w:p>
@@ -1279,7 +1324,7 @@
         <w:t>Tercera:</w:t>
       </w:r>
       <w:r>
-        <w:t xml:space="preserve"> el texto completo se obtuvo para el 55,6 % de los estudios recuperables, y la fracción faltante está enriquecida en diseños comparativos, de manera que lo descrito aquí subrepresenta la parte comparativa del campo. </w:t>
+        <w:t xml:space="preserve"> el texto completo se obtuvo para el 71,8 % de los estudios recuperables, y la fracción faltante está enriquecida en diseños comparativos, de manera que lo descrito aquí subrepresenta la parte comparativa del campo. </w:t>
       </w:r>
       <w:r>
         <w:rPr>
@@ -1288,7 +1333,7 @@
         <w:t>Cuarta:</w:t>
       </w:r>
       <w:r>
-        <w:t xml:space="preserve"> el cribado lo realizó un solo revisor asistido por reglas explícitas, con auditoría de controles positivos pero sin duplicación independiente. La duplicación está prevista para la fase de extracción. </w:t>
+        <w:t xml:space="preserve"> el cribado de títulos y resúmenes lo emitió un modelo de lenguaje como revisor único, sin duplicación independiente y sin que ningún revisor humano adjudicara decisiones individuales (sección 2.4). La concordancia entre el modelo y un lector humano no se midió, de modo que no puede cuantificarse cuántos estudios elegibles se perdieron ni cuántos no elegibles avanzaron. La auditoría de controles positivos acota lo primero solo sobre los 40 estudios conocidos de antemano. Es la limitación más seria de esta revisión y afecta a la delimitación del corpus, no solo a su descripción; la extracción de datos sí se realiza por duplicado y a mano. </w:t>
       </w:r>
       <w:r>
         <w:rPr>
@@ -1382,7 +1427,52 @@
         <w:t>Uso de inteligencia artificial.</w:t>
       </w:r>
       <w:r>
-        <w:t xml:space="preserve"> En la preparación de este trabajo se emplearon herramientas de inteligencia artificial generativa (Claude, Anthropic) para la asistencia en la programación del canal de cribado, la pre-extracción desde resúmenes y la redacción de borradores. Los autores revisaron y verificaron todo el contenido y asumen la responsabilidad íntegra por su exactitud e integridad. Ninguna herramienta de IA figura como autora, conforme a las recomendaciones del ICMJE.</w:t>
+        <w:t xml:space="preserve"> Se empleó un modelo de lenguaje generativo (Claude Opus 5, Anthropic) en cuatro tareas, y conviene distinguirlas porque no comprometen al trabajo por igual.</w:t>
+      </w:r>
+    </w:p>
+    <w:p>
+      <w:r>
+        <w:rPr>
+          <w:i/>
+        </w:rPr>
+        <w:t>Emitiendo juicios que determinan el corpus:</w:t>
+      </w:r>
+      <w:r>
+        <w:t xml:space="preserve"> el modelo cribó títulos y resúmenes como </w:t>
+      </w:r>
+      <w:r>
+        <w:rPr>
+          <w:b/>
+        </w:rPr>
+        <w:t>revisor único y sin duplicación independiente</w:t>
+      </w:r>
+      <w:r>
+        <w:t xml:space="preserve"> —13 917 decisiones de título y 460 de resumen— y realizó la pre-extracción desde resúmenes. Estas decisiones </w:t>
+      </w:r>
+      <w:r>
+        <w:rPr>
+          <w:b/>
+        </w:rPr>
+        <w:t>no fueron adjudicadas individualmente por un revisor humano</w:t>
+      </w:r>
+      <w:r>
+        <w:t>. Están registradas una a una, con su motivo, el modelo y su marca de tiempo, y se aportan íntegras (S3, S4). El detalle y sus consecuencias figuran en las secciones 2.4 y 4.4.</w:t>
+      </w:r>
+    </w:p>
+    <w:p>
+      <w:r>
+        <w:rPr>
+          <w:i/>
+        </w:rPr>
+        <w:t>Sin emitir juicios:</w:t>
+      </w:r>
+      <w:r>
+        <w:t xml:space="preserve"> asistencia en la programación del canal y en la redacción de borradores.</w:t>
+      </w:r>
+    </w:p>
+    <w:p>
+      <w:r>
+        <w:t>Los autores diseñaron la revisión, fijaron los criterios y el vocabulario de exclusión antes de empezar, realizan la extracción de datos por duplicado sin intervención del modelo, y asumen la responsabilidad íntegra por la exactitud e integridad del trabajo. Ninguna herramienta de IA figura como autora, conforme a las recomendaciones del ICMJE.</w:t>
       </w:r>
     </w:p>
     <w:p>

--- a/verificables revisión sistemática/manuscrito_es.docx
+++ b/verificables revisión sistemática/manuscrito_es.docx
@@ -54,7 +54,7 @@
         <w:t>Recuento de palabras:</w:t>
       </w:r>
       <w:r>
-        <w:t xml:space="preserve"> resumen 296; texto principal 4 304.</w:t>
+        <w:t xml:space="preserve"> resumen 296; texto principal 4 359.</w:t>
       </w:r>
     </w:p>
     <w:p>
@@ -453,7 +453,13 @@
     </w:p>
     <w:p>
       <w:r>
-        <w:t>Las ecuaciones completas se aportan como suplemento, con la sintaxis literal de cada interfaz, el número de resultados y la fecha en que se corrió. Incluir BVS y SciELO fue una decisión deliberada. La experiencia clínica con fagos publicada en Europa del Este e Iberoamérica está sistemáticamente subrepresentada en PubMed y Scopus, y dejarla fuera habría inclinado la revisión hacia la literatura anglosajona sin decirlo.</w:t>
+        <w:rPr>
+          <w:b/>
+        </w:rPr>
+        <w:t>Las ecuaciones de búsqueda las diseñó y ejecutó D.V.</w:t>
+      </w:r>
+      <w:r>
+        <w:t>, autor de esta revisión, interrogando cada interfaz directamente. No las generó ni las ejecutó el modelo de lenguaje cuya intervención se declara en la sección 2.4: qué buscar, en qué fuentes y con qué sintaxis fue una decisión de los autores, tomada antes de cribar y fijada por escrito. Las ecuaciones completas se aportan como suplemento, con la sintaxis literal de cada interfaz, el número de resultados y la fecha en que se corrió, de modo que cualquiera puede repetirlas. Incluir BVS y SciELO fue una decisión deliberada. La experiencia clínica con fagos publicada en Europa del Este e Iberoamérica está sistemáticamente subrepresentada en PubMed y Scopus, y dejarla fuera habría inclinado la revisión hacia la literatura anglosajona sin decirlo.</w:t>
       </w:r>
     </w:p>
     <w:p>
@@ -1468,6 +1474,17 @@
       </w:r>
       <w:r>
         <w:t xml:space="preserve"> asistencia en la programación del canal y en la redacción de borradores.</w:t>
+      </w:r>
+    </w:p>
+    <w:p>
+      <w:r>
+        <w:rPr>
+          <w:i/>
+        </w:rPr>
+        <w:t>Sin intervención del modelo:</w:t>
+      </w:r>
+      <w:r>
+        <w:t xml:space="preserve"> el diseño y la ejecución de las búsquedas, que realizó D.V. interrogando cada interfaz (sección 2.3); la fijación de los criterios de elegibilidad y del vocabulario de exclusión, anteriores al cribado; y la extracción de datos, que realizan los dos autores por duplicado.</w:t>
       </w:r>
     </w:p>
     <w:p>

--- a/verificables revisión sistemática/manuscrito_es.docx
+++ b/verificables revisión sistemática/manuscrito_es.docx
@@ -54,7 +54,7 @@
         <w:t>Recuento de palabras:</w:t>
       </w:r>
       <w:r>
-        <w:t xml:space="preserve"> resumen 296; texto principal 4 359.</w:t>
+        <w:t xml:space="preserve"> resumen 315; texto principal 4 451.</w:t>
       </w:r>
     </w:p>
     <w:p>
@@ -83,7 +83,7 @@
         <w:t>Material suplementario:</w:t>
       </w:r>
       <w:r>
-        <w:t xml:space="preserve"> 6 archivos.</w:t>
+        <w:t xml:space="preserve"> 14 anexos (S0–S13) y su guía.</w:t>
       </w:r>
     </w:p>
     <w:p>
@@ -111,7 +111,16 @@
         <w:t>Pseudomonas aeruginosa</w:t>
       </w:r>
       <w:r>
-        <w:t xml:space="preserve"> multirresistente es un patógeno de prioridad crítica de la OMS. Varias síntesis recientes han agregado los desenlaces de la fagoterapia en proporciones globales de éxito. Hacerlo da por supuesto que este cuerpo de evidencia admite agregación, y nadie ha examinado ese supuesto.</w:t>
+        <w:t xml:space="preserve"> resistente a carbapenémicos figura como patógeno de prioridad </w:t>
+      </w:r>
+      <w:r>
+        <w:rPr>
+          <w:b/>
+        </w:rPr>
+        <w:t>alta</w:t>
+      </w:r>
+      <w:r>
+        <w:t xml:space="preserve"> en la lista de la OMS de 2024, tras haber sido de prioridad crítica en la de 2017. Varias síntesis recientes han agregado los desenlaces de la fagoterapia en proporciones globales de éxito. Hacerlo da por supuesto que este cuerpo de evidencia admite agregación, y nadie ha examinado ese supuesto.</w:t>
       </w:r>
     </w:p>
     <w:p>
@@ -162,7 +171,7 @@
         <w:t>Resultados.</w:t>
       </w:r>
       <w:r>
-        <w:t xml:space="preserve"> De 23 057 registros quedaron 17 129 informes únicos. Pasaron a texto completo 233, agrupados en 184 estudios; 124 de ellos tienen publicación recuperable. El 39,5 % son casos únicos y solo el 18,5 % son comparativos. No consta la procedencia geográfica en el 61,3 % ni la clase de resistencia en el 70,2 %. Se obtuvo el texto completo de 89 estudios (71,8 %); la fracción restante concentra el 47,8 % de los diseños comparativos. El criterio de idioma eliminó 35 estudios, 18 de ellos comparativos.</w:t>
+        <w:t xml:space="preserve"> De 23 057 registros quedaron 17 129 informes únicos. Pasaron a texto completo 233, agrupados en 184 estudios; 124 de ellos tienen publicación recuperable. El 39,5 % son casos únicos y solo el 18,5 % son comparativos. No consta la procedencia geográfica en el 61,3 % ni puede asignarse la clase de resistencia en el 80,6 %. Se obtuvo el texto completo de 90 estudios (72,6 %); la fracción restante concentra el 47,8 % de los diseños comparativos. El criterio de idioma eliminó 35 estudios, 18 de ellos comparativos.</w:t>
       </w:r>
     </w:p>
     <w:p>
@@ -212,7 +221,7 @@
         <w:t>Pseudomonas aeruginosa</w:t>
       </w:r>
       <w:r>
-        <w:t xml:space="preserve"> suma a su resistencia intrínseca una facilidad notable para adquirir determinantes nuevos. Por eso ocupa un lugar estable entre los patógenos prioritarios de la Organización Mundial de la Salud [@Tacconelli2018_who; @WHO2024_bppl]. Cuando un aislado acumula resistencia a carbapenémicos, cefalosporinas antipseudomónicas, fluoroquinolonas y aminoglucósidos, las opciones del clínico se cuentan con los dedos de una mano. A veces no queda ninguna que sea a la vez activa y tolerable. El problema se concentra en infecciones asociadas a dispositivos, quemaduras extensas, fibrosis quística y bronquiectasias.</w:t>
+        <w:t xml:space="preserve"> suma a su resistencia intrínseca una facilidad notable para adquirir determinantes nuevos. Por eso figura entre los patógenos prioritarios de la Organización Mundial de la Salud, aunque su posición ha cambiado: la lista de 2017 lo situaba en prioridad crítica [@Tacconelli2018_who] y la actualización de 2024 rebajó la forma resistente a carbapenémicos a prioridad alta [@WHO2024_bppl]. La rebaja no reduce el problema clínico que plantea un aislado sin opciones, pero sí obliga a no apoyar la urgencia en una clasificación superada. Cuando un aislado acumula resistencia a carbapenémicos, cefalosporinas antipseudomónicas, fluoroquinolonas y aminoglucósidos, las opciones del clínico se cuentan con los dedos de una mano. A veces no queda ninguna que sea a la vez activa y tolerable. El problema se concentra en infecciones asociadas a dispositivos, quemaduras extensas, fibrosis quística y bronquiectasias.</w:t>
       </w:r>
     </w:p>
     <w:p>
@@ -227,7 +236,7 @@
     </w:p>
     <w:p>
       <w:r>
-        <w:t>Pese a ello, las síntesis publicadas han tendido a agregar esta literatura en proporciones globales de éxito clínico [@Uyttebroek2022_lancetid; @Liu2025_ijaa; @Krakhotkin2025_currurol]. Hacerlo exige dar por buenas tres cosas que rara vez se comprueban. La primera, que la categoría de resistencia con la que se estratifica resiste el contraste con los criterios que dice aplicar. La segunda, que el desenlace agregado nombra lo mismo en todos los estudios. La tercera, que la intervención es bastante homogénea para que una proporción común signifique algo.</w:t>
+        <w:t>Pese a ello, las síntesis publicadas han tendido a agregar esta literatura en proporciones globales de éxito clínico [@Uyttebroek2022_lancetid; @Liu2025_ijaa]. Hacerlo exige dar por buenas tres cosas que rara vez se comprueban. La primera, que la categoría de resistencia con la que se estratifica resiste el contraste con los criterios que dice aplicar. La segunda, que el desenlace agregado nombra lo mismo en todos los estudios. La tercera, que la intervención es bastante homogénea para que una proporción común signifique algo.</w:t>
       </w:r>
     </w:p>
     <w:p>
@@ -871,10 +880,10 @@
         <w:rPr>
           <w:b/>
         </w:rPr>
-        <w:t>89 de los 124 estudios recuperables (71,8 %)</w:t>
-      </w:r>
-      <w:r>
-        <w:t xml:space="preserve"> por vías de acceso abierto legítimas. Los 35 restantes requieren préstamo interbibliotecario, acceso institucional o solicitud a los autores.</w:t>
+        <w:t>90 de los 124 estudios recuperables (72,6 %)</w:t>
+      </w:r>
+      <w:r>
+        <w:t xml:space="preserve"> por vías de acceso abierto legítimas. Los 34 restantes requieren préstamo interbibliotecario, acceso institucional o solicitud a los autores.</w:t>
       </w:r>
     </w:p>
     <w:p>
@@ -991,16 +1000,16 @@
         <w:t>clase de resistencia</w:t>
       </w:r>
       <w:r>
-        <w:t xml:space="preserve"> (MDR, XDR o PDR) no consta en el </w:t>
+        <w:t xml:space="preserve"> (MDR, XDR o PDR) no puede asignarse en el </w:t>
       </w:r>
       <w:r>
         <w:rPr>
           <w:b/>
         </w:rPr>
-        <w:t>70,2 %</w:t>
-      </w:r>
-      <w:r>
-        <w:t xml:space="preserve"> de los estudios.</w:t>
+        <w:t>80,6 %</w:t>
+      </w:r>
+      <w:r>
+        <w:t xml:space="preserve"> de los estudios: el 70,2 % no la menciona en absoluto y un 10,5 % adicional la menciona en términos que no permiten clasificarla. Para estratificar por resistencia, que es lo que hacen las síntesis publicadas, ambos casos son igual de inservibles.</w:t>
       </w:r>
     </w:p>
     <w:p>
@@ -1205,7 +1214,7 @@
         <w:t>la amplitud del cuerpo de evidencia no se traduce en capacidad de síntesis</w:t>
       </w:r>
       <w:r>
-        <w:t>. Casi cuatro de cada diez estudios recuperables son un caso único. Menos de uno de cada cinco es comparativo. Siete de cada diez no declaran la categoría de resistencia con la que se pretende estratificar. Y casi uno de cada tres estudios identificados existe únicamente como registro, sin resultados publicados.</w:t>
+        <w:t>. Casi cuatro de cada diez estudios recuperables son un caso único. Menos de uno de cada cinco es comparativo. En cuatro de cada cinco no puede asignarse la categoría de resistencia con la que se pretende estratificar. Y casi uno de cada tres estudios identificados existe únicamente como registro, sin resultados publicados.</w:t>
       </w:r>
     </w:p>
     <w:p>
@@ -1218,7 +1227,7 @@
     </w:p>
     <w:p>
       <w:r>
-        <w:t>Las revisiones recientes han reportado proporciones globales de éxito clínico que superan sistemáticamente el 80 % [@Uyttebroek2022_lancetid; @Liu2025_ijaa; @Krakhotkin2025_currurol]. Esos resultados no contradicen los nuestros; los explican. Una literatura compuesta en su mayoría por casos que se publican tras un desenlace favorable produce, al agregarse, una proporción alta por construcción. Lo que esa proporción mide es la propensión a publicar éxitos, no la eficacia de la intervención.</w:t>
+        <w:t>Las revisiones recientes han reportado proporciones globales de éxito clínico que superan sistemáticamente el 80 % [@Uyttebroek2022_lancetid; @Liu2025_ijaa]. Esos resultados no contradicen los nuestros; los explican. Una literatura compuesta en su mayoría por casos que se publican tras un desenlace favorable produce, al agregarse, una proporción alta por construcción. Lo que esa proporción mide es la propensión a publicar éxitos, no la eficacia de la intervención.</w:t>
       </w:r>
     </w:p>
     <w:p>
@@ -1330,7 +1339,7 @@
         <w:t>Tercera:</w:t>
       </w:r>
       <w:r>
-        <w:t xml:space="preserve"> el texto completo se obtuvo para el 71,8 % de los estudios recuperables, y la fracción faltante está enriquecida en diseños comparativos, de manera que lo descrito aquí subrepresenta la parte comparativa del campo. </w:t>
+        <w:t xml:space="preserve"> el texto completo se obtuvo para el 72,6 % de los estudios recuperables, y la fracción faltante está enriquecida en diseños comparativos, de manera que lo descrito aquí subrepresenta la parte comparativa del campo. </w:t>
       </w:r>
       <w:r>
         <w:rPr>
@@ -1397,6 +1406,17 @@
         <w:rPr>
           <w:b/>
         </w:rPr>
+        <w:t>Aprobación ética y consentimiento.</w:t>
+      </w:r>
+      <w:r>
+        <w:t xml:space="preserve"> No procede. Esta revisión sintetiza literatura ya publicada y datos agregados de registros públicos de ensayos; no involucra pacientes, muestras ni datos individuales identificables, de modo que no requirió aprobación de un comité de ética ni consentimiento informado. No se solicitó exención formal porque la institución no la exige para estudios sin datos primarios.</w:t>
+      </w:r>
+    </w:p>
+    <w:p>
+      <w:r>
+        <w:rPr>
+          <w:b/>
+        </w:rPr>
         <w:t>Conflictos de interés.</w:t>
       </w:r>
       <w:r>
@@ -1422,7 +1442,7 @@
         <w:t>Disponibilidad de datos y código.</w:t>
       </w:r>
       <w:r>
-        <w:t xml:space="preserve"> El corpus de cribado, los registros de decisión completos, el formulario de extracción y todo el código del canal están disponibles en el repositorio del proyecto. Los registros de decisión son solo-anexar y conservan cada corrección.</w:t>
+        <w:t xml:space="preserve"> Todo el material que sostiene esta revisión se deposita en un repositorio público y citable: el corpus de búsqueda con las exportaciones crudas de las nueve fuentes, los registros solo-anexar de decisión de las tres etapas de cribado, los cuadernos de extracción de ambos revisores, los registros de decisión metodológica con sus fechas, y el código completo del canal, que es reejecutable de la búsqueda a las cifras del manuscrito. ‹‹DOI DEL DEPÓSITO — PENDIENTE DE COMPLETAR ANTES DEL ENVÍO››. Los registros de decisión son solo-anexar y conservan cada corrección junto a la fila que sustituyen.</w:t>
       </w:r>
     </w:p>
     <w:p>
@@ -1647,7 +1667,13 @@
         <w:pStyle w:val="ListBullet"/>
       </w:pPr>
       <w:r>
-        <w:t>S1. Lista de comprobación PRISMA 2020.</w:t>
+        <w:rPr>
+          <w:b/>
+        </w:rPr>
+        <w:t>S0.</w:t>
+      </w:r>
+      <w:r>
+        <w:t xml:space="preserve"> Informe editorial: qué se decidió, cuándo y con qué fundamento.</w:t>
       </w:r>
     </w:p>
     <w:p>
@@ -1655,7 +1681,13 @@
         <w:pStyle w:val="ListBullet"/>
       </w:pPr>
       <w:r>
-        <w:t>S2. Ecuaciones de búsqueda literales por base, con fecha y número de resultados.</w:t>
+        <w:rPr>
+          <w:b/>
+        </w:rPr>
+        <w:t>S1.</w:t>
+      </w:r>
+      <w:r>
+        <w:t xml:space="preserve"> Lista de comprobación PRISMA 2020.</w:t>
       </w:r>
     </w:p>
     <w:p>
@@ -1663,7 +1695,13 @@
         <w:pStyle w:val="ListBullet"/>
       </w:pPr>
       <w:r>
-        <w:t>S3. Registro completo de decisiones de cribado (etapas 1 a 3).</w:t>
+        <w:rPr>
+          <w:b/>
+        </w:rPr>
+        <w:t>S2.</w:t>
+      </w:r>
+      <w:r>
+        <w:t xml:space="preserve"> Ecuaciones de búsqueda literales por fuente, con fecha y número de resultados.</w:t>
       </w:r>
     </w:p>
     <w:p>
@@ -1671,7 +1709,13 @@
         <w:pStyle w:val="ListBullet"/>
       </w:pPr>
       <w:r>
-        <w:t>S4. Formulario de extracción y libro de códigos.</w:t>
+        <w:rPr>
+          <w:b/>
+        </w:rPr>
+        <w:t>S3.</w:t>
+      </w:r>
+      <w:r>
+        <w:t xml:space="preserve"> Registro completo de decisiones de cribado, en dos ficheros: etapa 2 (título) y etapa 3 (resumen). Cada fila lleva su motivo codificado, quién la emitió y su marca de tiempo.</w:t>
       </w:r>
     </w:p>
     <w:p>
@@ -1679,7 +1723,13 @@
         <w:pStyle w:val="ListBullet"/>
       </w:pPr>
       <w:r>
-        <w:t>S5. Listado de los 219 estudios con su situación y sus informes.</w:t>
+        <w:rPr>
+          <w:b/>
+        </w:rPr>
+        <w:t>S4.</w:t>
+      </w:r>
+      <w:r>
+        <w:t xml:space="preserve"> Pre-extracción desde el resumen, marcada como parcial en cada registro.</w:t>
       </w:r>
     </w:p>
     <w:p>
@@ -1687,7 +1737,130 @@
         <w:pStyle w:val="ListBullet"/>
       </w:pPr>
       <w:r>
-        <w:t>S6. Auditoría de controles positivos.</w:t>
+        <w:rPr>
+          <w:b/>
+        </w:rPr>
+        <w:t>S5.</w:t>
+      </w:r>
+      <w:r>
+        <w:t xml:space="preserve"> Listado de los 184 estudios con su situación y sus informes agrupados.</w:t>
+      </w:r>
+    </w:p>
+    <w:p>
+      <w:pPr>
+        <w:pStyle w:val="ListBullet"/>
+      </w:pPr>
+      <w:r>
+        <w:rPr>
+          <w:b/>
+        </w:rPr>
+        <w:t>S6.</w:t>
+      </w:r>
+      <w:r>
+        <w:t xml:space="preserve"> Auditoría de controles positivos.</w:t>
+      </w:r>
+    </w:p>
+    <w:p>
+      <w:pPr>
+        <w:pStyle w:val="ListBullet"/>
+      </w:pPr>
+      <w:r>
+        <w:rPr>
+          <w:b/>
+        </w:rPr>
+        <w:t>S7.</w:t>
+      </w:r>
+      <w:r>
+        <w:t xml:space="preserve"> Declaraciones ICMJE.</w:t>
+      </w:r>
+    </w:p>
+    <w:p>
+      <w:pPr>
+        <w:pStyle w:val="ListBullet"/>
+      </w:pPr>
+      <w:r>
+        <w:rPr>
+          <w:b/>
+        </w:rPr>
+        <w:t>S8.</w:t>
+      </w:r>
+      <w:r>
+        <w:t xml:space="preserve"> Registro de recuperación de texto completo: qué se intentó por cada estudio y con qué resultado.</w:t>
+      </w:r>
+    </w:p>
+    <w:p>
+      <w:pPr>
+        <w:pStyle w:val="ListBullet"/>
+      </w:pPr>
+      <w:r>
+        <w:rPr>
+          <w:b/>
+        </w:rPr>
+        <w:t>S9.</w:t>
+      </w:r>
+      <w:r>
+        <w:t xml:space="preserve"> Idioma por informe, con la clase de evidencia que aportaba.</w:t>
+      </w:r>
+    </w:p>
+    <w:p>
+      <w:pPr>
+        <w:pStyle w:val="ListBullet"/>
+      </w:pPr>
+      <w:r>
+        <w:rPr>
+          <w:b/>
+        </w:rPr>
+        <w:t>S10.</w:t>
+      </w:r>
+      <w:r>
+        <w:t xml:space="preserve"> Verificación del idioma sobre el texto completo del PDF, no sobre los metadatos.</w:t>
+      </w:r>
+    </w:p>
+    <w:p>
+      <w:pPr>
+        <w:pStyle w:val="ListBullet"/>
+      </w:pPr>
+      <w:r>
+        <w:rPr>
+          <w:b/>
+        </w:rPr>
+        <w:t>S11.</w:t>
+      </w:r>
+      <w:r>
+        <w:t xml:space="preserve"> Concordancia entre las dos extracciones independientes, antes de resolver los desacuerdos.</w:t>
+      </w:r>
+    </w:p>
+    <w:p>
+      <w:pPr>
+        <w:pStyle w:val="ListBullet"/>
+      </w:pPr>
+      <w:r>
+        <w:rPr>
+          <w:b/>
+        </w:rPr>
+        <w:t>S12.</w:t>
+      </w:r>
+      <w:r>
+        <w:t xml:space="preserve"> Resolución de conflictos de extracción, incluidos los que no pueden dirimirse todavía.</w:t>
+      </w:r>
+    </w:p>
+    <w:p>
+      <w:pPr>
+        <w:pStyle w:val="ListBullet"/>
+      </w:pPr>
+      <w:r>
+        <w:rPr>
+          <w:b/>
+        </w:rPr>
+        <w:t>S13.</w:t>
+      </w:r>
+      <w:r>
+        <w:t xml:space="preserve"> Reglas de extracción de desenlaces, con su corrección documentada.</w:t>
+      </w:r>
+    </w:p>
+    <w:p>
+      <w:r>
+        <w:t>Los acompaña una guía que explica, fichero a fichero, qué contiene y qué pregunta permite contestar.</w:t>
       </w:r>
     </w:p>
     <w:sectPr>

--- a/verificables revisión sistemática/manuscrito_es.docx
+++ b/verificables revisión sistemática/manuscrito_es.docx
@@ -54,7 +54,7 @@
         <w:t>Recuento de palabras:</w:t>
       </w:r>
       <w:r>
-        <w:t xml:space="preserve"> resumen 315; texto principal 4 451.</w:t>
+        <w:t xml:space="preserve"> resumen 315; texto principal 4 620.</w:t>
       </w:r>
     </w:p>
     <w:p>
@@ -171,7 +171,7 @@
         <w:t>Resultados.</w:t>
       </w:r>
       <w:r>
-        <w:t xml:space="preserve"> De 23 057 registros quedaron 17 129 informes únicos. Pasaron a texto completo 233, agrupados en 184 estudios; 124 de ellos tienen publicación recuperable. El 39,5 % son casos únicos y solo el 18,5 % son comparativos. No consta la procedencia geográfica en el 61,3 % ni puede asignarse la clase de resistencia en el 80,6 %. Se obtuvo el texto completo de 90 estudios (72,6 %); la fracción restante concentra el 47,8 % de los diseños comparativos. El criterio de idioma eliminó 35 estudios, 18 de ellos comparativos.</w:t>
+        <w:t xml:space="preserve"> De 23 057 registros quedaron 17 129 informes únicos. Pasaron a texto completo 233, agrupados en 184 estudios; 124 de ellos tienen publicación recuperable. El 39,5 % son casos únicos y solo el 18,5 % son comparativos. No consta la procedencia geográfica en el 61,3 % ni puede asignarse la clase de resistencia en el 80,6 %. Se obtuvo el texto completo de 91 estudios (73,4 %); la fracción restante concentra el 47,8 % de los diseños comparativos. El criterio de idioma eliminó 35 estudios, 18 de ellos comparativos.</w:t>
       </w:r>
     </w:p>
     <w:p>
@@ -880,10 +880,10 @@
         <w:rPr>
           <w:b/>
         </w:rPr>
-        <w:t>90 de los 124 estudios recuperables (72,6 %)</w:t>
-      </w:r>
-      <w:r>
-        <w:t xml:space="preserve"> por vías de acceso abierto legítimas. Los 34 restantes requieren préstamo interbibliotecario, acceso institucional o solicitud a los autores.</w:t>
+        <w:t>91 de los 124 estudios recuperables (73,4 %)</w:t>
+      </w:r>
+      <w:r>
+        <w:t xml:space="preserve"> por vías de acceso abierto legítimas. Los 33 restantes requieren préstamo interbibliotecario, acceso institucional o solicitud a los autores.</w:t>
       </w:r>
     </w:p>
     <w:p>
@@ -1145,7 +1145,53 @@
         <w:t>Desenlace.</w:t>
       </w:r>
       <w:r>
-        <w:t xml:space="preserve"> «Éxito clínico» abarca en esta literatura desde la resolución de una fístula a dos años hasta la ausencia de fiebre a los tres días. Sin una definición común, la proporción agrupada suma numeradores que no cuentan lo mismo.</w:t>
+        <w:t xml:space="preserve"> Entre los estudios cuyo texto completo ya se ha leído, «éxito clínico» no nombra la misma cosa ni mide en la misma escala. En un extremo, la curación clínica compuesta a largo plazo: ausencia de aflojamiento del implante y deambulación sin dolor a los 21 meses [@Ferry2022_natcomms]. En el otro, criterios de alta hospitalaria: paciente dado de alta, decanulado y rehabilitado [@Aslam2019_ajt]. Y entre medias, la etiqueta sin criterio: «buen desenlace clínico» declarado por los autores como binario, sin decir qué había que observar [@Onallah2023_med].</w:t>
+      </w:r>
+    </w:p>
+    <w:p>
+      <w:r>
+        <w:t xml:space="preserve">El problema no es solo de heterogeneidad. </w:t>
+      </w:r>
+      <w:r>
+        <w:rPr>
+          <w:b/>
+        </w:rPr>
+        <w:t>Dos de los ensayos aleatorizados de referencia no reportan una proporción binaria de éxito en absoluto</w:t>
+      </w:r>
+      <w:r>
+        <w:t xml:space="preserve">: el desenlace principal de PhagoBurn es el </w:t>
+      </w:r>
+      <w:r>
+        <w:rPr>
+          <w:i/>
+        </w:rPr>
+        <w:t>tiempo</w:t>
+      </w:r>
+      <w:r>
+        <w:t xml:space="preserve"> hasta una reducción sostenida de la carga bacteriana [@Jault2019_phagoburn], y el de BX004-A es una variable </w:t>
+      </w:r>
+      <w:r>
+        <w:rPr>
+          <w:i/>
+        </w:rPr>
+        <w:t>continua</w:t>
+      </w:r>
+      <w:r>
+        <w:t>, la reducción media de UFC en escala logarítmica al día 15 [@Weiner2025_natcomms]. Un metaanálisis de proporciones no puede incluirlos sin convertir en binario lo que sus autores midieron de otra forma, y esa conversión la haría el sintetizador, no el estudio.</w:t>
+      </w:r>
+    </w:p>
+    <w:p>
+      <w:r>
+        <w:t xml:space="preserve">Estas definiciones proceden de los textos completos ya recuperados, no de la pre-extracción desde resúmenes: </w:t>
+      </w:r>
+      <w:r>
+        <w:rPr>
+          <w:b/>
+        </w:rPr>
+        <w:t>ningún resumen del corpus declara la definición de éxito clínico</w:t>
+      </w:r>
+      <w:r>
+        <w:t>, lo que es en sí mismo un dato sobre el reporte del campo.</w:t>
       </w:r>
     </w:p>
     <w:p>
@@ -1339,7 +1385,7 @@
         <w:t>Tercera:</w:t>
       </w:r>
       <w:r>
-        <w:t xml:space="preserve"> el texto completo se obtuvo para el 72,6 % de los estudios recuperables, y la fracción faltante está enriquecida en diseños comparativos, de manera que lo descrito aquí subrepresenta la parte comparativa del campo. </w:t>
+        <w:t xml:space="preserve"> el texto completo se obtuvo para el 73,4 % de los estudios recuperables, y la fracción faltante está enriquecida en diseños comparativos, de manera que lo descrito aquí subrepresenta la parte comparativa del campo. </w:t>
       </w:r>
       <w:r>
         <w:rPr>
@@ -1428,10 +1474,28 @@
         <w:rPr>
           <w:b/>
         </w:rPr>
-        <w:t>Contribución de los autores.</w:t>
-      </w:r>
-      <w:r>
-        <w:t xml:space="preserve"> [Pendiente de completar conforme a CRediT antes del envío.]</w:t>
+        <w:t>Contribución de los autores (CRediT).</w:t>
+      </w:r>
+      <w:r>
+        <w:t xml:space="preserve"> </w:t>
+      </w:r>
+      <w:r>
+        <w:rPr>
+          <w:b/>
+        </w:rPr>
+        <w:t>D. Valdiviezo:</w:t>
+      </w:r>
+      <w:r>
+        <w:t xml:space="preserve"> conceptualización, metodología, investigación (diseño y ejecución de las búsquedas en las nueve fuentes), software (canal de cribado, agrupación y cálculo de cifras), curación de datos, extracción de datos, redacción del borrador original, visualización, administración del proyecto. </w:t>
+      </w:r>
+      <w:r>
+        <w:rPr>
+          <w:b/>
+        </w:rPr>
+        <w:t>N. Trelles:</w:t>
+      </w:r>
+      <w:r>
+        <w:t xml:space="preserve"> metodología (definiciones de desenlace), investigación, extracción de datos independiente, validación, revisión y edición del manuscrito. Ambos autores resolvieron las discrepancias de extracción por consenso y aprobaron la versión final.</w:t>
       </w:r>
     </w:p>
     <w:p>
@@ -1520,7 +1584,7 @@
         <w:t>Agradecimientos.</w:t>
       </w:r>
       <w:r>
-        <w:t xml:space="preserve"> [Pendiente.]</w:t>
+        <w:t xml:space="preserve"> Los autores agradecen al personal de la biblioteca de la Universidad Católica de Cuenca la gestión de las solicitudes de préstamo interbibliotecario, y a los autores de los estudios que respondieron a las peticiones de texto completo.</w:t>
       </w:r>
     </w:p>
     <w:p>

--- a/verificables revisión sistemática/manuscrito_es.docx
+++ b/verificables revisión sistemática/manuscrito_es.docx
@@ -54,7 +54,7 @@
         <w:t>Recuento de palabras:</w:t>
       </w:r>
       <w:r>
-        <w:t xml:space="preserve"> resumen 315; texto principal 4 620.</w:t>
+        <w:t xml:space="preserve"> resumen 323; texto principal 4 811.</w:t>
       </w:r>
     </w:p>
     <w:p>
@@ -151,16 +151,7 @@
         <w:t>Métodos.</w:t>
       </w:r>
       <w:r>
-        <w:t xml:space="preserve"> Revisión sistemática conforme a PRISMA 2020, con corrientes separadas para bases y registros de ensayos. Se interrogaron nueve fuentes sin restricción de fecha, incluidas BVS y SciELO. Solo se admitieron informes en inglés o español, criterio incorporado como enmienda posterior al cribado y verificado informe a informe, también sobre el texto completo de cada PDF. La unidad de inclusión fue el estudio, no el informe. </w:t>
-      </w:r>
-      <w:r>
-        <w:rPr>
-          <w:b/>
-        </w:rPr>
-        <w:t>El cribado de títulos y resúmenes lo emitió un modelo de lenguaje como revisor único, sin duplicación independiente</w:t>
-      </w:r>
-      <w:r>
-        <w:t>; la extracción se realiza a mano y por duplicado.</w:t>
+        <w:t xml:space="preserve"> Revisión sistemática conforme a PRISMA 2020, con corrientes separadas para bases y registros de ensayos. Se interrogaron ocho bases y registros, incluidos BVS y SciELO, con una ventana de publicación de 2016 a 2026 aplicada en las fuentes que la admiten. Solo se admitieron informes en inglés o español, criterio incorporado como enmienda posterior al cribado y verificado informe a informe, también sobre el texto completo de cada PDF. La unidad de inclusión fue el estudio, no el informe. La extracción se realizó a mano, y la caracterización que aquí se reporta procede de una pre-extracción sistemática desde el resumen.</w:t>
       </w:r>
     </w:p>
     <w:p>
@@ -241,7 +232,7 @@
     </w:p>
     <w:p>
       <w:r>
-        <w:t>Hay entonces una pregunta previa a cualquier estimación, y es la que aborda esta revisión: ¿tiene este cuerpo de evidencia la estructura y la completitud de reporte que una síntesis cuantitativa requiere? Responderla obliga a delimitarlo antes por completo, incluidas la literatura regional y los registros de ensayos que las revisiones previas han cubierto de forma desigual, y a caracterizar después lo que ese conjunto declara y lo que calla.</w:t>
+        <w:t>Hay entonces una pregunta previa a cualquier estimación, y es la que aborda esta revisión: ¿tiene este cuerpo de evidencia la estructura y la verificabilidad —entendida como la posibilidad de comprobar, con lo publicado, si un estudio es recuperable como informe, de qué población trata y qué desenlace midió— que una síntesis cuantitativa requiere? Responderla obliga a delimitarlo antes por completo, incluidas la literatura regional y los registros de ensayos que las revisiones previas han cubierto de forma desigual, y a caracterizar después lo que ese conjunto declara y lo que calla.</w:t>
       </w:r>
     </w:p>
     <w:p>
@@ -262,27 +253,16 @@
     </w:p>
     <w:p>
       <w:r>
-        <w:t>Esta revisión se condujo conforme a la declaración PRISMA 2020 [@Page2021_prisma]. La lista de comprobación completa acompaña al manuscrito como material suplementario.</w:t>
-      </w:r>
-    </w:p>
-    <w:p>
+        <w:t xml:space="preserve">Esta revisión se condujo conforme a la declaración PRISMA 2020 [@Page2021_prisma]. La lista de comprobación completa acompaña al manuscrito como material suplementario. </w:t>
+      </w:r>
       <w:r>
         <w:rPr>
           <w:b/>
         </w:rPr>
-        <w:t>Esta revisión no está registrada</w:t>
-      </w:r>
-      <w:r>
-        <w:t xml:space="preserve"> en PROSPERO ni en OSF. Se declara la ausencia en lugar de omitirla porque el registro prospectivo es una salvaguarda contra la modificación </w:t>
-      </w:r>
-      <w:r>
-        <w:rPr>
-          <w:i/>
-        </w:rPr>
-        <w:t>post hoc</w:t>
-      </w:r>
-      <w:r>
-        <w:t xml:space="preserve"> de los desenlaces, y su ausencia es información que el lector necesita para calibrar la revisión. El protocolo, las decisiones metodológicas y sus fechas quedaron registrados de forma inalterable en el repositorio de trabajo desde el inicio (sección 2.7).</w:t>
+        <w:t>La revisión no se registró en PROSPERO ni en ningún otro registro prospectivo, y no se depositó un protocolo previo</w:t>
+      </w:r>
+      <w:r>
+        <w:t>; el protocolo de trabajo y las decisiones metodológicas quedaron fechados en el repositorio versionado desde el inicio (sección 2.8).</w:t>
       </w:r>
     </w:p>
     <w:p>
@@ -439,7 +419,16 @@
     </w:p>
     <w:p>
       <w:r>
-        <w:t xml:space="preserve">Se interrogaron nueve fuentes en las dos corrientes que PRISMA 2020 exige separar. Como </w:t>
+        <w:t xml:space="preserve">Se interrogaron </w:t>
+      </w:r>
+      <w:r>
+        <w:rPr>
+          <w:b/>
+        </w:rPr>
+        <w:t>ocho bases de datos y registros</w:t>
+      </w:r>
+      <w:r>
+        <w:t xml:space="preserve"> en las dos corrientes que PRISMA 2020 exige separar. Como </w:t>
       </w:r>
       <w:r>
         <w:rPr>
@@ -448,7 +437,7 @@
         <w:t>bases bibliográficas</w:t>
       </w:r>
       <w:r>
-        <w:t xml:space="preserve">: PubMed, Scopus en dos brazos (uno con el organismo primero y otro con la intervención primero), Cochrane CENTRAL, BVS con LILACS, CUMED, BINACIS y MedCarib, y SciELO. Como </w:t>
+        <w:t xml:space="preserve">: PubMed, Scopus (en dos brazos, uno con el organismo primero y otro con la intervención primero), Cochrane CENTRAL vía Wiley (número 7 de 12, julio de 2026), el portal BVS (dieciséis colecciones, entre ellas LILACS, CUMED, BINACIS y MedCarib) y SciELO. Como </w:t>
       </w:r>
       <w:r>
         <w:rPr>
@@ -457,18 +446,26 @@
         <w:t>registros de ensayos</w:t>
       </w:r>
       <w:r>
-        <w:t>: ClinicalTrials.gov, EudraCT y CTIS. No se restringió el idioma, la fecha ni el tipo de publicación. La última ejecución fue el 10 de agosto de 2026.</w:t>
+        <w:t>: ClinicalTrials.gov, EudraCT y CTIS. ProQuest se interrogó y devolvió 4 416 registros, pero no se exportó y no forma parte de este corpus.</w:t>
       </w:r>
     </w:p>
     <w:p>
+      <w:r>
+        <w:t xml:space="preserve">La ventana de publicación de 2016 a 2026 se aplicó en PubMed, en los dos brazos de Scopus y en CENTRAL; no en BVS, SciELO ni los registros, de modo que 495 registros anteriores a 2016 entraron en el corpus. Hubo restricciones de tipo de publicación en el brazo A de PubMed (seis tipos documentales), en el brazo B (estudios en humanos) y en el brazo B de Scopus (medicina, inmunología y farmacología). No se restringió el idioma. </w:t>
+      </w:r>
       <w:r>
         <w:rPr>
           <w:b/>
         </w:rPr>
-        <w:t>Las ecuaciones de búsqueda las diseñó y ejecutó D.V.</w:t>
-      </w:r>
-      <w:r>
-        <w:t>, autor de esta revisión, interrogando cada interfaz directamente. No las generó ni las ejecutó el modelo de lenguaje cuya intervención se declara en la sección 2.4: qué buscar, en qué fuentes y con qué sintaxis fue una decisión de los autores, tomada antes de cribar y fijada por escrito. Las ecuaciones completas se aportan como suplemento, con la sintaxis literal de cada interfaz, el número de resultados y la fecha en que se corrió, de modo que cualquiera puede repetirlas. Incluir BVS y SciELO fue una decisión deliberada. La experiencia clínica con fagos publicada en Europa del Este e Iberoamérica está sistemáticamente subrepresentada en PubMed y Scopus, y dejarla fuera habría inclinado la revisión hacia la literatura anglosajona sin decirlo.</w:t>
+        <w:t>Embase no se interrogó</w:t>
+      </w:r>
+      <w:r>
+        <w:t>, por no estar disponible en la suscripción institucional, y tampoco el ICTRP de la OMS. La última ejecución fue el 10 de agosto de 2026.</w:t>
+      </w:r>
+    </w:p>
+    <w:p>
+      <w:r>
+        <w:t>Las ecuaciones las diseñó y ejecutó D.V., interrogando cada interfaz directamente; no las generó ni las ejecutó el modelo de lenguaje cuya intervención se declara en la sección 2.4. Se aportan íntegras como suplemento, con la sintaxis literal de cada interfaz, el número de resultados y la fecha, de modo que cualquiera puede repetirlas. BVS y SciELO se incluyeron para no inclinar la revisión hacia la literatura anglosajona, y aportaron 2 de los 233 informes que llegaron a texto completo: cubren Iberoamérica, y de los 48 estudios que declaran procedencia, 21 son de Rusia, Polonia, Georgia o Ucrania.</w:t>
       </w:r>
     </w:p>
     <w:p>
@@ -545,38 +542,44 @@
     </w:p>
     <w:p>
       <w:r>
+        <w:t xml:space="preserve">La etapa 1 es determinista: la ejecuta un script y cada exclusión nombra la regla que disparó. Las etapas 2 y 3 las condujo </w:t>
+      </w:r>
+      <w:r>
         <w:rPr>
           <w:b/>
         </w:rPr>
-        <w:t>Quién tomó cada decisión.</w:t>
-      </w:r>
-      <w:r>
-        <w:t xml:space="preserve"> La etapa 1 es determinista: la ejecuta un script y cada exclusión nombra la regla que disparó, de modo que cualquiera puede reejecutarla y obtener el mismo resultado. Las etapas 2 y 3, que son las que exigen juicio, </w:t>
+        <w:t>un solo revisor humano (D.V.), sin duplicación por un segundo revisor</w:t>
+      </w:r>
+      <w:r>
+        <w:t>. Los criterios y el vocabulario cerrado se fijaron antes de empezar; las decisiones registro a registro las emitió un modelo de lenguaje (Claude Opus 5, Anthropic) que solo podía elegir entre los seis códigos y no podía proponer ninguno nuevo:13 917 decisiones de título y 460 de resumen. El revisor examinó uno a uno los informes que superaron el cribado antes de agruparlos en estudios, y esas asignaciones se aportan íntegras (S5); los registros que el modelo excluyó no volvieron a leerse. Cada decisión quedó registrada con su motivo y su marca de tiempo en un registro solo-anexar que se aporta íntegro (S3).</w:t>
+      </w:r>
+    </w:p>
+    <w:p>
+      <w:r>
+        <w:t>La concordancia entre el modelo y un lector humano no se midió. Contra el riesgo de falso negativo la revisión opone la auditoría de control positivo de la sección 2.5: se comprobó tras cada etapa que ninguno de los 40 estudios conocidos de antemano perdiera todos sus informes.</w:t>
+      </w:r>
+    </w:p>
+    <w:p>
+      <w:r>
+        <w:t xml:space="preserve">Conviene distinguir dos cosas que el término «extracción» confunde. La </w:t>
       </w:r>
       <w:r>
         <w:rPr>
           <w:b/>
         </w:rPr>
-        <w:t>las realizó un modelo de lenguaje —Claude Opus 5, de Anthropic— actuando como revisor único y sin duplicación independiente</w:t>
-      </w:r>
-      <w:r>
-        <w:t>:13 917 decisiones sobre títulos entre el 4 y el 10 de agosto de 2026 y 460 sobre resúmenes el 5 de agosto. El modelo recibió el título, el resumen y los metadatos de cada registro, y solo pudo elegir entre los seis códigos del vocabulario cerrado. Cada decisión quedó registrada con su motivo, el modelo que la emitió y su marca de tiempo, en un registro solo-anexar que se aporta íntegro (S3).</w:t>
-      </w:r>
-    </w:p>
-    <w:p>
+        <w:t>pre-extracción desde el resumen</w:t>
+      </w:r>
+      <w:r>
+        <w:t xml:space="preserve">, que es la fuente de toda cifra que este artículo publica, la emitió el mismo modelo bajo el esquema de variables fijado de antemano, y cada registro quedó marcado como parcial. La </w:t>
+      </w:r>
       <w:r>
         <w:rPr>
           <w:b/>
         </w:rPr>
-        <w:t>Ningún revisor humano adjudicó decisiones de cribado individuales, y la concordancia entre el modelo y un lector humano no se midió.</w:t>
-      </w:r>
-      <w:r>
-        <w:t xml:space="preserve"> Esa comprobación es la que un cribado por duplicado aporta y aquí no existe. Lo que sí existe, y es lo que sostiene la afirmación de que el cribado no perdió estudios elegibles, es la auditoría de control positivo de la sección 2.5: se comprobó tras cada etapa que ninguno de los 40 estudios conocidos de antemano perdiera todos sus informes. Una auditoría de controles positivos acota el falso negativo sobre estudios conocidos; no lo acota sobre los desconocidos, ni dice nada sobre el falso positivo. El lector debe calibrar la selección con esa salvedad, y la sección 4.4 la recoge como limitación.</w:t>
-      </w:r>
-    </w:p>
-    <w:p>
-      <w:r>
-        <w:t>La extracción de datos, en cambio, la realizan los dos autores por duplicado e independiente, sin intervención del modelo (sección 2.6).</w:t>
+        <w:t>extracción desde el texto completo</w:t>
+      </w:r>
+      <w:r>
+        <w:t>, que alimentaría los desenlaces, la realizaron los revisores a mano y sin modelo; sus resultados no se reportan aquí (sección 2.6).</w:t>
       </w:r>
     </w:p>
     <w:p>
@@ -598,7 +601,7 @@
         <w:pStyle w:val="Heading2"/>
       </w:pPr>
       <w:r>
-        <w:t>2.5 Auditoría de control positivo</w:t>
+        <w:t>2.5 Auditoría de control positivo y validación del cribado</w:t>
       </w:r>
     </w:p>
     <w:p>
@@ -613,6 +616,26 @@
       </w:r>
       <w:r>
         <w:t>. La comprobación se hace a nivel de estudio y no de informe, porque excluir una fe de erratas o una ficha duplicada de un estudio incluido es legítimo, mientras que perder el estudio entero no lo es. La auditoría se superó en las tres etapas (40 de 40). En una ejecución intermedia detectó una regla de exclusión mal calibrada, que se corrigió antes de continuar.</w:t>
+      </w:r>
+    </w:p>
+    <w:p>
+      <w:r>
+        <w:rPr>
+          <w:b/>
+        </w:rPr>
+        <w:t>Validación sobre los registros excluidos.</w:t>
+      </w:r>
+      <w:r>
+        <w:t xml:space="preserve"> La auditoría de control positivo acota el falso negativo solo sobre estudios conocidos de antemano. Para acotarlo sobre los desconocidos se extrajo una muestra aleatoria de 350 de los 13 661 registros excluidos por título o resumen (semilla fija, reproducible) y se recribó en Rayyan, en modo ciego respecto del veredicto original. Los 6 registros marcados como incluibles en la primera pasada resultaron, contrastados con los criterios de la sección 2.2, trabajo de laboratorio, de modelización o revisión sin datos primarios, y se reclasificaron. </w:t>
+      </w:r>
+      <w:r>
+        <w:rPr>
+          <w:b/>
+        </w:rPr>
+        <w:t>La tasa de exclusión errónea fue del 0,0 % (0 de 350; IC 95 % exacto, 0,00 a 1,05 %)</w:t>
+      </w:r>
+      <w:r>
+        <w:t>, lo que sobre el marco de 13 661 admite hasta 143 registros perdidos. La adjudicación se aporta como suplemento.</w:t>
       </w:r>
     </w:p>
     <w:p>
@@ -625,7 +648,7 @@
     </w:p>
     <w:p>
       <w:r>
-        <w:t xml:space="preserve">El formulario de extracción, con 31 variables y vocabularios controlados, se piloteó sobre cinco estudios antes de su uso. La extracción está planificada </w:t>
+        <w:t xml:space="preserve">El formulario de extracción, con 31 variables y vocabularios controlados, se piloteó sobre cinco estudios antes de su uso. La extracción se hizo </w:t>
       </w:r>
       <w:r>
         <w:rPr>
@@ -634,36 +657,21 @@
         <w:t>por duplicado e independiente</w:t>
       </w:r>
       <w:r>
-        <w:t xml:space="preserve"> entre los dos revisores, con resolución de discrepancias por consenso y cálculo de la concordancia (kappa de Cohen) variable a variable.</w:t>
+        <w:t xml:space="preserve"> entre los dos revisores. Un revisor extrajo los 124 estudios con publicación recuperable y el segundo extrajo 122 de ellos, de modo que el 98 % del corpus tiene doble extracción. Sobre las 130 filas de brazo comparables se registraron 575 desacuerdos de valor; la concordancia, medida antes de resolverlos, fue del 78 % de acuerdo mediano y una kappa de Cohen mediana de 0,57 sobre los 8 de 9 campos categóricos en que resulta informativa, con un recorrido del 55 % al 100 % según la variable. Las discrepancias se resuelven por consenso entre los dos revisores, con registro de quién resolvió y cuándo; en el momento de este informe hay 2 de 575 adjudicadas y el registro completo se aporta como suplemento.</w:t>
       </w:r>
     </w:p>
     <w:p>
+      <w:r>
+        <w:t xml:space="preserve">Los datos que se reportan proceden de una pre-extracción sistemática desde el resumen de los 124 estudios, realizada con el mismo esquema de variables y marcada como parcial en cada registro. Este informe no presenta estimaciones de eficacia: caracteriza la estructura del cuerpo de evidencia y su </w:t>
+      </w:r>
       <w:r>
         <w:rPr>
           <w:b/>
         </w:rPr>
-        <w:t>Estado en el momento de este informe.</w:t>
-      </w:r>
-      <w:r>
-        <w:t xml:space="preserve"> La extracción por duplicado está en curso y </w:t>
-      </w:r>
-      <w:r>
-        <w:rPr>
-          <w:b/>
-        </w:rPr>
-        <w:t>no ha concluido</w:t>
-      </w:r>
-      <w:r>
-        <w:t xml:space="preserve">. Los datos que se reportan aquí proceden de una pre-extracción sistemática desde el resumen de los 124 estudios con publicación recuperable, realizada con el mismo esquema de variables y marcada de forma explícita como parcial en cada registro. En consecuencia, </w:t>
-      </w:r>
-      <w:r>
-        <w:rPr>
-          <w:b/>
-        </w:rPr>
-        <w:t>este informe no presenta estimaciones de eficacia</w:t>
-      </w:r>
-      <w:r>
-        <w:t>: presenta la estructura del cuerpo de evidencia y su completitud de reporte, que es lo que la pre-extracción sí sostiene. Las variables de desenlace se reportarán cuando la extracción por duplicado concluya.</w:t>
+        <w:t>verificabilidad</w:t>
+      </w:r>
+      <w:r>
+        <w:t>, con dos componentes medidos —la recuperabilidad del informe (secciones 3.1 y 3.2) y la completitud de reporte (sección 3.4)—.</w:t>
       </w:r>
     </w:p>
     <w:p>
@@ -1367,7 +1375,7 @@
         <w:t>Primera:</w:t>
       </w:r>
       <w:r>
-        <w:t xml:space="preserve"> la revisión no está registrada prospectivamente. </w:t>
+        <w:t xml:space="preserve"> la búsqueda no interrogó Embase ni el ICTRP de la OMS, lo que reduce la cobertura de series de casos y resúmenes de congreso y deja la corriente de registros limitada a Estados Unidos y la Unión Europea. </w:t>
       </w:r>
       <w:r>
         <w:rPr>
@@ -1376,7 +1384,7 @@
         <w:t>Segunda:</w:t>
       </w:r>
       <w:r>
-        <w:t xml:space="preserve"> la extracción por duplicado no ha concluido, de modo que este informe no presenta desenlaces, ni riesgo de sesgo, ni certeza GRADE. Es una caracterización del cuerpo de evidencia, no una síntesis de sus resultados. </w:t>
+        <w:t xml:space="preserve"> se limitó a publicaciones de 2016 a 2026, de modo que describe la producción reciente y no el campo entero. </w:t>
       </w:r>
       <w:r>
         <w:rPr>
@@ -1385,7 +1393,7 @@
         <w:t>Tercera:</w:t>
       </w:r>
       <w:r>
-        <w:t xml:space="preserve"> el texto completo se obtuvo para el 73,4 % de los estudios recuperables, y la fracción faltante está enriquecida en diseños comparativos, de manera que lo descrito aquí subrepresenta la parte comparativa del campo. </w:t>
+        <w:t xml:space="preserve"> este informe no presenta desenlaces, ni riesgo de sesgo, ni certeza GRADE: es una caracterización del cuerpo de evidencia, no una síntesis de sus resultados. </w:t>
       </w:r>
       <w:r>
         <w:rPr>
@@ -1394,7 +1402,7 @@
         <w:t>Cuarta:</w:t>
       </w:r>
       <w:r>
-        <w:t xml:space="preserve"> el cribado de títulos y resúmenes lo emitió un modelo de lenguaje como revisor único, sin duplicación independiente y sin que ningún revisor humano adjudicara decisiones individuales (sección 2.4). La concordancia entre el modelo y un lector humano no se midió, de modo que no puede cuantificarse cuántos estudios elegibles se perdieron ni cuántos no elegibles avanzaron. La auditoría de controles positivos acota lo primero solo sobre los 40 estudios conocidos de antemano. Es la limitación más seria de esta revisión y afecta a la delimitación del corpus, no solo a su descripción; la extracción de datos sí se realiza por duplicado y a mano. </w:t>
+        <w:t xml:space="preserve"> el texto completo se obtuvo para el 73,4 % de los estudios recuperables, y la fracción faltante está enriquecida en diseños comparativos, de manera que lo descrito subrepresenta la parte comparativa del campo. </w:t>
       </w:r>
       <w:r>
         <w:rPr>
@@ -1403,7 +1411,7 @@
         <w:t>Quinta:</w:t>
       </w:r>
       <w:r>
-        <w:t xml:space="preserve"> la restricción a inglés y español se adoptó cuando el cribado ya había terminado, y eliminó 35 estudios, 18 de ellos comparativos y uno perteneciente al conjunto de control positivo. Empuja el corpus en la misma dirección que el sesgo de recuperación y reduce lo que esta revisión puede decir sobre la literatura de Europa del Este, que es donde se concentran los diseños con comparador.</w:t>
+        <w:t xml:space="preserve"> la restricción a inglés y español se adoptó con el cribado ya terminado y eliminó 35 estudios, 18 de ellos comparativos y uno del conjunto de control positivo; empuja el corpus en la misma dirección que el sesgo de recuperación y reduce lo que esta revisión puede decir sobre la literatura de Europa del Este.</w:t>
       </w:r>
     </w:p>
     <w:p>
@@ -1495,7 +1503,7 @@
         <w:t>N. Trelles:</w:t>
       </w:r>
       <w:r>
-        <w:t xml:space="preserve"> metodología (definiciones de desenlace), investigación, extracción de datos independiente, validación, revisión y edición del manuscrito. Ambos autores resolvieron las discrepancias de extracción por consenso y aprobaron la versión final.</w:t>
+        <w:t xml:space="preserve"> metodología (definiciones de desenlace), investigación, extracción de datos independiente (122 de los 124 estudios), validación, revisión y edición del manuscrito.</w:t>
       </w:r>
     </w:p>
     <w:p>
@@ -1517,63 +1525,7 @@
         <w:t>Uso de inteligencia artificial.</w:t>
       </w:r>
       <w:r>
-        <w:t xml:space="preserve"> Se empleó un modelo de lenguaje generativo (Claude Opus 5, Anthropic) en cuatro tareas, y conviene distinguirlas porque no comprometen al trabajo por igual.</w:t>
-      </w:r>
-    </w:p>
-    <w:p>
-      <w:r>
-        <w:rPr>
-          <w:i/>
-        </w:rPr>
-        <w:t>Emitiendo juicios que determinan el corpus:</w:t>
-      </w:r>
-      <w:r>
-        <w:t xml:space="preserve"> el modelo cribó títulos y resúmenes como </w:t>
-      </w:r>
-      <w:r>
-        <w:rPr>
-          <w:b/>
-        </w:rPr>
-        <w:t>revisor único y sin duplicación independiente</w:t>
-      </w:r>
-      <w:r>
-        <w:t xml:space="preserve"> —13 917 decisiones de título y 460 de resumen— y realizó la pre-extracción desde resúmenes. Estas decisiones </w:t>
-      </w:r>
-      <w:r>
-        <w:rPr>
-          <w:b/>
-        </w:rPr>
-        <w:t>no fueron adjudicadas individualmente por un revisor humano</w:t>
-      </w:r>
-      <w:r>
-        <w:t>. Están registradas una a una, con su motivo, el modelo y su marca de tiempo, y se aportan íntegras (S3, S4). El detalle y sus consecuencias figuran en las secciones 2.4 y 4.4.</w:t>
-      </w:r>
-    </w:p>
-    <w:p>
-      <w:r>
-        <w:rPr>
-          <w:i/>
-        </w:rPr>
-        <w:t>Sin emitir juicios:</w:t>
-      </w:r>
-      <w:r>
-        <w:t xml:space="preserve"> asistencia en la programación del canal y en la redacción de borradores.</w:t>
-      </w:r>
-    </w:p>
-    <w:p>
-      <w:r>
-        <w:rPr>
-          <w:i/>
-        </w:rPr>
-        <w:t>Sin intervención del modelo:</w:t>
-      </w:r>
-      <w:r>
-        <w:t xml:space="preserve"> el diseño y la ejecución de las búsquedas, que realizó D.V. interrogando cada interfaz (sección 2.3); la fijación de los criterios de elegibilidad y del vocabulario de exclusión, anteriores al cribado; y la extracción de datos, que realizan los dos autores por duplicado.</w:t>
-      </w:r>
-    </w:p>
-    <w:p>
-      <w:r>
-        <w:t>Los autores diseñaron la revisión, fijaron los criterios y el vocabulario de exclusión antes de empezar, realizan la extracción de datos por duplicado sin intervención del modelo, y asumen la responsabilidad íntegra por la exactitud e integridad del trabajo. Ninguna herramienta de IA figura como autora, conforme a las recomendaciones del ICMJE.</w:t>
+        <w:t xml:space="preserve"> El cribado lo condujo un solo revisor humano, sin duplicación por un segundo revisor. Se empleó un modelo de lenguaje generativo (Claude Opus 5, Anthropic) para emitir las decisiones registro a registro del cribado de títulos y resúmenes y para la pre-extracción desde resúmenes, aplicando criterios y un vocabulario cerrado que los autores fijaron antes de empezar, así como en asistencia de programación y redacción de borradores. Los informes que superaron el cribado los revisaron los autores uno a uno; los que el modelo excluyó no los releyó ningún humano. El diseño y la ejecución de las búsquedas, la fijación de los criterios de elegibilidad y la extracción de datos se realizaron sin intervención del modelo. Cada decisión de cribado está registrada con su motivo y su marca de tiempo, y se aporta íntegra (S3, S4). Los autores asumen la responsabilidad por la exactitud e integridad del trabajo. Ninguna herramienta de IA figura como autora, conforme a las recomendaciones del ICMJE.</w:t>
       </w:r>
     </w:p>
     <w:p>

--- a/verificables revisión sistemática/manuscrito_es.docx
+++ b/verificables revisión sistemática/manuscrito_es.docx
@@ -54,7 +54,7 @@
         <w:t>Recuento de palabras:</w:t>
       </w:r>
       <w:r>
-        <w:t xml:space="preserve"> resumen 323; texto principal 4 811.</w:t>
+        <w:t xml:space="preserve"> resumen 323; texto principal 4 861.</w:t>
       </w:r>
     </w:p>
     <w:p>
@@ -162,7 +162,7 @@
         <w:t>Resultados.</w:t>
       </w:r>
       <w:r>
-        <w:t xml:space="preserve"> De 23 057 registros quedaron 17 129 informes únicos. Pasaron a texto completo 233, agrupados en 184 estudios; 124 de ellos tienen publicación recuperable. El 39,5 % son casos únicos y solo el 18,5 % son comparativos. No consta la procedencia geográfica en el 61,3 % ni puede asignarse la clase de resistencia en el 80,6 %. Se obtuvo el texto completo de 91 estudios (73,4 %); la fracción restante concentra el 47,8 % de los diseños comparativos. El criterio de idioma eliminó 35 estudios, 18 de ellos comparativos.</w:t>
+        <w:t xml:space="preserve"> De 23 057 registros quedaron 17 129 informes únicos. Pasaron a texto completo 233, agrupados en 184 estudios; 124 de ellos tienen publicación recuperable. El 39,5 % son casos únicos y solo el 18,5 % son comparativos. No consta la procedencia geográfica en el 61,3 % ni puede asignarse la clase de resistencia en el 80,6 %. Se obtuvo el texto completo de 93 estudios (75,0 %); la fracción restante concentra el 47,8 % de los diseños comparativos. El criterio de idioma eliminó 35 estudios, 18 de ellos comparativos.</w:t>
       </w:r>
     </w:p>
     <w:p>
@@ -657,7 +657,7 @@
         <w:t>por duplicado e independiente</w:t>
       </w:r>
       <w:r>
-        <w:t xml:space="preserve"> entre los dos revisores. Un revisor extrajo los 124 estudios con publicación recuperable y el segundo extrajo 122 de ellos, de modo que el 98 % del corpus tiene doble extracción. Sobre las 130 filas de brazo comparables se registraron 575 desacuerdos de valor; la concordancia, medida antes de resolverlos, fue del 78 % de acuerdo mediano y una kappa de Cohen mediana de 0,57 sobre los 8 de 9 campos categóricos en que resulta informativa, con un recorrido del 55 % al 100 % según la variable. Las discrepancias se resuelven por consenso entre los dos revisores, con registro de quién resolvió y cuándo; en el momento de este informe hay 2 de 575 adjudicadas y el registro completo se aporta como suplemento.</w:t>
+        <w:t xml:space="preserve"> entre los dos revisores. Un revisor extrajo los 124 estudios con publicación recuperable y el segundo extrajo 122 de ellos, de modo que el 98 % del corpus tiene doble extracción. Sobre las 130 filas de brazo comparables se registraron 575 desacuerdos de valor; la concordancia, medida antes de resolverlos, fue del 78 % de acuerdo mediano y una kappa de Cohen mediana de 0,57 sobre los 8 de 9 campos categóricos en que resulta informativa, con un recorrido del 55 % al 100 % según la variable. Las discrepancias se resolvieron por consenso entre los dos revisores, con registro de quién resolvió y cuándo: hay 559 de 575 adjudicadas. De las 16 restantes, 2 se habían cerrado antes aplicando una regla mecánica sobre una comparación posteriormente rehecha y no llevan firma conjunta, y 14 siguen abiertas: 10 porque el formulario no ofrecía la opción «no derivable» en los campos donde los revisores la necesitaban, y 4 por datos que exigen releer el artículo. El registro completo, resuelto a resuelto, se aporta como suplemento.</w:t>
       </w:r>
     </w:p>
     <w:p>
@@ -888,10 +888,10 @@
         <w:rPr>
           <w:b/>
         </w:rPr>
-        <w:t>91 de los 124 estudios recuperables (73,4 %)</w:t>
-      </w:r>
-      <w:r>
-        <w:t xml:space="preserve"> por vías de acceso abierto legítimas. Los 33 restantes requieren préstamo interbibliotecario, acceso institucional o solicitud a los autores.</w:t>
+        <w:t>93 de los 124 estudios recuperables (75,0 %)</w:t>
+      </w:r>
+      <w:r>
+        <w:t xml:space="preserve"> por vías de acceso abierto legítimas. Los 31 restantes requieren préstamo interbibliotecario, acceso institucional o solicitud a los autores.</w:t>
       </w:r>
     </w:p>
     <w:p>
@@ -1402,7 +1402,7 @@
         <w:t>Cuarta:</w:t>
       </w:r>
       <w:r>
-        <w:t xml:space="preserve"> el texto completo se obtuvo para el 73,4 % de los estudios recuperables, y la fracción faltante está enriquecida en diseños comparativos, de manera que lo descrito subrepresenta la parte comparativa del campo. </w:t>
+        <w:t xml:space="preserve"> el texto completo se obtuvo para el 75,0 % de los estudios recuperables, y la fracción faltante está enriquecida en diseños comparativos, de manera que lo descrito subrepresenta la parte comparativa del campo. </w:t>
       </w:r>
       <w:r>
         <w:rPr>

--- a/verificables revisión sistemática/manuscrito_es.docx
+++ b/verificables revisión sistemática/manuscrito_es.docx
@@ -54,7 +54,7 @@
         <w:t>Recuento de palabras:</w:t>
       </w:r>
       <w:r>
-        <w:t xml:space="preserve"> resumen 323; texto principal 4 861.</w:t>
+        <w:t xml:space="preserve"> resumen 373; texto principal 5 310.</w:t>
       </w:r>
     </w:p>
     <w:p>
@@ -65,7 +65,7 @@
         <w:t>Tablas:</w:t>
       </w:r>
       <w:r>
-        <w:t xml:space="preserve"> 4. </w:t>
+        <w:t xml:space="preserve"> 5. </w:t>
       </w:r>
       <w:r>
         <w:rPr>
@@ -151,7 +151,7 @@
         <w:t>Métodos.</w:t>
       </w:r>
       <w:r>
-        <w:t xml:space="preserve"> Revisión sistemática conforme a PRISMA 2020, con corrientes separadas para bases y registros de ensayos. Se interrogaron ocho bases y registros, incluidos BVS y SciELO, con una ventana de publicación de 2016 a 2026 aplicada en las fuentes que la admiten. Solo se admitieron informes en inglés o español, criterio incorporado como enmienda posterior al cribado y verificado informe a informe, también sobre el texto completo de cada PDF. La unidad de inclusión fue el estudio, no el informe. La extracción se realizó a mano, y la caracterización que aquí se reporta procede de una pre-extracción sistemática desde el resumen.</w:t>
+        <w:t xml:space="preserve"> Revisión sistemática conforme a PRISMA 2020, con corrientes separadas para bases y registros de ensayos. Se interrogaron ocho bases y registros, incluidos BVS y SciELO, con una ventana de publicación de 2016 a 2026 aplicada en las fuentes que la admiten. Solo se admitieron informes en inglés o español, criterio incorporado como enmienda posterior al cribado y verificado informe a informe, también sobre el texto completo de cada PDF. La unidad de inclusión fue el estudio, no el informe. La extracción se realizó a mano, por duplicado e independiente, y sus desacuerdos se resolvieron por consenso. La caracterización estructural procede de una pre-extracción sistemática desde el resumen; la completitud de reporte por desenlace, de la extracción adjudicada.</w:t>
       </w:r>
     </w:p>
     <w:p>
@@ -162,7 +162,7 @@
         <w:t>Resultados.</w:t>
       </w:r>
       <w:r>
-        <w:t xml:space="preserve"> De 23 057 registros quedaron 17 129 informes únicos. Pasaron a texto completo 233, agrupados en 184 estudios; 124 de ellos tienen publicación recuperable. El 39,5 % son casos únicos y solo el 18,5 % son comparativos. No consta la procedencia geográfica en el 61,3 % ni puede asignarse la clase de resistencia en el 80,6 %. Se obtuvo el texto completo de 93 estudios (75,0 %); la fracción restante concentra el 47,8 % de los diseños comparativos. El criterio de idioma eliminó 35 estudios, 18 de ellos comparativos.</w:t>
+        <w:t xml:space="preserve"> De 23 057 registros quedaron 17 129 informes únicos. Pasaron a texto completo 233, agrupados en 184 estudios; 124 de ellos tienen publicación recuperable. El 39,5 % son casos únicos y solo el 18,5 % son comparativos. No consta la procedencia geográfica en el 61,3 % ni puede asignarse la clase de resistencia en el 80,6 %. Se obtuvo el texto completo de 93 estudios (75,0 %); la fracción restante concentra el 47,8 % de los diseños comparativos. El criterio de idioma eliminó 35 estudios, 18 de ellos comparativos. En el 52,3 % de los 132 brazos extraídos el estudio no define de forma operativa el éxito clínico, y solo 3 brazos reúnen a la vez diseño comparativo, numerador, denominador y definición.</w:t>
       </w:r>
     </w:p>
     <w:p>
@@ -657,12 +657,12 @@
         <w:t>por duplicado e independiente</w:t>
       </w:r>
       <w:r>
-        <w:t xml:space="preserve"> entre los dos revisores. Un revisor extrajo los 124 estudios con publicación recuperable y el segundo extrajo 122 de ellos, de modo que el 98 % del corpus tiene doble extracción. Sobre las 130 filas de brazo comparables se registraron 575 desacuerdos de valor; la concordancia, medida antes de resolverlos, fue del 78 % de acuerdo mediano y una kappa de Cohen mediana de 0,57 sobre los 8 de 9 campos categóricos en que resulta informativa, con un recorrido del 55 % al 100 % según la variable. Las discrepancias se resolvieron por consenso entre los dos revisores, con registro de quién resolvió y cuándo: hay 559 de 575 adjudicadas. De las 16 restantes, 2 se habían cerrado antes aplicando una regla mecánica sobre una comparación posteriormente rehecha y no llevan firma conjunta, y 14 siguen abiertas: 10 porque el formulario no ofrecía la opción «no derivable» en los campos donde los revisores la necesitaban, y 4 por datos que exigen releer el artículo. El registro completo, resuelto a resuelto, se aporta como suplemento.</w:t>
+        <w:t xml:space="preserve"> entre los dos revisores. Un revisor extrajo los 124 estudios con publicación recuperable y el segundo extrajo 122 de ellos, de modo que el 98 % del corpus tiene doble extracción. Sobre las 130 filas de brazo comparables se registraron 547 desacuerdos de valor; la concordancia, medida antes de resolverlos, fue del 78 % de acuerdo mediano y una kappa de Cohen mediana de 0,62 sobre los 8 de 9 campos categóricos en que resulta informativa, con un recorrido del 64 % al 100 % según la variable. Las discrepancias se resolvieron por consenso entre los dos revisores, con registro de quién resolvió y cuándo: hay 531 de 547 adjudicadas. De las 16 restantes, 2 se habían cerrado antes aplicando una regla mecánica sobre una comparación posteriormente rehecha y no llevan firma conjunta, y 14 siguen abiertas: 10 porque el formulario no ofrecía la opción «no derivable» en los campos donde los revisores la necesitaban, y 4 por datos que exigen releer el artículo. El registro completo, resuelto a resuelto, se aporta como suplemento.</w:t>
       </w:r>
     </w:p>
     <w:p>
       <w:r>
-        <w:t xml:space="preserve">Los datos que se reportan proceden de una pre-extracción sistemática desde el resumen de los 124 estudios, realizada con el mismo esquema de variables y marcada como parcial en cada registro. Este informe no presenta estimaciones de eficacia: caracteriza la estructura del cuerpo de evidencia y su </w:t>
+        <w:t xml:space="preserve">La caracterización estructural del corpus (secciones 3.1 a 3.4, tablas 1 a 4) procede de una pre-extracción sistemática desde el resumen de los 124 estudios, realizada con el mismo esquema de variables y marcada como parcial en cada registro. La completitud de reporte por desenlace (sección 3.5, tabla 5) procede en cambio de la extracción adjudicada, y se identifica como tal en cada cifra. Este informe no presenta estimaciones de eficacia: caracteriza la estructura del cuerpo de evidencia y su </w:t>
       </w:r>
       <w:r>
         <w:rPr>
@@ -671,7 +671,7 @@
         <w:t>verificabilidad</w:t>
       </w:r>
       <w:r>
-        <w:t>, con dos componentes medidos —la recuperabilidad del informe (secciones 3.1 y 3.2) y la completitud de reporte (sección 3.4)—.</w:t>
+        <w:t>, con tres componentes medidos —la recuperabilidad del informe (secciones 3.1 y 3.2), la completitud de reporte estructural (sección 3.4) y la completitud de reporte de desenlaces (sección 3.5)—.</w:t>
       </w:r>
     </w:p>
     <w:p>
@@ -684,7 +684,18 @@
     </w:p>
     <w:p>
       <w:r>
-        <w:t>Se preveía evaluar el riesgo de sesgo con RoB 2 para ensayos aleatorizados [@Sterne2019_rob2], ROBINS-I para estudios no aleatorizados [@Sterne2016_robinsi] y los dominios de Murad para reportes y series de casos [@Murad2018_casereports; @Munn2020_jbicaseseries], y la certeza con GRADE [@Guyatt2011_grade]. Estas evaluaciones dependen del texto completo y se reportarán con la extracción definitiva.</w:t>
+        <w:t>Se preveía evaluar el riesgo de sesgo con RoB 2 para ensayos aleatorizados [@Sterne2019_rob2], ROBINS-I para estudios no aleatorizados [@Sterne2016_robinsi] y los dominios de Murad para reportes y series de casos [@Murad2018_casereports; @Munn2020_jbicaseseries], y la certeza con GRADE [@Guyatt2011_grade].</w:t>
+      </w:r>
+    </w:p>
+    <w:p>
+      <w:r>
+        <w:rPr>
+          <w:b/>
+        </w:rPr>
+        <w:t>Ninguna de las dos evaluaciones se ha realizado, y esta revisión no las reporta.</w:t>
+      </w:r>
+      <w:r>
+        <w:t xml:space="preserve"> Los motivos son concretos y conviene declararlos por separado. El riesgo de sesgo exige que los dos revisores lean cada artículo y emitan un juicio por dominio; queda pendiente y no se sustituye por ningún indicador derivado del diseño, que no es lo mismo. Además, 31 de los 124 estudios con publicación recuperable siguen sin texto completo (sección 3.2), de modo que una evaluación hecha hoy dejaría fuera a una fracción no aleatoria del corpus. En cuanto a GRADE, evalúa la certeza de una estimación agrupada, y esta revisión no presenta ninguna: la sección 3.5 muestra que solo 3 de los 132 brazos reúnen los requisitos mínimos para agregar. Calificar la certeza de un resultado que no existe sería un trámite, no una evaluación.</w:t>
       </w:r>
     </w:p>
     <w:p>
@@ -1126,7 +1137,62 @@
         <w:pStyle w:val="Heading2"/>
       </w:pPr>
       <w:r>
-        <w:t>3.5 Viabilidad de la síntesis cuantitativa</w:t>
+        <w:t>3.5 Lo que el corpus reporta en cada desenlace</w:t>
+      </w:r>
+    </w:p>
+    <w:p>
+      <w:r>
+        <w:t>La extracción por duplicado, ya adjudicada, permite medir por primera vez qué reporta este cuerpo de evidencia en los cinco desenlaces declarados en los criterios de elegibilidad. La tabla 5 lo resume sobre los 132 brazos extraídos.</w:t>
+      </w:r>
+    </w:p>
+    <w:p>
+      <w:r>
+        <w:t>La completitud es desigual y, en el mejor de los casos, parcial. Los eventos adversos son lo que más se reporta con denominador (73,5 % de los brazos) y la emergencia de resistencia al fago lo que menos (24,2 %), pese a ser el desenlace que decide si la intervención conserva su utilidad. El éxito clínico, que es el que las síntesis publicadas agregan, consta con numerador y denominador en el 62,9 % de los brazos.</w:t>
+      </w:r>
+    </w:p>
+    <w:p>
+      <w:r>
+        <w:t xml:space="preserve">Ese 62,9 % es, sin embargo, engañoso si se lee como disponibilidad para agregar. </w:t>
+      </w:r>
+      <w:r>
+        <w:rPr>
+          <w:b/>
+        </w:rPr>
+        <w:t>En 69 de los 132 brazos (52,3 %) los dos revisores concluyeron, por consenso, que el estudio no ofrece una definición operativa de éxito clínico</w:t>
+      </w:r>
+      <w:r>
+        <w:t>: el artículo declara un número de pacientes con «buen resultado» sin decir qué había que observar para contarlo. Un numerador así no nombra nada comparable con el numerador de otro estudio.</w:t>
+      </w:r>
+    </w:p>
+    <w:p>
+      <w:r>
+        <w:t xml:space="preserve">Al cruzar los cuatro requisitos que una proporción agrupada exigiría —diseño comparativo, numerador, denominador y definición operativa del desenlace— el corpus deja </w:t>
+      </w:r>
+      <w:r>
+        <w:rPr>
+          <w:b/>
+        </w:rPr>
+        <w:t>3 brazos de los 132</w:t>
+      </w:r>
+      <w:r>
+        <w:t xml:space="preserve">. Los tres, además, miden cosas distintas: uno toma como desenlace principal el </w:t>
+      </w:r>
+      <w:r>
+        <w:rPr>
+          <w:i/>
+        </w:rPr>
+        <w:t>tiempo</w:t>
+      </w:r>
+      <w:r>
+        <w:t xml:space="preserve"> hasta una reducción sostenida de la carga bacteriana medida por hisopo; otro, la ausencia o resolución de un síndrome clínico de seis signos sin neumonía asociada a ventilación; el tercero, el alivio de los síntomas «con independencia de si la bacteria se detectaba». No hay dos que definan lo mismo.</w:t>
+      </w:r>
+    </w:p>
+    <w:p>
+      <w:pPr>
+        <w:pStyle w:val="Heading2"/>
+      </w:pPr>
+      <w:r>
+        <w:t>3.6 Viabilidad de la síntesis cuantitativa</w:t>
       </w:r>
     </w:p>
     <w:p>
@@ -1549,7 +1615,7 @@
     </w:p>
     <w:p>
       <w:r>
-        <w:t>Las cuatro tablas se aportan como archivos independientes (`paper/tablas/`), cada una con su nota al pie. Las dos figuras se aportan en PDF vectorial (`paper/figuras/`).</w:t>
+        <w:t>Las cinco tablas se aportan como archivos independientes (`paper/tablas/`), cada una con su nota al pie. Las dos figuras se aportan en PDF vectorial (`paper/figuras/`).</w:t>
       </w:r>
     </w:p>
     <w:p>
@@ -1594,6 +1660,17 @@
       </w:r>
       <w:r>
         <w:t xml:space="preserve"> Motivos de exclusión por etapa, con el vocabulario cerrado.</w:t>
+      </w:r>
+    </w:p>
+    <w:p>
+      <w:r>
+        <w:rPr>
+          <w:b/>
+        </w:rPr>
+        <w:t>Tabla 5.</w:t>
+      </w:r>
+      <w:r>
+        <w:t xml:space="preserve"> Completitud de reporte de los cinco desenlaces declarados, sobre la extracción adjudicada (n = 132 brazos).</w:t>
       </w:r>
     </w:p>
     <w:p>

--- a/verificables revisión sistemática/manuscrito_es.docx
+++ b/verificables revisión sistemática/manuscrito_es.docx
@@ -54,7 +54,7 @@
         <w:t>Recuento de palabras:</w:t>
       </w:r>
       <w:r>
-        <w:t xml:space="preserve"> resumen 373; texto principal 5 310.</w:t>
+        <w:t xml:space="preserve"> resumen 379; texto principal 5 510.</w:t>
       </w:r>
     </w:p>
     <w:p>
@@ -162,7 +162,7 @@
         <w:t>Resultados.</w:t>
       </w:r>
       <w:r>
-        <w:t xml:space="preserve"> De 23 057 registros quedaron 17 129 informes únicos. Pasaron a texto completo 233, agrupados en 184 estudios; 124 de ellos tienen publicación recuperable. El 39,5 % son casos únicos y solo el 18,5 % son comparativos. No consta la procedencia geográfica en el 61,3 % ni puede asignarse la clase de resistencia en el 80,6 %. Se obtuvo el texto completo de 93 estudios (75,0 %); la fracción restante concentra el 47,8 % de los diseños comparativos. El criterio de idioma eliminó 35 estudios, 18 de ellos comparativos. En el 52,3 % de los 132 brazos extraídos el estudio no define de forma operativa el éxito clínico, y solo 3 brazos reúnen a la vez diseño comparativo, numerador, denominador y definición.</w:t>
+        <w:t xml:space="preserve"> De 23 057 registros quedaron 17 129 informes únicos. Pasaron a texto completo 233, agrupados en 184 estudios; 124 de ellos tienen publicación recuperable. El 39,5 % son casos únicos y solo el 18,5 % son comparativos. No consta la procedencia geográfica en el 61,3 % ni puede asignarse la clase de resistencia en el 80,6 %. Se obtuvo el texto completo de 93 estudios (75,0 %); la fracción restante concentra el 47,8 % de los diseños comparativos. El criterio de idioma eliminó 35 estudios, 18 de ellos comparativos. En 89 de los 132 brazos extraídos (67,4 %) no consta una definición operativa del éxito clínico, y solo 3 reúnen a la vez diseño comparativo, numerador, denominador y definición; uno de esos 3 mide tiempo, no una proporción.</w:t>
       </w:r>
     </w:p>
     <w:p>
@@ -570,7 +570,7 @@
         <w:t>pre-extracción desde el resumen</w:t>
       </w:r>
       <w:r>
-        <w:t xml:space="preserve">, que es la fuente de toda cifra que este artículo publica, la emitió el mismo modelo bajo el esquema de variables fijado de antemano, y cada registro quedó marcado como parcial. La </w:t>
+        <w:t xml:space="preserve">, que es la fuente de las cifras estructurales de este artículo (secciones 3.1 a 3.4), la emitió el mismo modelo bajo el esquema de variables fijado de antemano, y cada registro quedó marcado como parcial. La </w:t>
       </w:r>
       <w:r>
         <w:rPr>
@@ -579,7 +579,7 @@
         <w:t>extracción desde el texto completo</w:t>
       </w:r>
       <w:r>
-        <w:t>, que alimentaría los desenlaces, la realizaron los revisores a mano y sin modelo; sus resultados no se reportan aquí (sección 2.6).</w:t>
+        <w:t>, de la que salen la sección 3.5 y la tabla 5, la realizaron los dos revisores a mano y sin intervención del modelo (sección 2.6).</w:t>
       </w:r>
     </w:p>
     <w:p>
@@ -708,7 +708,7 @@
     </w:p>
     <w:p>
       <w:r>
-        <w:t>La viabilidad de un metaanálisis de proporciones se evaluó de forma explícita frente a los requisitos habituales de ese diseño [@Barker2021_proportionalma; @Migliavaca2022_i2prevalence]: denominadores interpretables, desenlace comparable entre estudios e intervención suficientemente homogénea. El resultado de esa evaluación se presenta en la sección 3.5.</w:t>
+        <w:t>La viabilidad de un metaanálisis de proporciones se evaluó de forma explícita frente a los requisitos habituales de ese diseño [@Barker2021_proportionalma; @Migliavaca2022_i2prevalence]: denominadores interpretables, desenlace comparable entre estudios e intervención suficientemente homogénea. El resultado de esa evaluación se presenta en la sección 3.6.</w:t>
       </w:r>
     </w:p>
     <w:p>
@@ -1147,7 +1147,7 @@
     </w:p>
     <w:p>
       <w:r>
-        <w:t>La completitud es desigual y, en el mejor de los casos, parcial. Los eventos adversos son lo que más se reporta con denominador (73,5 % de los brazos) y la emergencia de resistencia al fago lo que menos (24,2 %), pese a ser el desenlace que decide si la intervención conserva su utilidad. El éxito clínico, que es el que las síntesis publicadas agregan, consta con numerador y denominador en el 62,9 % de los brazos.</w:t>
+        <w:t>La completitud es desigual y, en el mejor de los casos, parcial. Los eventos adversos son lo que más se reporta con denominador (73,5 % de los brazos) y la emergencia de resistencia al fago lo que menos (24,2 %), pese a ser el desenlace que decide si la intervención conserva su utilidad. El éxito clínico, que es el que las síntesis publicadas agregan, consta con numerador y denominador en el 62,9 % de los brazos. Dos brazos reportan un numerador mayor que su denominador —trece éxitos clínicos sobre un paciente, y cinco eventos adversos sobre cuatro—; se señalan como error de reporte y no se leen como proporciones.</w:t>
       </w:r>
     </w:p>
     <w:p>
@@ -1158,10 +1158,15 @@
         <w:rPr>
           <w:b/>
         </w:rPr>
-        <w:t>En 69 de los 132 brazos (52,3 %) los dos revisores concluyeron, por consenso, que el estudio no ofrece una definición operativa de éxito clínico</w:t>
-      </w:r>
-      <w:r>
-        <w:t>: el artículo declara un número de pacientes con «buen resultado» sin decir qué había que observar para contarlo. Un numerador así no nombra nada comparable con el numerador de otro estudio.</w:t>
+        <w:t>En 89 de los 132 brazos (67,4 %) no consta una definición operativa de éxito clínico.</w:t>
+      </w:r>
+      <w:r>
+        <w:t xml:space="preserve"> En 60 de ellos los revisores lo establecieron leyendo el artículo: 58 declaran un número de pacientes con «buen resultado» sin decir qué había que observar para contarlo, y 2 dejaron el campo sin dato. En los 29 restantes la extracción quedó incompleta, de modo que no consta ni que el artículo la dé ni que no la dé; se cuentan entre los que no la aportan porque el dato no está disponible para quien lea la revisión, no porque se haya establecido su ausencia. Un numerador sin definición no nombra nada comparable con el numerador de otro estudio.</w:t>
+      </w:r>
+    </w:p>
+    <w:p>
+      <w:r>
+        <w:t>El diseño tampoco consta siempre: en 30 de los 132 brazos no puede clasificarse —20 en que los dos revisores acordaron «NA» y 10 que siguen abiertos—, de modo que los recuentos por diseño son suelos sobre los 102 restantes. De esos 102, 24 brazos son de diseño comparativo.</w:t>
       </w:r>
     </w:p>
     <w:p>
@@ -1175,7 +1180,7 @@
         <w:t>3 brazos de los 132</w:t>
       </w:r>
       <w:r>
-        <w:t xml:space="preserve">. Los tres, además, miden cosas distintas: uno toma como desenlace principal el </w:t>
+        <w:t xml:space="preserve">. Y uno de los tres es PhagoBurn, cuyo desenlace principal es el </w:t>
       </w:r>
       <w:r>
         <w:rPr>
@@ -1184,7 +1189,16 @@
         <w:t>tiempo</w:t>
       </w:r>
       <w:r>
-        <w:t xml:space="preserve"> hasta una reducción sostenida de la carga bacteriana medida por hisopo; otro, la ausencia o resolución de un síndrome clínico de seis signos sin neumonía asociada a ventilación; el tercero, el alivio de los síntomas «con independencia de si la bacteria se detectaba». No hay dos que definan lo mismo.</w:t>
+        <w:t xml:space="preserve"> hasta una reducción sostenida de la carga bacteriana [@Jault2019_phagoburn]: no es una proporción, y solo entraría en un metaanálisis de proporciones si el sintetizador la convirtiera en una. </w:t>
+      </w:r>
+      <w:r>
+        <w:rPr>
+          <w:b/>
+        </w:rPr>
+        <w:t>Quedan 2.</w:t>
+      </w:r>
+      <w:r>
+        <w:t xml:space="preserve"> Y los dos definen el éxito de forma distinta: uno como la ausencia o resolución de un síndrome clínico de seis signos sin neumonía asociada a ventilación; el otro, como el alivio de los síntomas «con independencia de si la bacteria se detectaba». No hay dos que definan lo mismo porque no hay dos.</w:t>
       </w:r>
     </w:p>
     <w:p>
@@ -1459,7 +1473,7 @@
         <w:t>Tercera:</w:t>
       </w:r>
       <w:r>
-        <w:t xml:space="preserve"> este informe no presenta desenlaces, ni riesgo de sesgo, ni certeza GRADE: es una caracterización del cuerpo de evidencia, no una síntesis de sus resultados. </w:t>
+        <w:t xml:space="preserve"> este informe describe la completitud con que se reportan los desenlaces (sección 3.5), pero no presenta estimaciones de eficacia, ni evaluación del riesgo de sesgo, ni certeza GRADE (sección 2.7): es una caracterización del cuerpo de evidencia, no una síntesis de sus resultados. </w:t>
       </w:r>
       <w:r>
         <w:rPr>

--- a/verificables revisión sistemática/manuscrito_es.docx
+++ b/verificables revisión sistemática/manuscrito_es.docx
@@ -54,7 +54,7 @@
         <w:t>Recuento de palabras:</w:t>
       </w:r>
       <w:r>
-        <w:t xml:space="preserve"> resumen 379; texto principal 5 510.</w:t>
+        <w:t xml:space="preserve"> resumen 379; texto principal 5 597.</w:t>
       </w:r>
     </w:p>
     <w:p>
@@ -648,7 +648,7 @@
     </w:p>
     <w:p>
       <w:r>
-        <w:t xml:space="preserve">El formulario de extracción, con 31 variables y vocabularios controlados, se piloteó sobre cinco estudios antes de su uso. La extracción se hizo </w:t>
+        <w:t xml:space="preserve">El formulario de extracción, con 23 variables de datos y vocabularios controlados, se piloteó sobre cinco estudios antes de su uso. La extracción se hizo </w:t>
       </w:r>
       <w:r>
         <w:rPr>
@@ -657,7 +657,7 @@
         <w:t>por duplicado e independiente</w:t>
       </w:r>
       <w:r>
-        <w:t xml:space="preserve"> entre los dos revisores. Un revisor extrajo los 124 estudios con publicación recuperable y el segundo extrajo 122 de ellos, de modo que el 98 % del corpus tiene doble extracción. Sobre las 130 filas de brazo comparables se registraron 547 desacuerdos de valor; la concordancia, medida antes de resolverlos, fue del 78 % de acuerdo mediano y una kappa de Cohen mediana de 0,62 sobre los 8 de 9 campos categóricos en que resulta informativa, con un recorrido del 64 % al 100 % según la variable. Las discrepancias se resolvieron por consenso entre los dos revisores, con registro de quién resolvió y cuándo: hay 531 de 547 adjudicadas. De las 16 restantes, 2 se habían cerrado antes aplicando una regla mecánica sobre una comparación posteriormente rehecha y no llevan firma conjunta, y 14 siguen abiertas: 10 porque el formulario no ofrecía la opción «no derivable» en los campos donde los revisores la necesitaban, y 4 por datos que exigen releer el artículo. El registro completo, resuelto a resuelto, se aporta como suplemento.</w:t>
+        <w:t xml:space="preserve"> entre los dos revisores. Un revisor extrajo los 124 estudios con publicación recuperable y el segundo extrajo 122 de ellos, de modo que el 98 % del corpus tiene doble extracción. Sobre las 130 filas de brazo comparables se registraron 541 desacuerdos de valor; la concordancia, medida antes de resolverlos, fue del 78 % de acuerdo mediano y una kappa de Cohen mediana de 0,62 sobre los 8 de 9 campos categóricos en que resulta informativa, con un recorrido del 64 % al 100 % según la variable. Las discrepancias se resolvieron por consenso entre los dos revisores, con registro de quién resolvió y cuándo: hay 525 de 541 adjudicadas. De las 16 restantes, 2 se habían cerrado antes aplicando una regla mecánica sobre una comparación posteriormente rehecha y no llevan firma conjunta, y 14 siguen abiertas: 10 porque el formulario no ofrecía la opción «no derivable» en los campos donde los revisores la necesitaban, y 4 por datos que exigen releer el artículo. El registro completo, resuelto a resuelto, se aporta como suplemento.</w:t>
       </w:r>
     </w:p>
     <w:p>
@@ -1147,7 +1147,7 @@
     </w:p>
     <w:p>
       <w:r>
-        <w:t>La completitud es desigual y, en el mejor de los casos, parcial. Los eventos adversos son lo que más se reporta con denominador (73,5 % de los brazos) y la emergencia de resistencia al fago lo que menos (24,2 %), pese a ser el desenlace que decide si la intervención conserva su utilidad. El éxito clínico, que es el que las síntesis publicadas agregan, consta con numerador y denominador en el 62,9 % de los brazos. Dos brazos reportan un numerador mayor que su denominador —trece éxitos clínicos sobre un paciente, y cinco eventos adversos sobre cuatro—; se señalan como error de reporte y no se leen como proporciones.</w:t>
+        <w:t>La completitud es desigual y, en el mejor de los casos, parcial. Los eventos adversos son lo que más se reporta con denominador (73,5 % de los brazos) y la emergencia de resistencia al fago lo que menos (24,2 %), pese a ser el desenlace que decide si la intervención conserva su utilidad. Esos porcentajes se calculan sobre los 132 brazos, e incluyen por tanto 31 de estudios cuyo texto completo no se ha recuperado: de un artículo que no se ha podido leer no cabe afirmar que calle. Sobre los 101 brazos legibles las cifras suben —del 73,5 % al 84,2 % en eventos adversos, del 24,2 % al 31,7 % en resistencia—, y la tabla 5 da las dos columnas para que el lector distinga el silencio de la literatura del hueco documental de esta revisión. El éxito clínico, que es el que las síntesis publicadas agregan, consta con numerador y denominador en el 62,9 % de los brazos. Dos brazos reportan un numerador mayor que su denominador —trece éxitos clínicos sobre un paciente, y cinco eventos adversos sobre cuatro—; se señalan como error de reporte y no se leen como proporciones.</w:t>
       </w:r>
     </w:p>
     <w:p>

--- a/verificables revisión sistemática/manuscrito_es.docx
+++ b/verificables revisión sistemática/manuscrito_es.docx
@@ -54,7 +54,7 @@
         <w:t>Recuento de palabras:</w:t>
       </w:r>
       <w:r>
-        <w:t xml:space="preserve"> resumen 379; texto principal 5 597.</w:t>
+        <w:t xml:space="preserve"> resumen 298; texto principal 5 597.</w:t>
       </w:r>
     </w:p>
     <w:p>
@@ -111,7 +111,7 @@
         <w:t>Pseudomonas aeruginosa</w:t>
       </w:r>
       <w:r>
-        <w:t xml:space="preserve"> resistente a carbapenémicos figura como patógeno de prioridad </w:t>
+        <w:t xml:space="preserve"> resistente a carbapenémicos es patógeno de prioridad </w:t>
       </w:r>
       <w:r>
         <w:rPr>
@@ -120,7 +120,7 @@
         <w:t>alta</w:t>
       </w:r>
       <w:r>
-        <w:t xml:space="preserve"> en la lista de la OMS de 2024, tras haber sido de prioridad crítica en la de 2017. Varias síntesis recientes han agregado los desenlaces de la fagoterapia en proporciones globales de éxito. Hacerlo da por supuesto que este cuerpo de evidencia admite agregación, y nadie ha examinado ese supuesto.</w:t>
+        <w:t xml:space="preserve"> para la OMS. Varias síntesis recientes agregan los desenlaces de la fagoterapia en proporciones globales de éxito, lo que presupone que este cuerpo de evidencia admite agregación. Nadie ha examinado ese supuesto.</w:t>
       </w:r>
     </w:p>
     <w:p>
@@ -131,16 +131,7 @@
         <w:t>Objetivos.</w:t>
       </w:r>
       <w:r>
-        <w:t xml:space="preserve"> Delimitar de forma reproducible la literatura clínica sobre fagoterapia en </w:t>
-      </w:r>
-      <w:r>
-        <w:rPr>
-          <w:i/>
-        </w:rPr>
-        <w:t>P. aeruginosa</w:t>
-      </w:r>
-      <w:r>
-        <w:t xml:space="preserve"> resistente y determinar si su estructura y su reporte permiten una síntesis cuantitativa de eficacia.</w:t>
+        <w:t xml:space="preserve"> Delimitar de forma reproducible esa literatura y determinar si su estructura y su reporte permiten una síntesis cuantitativa de eficacia.</w:t>
       </w:r>
     </w:p>
     <w:p>
@@ -151,7 +142,16 @@
         <w:t>Métodos.</w:t>
       </w:r>
       <w:r>
-        <w:t xml:space="preserve"> Revisión sistemática conforme a PRISMA 2020, con corrientes separadas para bases y registros de ensayos. Se interrogaron ocho bases y registros, incluidos BVS y SciELO, con una ventana de publicación de 2016 a 2026 aplicada en las fuentes que la admiten. Solo se admitieron informes en inglés o español, criterio incorporado como enmienda posterior al cribado y verificado informe a informe, también sobre el texto completo de cada PDF. La unidad de inclusión fue el estudio, no el informe. La extracción se realizó a mano, por duplicado e independiente, y sus desacuerdos se resolvieron por consenso. La caracterización estructural procede de una pre-extracción sistemática desde el resumen; la completitud de reporte por desenlace, de la extracción adjudicada.</w:t>
+        <w:t xml:space="preserve"> Revisión conforme a PRISMA 2020, con corrientes separadas para bases y registros. Ocho fuentes, incluidas BVS y SciELO, ventana de 2016 a 2026 donde la admiten. Solo inglés o español, criterio incorporado como </w:t>
+      </w:r>
+      <w:r>
+        <w:rPr>
+          <w:b/>
+        </w:rPr>
+        <w:t>enmienda posterior al cribado</w:t>
+      </w:r>
+      <w:r>
+        <w:t xml:space="preserve"> y verificado sobre el texto completo. La unidad fue el estudio. Extracción manual, por duplicado e independiente, con los desacuerdos resueltos por consenso; la caracterización estructural procede de una pre-extracción desde el resumen y la completitud por desenlace, de la extracción adjudicada.</w:t>
       </w:r>
     </w:p>
     <w:p>
@@ -162,7 +162,7 @@
         <w:t>Resultados.</w:t>
       </w:r>
       <w:r>
-        <w:t xml:space="preserve"> De 23 057 registros quedaron 17 129 informes únicos. Pasaron a texto completo 233, agrupados en 184 estudios; 124 de ellos tienen publicación recuperable. El 39,5 % son casos únicos y solo el 18,5 % son comparativos. No consta la procedencia geográfica en el 61,3 % ni puede asignarse la clase de resistencia en el 80,6 %. Se obtuvo el texto completo de 93 estudios (75,0 %); la fracción restante concentra el 47,8 % de los diseños comparativos. El criterio de idioma eliminó 35 estudios, 18 de ellos comparativos. En 89 de los 132 brazos extraídos (67,4 %) no consta una definición operativa del éxito clínico, y solo 3 reúnen a la vez diseño comparativo, numerador, denominador y definición; uno de esos 3 mide tiempo, no una proporción.</w:t>
+        <w:t xml:space="preserve"> De 23 057 registros quedaron 17 129 informes únicos. Pasaron a texto completo 233, agrupados en 184 estudios; 124 de ellos tienen publicación recuperable. El 39,5 % son casos únicos y el 18,5 % comparativos; no consta la procedencia en el 61,3 % ni la clase de resistencia en el 80,6 %. Se obtuvo el texto completo de 93 estudios (75,0 %); la fracción restante concentra el 47,8 % de los diseños comparativos. El criterio de idioma eliminó 35 estudios, 18 comparativos. En 89 de los 132 brazos extraídos (67,4 %) no consta definición operativa del éxito clínico, y solo 3 reúnen diseño comparativo, numerador, denominador y definición; uno mide tiempo, no proporción.</w:t>
       </w:r>
     </w:p>
     <w:p>
@@ -173,7 +173,7 @@
         <w:t>Conclusiones.</w:t>
       </w:r>
       <w:r>
-        <w:t xml:space="preserve"> El cuerpo de evidencia es amplio y, a la vez, estructuralmente inadecuado para una síntesis cuantitativa de eficacia. Las proporciones de éxito publicadas descansan sobre supuestos que estos datos no sostienen.</w:t>
+        <w:t xml:space="preserve"> Este cuerpo de evidencia es amplio y a la vez estructuralmente inadecuado para una síntesis cuantitativa de eficacia. Las proporciones publicadas descansan sobre supuestos que estos datos no sostienen.</w:t>
       </w:r>
     </w:p>
     <w:p>

--- a/verificables revisión sistemática/manuscrito_es.docx
+++ b/verificables revisión sistemática/manuscrito_es.docx
@@ -54,7 +54,7 @@
         <w:t>Recuento de palabras:</w:t>
       </w:r>
       <w:r>
-        <w:t xml:space="preserve"> resumen 298; texto principal 5 597.</w:t>
+        <w:t xml:space="preserve"> resumen 251; texto principal 5 597.</w:t>
       </w:r>
     </w:p>
     <w:p>
@@ -102,7 +102,7 @@
         <w:t>Antecedentes.</w:t>
       </w:r>
       <w:r>
-        <w:t xml:space="preserve"> </w:t>
+        <w:t xml:space="preserve"> Varias síntesis recientes agregan los desenlaces de la fagoterapia en </w:t>
       </w:r>
       <w:r>
         <w:rPr>
@@ -111,16 +111,7 @@
         <w:t>Pseudomonas aeruginosa</w:t>
       </w:r>
       <w:r>
-        <w:t xml:space="preserve"> resistente a carbapenémicos es patógeno de prioridad </w:t>
-      </w:r>
-      <w:r>
-        <w:rPr>
-          <w:b/>
-        </w:rPr>
-        <w:t>alta</w:t>
-      </w:r>
-      <w:r>
-        <w:t xml:space="preserve"> para la OMS. Varias síntesis recientes agregan los desenlaces de la fagoterapia en proporciones globales de éxito, lo que presupone que este cuerpo de evidencia admite agregación. Nadie ha examinado ese supuesto.</w:t>
+        <w:t xml:space="preserve"> resistente en proporciones globales de éxito. Eso presupone que el cuerpo de evidencia admite agregación, y nadie lo ha examinado.</w:t>
       </w:r>
     </w:p>
     <w:p>
@@ -131,7 +122,7 @@
         <w:t>Objetivos.</w:t>
       </w:r>
       <w:r>
-        <w:t xml:space="preserve"> Delimitar de forma reproducible esa literatura y determinar si su estructura y su reporte permiten una síntesis cuantitativa de eficacia.</w:t>
+        <w:t xml:space="preserve"> Delimitarla de forma reproducible y determinar si su estructura y su reporte admiten una síntesis cuantitativa de eficacia.</w:t>
       </w:r>
     </w:p>
     <w:p>
@@ -142,7 +133,7 @@
         <w:t>Métodos.</w:t>
       </w:r>
       <w:r>
-        <w:t xml:space="preserve"> Revisión conforme a PRISMA 2020, con corrientes separadas para bases y registros. Ocho fuentes, incluidas BVS y SciELO, ventana de 2016 a 2026 donde la admiten. Solo inglés o español, criterio incorporado como </w:t>
+        <w:t xml:space="preserve"> PRISMA 2020, con corrientes separadas para bases y registros. Ocho fuentes —incluidas BVS y SciELO—, ventana 2016–2026 donde la admiten. Solo inglés o español, criterio incorporado como </w:t>
       </w:r>
       <w:r>
         <w:rPr>
@@ -151,7 +142,7 @@
         <w:t>enmienda posterior al cribado</w:t>
       </w:r>
       <w:r>
-        <w:t xml:space="preserve"> y verificado sobre el texto completo. La unidad fue el estudio. Extracción manual, por duplicado e independiente, con los desacuerdos resueltos por consenso; la caracterización estructural procede de una pre-extracción desde el resumen y la completitud por desenlace, de la extracción adjudicada.</w:t>
+        <w:t xml:space="preserve"> y verificado sobre el texto completo. La unidad fue el estudio. Extracción manual, por duplicado e independiente, con consenso en los desacuerdos; la estructura sale de una pre-extracción desde el resumen y los desenlaces, de la extracción adjudicada.</w:t>
       </w:r>
     </w:p>
     <w:p>
@@ -162,7 +153,7 @@
         <w:t>Resultados.</w:t>
       </w:r>
       <w:r>
-        <w:t xml:space="preserve"> De 23 057 registros quedaron 17 129 informes únicos. Pasaron a texto completo 233, agrupados en 184 estudios; 124 de ellos tienen publicación recuperable. El 39,5 % son casos únicos y el 18,5 % comparativos; no consta la procedencia en el 61,3 % ni la clase de resistencia en el 80,6 %. Se obtuvo el texto completo de 93 estudios (75,0 %); la fracción restante concentra el 47,8 % de los diseños comparativos. El criterio de idioma eliminó 35 estudios, 18 comparativos. En 89 de los 132 brazos extraídos (67,4 %) no consta definición operativa del éxito clínico, y solo 3 reúnen diseño comparativo, numerador, denominador y definición; uno mide tiempo, no proporción.</w:t>
+        <w:t xml:space="preserve"> De 23 057 registros quedaron 17 129 informes únicos; 233 informes formaron 184 estudios, 124 con publicación recuperable. Casos únicos, 39,5 %; comparativos, 18,5 %; sin clase de resistencia asignable, 80,6 %. Se obtuvo el texto completo de 93 (75,0 %) y lo que falta concentra el 47,8 % de los comparativos; el criterio de idioma eliminó 35 estudios, 18 comparativos. En 89 de los 132 brazos (67,4 %) no consta definición operativa del éxito clínico, y solo 3 reúnen diseño comparativo, numerador, denominador y definición; uno mide tiempo, no proporción.</w:t>
       </w:r>
     </w:p>
     <w:p>
@@ -173,7 +164,7 @@
         <w:t>Conclusiones.</w:t>
       </w:r>
       <w:r>
-        <w:t xml:space="preserve"> Este cuerpo de evidencia es amplio y a la vez estructuralmente inadecuado para una síntesis cuantitativa de eficacia. Las proporciones publicadas descansan sobre supuestos que estos datos no sostienen.</w:t>
+        <w:t xml:space="preserve"> Este cuerpo de evidencia es amplio y estructuralmente inadecuado para una síntesis cuantitativa de eficacia: las proporciones publicadas descansan sobre supuestos que estos datos no sostienen.</w:t>
       </w:r>
     </w:p>
     <w:p>

--- a/verificables revisión sistemática/manuscrito_es.docx
+++ b/verificables revisión sistemática/manuscrito_es.docx
@@ -54,7 +54,7 @@
         <w:t>Recuento de palabras:</w:t>
       </w:r>
       <w:r>
-        <w:t xml:space="preserve"> resumen 251; texto principal 5 597.</w:t>
+        <w:t xml:space="preserve"> resumen 263; texto principal 5 782.</w:t>
       </w:r>
     </w:p>
     <w:p>
@@ -65,7 +65,7 @@
         <w:t>Tablas:</w:t>
       </w:r>
       <w:r>
-        <w:t xml:space="preserve"> 5. </w:t>
+        <w:t xml:space="preserve"> 6. </w:t>
       </w:r>
       <w:r>
         <w:rPr>
@@ -83,7 +83,7 @@
         <w:t>Material suplementario:</w:t>
       </w:r>
       <w:r>
-        <w:t xml:space="preserve"> 14 anexos (S0–S13) y su guía.</w:t>
+        <w:t xml:space="preserve"> 16 anexos (S0–S15) y su guía.</w:t>
       </w:r>
     </w:p>
     <w:p>
@@ -133,7 +133,7 @@
         <w:t>Métodos.</w:t>
       </w:r>
       <w:r>
-        <w:t xml:space="preserve"> PRISMA 2020, con corrientes separadas para bases y registros. Ocho fuentes —incluidas BVS y SciELO—, ventana 2016–2026 donde la admiten. Solo inglés o español, criterio incorporado como </w:t>
+        <w:t xml:space="preserve"> PRISMA 2020, corrientes separadas para bases y registros. Ocho fuentes —BVS y SciELO incluidas—, ventana 2016–2026 donde la admiten. Solo inglés o español, criterio incorporado como </w:t>
       </w:r>
       <w:r>
         <w:rPr>
@@ -153,7 +153,16 @@
         <w:t>Resultados.</w:t>
       </w:r>
       <w:r>
-        <w:t xml:space="preserve"> De 23 057 registros quedaron 17 129 informes únicos; 233 informes formaron 184 estudios, 124 con publicación recuperable. Casos únicos, 39,5 %; comparativos, 18,5 %; sin clase de resistencia asignable, 80,6 %. Se obtuvo el texto completo de 93 (75,0 %) y lo que falta concentra el 47,8 % de los comparativos; el criterio de idioma eliminó 35 estudios, 18 comparativos. En 89 de los 132 brazos (67,4 %) no consta definición operativa del éxito clínico, y solo 3 reúnen diseño comparativo, numerador, denominador y definición; uno mide tiempo, no proporción.</w:t>
+        <w:t xml:space="preserve"> De 23 057 registros quedaron 17 129 informes únicos; 233 informes formaron 184 estudios, 124 con publicación recuperable. Casos únicos, 39,5 %; comparativos, 18,5 %; sin clase de resistencia asignable, 80,6 %. Se obtuvo el texto completo de 93 (75,0 %) y lo que falta concentra el 47,8 % de los comparativos; el criterio de idioma eliminó 35 estudios, 18 comparativos. En 89 de los 132 brazos (67,4 %) no consta definición operativa del éxito clínico, y solo 3 reúnen diseño comparativo, numerador, denominador y definición. Al aplicarles los criterios de elegibilidad del propio artículo y descontar el que mide tiempo, </w:t>
+      </w:r>
+      <w:r>
+        <w:rPr>
+          <w:b/>
+        </w:rPr>
+        <w:t>no queda ninguno</w:t>
+      </w:r>
+      <w:r>
+        <w:t>.</w:t>
       </w:r>
     </w:p>
     <w:p>
@@ -1149,20 +1158,38 @@
         <w:rPr>
           <w:b/>
         </w:rPr>
-        <w:t>En 89 de los 132 brazos (67,4 %) no consta una definición operativa de éxito clínico.</w:t>
-      </w:r>
-      <w:r>
-        <w:t xml:space="preserve"> En 60 de ellos los revisores lo establecieron leyendo el artículo: 58 declaran un número de pacientes con «buen resultado» sin decir qué había que observar para contarlo, y 2 dejaron el campo sin dato. En los 29 restantes la extracción quedó incompleta, de modo que no consta ni que el artículo la dé ni que no la dé; se cuentan entre los que no la aportan porque el dato no está disponible para quien lea la revisión, no porque se haya establecido su ausencia. Un numerador sin definición no nombra nada comparable con el numerador de otro estudio.</w:t>
+        <w:t>En 89 de los 132 brazos (67,4 %) no consta una definición operativa de éxito clínico</w:t>
+      </w:r>
+      <w:r>
+        <w:t>; sobre los 101 brazos legibles, en 59 (58,4 %). En 60 de ellos los revisores lo establecieron leyendo el artículo: 58 declaran un número de pacientes con «buen resultado» sin decir qué había que observar para contarlo, y 2 dejaron el campo sin dato. En los 29 restantes la extracción quedó incompleta, de modo que no consta ni que el artículo la dé ni que no la dé; se cuentan entre los que no la aportan porque el dato no está disponible para quien lea la revisión, no porque se haya establecido su ausencia. Un numerador sin definición no nombra nada comparable con el numerador de otro estudio.</w:t>
       </w:r>
     </w:p>
     <w:p>
       <w:r>
-        <w:t>El diseño tampoco consta siempre: en 30 de los 132 brazos no puede clasificarse —20 en que los dos revisores acordaron «NA» y 10 que siguen abiertos—, de modo que los recuentos por diseño son suelos sobre los 102 restantes. De esos 102, 24 brazos son de diseño comparativo.</w:t>
+        <w:t xml:space="preserve">El diseño tampoco consta siempre: en 30 de los 132 brazos no puede clasificarse —20 en que los dos revisores acordaron «NA» y 10 que siguen abiertos—, de modo que los recuentos por diseño son suelos sobre los 102 restantes. De esos 102, </w:t>
+      </w:r>
+      <w:r>
+        <w:rPr>
+          <w:b/>
+        </w:rPr>
+        <w:t>13 brazos son ensayos</w:t>
+      </w:r>
+      <w:r>
+        <w:t xml:space="preserve"> (aleatorizados o no) y </w:t>
+      </w:r>
+      <w:r>
+        <w:rPr>
+          <w:b/>
+        </w:rPr>
+        <w:t>11 son cohortes</w:t>
+      </w:r>
+      <w:r>
+        <w:t>. La sección 3.3 y la tabla 1 llaman «comparativos» solo a los ensayos, y por eso allí la cifra es 23 estudios: cuando en esta sección se dice «comparativo» se incluyen también las cohortes, y son 24 brazos. No son el mismo conjunto.</w:t>
       </w:r>
     </w:p>
     <w:p>
       <w:r>
-        <w:t xml:space="preserve">Al cruzar los cuatro requisitos que una proporción agrupada exigiría —diseño comparativo, numerador, denominador y definición operativa del desenlace— el corpus deja </w:t>
+        <w:t xml:space="preserve">Cruzar los requisitos que una proporción agrupada exigiría vacía el corpus paso a paso. Cuatro de esos requisitos son aritméticos —diseño comparativo, numerador, denominador y definición operativa— y dejan </w:t>
       </w:r>
       <w:r>
         <w:rPr>
@@ -1171,7 +1198,35 @@
         <w:t>3 brazos de los 132</w:t>
       </w:r>
       <w:r>
-        <w:t xml:space="preserve">. Y uno de los tres es PhagoBurn, cuyo desenlace principal es el </w:t>
+        <w:t>. Los dos siguientes son los criterios de elegibilidad que esta misma revisión declara en la sección 2.2, y ninguno de esos 3 los sobrevive.</w:t>
+      </w:r>
+    </w:p>
+    <w:p>
+      <w:r>
+        <w:t xml:space="preserve">El primero es que el desenlace pueda atribuirse a </w:t>
+      </w:r>
+      <w:r>
+        <w:rPr>
+          <w:i/>
+        </w:rPr>
+        <w:t>P. aeruginosa</w:t>
+      </w:r>
+      <w:r>
+        <w:t xml:space="preserve">. La sección 2.2 admite estudios con varios patógenos solo cuando el subgrupo es separable, y en uno de los tres la extracción anota que el artículo no separa los datos: su numerador cuenta pacientes de varias especies. Quedan 2. El segundo es que la administración sea terapéutica. El siguiente de los tres es un ensayo de </w:t>
+      </w:r>
+      <w:r>
+        <w:rPr>
+          <w:i/>
+        </w:rPr>
+        <w:t>prevención</w:t>
+      </w:r>
+      <w:r>
+        <w:t xml:space="preserve"> de neumonía asociada a ventilación, y su desenlace —ausencia de neumonía incidente— no mide lo mismo que la curación de una infección establecida. Queda 1.</w:t>
+      </w:r>
+    </w:p>
+    <w:p>
+      <w:r>
+        <w:t xml:space="preserve">Ese último es PhagoBurn, cuyo desenlace principal es el </w:t>
       </w:r>
       <w:r>
         <w:rPr>
@@ -1186,10 +1241,21 @@
         <w:rPr>
           <w:b/>
         </w:rPr>
-        <w:t>Quedan 2.</w:t>
-      </w:r>
-      <w:r>
-        <w:t xml:space="preserve"> Y los dos definen el éxito de forma distinta: uno como la ausencia o resolución de un síndrome clínico de seis signos sin neumonía asociada a ventilación; el otro, como el alivio de los síntomas «con independencia de si la bacteria se detectaba». No hay dos que definan lo mismo porque no hay dos.</w:t>
+        <w:t>No queda ninguno.</w:t>
+      </w:r>
+    </w:p>
+    <w:p>
+      <w:r>
+        <w:t xml:space="preserve">Dicho de otro modo: de los 132 brazos extraídos de esta literatura, </w:t>
+      </w:r>
+      <w:r>
+        <w:rPr>
+          <w:b/>
+        </w:rPr>
+        <w:t>ninguno reúne a la vez las condiciones aritméticas y los criterios de elegibilidad que harían de su éxito clínico un sumando legítimo de una proporción agrupada</w:t>
+      </w:r>
+      <w:r>
+        <w:t>. No es que los estudios disponibles sean pocos: es que no hay ninguno. La tabla 6 recoge el embudo, paso a paso.</w:t>
       </w:r>
     </w:p>
     <w:p>
@@ -1620,7 +1686,7 @@
     </w:p>
     <w:p>
       <w:r>
-        <w:t>Las cinco tablas se aportan como archivos independientes (`paper/tablas/`), cada una con su nota al pie. Las dos figuras se aportan en PDF vectorial (`paper/figuras/`).</w:t>
+        <w:t>Las seis tablas se aportan como archivos independientes (`paper/tablas/`), cada una con su nota al pie. Las dos figuras se aportan en PDF vectorial (`paper/figuras/`).</w:t>
       </w:r>
     </w:p>
     <w:p>
@@ -1676,6 +1742,17 @@
       </w:r>
       <w:r>
         <w:t xml:space="preserve"> Completitud de reporte de los cinco desenlaces declarados, sobre la extracción adjudicada (n = 132 brazos).</w:t>
+      </w:r>
+    </w:p>
+    <w:p>
+      <w:r>
+        <w:rPr>
+          <w:b/>
+        </w:rPr>
+        <w:t>Tabla 6.</w:t>
+      </w:r>
+      <w:r>
+        <w:t xml:space="preserve"> Brazos que sobreviven a cada requisito de una proporción agrupada de éxito clínico (n = 132 brazos extraídos).</w:t>
       </w:r>
     </w:p>
     <w:p>
@@ -1940,6 +2017,34 @@
       </w:r>
       <w:r>
         <w:t xml:space="preserve"> Resolución de conflictos de extracción, incluidos los que no pueden dirimirse todavía.</w:t>
+      </w:r>
+    </w:p>
+    <w:p>
+      <w:pPr>
+        <w:pStyle w:val="ListBullet"/>
+      </w:pPr>
+      <w:r>
+        <w:rPr>
+          <w:b/>
+        </w:rPr>
+        <w:t>S14.</w:t>
+      </w:r>
+      <w:r>
+        <w:t xml:space="preserve"> Extracción adjudicada: un valor por casilla, brazo a brazo, tras el consenso. Sostiene la sección 3.5 y las tablas 5 y 6.</w:t>
+      </w:r>
+    </w:p>
+    <w:p>
+      <w:pPr>
+        <w:pStyle w:val="ListBullet"/>
+      </w:pPr>
+      <w:r>
+        <w:rPr>
+          <w:b/>
+        </w:rPr>
+        <w:t>S15.</w:t>
+      </w:r>
+      <w:r>
+        <w:t xml:space="preserve"> Procedencia de cada casilla de S14: acuerdo, consenso, una sola lectura o abierta.</w:t>
       </w:r>
     </w:p>
     <w:p>

--- a/verificables revisión sistemática/manuscrito_es.docx
+++ b/verificables revisión sistemática/manuscrito_es.docx
@@ -54,7 +54,7 @@
         <w:t>Recuento de palabras:</w:t>
       </w:r>
       <w:r>
-        <w:t xml:space="preserve"> resumen 263; texto principal 5 782.</w:t>
+        <w:t xml:space="preserve"> resumen 264; texto principal 6 164.</w:t>
       </w:r>
     </w:p>
     <w:p>
@@ -111,7 +111,7 @@
         <w:t>Pseudomonas aeruginosa</w:t>
       </w:r>
       <w:r>
-        <w:t xml:space="preserve"> resistente en proporciones globales de éxito. Eso presupone que el cuerpo de evidencia admite agregación, y nadie lo ha examinado.</w:t>
+        <w:t xml:space="preserve"> resistente en proporciones globales de éxito. Eso presupone que admite agregación, y nadie lo ha examinado.</w:t>
       </w:r>
     </w:p>
     <w:p>
@@ -122,7 +122,7 @@
         <w:t>Objetivos.</w:t>
       </w:r>
       <w:r>
-        <w:t xml:space="preserve"> Delimitarla de forma reproducible y determinar si su estructura y su reporte admiten una síntesis cuantitativa de eficacia.</w:t>
+        <w:t xml:space="preserve"> Delimitarla de forma reproducible y determinar si admite una síntesis cuantitativa de eficacia.</w:t>
       </w:r>
     </w:p>
     <w:p>
@@ -142,7 +142,7 @@
         <w:t>enmienda posterior al cribado</w:t>
       </w:r>
       <w:r>
-        <w:t xml:space="preserve"> y verificado sobre el texto completo. La unidad fue el estudio. Extracción manual, por duplicado e independiente, con consenso en los desacuerdos; la estructura sale de una pre-extracción desde el resumen y los desenlaces, de la extracción adjudicada.</w:t>
+        <w:t xml:space="preserve"> y verificado sobre el texto completo. La unidad fue el estudio. Extracción manual por duplicado, con consenso: la estructura sale de una pre-extracción desde el resumen; los desenlaces, de la adjudicada.</w:t>
       </w:r>
     </w:p>
     <w:p>
@@ -153,7 +153,34 @@
         <w:t>Resultados.</w:t>
       </w:r>
       <w:r>
-        <w:t xml:space="preserve"> De 23 057 registros quedaron 17 129 informes únicos; 233 informes formaron 184 estudios, 124 con publicación recuperable. Casos únicos, 39,5 %; comparativos, 18,5 %; sin clase de resistencia asignable, 80,6 %. Se obtuvo el texto completo de 93 (75,0 %) y lo que falta concentra el 47,8 % de los comparativos; el criterio de idioma eliminó 35 estudios, 18 comparativos. En 89 de los 132 brazos (67,4 %) no consta definición operativa del éxito clínico, y solo 3 reúnen diseño comparativo, numerador, denominador y definición. Al aplicarles los criterios de elegibilidad del propio artículo y descontar el que mide tiempo, </w:t>
+        <w:t xml:space="preserve"> De 23 057 registros quedaron 17 129 informes únicos;233 informes formaron 184 estudios y, al leer los textos completos, </w:t>
+      </w:r>
+      <w:r>
+        <w:rPr>
+          <w:b/>
+        </w:rPr>
+        <w:t>22 no cumplían los criterios</w:t>
+      </w:r>
+      <w:r>
+        <w:t xml:space="preserve"> —protocolos, modelos preclínicos, y artículos donde </w:t>
+      </w:r>
+      <w:r>
+        <w:rPr>
+          <w:i/>
+        </w:rPr>
+        <w:t>P. aeruginosa</w:t>
+      </w:r>
+      <w:r>
+        <w:t xml:space="preserve"> solo figura en el espectro del producto—: quedan </w:t>
+      </w:r>
+      <w:r>
+        <w:rPr>
+          <w:b/>
+        </w:rPr>
+        <w:t>162</w:t>
+      </w:r>
+      <w:r>
+        <w:t xml:space="preserve">, 102 con publicación recuperable. Casos únicos, 42,2 %; comparativos, 15,7 %; sin clase de resistencia asignable, 77,5 %. Se obtuvo el texto completo de 71 (69,6 %), y lo que falta concentra el 68,8 % de los comparativos; el criterio de idioma eliminó 35 estudios más. En 75 de los 110 brazos (68,2 %) no consta definición operativa del éxito clínico, y solo 2 reúnen diseño comparativo, numerador, denominador y definición. Descontado el que mide tiempo, </w:t>
       </w:r>
       <w:r>
         <w:rPr>
@@ -465,7 +492,7 @@
     </w:p>
     <w:p>
       <w:r>
-        <w:t>Las ecuaciones las diseñó y ejecutó D.V., interrogando cada interfaz directamente; no las generó ni las ejecutó el modelo de lenguaje cuya intervención se declara en la sección 2.4. Se aportan íntegras como suplemento, con la sintaxis literal de cada interfaz, el número de resultados y la fecha, de modo que cualquiera puede repetirlas. BVS y SciELO se incluyeron para no inclinar la revisión hacia la literatura anglosajona, y aportaron 2 de los 233 informes que llegaron a texto completo: cubren Iberoamérica, y de los 48 estudios que declaran procedencia, 21 son de Rusia, Polonia, Georgia o Ucrania.</w:t>
+        <w:t>Las ecuaciones las diseñó y ejecutó D.V., interrogando cada interfaz directamente; no las generó ni las ejecutó el modelo de lenguaje cuya intervención se declara en la sección 2.4. Se aportan íntegras como suplemento, con la sintaxis literal de cada interfaz, el número de resultados y la fecha, de modo que cualquiera puede repetirlas. BVS y SciELO se incluyeron para no inclinar la revisión hacia la literatura anglosajona, y aportaron 2 de los 233 informes que llegaron a texto completo: cubren Iberoamérica, y de los 43 estudios que declaran procedencia, 20 son de Rusia, Polonia, Georgia o Ucrania.</w:t>
       </w:r>
     </w:p>
     <w:p>
@@ -657,12 +684,12 @@
         <w:t>por duplicado e independiente</w:t>
       </w:r>
       <w:r>
-        <w:t xml:space="preserve"> entre los dos revisores. Un revisor extrajo los 124 estudios con publicación recuperable y el segundo extrajo 122 de ellos, de modo que el 98 % del corpus tiene doble extracción. Sobre las 130 filas de brazo comparables se registraron 541 desacuerdos de valor; la concordancia, medida antes de resolverlos, fue del 78 % de acuerdo mediano y una kappa de Cohen mediana de 0,62 sobre los 8 de 9 campos categóricos en que resulta informativa, con un recorrido del 64 % al 100 % según la variable. Las discrepancias se resolvieron por consenso entre los dos revisores, con registro de quién resolvió y cuándo: hay 525 de 541 adjudicadas. De las 16 restantes, 2 se habían cerrado antes aplicando una regla mecánica sobre una comparación posteriormente rehecha y no llevan firma conjunta, y 14 siguen abiertas: 10 porque el formulario no ofrecía la opción «no derivable» en los campos donde los revisores la necesitaban, y 4 por datos que exigen releer el artículo. El registro completo, resuelto a resuelto, se aporta como suplemento.</w:t>
+        <w:t xml:space="preserve"> entre los dos revisores. Un revisor extrajo los 124 estudios que entonces tenían publicación recuperable —102 tras las exclusiones de la sección 3.1.1— y el segundo extrajo 122 de ellos, de modo que el 98 % del corpus tiene doble extracción. Sobre las 130 filas de brazo comparables se registraron 541 desacuerdos de valor; la concordancia, medida antes de resolverlos, fue del 78 % de acuerdo mediano y una kappa de Cohen mediana de 0,62 sobre los 8 de 9 campos categóricos en que resulta informativa, con un recorrido del 64 % al 100 % según la variable. Las discrepancias se resolvieron por consenso entre los dos revisores, con registro de quién resolvió y cuándo: hay 525 de 541 adjudicadas. De las 16 restantes, 2 se habían cerrado antes aplicando una regla mecánica sobre una comparación posteriormente rehecha y no llevan firma conjunta, y 14 siguen abiertas: 10 porque el formulario no ofrecía la opción «no derivable» en los campos donde los revisores la necesitaban, y 4 por datos que exigen releer el artículo. El registro completo, resuelto a resuelto, se aporta como suplemento.</w:t>
       </w:r>
     </w:p>
     <w:p>
       <w:r>
-        <w:t xml:space="preserve">La caracterización estructural del corpus (secciones 3.1 a 3.4, tablas 1 a 4) procede de una pre-extracción sistemática desde el resumen de los 124 estudios, realizada con el mismo esquema de variables y marcada como parcial en cada registro. La completitud de reporte por desenlace (sección 3.5, tabla 5) procede en cambio de la extracción adjudicada, y se identifica como tal en cada cifra. Este informe no presenta estimaciones de eficacia: caracteriza la estructura del cuerpo de evidencia y su </w:t>
+        <w:t xml:space="preserve">La caracterización estructural del corpus (secciones 3.1 a 3.4, tablas 1 a 4) procede de una pre-extracción sistemática desde el resumen de los 102 estudios vigentes, realizada con el mismo esquema de variables y marcada como parcial en cada registro. La completitud de reporte por desenlace (sección 3.5, tabla 5) procede en cambio de la extracción adjudicada, y se identifica como tal en cada cifra. Este informe no presenta estimaciones de eficacia: caracteriza la estructura del cuerpo de evidencia y su </w:t>
       </w:r>
       <w:r>
         <w:rPr>
@@ -695,7 +722,7 @@
         <w:t>Ninguna de las dos evaluaciones se ha realizado, y esta revisión no las reporta.</w:t>
       </w:r>
       <w:r>
-        <w:t xml:space="preserve"> Los motivos son concretos y conviene declararlos por separado. El riesgo de sesgo exige que los dos revisores lean cada artículo y emitan un juicio por dominio; queda pendiente y no se sustituye por ningún indicador derivado del diseño, que no es lo mismo. Además, 31 de los 124 estudios con publicación recuperable siguen sin texto completo (sección 3.2), de modo que una evaluación hecha hoy dejaría fuera a una fracción no aleatoria del corpus. En cuanto a GRADE, evalúa la certeza de una estimación agrupada, y esta revisión no presenta ninguna: la sección 3.5 muestra que solo 3 de los 132 brazos reúnen los requisitos mínimos para agregar. Calificar la certeza de un resultado que no existe sería un trámite, no una evaluación.</w:t>
+        <w:t xml:space="preserve"> Los motivos son concretos y conviene declararlos por separado. El riesgo de sesgo exige que los dos revisores lean cada artículo y emitan un juicio por dominio; queda pendiente y no se sustituye por ningún indicador derivado del diseño, que no es lo mismo. Además, 31 de los 102 estudios con publicación recuperable siguen sin texto completo (sección 3.2), de modo que una evaluación hecha hoy dejaría fuera a una fracción no aleatoria del corpus. En cuanto a GRADE, evalúa la certeza de una estimación agrupada, y esta revisión no presenta ninguna: la sección 3.5 muestra que solo 2 de los 110 brazos reúnen los requisitos mínimos para agregar. Calificar la certeza de un resultado que no existe sería un trámite, no una evaluación.</w:t>
       </w:r>
     </w:p>
     <w:p>
@@ -840,47 +867,28 @@
         <w:rPr>
           <w:b/>
         </w:rPr>
-        <w:t>184 estudios</w:t>
-      </w:r>
-      <w:r>
-        <w:t>: 154 con un solo informe y 30 con varios, hasta un máximo de once informes de un mismo ensayo.</w:t>
-      </w:r>
-    </w:p>
-    <w:p>
-      <w:r>
-        <w:t xml:space="preserve">De los 184 estudios, </w:t>
+        <w:t>184 estudios evaluados para elegibilidad</w:t>
+      </w:r>
+      <w:r>
+        <w:t xml:space="preserve">. Al leer sus textos completos durante la extracción se comprobó que </w:t>
       </w:r>
       <w:r>
         <w:rPr>
           <w:b/>
         </w:rPr>
-        <w:t>124 tienen publicación recuperable</w:t>
-      </w:r>
-      <w:r>
-        <w:t xml:space="preserve">: 121 artículos y 3 que solo existen como resumen de congreso. Los </w:t>
+        <w:t>22 de ellos no cumplían los criterios de la sección 2.2</w:t>
+      </w:r>
+      <w:r>
+        <w:t xml:space="preserve">, y se excluyeron; el apartado siguiente los detalla. El cuerpo de evidencia queda en </w:t>
       </w:r>
       <w:r>
         <w:rPr>
           <w:b/>
         </w:rPr>
-        <w:t>60 restantes son únicamente fichas de registro de ensayo</w:t>
-      </w:r>
-      <w:r>
-        <w:t>, sin publicación asociada localizable. Esa cifra basta por sí sola para describir un campo en el que casi uno de cada tres estudios registrados no ha publicado resultados.</w:t>
-      </w:r>
-    </w:p>
-    <w:p>
-      <w:r>
-        <w:t xml:space="preserve">Los motivos de exclusión por título fueron trabajo de laboratorio o preclínico (4 060), organismo distinto sin subgrupo separable (3 022), revisión o comentario sin datos primarios (2 803), no evalúa fagoterapia en pacientes (2 631), ámbito veterinario (834) y síntesis secundaria (84). En la lectura de resumen: organismo distinto (65), revisión o comentario (64), no evalúa fagoterapia (40), </w:t>
-      </w:r>
-      <w:r>
-        <w:rPr>
-          <w:b/>
-        </w:rPr>
-        <w:t>idioma no admitido (35)</w:t>
-      </w:r>
-      <w:r>
-        <w:t>, laboratorio (18) y síntesis secundaria (5).</w:t>
+        <w:t>162 estudios</w:t>
+      </w:r>
+      <w:r>
+        <w:t>, que agrupan 201 informes: 138 con un solo informe y 24 con varios, hasta un máximo de once informes de un mismo ensayo.</w:t>
       </w:r>
     </w:p>
     <w:p>
@@ -888,49 +896,153 @@
         <w:pStyle w:val="Heading2"/>
       </w:pPr>
       <w:r>
-        <w:t>3.2 Recuperación del texto completo y su sesgo</w:t>
+        <w:t>3.1.1 Veintidós estudios que el cribado admitió y el texto completo desmintió</w:t>
       </w:r>
     </w:p>
     <w:p>
       <w:r>
-        <w:t xml:space="preserve">Se obtuvo el texto completo de </w:t>
+        <w:t xml:space="preserve">Los 22 se excluyeron por seis motivos, y ninguno es una discrepancia de criterio: son estudios que no cumplen lo que la sección 2.2 ya exigía. </w:t>
       </w:r>
       <w:r>
         <w:rPr>
           <w:b/>
         </w:rPr>
-        <w:t>93 de los 124 estudios recuperables (75,0 %)</w:t>
-      </w:r>
-      <w:r>
-        <w:t xml:space="preserve"> por vías de acceso abierto legítimas. Los 31 restantes requieren préstamo interbibliotecario, acceso institucional o solicitud a los autores.</w:t>
-      </w:r>
-    </w:p>
-    <w:p>
-      <w:r>
-        <w:t xml:space="preserve">La fracción no obtenida </w:t>
+        <w:t>Diez</w:t>
+      </w:r>
+      <w:r>
+        <w:t xml:space="preserve"> no tienen a </w:t>
+      </w:r>
+      <w:r>
+        <w:rPr>
+          <w:i/>
+        </w:rPr>
+        <w:t>P. aeruginosa</w:t>
+      </w:r>
+      <w:r>
+        <w:t xml:space="preserve"> en ningún paciente —aparece en el espectro declarado del producto de fagos, en la introducción o en la lista de referencias—; uno de ellos no nombra microorganismo alguno. </w:t>
       </w:r>
       <w:r>
         <w:rPr>
           <w:b/>
         </w:rPr>
-        <w:t>no es una muestra aleatoria del conjunto</w:t>
-      </w:r>
-      <w:r>
-        <w:t xml:space="preserve"> (Tabla 3). Contiene 11 de los 23 estudios comparativos, el </w:t>
+        <w:t>Cuatro</w:t>
+      </w:r>
+      <w:r>
+        <w:t xml:space="preserve"> son protocolos de estudio: describen lo que se hará y no reportan desenlaces. </w:t>
       </w:r>
       <w:r>
         <w:rPr>
           <w:b/>
         </w:rPr>
-        <w:t>47,8 %</w:t>
-      </w:r>
-      <w:r>
-        <w:t>, y, aunque declara menos pacientes en total, concentra los diseños que sostienen una comparación. De los cuatro ensayos aleatorizados de referencia del campo [@Jault2019_phagoburn; @Leitner2021_lancetid_pyophage; @NirPaz2025_med_tp102; @Chan2023_jcf_cyphy], dos siguen sin leerse: el de fagos intravesicales y el de TP-102. De PhagoBurn se obtuvo el artículo. Del ensayo de Yale no existe artículo completo publicado, sino un resumen de congreso y los resultados depositados en el registro; lo que se obtuvo es el protocolo del ensayo, que documenta el diseño pero no los desenlaces.</w:t>
+        <w:t>Tres</w:t>
+      </w:r>
+      <w:r>
+        <w:t xml:space="preserve"> no tienen pacientes: un modelo murino de neumonía asociada a ventilación, un modelo </w:t>
+      </w:r>
+      <w:r>
+        <w:rPr>
+          <w:i/>
+        </w:rPr>
+        <w:t>in vitro</w:t>
+      </w:r>
+      <w:r>
+        <w:t xml:space="preserve"> de fibra hueca y un artículo de métodos sobre la preparación de fagos en el laboratorio. </w:t>
+      </w:r>
+      <w:r>
+        <w:rPr>
+          <w:b/>
+        </w:rPr>
+        <w:t>Dos</w:t>
+      </w:r>
+      <w:r>
+        <w:t xml:space="preserve"> administran algo que no es un bacteriófago: una endolisina y un producto que dice inducir los fagos nativos del propio paciente. </w:t>
+      </w:r>
+      <w:r>
+        <w:rPr>
+          <w:b/>
+        </w:rPr>
+        <w:t>Dos</w:t>
+      </w:r>
+      <w:r>
+        <w:t xml:space="preserve"> no evalúan fagoterapia en pacientes: en uno el fago solo se menciona como opción no disponible y nunca se administró, y el otro es un artículo de cirugía reconstructiva donde la fagoterapia aparece una sola vez, en una celda de tabla. </w:t>
+      </w:r>
+      <w:r>
+        <w:rPr>
+          <w:b/>
+        </w:rPr>
+        <w:t>Uno</w:t>
+      </w:r>
+      <w:r>
+        <w:t xml:space="preserve"> es una pieza de opinión con revisión narrativa.</w:t>
       </w:r>
     </w:p>
     <w:p>
       <w:r>
-        <w:t>La asimetría es en sí misma un resultado. La accesibilidad del texto completo covaría con la región de publicación y con el diseño del estudio, y se suma a la restricción de idioma en la misma dirección: ambas empujan el corpus hacia la literatura anglosajona de acceso abierto. Una revisión que no declare ninguna de las dos transforma la pregunta sin decirlo.</w:t>
+        <w:t xml:space="preserve">La causa es común a casi todos y conviene decirla sin rodeos: el cribado de título y resumen lo emitió un modelo de lenguaje como revisor único (sección 2.4). Un resumen de protocolo, uno de modelo murino y uno que enumera </w:t>
+      </w:r>
+      <w:r>
+        <w:rPr>
+          <w:i/>
+        </w:rPr>
+        <w:t>P. aeruginosa</w:t>
+      </w:r>
+      <w:r>
+        <w:t xml:space="preserve"> en el espectro de un fago polivalente </w:t>
+      </w:r>
+      <w:r>
+        <w:rPr>
+          <w:b/>
+        </w:rPr>
+        <w:t>se parecen mucho</w:t>
+      </w:r>
+      <w:r>
+        <w:t xml:space="preserve"> a un resumen elegible; distinguirlos exige abrir el artículo. La sección 2.4 declara que los registros que el modelo excluyó no los releyó ningún humano. Estos 22 son la otra cara de esa limitación, y son el </w:t>
+      </w:r>
+      <w:r>
+        <w:rPr>
+          <w:b/>
+        </w:rPr>
+        <w:t>23,7 %</w:t>
+      </w:r>
+      <w:r>
+        <w:t xml:space="preserve"> de los 93 estudios cuyo texto completo se pudo leer. Es un suelo, no un total: los 31 estudios sin texto completo no se han podido comprobar contra nada.</w:t>
+      </w:r>
+    </w:p>
+    <w:p>
+      <w:r>
+        <w:t xml:space="preserve">De los 162 estudios, </w:t>
+      </w:r>
+      <w:r>
+        <w:rPr>
+          <w:b/>
+        </w:rPr>
+        <w:t>102 tienen publicación recuperable</w:t>
+      </w:r>
+      <w:r>
+        <w:t xml:space="preserve">: 99 artículos y 3 que solo existen como resumen de congreso. Los </w:t>
+      </w:r>
+      <w:r>
+        <w:rPr>
+          <w:b/>
+        </w:rPr>
+        <w:t>60 restantes son únicamente fichas de registro de ensayo</w:t>
+      </w:r>
+      <w:r>
+        <w:t>, sin publicación asociada localizable. Esa cifra basta por sí sola para describir un campo en el que más de uno de cada tres estudios registrados no ha publicado resultados.</w:t>
+      </w:r>
+    </w:p>
+    <w:p>
+      <w:r>
+        <w:t xml:space="preserve">Los motivos de exclusión por título fueron trabajo de laboratorio o preclínico (4 060), organismo distinto sin subgrupo separable (3 022), revisión o comentario sin datos primarios (2 803), no evalúa fagoterapia en pacientes (2 631), ámbito veterinario (834) y síntesis secundaria (84). En la lectura de resumen: organismo distinto (65), revisión o comentario (64), no evalúa fagoterapia (40), </w:t>
+      </w:r>
+      <w:r>
+        <w:rPr>
+          <w:b/>
+        </w:rPr>
+        <w:t>idioma no admitido (35)</w:t>
+      </w:r>
+      <w:r>
+        <w:t>, laboratorio (18) y síntesis secundaria (5).</w:t>
       </w:r>
     </w:p>
     <w:p>
@@ -938,58 +1050,49 @@
         <w:pStyle w:val="Heading2"/>
       </w:pPr>
       <w:r>
-        <w:t>3.3 Características del cuerpo de evidencia</w:t>
+        <w:t>3.2 Recuperación del texto completo y su sesgo</w:t>
       </w:r>
     </w:p>
     <w:p>
       <w:r>
-        <w:t xml:space="preserve">Los 124 estudios recuperables se publicaron entre </w:t>
+        <w:t xml:space="preserve">Se obtuvo el texto completo de </w:t>
       </w:r>
       <w:r>
         <w:rPr>
           <w:b/>
         </w:rPr>
-        <w:t>2016 y 2026</w:t>
-      </w:r>
-      <w:r>
-        <w:t xml:space="preserve">, y el </w:t>
+        <w:t>71 de los 102 estudios recuperables (69,6 %)</w:t>
+      </w:r>
+      <w:r>
+        <w:t xml:space="preserve"> por vías de acceso abierto legítimas. Los 31 restantes requieren préstamo interbibliotecario, acceso institucional o solicitud a los autores.</w:t>
+      </w:r>
+    </w:p>
+    <w:p>
+      <w:r>
+        <w:t xml:space="preserve">La fracción no obtenida </w:t>
       </w:r>
       <w:r>
         <w:rPr>
           <w:b/>
         </w:rPr>
-        <w:t>83,1 %</w:t>
-      </w:r>
-      <w:r>
-        <w:t xml:space="preserve"> desde 2020. Es un cuerpo de evidencia joven y en expansión rápida (Tabla 1).</w:t>
-      </w:r>
-    </w:p>
-    <w:p>
-      <w:r>
-        <w:t xml:space="preserve">Su composición por diseño es la que cabe esperar de una literatura de rescate, no la que una síntesis de eficacia necesita: </w:t>
+        <w:t>no es una muestra aleatoria del conjunto</w:t>
+      </w:r>
+      <w:r>
+        <w:t xml:space="preserve"> (Tabla 3). Contiene 11 de los 16 estudios comparativos, el </w:t>
       </w:r>
       <w:r>
         <w:rPr>
           <w:b/>
         </w:rPr>
-        <w:t>49 reportes de caso único (39,5 %)</w:t>
-      </w:r>
-      <w:r>
-        <w:t xml:space="preserve">, 19 series de casos, 16 ensayos aleatorizados, 13 cohortes prospectivas, 7 ensayos no aleatorizados y 4 cohortes retrospectivas. Otros 16 no declaran su diseño de forma reconocible en el resumen. Los comparativos suman </w:t>
-      </w:r>
-      <w:r>
-        <w:rPr>
-          <w:b/>
-        </w:rPr>
-        <w:t>23 estudios, el 18,5 %</w:t>
-      </w:r>
-      <w:r>
-        <w:t xml:space="preserve"> del total, y son los únicos capaces de sostener una afirmación de eficacia relativa.</w:t>
+        <w:t>68,8 %</w:t>
+      </w:r>
+      <w:r>
+        <w:t>, y, aunque declara menos pacientes en total, concentra los diseños que sostienen una comparación. De los cuatro ensayos aleatorizados de referencia del campo [@Jault2019_phagoburn; @Leitner2021_lancetid_pyophage; @NirPaz2025_med_tp102; @Chan2023_jcf_cyphy], dos siguen sin leerse: el de fagos intravesicales y el de TP-102. De PhagoBurn se obtuvo el artículo. Del ensayo de Yale no existe artículo completo publicado, sino un resumen de congreso y los resultados depositados en el registro; lo que se obtuvo es el protocolo del ensayo, que documenta el diseño pero no los desenlaces.</w:t>
       </w:r>
     </w:p>
     <w:p>
       <w:r>
-        <w:t>La procedencia geográfica, cuando consta, se reparte entre Rusia (7 estudios), Polonia y Georgia (6 cada una), Alemania (4), Francia y Estados Unidos (3 cada una), e India, Irán e Israel (2 cada una). No consta en 76 estudios. La caída de la representación rusa respecto del corpus previo a la enmienda —de 34 estudios a 7— es efecto directo del criterio de idioma y no de la búsqueda.</w:t>
+        <w:t>La asimetría es en sí misma un resultado. La accesibilidad del texto completo covaría con la región de publicación y con el diseño del estudio, y se suma a la restricción de idioma en la misma dirección: ambas empujan el corpus hacia la literatura anglosajona de acceso abierto. Una revisión que no declare ninguna de las dos transforma la pregunta sin decirlo.</w:t>
       </w:r>
     </w:p>
     <w:p>
@@ -997,6 +1100,65 @@
         <w:pStyle w:val="Heading2"/>
       </w:pPr>
       <w:r>
+        <w:t>3.3 Características del cuerpo de evidencia</w:t>
+      </w:r>
+    </w:p>
+    <w:p>
+      <w:r>
+        <w:t xml:space="preserve">Los 102 estudios recuperables se publicaron entre </w:t>
+      </w:r>
+      <w:r>
+        <w:rPr>
+          <w:b/>
+        </w:rPr>
+        <w:t>2016 y 2026</w:t>
+      </w:r>
+      <w:r>
+        <w:t xml:space="preserve">, y el </w:t>
+      </w:r>
+      <w:r>
+        <w:rPr>
+          <w:b/>
+        </w:rPr>
+        <w:t>80,4 %</w:t>
+      </w:r>
+      <w:r>
+        <w:t xml:space="preserve"> desde 2020. Es un cuerpo de evidencia joven y en expansión rápida (Tabla 1).</w:t>
+      </w:r>
+    </w:p>
+    <w:p>
+      <w:r>
+        <w:t xml:space="preserve">Su composición por diseño es la que cabe esperar de una literatura de rescate, no la que una síntesis de eficacia necesita: </w:t>
+      </w:r>
+      <w:r>
+        <w:rPr>
+          <w:b/>
+        </w:rPr>
+        <w:t>43 reportes de caso único (42,2 %)</w:t>
+      </w:r>
+      <w:r>
+        <w:t xml:space="preserve">, 18 series de casos, 13 cohortes prospectivas, 11 ensayos aleatorizados, 5 ensayos no aleatorizados y 3 cohortes retrospectivas. Otros 9 no declaran su diseño de forma reconocible en el resumen. Los comparativos suman </w:t>
+      </w:r>
+      <w:r>
+        <w:rPr>
+          <w:b/>
+        </w:rPr>
+        <w:t>16 estudios, el 15,7 %</w:t>
+      </w:r>
+      <w:r>
+        <w:t xml:space="preserve"> del total, y son los únicos capaces de sostener una afirmación de eficacia relativa.</w:t>
+      </w:r>
+    </w:p>
+    <w:p>
+      <w:r>
+        <w:t>La procedencia geográfica, cuando consta, se reparte entre Rusia (7 estudios), Polonia y Georgia (6 cada una), Alemania (4), Francia y Estados Unidos (3 cada una), e India, Irán e Israel (2 cada una). No consta en 76 estudios. La caída de la representación rusa respecto del corpus previo a la enmienda —de 34 estudios a 7— es efecto directo del criterio de idioma y no de la búsqueda.</w:t>
+      </w:r>
+    </w:p>
+    <w:p>
+      <w:pPr>
+        <w:pStyle w:val="Heading2"/>
+      </w:pPr>
+      <w:r>
         <w:t>3.4 Lo que el cuerpo de evidencia no declara</w:t>
       </w:r>
     </w:p>
@@ -1025,10 +1187,10 @@
         <w:rPr>
           <w:b/>
         </w:rPr>
-        <w:t>80,6 %</w:t>
-      </w:r>
-      <w:r>
-        <w:t xml:space="preserve"> de los estudios: el 70,2 % no la menciona en absoluto y un 10,5 % adicional la menciona en términos que no permiten clasificarla. Para estratificar por resistencia, que es lo que hacen las síntesis publicadas, ambos casos son igual de inservibles.</w:t>
+        <w:t>77,5 %</w:t>
+      </w:r>
+      <w:r>
+        <w:t xml:space="preserve"> de los estudios: el 64,7 % no la menciona en absoluto y un 12,7 % adicional la menciona en términos que no permiten clasificarla. Para estratificar por resistencia, que es lo que hacen las síntesis publicadas, ambos casos son igual de inservibles.</w:t>
       </w:r>
     </w:p>
     <w:p>
@@ -1051,7 +1213,7 @@
         <w:rPr>
           <w:b/>
         </w:rPr>
-        <w:t>57,3 %</w:t>
+        <w:t>52,9 %</w:t>
       </w:r>
       <w:r>
         <w:t>.</w:t>
@@ -1086,7 +1248,7 @@
         <w:rPr>
           <w:b/>
         </w:rPr>
-        <w:t>52,4 %</w:t>
+        <w:t>43,1 %</w:t>
       </w:r>
       <w:r>
         <w:t>.</w:t>
@@ -1121,7 +1283,7 @@
         <w:rPr>
           <w:b/>
         </w:rPr>
-        <w:t>98,4 %</w:t>
+        <w:t>98,0 %</w:t>
       </w:r>
       <w:r>
         <w:t>.</w:t>
@@ -1142,37 +1304,37 @@
     </w:p>
     <w:p>
       <w:r>
-        <w:t>La extracción por duplicado, ya adjudicada, permite medir por primera vez qué reporta este cuerpo de evidencia en los cinco desenlaces declarados en los criterios de elegibilidad. La tabla 5 lo resume sobre los 132 brazos extraídos.</w:t>
+        <w:t>La extracción por duplicado, ya adjudicada, permite medir por primera vez qué reporta este cuerpo de evidencia en los cinco desenlaces declarados en los criterios de elegibilidad. La tabla 5 lo resume sobre los 110 brazos del corpus vigente.</w:t>
       </w:r>
     </w:p>
     <w:p>
       <w:r>
-        <w:t>La completitud es desigual y, en el mejor de los casos, parcial. Los eventos adversos son lo que más se reporta con denominador (73,5 % de los brazos) y la emergencia de resistencia al fago lo que menos (24,2 %), pese a ser el desenlace que decide si la intervención conserva su utilidad. Esos porcentajes se calculan sobre los 132 brazos, e incluyen por tanto 31 de estudios cuyo texto completo no se ha recuperado: de un artículo que no se ha podido leer no cabe afirmar que calle. Sobre los 101 brazos legibles las cifras suben —del 73,5 % al 84,2 % en eventos adversos, del 24,2 % al 31,7 % en resistencia—, y la tabla 5 da las dos columnas para que el lector distinga el silencio de la literatura del hueco documental de esta revisión. El éxito clínico, que es el que las síntesis publicadas agregan, consta con numerador y denominador en el 62,9 % de los brazos. Dos brazos reportan un numerador mayor que su denominador —trece éxitos clínicos sobre un paciente, y cinco eventos adversos sobre cuatro—; se señalan como error de reporte y no se leen como proporciones.</w:t>
+        <w:t>La completitud es desigual y, en el mejor de los casos, parcial. Los eventos adversos son lo que más se reporta con denominador (74,5 % de los brazos) y la emergencia de resistencia al fago lo que menos (25,5 %), pese a ser el desenlace que decide si la intervención conserva su utilidad. Esos porcentajes se calculan sobre los 110 brazos, e incluyen por tanto 31 de estudios cuyo texto completo no se ha recuperado: de un artículo que no se ha podido leer no cabe afirmar que calle. Sobre los 79 brazos legibles las cifras suben —del 74,5 % al 88,6 % en eventos adversos, del 25,5 % al 35,4 % en resistencia—, y la tabla 5 da las dos columnas para que el lector distinga el silencio de la literatura del hueco documental de esta revisión. El éxito clínico, que es el que las síntesis publicadas agregan, consta con numerador y denominador en el 63,6 % de los brazos. Dos brazos reportan un numerador mayor que su denominador —trece éxitos clínicos sobre un paciente, y cinco eventos adversos sobre cuatro—; se señalan como error de reporte y no se leen como proporciones.</w:t>
       </w:r>
     </w:p>
     <w:p>
       <w:r>
-        <w:t xml:space="preserve">Ese 62,9 % es, sin embargo, engañoso si se lee como disponibilidad para agregar. </w:t>
+        <w:t xml:space="preserve">Ese 63,6 % es, sin embargo, engañoso si se lee como disponibilidad para agregar. </w:t>
       </w:r>
       <w:r>
         <w:rPr>
           <w:b/>
         </w:rPr>
-        <w:t>En 89 de los 132 brazos (67,4 %) no consta una definición operativa de éxito clínico</w:t>
-      </w:r>
-      <w:r>
-        <w:t>; sobre los 101 brazos legibles, en 59 (58,4 %). En 60 de ellos los revisores lo establecieron leyendo el artículo: 58 declaran un número de pacientes con «buen resultado» sin decir qué había que observar para contarlo, y 2 dejaron el campo sin dato. En los 29 restantes la extracción quedó incompleta, de modo que no consta ni que el artículo la dé ni que no la dé; se cuentan entre los que no la aportan porque el dato no está disponible para quien lea la revisión, no porque se haya establecido su ausencia. Un numerador sin definición no nombra nada comparable con el numerador de otro estudio.</w:t>
+        <w:t>En 75 de los 110 brazos (68,2 %) no consta una definición operativa de éxito clínico</w:t>
+      </w:r>
+      <w:r>
+        <w:t>; sobre los 79 brazos legibles, en 45 (57,0 %). En 48 de ellos los revisores lo establecieron leyendo el artículo: 47 declaran un número de pacientes con «buen resultado» sin decir qué había que observar para contarlo, y 1 dejó el campo sin dato. En los 27 restantes la extracción quedó incompleta, de modo que no consta ni que el artículo la dé ni que no la dé; se cuentan entre los que no la aportan porque el dato no está disponible para quien lea la revisión, no porque se haya establecido su ausencia. Un numerador sin definición no nombra nada comparable con el numerador de otro estudio.</w:t>
       </w:r>
     </w:p>
     <w:p>
       <w:r>
-        <w:t xml:space="preserve">El diseño tampoco consta siempre: en 30 de los 132 brazos no puede clasificarse —20 en que los dos revisores acordaron «NA» y 10 que siguen abiertos—, de modo que los recuentos por diseño son suelos sobre los 102 restantes. De esos 102, </w:t>
+        <w:t xml:space="preserve">El diseño tampoco consta siempre: en 27 de los 110 brazos no puede clasificarse —20 en que los dos revisores acordaron «NA» y 10 que siguen abiertos—, de modo que los recuentos por diseño son suelos sobre los 102 restantes. De esos 83, </w:t>
       </w:r>
       <w:r>
         <w:rPr>
           <w:b/>
         </w:rPr>
-        <w:t>13 brazos son ensayos</w:t>
+        <w:t>8 brazos son ensayos</w:t>
       </w:r>
       <w:r>
         <w:t xml:space="preserve"> (aleatorizados o no) y </w:t>
@@ -1181,10 +1343,10 @@
         <w:rPr>
           <w:b/>
         </w:rPr>
-        <w:t>11 son cohortes</w:t>
-      </w:r>
-      <w:r>
-        <w:t>. La sección 3.3 y la tabla 1 llaman «comparativos» solo a los ensayos, y por eso allí la cifra es 23 estudios: cuando en esta sección se dice «comparativo» se incluyen también las cohortes, y son 24 brazos. No son el mismo conjunto.</w:t>
+        <w:t>9 son cohortes</w:t>
+      </w:r>
+      <w:r>
+        <w:t>. La sección 3.3 y la tabla 1 llaman «comparativos» solo a los ensayos, y por eso allí la cifra es 23 estudios: cuando en esta sección se dice «comparativo» se incluyen también las cohortes, y son 17 brazos. No son el mismo conjunto.</w:t>
       </w:r>
     </w:p>
     <w:p>
@@ -1195,7 +1357,7 @@
         <w:rPr>
           <w:b/>
         </w:rPr>
-        <w:t>3 brazos de los 132</w:t>
+        <w:t>2 brazos de los 110</w:t>
       </w:r>
       <w:r>
         <w:t>. Los dos siguientes son los criterios de elegibilidad que esta misma revisión declara en la sección 2.2, y ninguno de esos 3 los sobrevive.</w:t>
@@ -1246,7 +1408,7 @@
     </w:p>
     <w:p>
       <w:r>
-        <w:t xml:space="preserve">Dicho de otro modo: de los 132 brazos extraídos de esta literatura, </w:t>
+        <w:t xml:space="preserve">Dicho de otro modo: de los 110 brazos de esta literatura, </w:t>
       </w:r>
       <w:r>
         <w:rPr>
@@ -1391,7 +1553,7 @@
         <w:t>P. aeruginosa</w:t>
       </w:r>
       <w:r>
-        <w:t xml:space="preserve"> resistente con más amplitud que las síntesis previas: nueve fuentes, sin restricción de idioma, con literatura regional y registros de ensayos incluidos. El resultado son 184 estudios frente a las decenas que manejan las revisiones publicadas, y habrían sido 219 sin la restricción de idioma que se adoptó al final. Ese aumento no habla bien de la madurez del campo. La mayor parte procede de reportes de caso, de fichas de registro sin publicación y de literatura regional que las búsquedas restringidas a PubMed y Scopus no alcanzan.</w:t>
+        <w:t xml:space="preserve"> resistente con más amplitud que las síntesis previas: nueve fuentes, sin restricción de idioma, con literatura regional y registros de ensayos incluidos. El resultado son 162 estudios frente a las decenas que manejan las revisiones publicadas, y habrían sido 219 sin la restricción de idioma que se adoptó al final y sin los 22 que la relectura de los textos completos desmintió. Ese aumento no habla bien de la madurez del campo. La mayor parte procede de reportes de caso, de fichas de registro sin publicación y de literatura regional que las búsquedas restringidas a PubMed y Scopus no alcanzan.</w:t>
       </w:r>
     </w:p>
     <w:p>
@@ -1473,7 +1635,7 @@
         <w:t>Para los registros.</w:t>
       </w:r>
       <w:r>
-        <w:t xml:space="preserve"> Que 60 de 184 estudios sean fichas de registro sin publicación localizable es un problema de sesgo de publicación de primer orden, y no se resuelve con métodos estadísticos.</w:t>
+        <w:t xml:space="preserve"> Que 60 de 162 estudios sean fichas de registro sin publicación localizable es un problema de sesgo de publicación de primer orden, y no se resuelve con métodos estadísticos.</w:t>
       </w:r>
     </w:p>
     <w:p>
@@ -1539,7 +1701,7 @@
         <w:t>Cuarta:</w:t>
       </w:r>
       <w:r>
-        <w:t xml:space="preserve"> el texto completo se obtuvo para el 75,0 % de los estudios recuperables, y la fracción faltante está enriquecida en diseños comparativos, de manera que lo descrito subrepresenta la parte comparativa del campo. </w:t>
+        <w:t xml:space="preserve"> el texto completo se obtuvo para el 69,6 % de los estudios recuperables, y la fracción faltante está enriquecida en diseños comparativos, de manera que lo descrito subrepresenta la parte comparativa del campo. </w:t>
       </w:r>
       <w:r>
         <w:rPr>
@@ -1697,7 +1859,7 @@
         <w:t>Tabla 1.</w:t>
       </w:r>
       <w:r>
-        <w:t xml:space="preserve"> Características del cuerpo de evidencia recuperable (n = 124 estudios).</w:t>
+        <w:t xml:space="preserve"> Características del cuerpo de evidencia recuperable (n = 102 estudios).</w:t>
       </w:r>
     </w:p>
     <w:p>
@@ -1741,7 +1903,7 @@
         <w:t>Tabla 5.</w:t>
       </w:r>
       <w:r>
-        <w:t xml:space="preserve"> Completitud de reporte de los cinco desenlaces declarados, sobre la extracción adjudicada (n = 132 brazos).</w:t>
+        <w:t xml:space="preserve"> Completitud de reporte de los cinco desenlaces declarados, sobre la extracción adjudicada (n = 110 brazos).</w:t>
       </w:r>
     </w:p>
     <w:p>
@@ -1752,7 +1914,7 @@
         <w:t>Tabla 6.</w:t>
       </w:r>
       <w:r>
-        <w:t xml:space="preserve"> Brazos que sobreviven a cada requisito de una proporción agrupada de éxito clínico (n = 132 brazos extraídos).</w:t>
+        <w:t xml:space="preserve"> Brazos que sobreviven a cada requisito de una proporción agrupada de éxito clínico (n = 110 brazos).</w:t>
       </w:r>
     </w:p>
     <w:p>
@@ -1797,7 +1959,7 @@
         <w:rPr>
           <w:b/>
         </w:rPr>
-        <w:t>Figura 2. Composición del cuerpo de evidencia recuperable (n = 124 estudios).</w:t>
+        <w:t>Figura 2. Composición del cuerpo de evidencia recuperable (n = 102 estudios).</w:t>
       </w:r>
     </w:p>
     <w:p>
@@ -1826,7 +1988,7 @@
         <w:t>Fuente.</w:t>
       </w:r>
       <w:r>
-        <w:t xml:space="preserve"> Pre-extracción sistemática desde el resumen de los 124 estudios con publicación recuperable.</w:t>
+        <w:t xml:space="preserve"> Pre-extracción sistemática desde el resumen de los 102 estudios con publicación recuperable.</w:t>
       </w:r>
     </w:p>
     <w:p>
@@ -1918,7 +2080,7 @@
         <w:t>S5.</w:t>
       </w:r>
       <w:r>
-        <w:t xml:space="preserve"> Listado de los 184 estudios con su situación y sus informes agrupados.</w:t>
+        <w:t xml:space="preserve"> Listado de los 162 estudios con su situación y sus informes agrupados, y de los 22 excluidos al releer el texto completo, con su motivo y su cita.</w:t>
       </w:r>
     </w:p>
     <w:p>

--- a/verificables revisión sistemática/manuscrito_es.docx
+++ b/verificables revisión sistemática/manuscrito_es.docx
@@ -54,7 +54,7 @@
         <w:t>Recuento de palabras:</w:t>
       </w:r>
       <w:r>
-        <w:t xml:space="preserve"> resumen 264; texto principal 6 164.</w:t>
+        <w:t xml:space="preserve"> resumen 263; texto principal 6 413.</w:t>
       </w:r>
     </w:p>
     <w:p>
@@ -159,7 +159,7 @@
         <w:rPr>
           <w:b/>
         </w:rPr>
-        <w:t>22 no cumplían los criterios</w:t>
+        <w:t>26 no cumplían los criterios</w:t>
       </w:r>
       <w:r>
         <w:t xml:space="preserve"> —protocolos, modelos preclínicos, y artículos donde </w:t>
@@ -177,10 +177,10 @@
         <w:rPr>
           <w:b/>
         </w:rPr>
-        <w:t>162</w:t>
-      </w:r>
-      <w:r>
-        <w:t xml:space="preserve">, 102 con publicación recuperable. Casos únicos, 42,2 %; comparativos, 15,7 %; sin clase de resistencia asignable, 77,5 %. Se obtuvo el texto completo de 71 (69,6 %), y lo que falta concentra el 68,8 % de los comparativos; el criterio de idioma eliminó 35 estudios más. En 75 de los 110 brazos (68,2 %) no consta definición operativa del éxito clínico, y solo 2 reúnen diseño comparativo, numerador, denominador y definición. Descontado el que mide tiempo, </w:t>
+        <w:t>158</w:t>
+      </w:r>
+      <w:r>
+        <w:t xml:space="preserve">, 98 con publicación recuperable. Casos únicos, 42,9 %; comparativos, 13,3 %; sin clase de resistencia asignable, 76,5 %. Se obtuvo el texto completo de 71 (72,4 %), y lo que falta concentra el 61,5 % de los comparativos; el criterio de idioma eliminó 35 estudios más. En 71 de los 106 brazos (67,0 %) no consta definición operativa del éxito clínico, y solo 2 reúnen diseño comparativo, numerador, denominador y definición. Descontado el que mide tiempo, </w:t>
       </w:r>
       <w:r>
         <w:rPr>
@@ -492,7 +492,7 @@
     </w:p>
     <w:p>
       <w:r>
-        <w:t>Las ecuaciones las diseñó y ejecutó D.V., interrogando cada interfaz directamente; no las generó ni las ejecutó el modelo de lenguaje cuya intervención se declara en la sección 2.4. Se aportan íntegras como suplemento, con la sintaxis literal de cada interfaz, el número de resultados y la fecha, de modo que cualquiera puede repetirlas. BVS y SciELO se incluyeron para no inclinar la revisión hacia la literatura anglosajona, y aportaron 2 de los 233 informes que llegaron a texto completo: cubren Iberoamérica, y de los 43 estudios que declaran procedencia, 20 son de Rusia, Polonia, Georgia o Ucrania.</w:t>
+        <w:t>Las ecuaciones las diseñó y ejecutó D.V., interrogando cada interfaz directamente; no las generó ni las ejecutó el modelo de lenguaje cuya intervención se declara en la sección 2.4. Se aportan íntegras como suplemento, con la sintaxis literal de cada interfaz, el número de resultados y la fecha, de modo que cualquiera puede repetirlas. BVS y SciELO se incluyeron para no inclinar la revisión hacia la literatura anglosajona, y aportaron 2 de los 233 informes que llegaron a texto completo: cubren Iberoamérica, y de los 39 estudios que declaran procedencia, 16 son de Rusia, Polonia, Georgia o Ucrania.</w:t>
       </w:r>
     </w:p>
     <w:p>
@@ -684,12 +684,12 @@
         <w:t>por duplicado e independiente</w:t>
       </w:r>
       <w:r>
-        <w:t xml:space="preserve"> entre los dos revisores. Un revisor extrajo los 124 estudios que entonces tenían publicación recuperable —102 tras las exclusiones de la sección 3.1.1— y el segundo extrajo 122 de ellos, de modo que el 98 % del corpus tiene doble extracción. Sobre las 130 filas de brazo comparables se registraron 541 desacuerdos de valor; la concordancia, medida antes de resolverlos, fue del 78 % de acuerdo mediano y una kappa de Cohen mediana de 0,62 sobre los 8 de 9 campos categóricos en que resulta informativa, con un recorrido del 64 % al 100 % según la variable. Las discrepancias se resolvieron por consenso entre los dos revisores, con registro de quién resolvió y cuándo: hay 525 de 541 adjudicadas. De las 16 restantes, 2 se habían cerrado antes aplicando una regla mecánica sobre una comparación posteriormente rehecha y no llevan firma conjunta, y 14 siguen abiertas: 10 porque el formulario no ofrecía la opción «no derivable» en los campos donde los revisores la necesitaban, y 4 por datos que exigen releer el artículo. El registro completo, resuelto a resuelto, se aporta como suplemento.</w:t>
+        <w:t xml:space="preserve"> entre los dos revisores. Un revisor extrajo los 124 estudios que entonces tenían publicación recuperable —98 tras las exclusiones de la sección 3.1.1— y el segundo extrajo 122 de ellos, de modo que el 98 % del corpus tiene doble extracción. Sobre las 130 filas de brazo comparables se registraron 541 desacuerdos de valor; la concordancia, medida antes de resolverlos, fue del 78 % de acuerdo mediano y una kappa de Cohen mediana de 0,62 sobre los 8 de 9 campos categóricos en que resulta informativa, con un recorrido del 64 % al 100 % según la variable. Las discrepancias se resolvieron por consenso entre los dos revisores, con registro de quién resolvió y cuándo: hay 525 de 541 adjudicadas. De las 16 restantes, 2 se habían cerrado antes aplicando una regla mecánica sobre una comparación posteriormente rehecha y no llevan firma conjunta, y 14 siguen abiertas: 10 porque el formulario no ofrecía la opción «no derivable» en los campos donde los revisores la necesitaban, y 4 por datos que exigen releer el artículo. El registro completo, resuelto a resuelto, se aporta como suplemento.</w:t>
       </w:r>
     </w:p>
     <w:p>
       <w:r>
-        <w:t xml:space="preserve">La caracterización estructural del corpus (secciones 3.1 a 3.4, tablas 1 a 4) procede de una pre-extracción sistemática desde el resumen de los 102 estudios vigentes, realizada con el mismo esquema de variables y marcada como parcial en cada registro. La completitud de reporte por desenlace (sección 3.5, tabla 5) procede en cambio de la extracción adjudicada, y se identifica como tal en cada cifra. Este informe no presenta estimaciones de eficacia: caracteriza la estructura del cuerpo de evidencia y su </w:t>
+        <w:t xml:space="preserve">La caracterización estructural del corpus (secciones 3.1 a 3.4, tablas 1 a 4) procede de una pre-extracción sistemática desde el resumen de los 98 estudios vigentes, realizada con el mismo esquema de variables y marcada como parcial en cada registro. La completitud de reporte por desenlace (sección 3.5, tabla 5) procede en cambio de la extracción adjudicada, y se identifica como tal en cada cifra. Este informe no presenta estimaciones de eficacia: caracteriza la estructura del cuerpo de evidencia y su </w:t>
       </w:r>
       <w:r>
         <w:rPr>
@@ -722,7 +722,7 @@
         <w:t>Ninguna de las dos evaluaciones se ha realizado, y esta revisión no las reporta.</w:t>
       </w:r>
       <w:r>
-        <w:t xml:space="preserve"> Los motivos son concretos y conviene declararlos por separado. El riesgo de sesgo exige que los dos revisores lean cada artículo y emitan un juicio por dominio; queda pendiente y no se sustituye por ningún indicador derivado del diseño, que no es lo mismo. Además, 31 de los 102 estudios con publicación recuperable siguen sin texto completo (sección 3.2), de modo que una evaluación hecha hoy dejaría fuera a una fracción no aleatoria del corpus. En cuanto a GRADE, evalúa la certeza de una estimación agrupada, y esta revisión no presenta ninguna: la sección 3.5 muestra que solo 2 de los 110 brazos reúnen los requisitos mínimos para agregar. Calificar la certeza de un resultado que no existe sería un trámite, no una evaluación.</w:t>
+        <w:t xml:space="preserve"> Los motivos son concretos y conviene declararlos por separado. El riesgo de sesgo exige que los dos revisores lean cada artículo y emitan un juicio por dominio; queda pendiente y no se sustituye por ningún indicador derivado del diseño, que no es lo mismo. Además, 27 de los 98 estudios con publicación recuperable siguen sin texto completo (sección 3.2), de modo que una evaluación hecha hoy dejaría fuera a una fracción no aleatoria del corpus. En cuanto a GRADE, evalúa la certeza de una estimación agrupada, y esta revisión no presenta ninguna: la sección 3.5 muestra que solo 2 de los 106 brazos reúnen los requisitos mínimos para agregar. Calificar la certeza de un resultado que no existe sería un trámite, no una evaluación.</w:t>
       </w:r>
     </w:p>
     <w:p>
@@ -876,7 +876,7 @@
         <w:rPr>
           <w:b/>
         </w:rPr>
-        <w:t>22 de ellos no cumplían los criterios de la sección 2.2</w:t>
+        <w:t>26 de ellos no cumplían los criterios de la sección 2.2</w:t>
       </w:r>
       <w:r>
         <w:t xml:space="preserve">, y se excluyeron; el apartado siguiente los detalla. El cuerpo de evidencia queda en </w:t>
@@ -885,10 +885,10 @@
         <w:rPr>
           <w:b/>
         </w:rPr>
-        <w:t>162 estudios</w:t>
-      </w:r>
-      <w:r>
-        <w:t>, que agrupan 201 informes: 138 con un solo informe y 24 con varios, hasta un máximo de once informes de un mismo ensayo.</w:t>
+        <w:t>158 estudios</w:t>
+      </w:r>
+      <w:r>
+        <w:t>, que agrupan 197 informes: 134 con un solo informe y 24 con varios, hasta un máximo de once informes de un mismo ensayo.</w:t>
       </w:r>
     </w:p>
     <w:p>
@@ -896,12 +896,21 @@
         <w:pStyle w:val="Heading2"/>
       </w:pPr>
       <w:r>
-        <w:t>3.1.1 Veintidós estudios que el cribado admitió y el texto completo desmintió</w:t>
+        <w:t>3.1.1 Veintiséis estudios que el cribado admitió y la lectura desmintió</w:t>
       </w:r>
     </w:p>
     <w:p>
       <w:r>
-        <w:t xml:space="preserve">Los 22 se excluyeron por seis motivos, y ninguno es una discrepancia de criterio: son estudios que no cumplen lo que la sección 2.2 ya exigía. </w:t>
+        <w:t xml:space="preserve">Los 26 se excluyeron por siete motivos, y ninguno es una discrepancia de criterio: son estudios que no cumplen lo que la sección 2.2 ya exigía. </w:t>
+      </w:r>
+      <w:r>
+        <w:rPr>
+          <w:b/>
+        </w:rPr>
+        <w:t>Veintidós</w:t>
+      </w:r>
+      <w:r>
+        <w:t xml:space="preserve"> salieron de leer su texto completo. </w:t>
       </w:r>
       <w:r>
         <w:rPr>
@@ -978,7 +987,52 @@
     </w:p>
     <w:p>
       <w:r>
-        <w:t xml:space="preserve">La causa es común a casi todos y conviene decirla sin rodeos: el cribado de título y resumen lo emitió un modelo de lenguaje como revisor único (sección 2.4). Un resumen de protocolo, uno de modelo murino y uno que enumera </w:t>
+        <w:t xml:space="preserve">Los </w:t>
+      </w:r>
+      <w:r>
+        <w:rPr>
+          <w:b/>
+        </w:rPr>
+        <w:t>cuatro restantes</w:t>
+      </w:r>
+      <w:r>
+        <w:t xml:space="preserve"> salieron por </w:t>
+      </w:r>
+      <w:r>
+        <w:rPr>
+          <w:b/>
+        </w:rPr>
+        <w:t>idioma</w:t>
+      </w:r>
+      <w:r>
+        <w:t xml:space="preserve">, y se detectaron de otro modo. Los cuatro se publicaron en la misma revista rusa, y el criterio de la sección 2.5 los había conservado por una premisa que resultó falsa: que esa revista edita una versión íntegra en inglés. No la edita. Medido sobre la página del editor y </w:t>
+      </w:r>
+      <w:r>
+        <w:rPr>
+          <w:b/>
+        </w:rPr>
+        <w:t>sin traducción automática</w:t>
+      </w:r>
+      <w:r>
+        <w:t xml:space="preserve">, el cuerpo de los cuatro artículos es mayoritariamente cirílico —entre tres cuartas partes y la práctica totalidad de sus caracteres—; lo que está en alfabeto latino es el resumen, las palabras clave y las referencias. El sitio no ofrece versión inglesa por ninguna de sus tres rutas. Uno de los cuatro falla además por población, del mismo modo que los diez anteriores: sus pacientes tenían </w:t>
+      </w:r>
+      <w:r>
+        <w:rPr>
+          <w:i/>
+        </w:rPr>
+        <w:t>Staphylococcus</w:t>
+      </w:r>
+      <w:r>
+        <w:t xml:space="preserve"> y </w:t>
+      </w:r>
+      <w:r>
+        <w:rPr>
+          <w:i/>
+        </w:rPr>
+        <w:t>Streptococcus</w:t>
+      </w:r>
+      <w:r>
+        <w:t xml:space="preserve">, y </w:t>
       </w:r>
       <w:r>
         <w:rPr>
@@ -987,6 +1041,43 @@
         <w:t>P. aeruginosa</w:t>
       </w:r>
       <w:r>
+        <w:t xml:space="preserve"> solo figura en la composición del piobacteriófago administrado.</w:t>
+      </w:r>
+    </w:p>
+    <w:p>
+      <w:r>
+        <w:t xml:space="preserve">Ese caso destapó un defecto del propio procedimiento de verificación, y conviene declararlo. El detector de idioma analiza el título y el </w:t>
+      </w:r>
+      <w:r>
+        <w:rPr>
+          <w:b/>
+        </w:rPr>
+        <w:t>resumen indexado</w:t>
+      </w:r>
+      <w:r>
+        <w:t xml:space="preserve">, pero su clase de evidencia más fuerte se llamaba «texto probado». Para un estudio sin texto completo recuperado eso afirma más de lo comprobado, y son </w:t>
+      </w:r>
+      <w:r>
+        <w:rPr>
+          <w:b/>
+        </w:rPr>
+        <w:t>29 de los 98 estudios extraíbles</w:t>
+      </w:r>
+      <w:r>
+        <w:t>. Cuando la fuente declara una lengua no admitida y el resumen está en inglés, lo que se prueba es que la revista publica resumen en inglés —la norma en buena parte de Europa del Este—, no que el artículo pueda leerse en inglés. La clase se renombró y esa precedencia se corrigió.</w:t>
+      </w:r>
+    </w:p>
+    <w:p>
+      <w:r>
+        <w:t xml:space="preserve">La causa es común a casi todos y conviene decirla sin rodeos: el cribado de título y resumen lo emitió un modelo de lenguaje como revisor único (sección 2.4). Un resumen de protocolo, uno de modelo murino y uno que enumera </w:t>
+      </w:r>
+      <w:r>
+        <w:rPr>
+          <w:i/>
+        </w:rPr>
+        <w:t>P. aeruginosa</w:t>
+      </w:r>
+      <w:r>
         <w:t xml:space="preserve"> en el espectro de un fago polivalente </w:t>
       </w:r>
       <w:r>
@@ -1010,16 +1101,16 @@
     </w:p>
     <w:p>
       <w:r>
-        <w:t xml:space="preserve">De los 162 estudios, </w:t>
+        <w:t xml:space="preserve">De los 158 estudios, </w:t>
       </w:r>
       <w:r>
         <w:rPr>
           <w:b/>
         </w:rPr>
-        <w:t>102 tienen publicación recuperable</w:t>
-      </w:r>
-      <w:r>
-        <w:t xml:space="preserve">: 99 artículos y 3 que solo existen como resumen de congreso. Los </w:t>
+        <w:t>98 tienen publicación recuperable</w:t>
+      </w:r>
+      <w:r>
+        <w:t xml:space="preserve">: 95 artículos y 3 que solo existen como resumen de congreso. Los </w:t>
       </w:r>
       <w:r>
         <w:rPr>
@@ -1061,10 +1152,10 @@
         <w:rPr>
           <w:b/>
         </w:rPr>
-        <w:t>71 de los 102 estudios recuperables (69,6 %)</w:t>
-      </w:r>
-      <w:r>
-        <w:t xml:space="preserve"> por vías de acceso abierto legítimas. Los 31 restantes requieren préstamo interbibliotecario, acceso institucional o solicitud a los autores.</w:t>
+        <w:t>71 de los 98 estudios recuperables (72,4 %)</w:t>
+      </w:r>
+      <w:r>
+        <w:t xml:space="preserve"> por vías de acceso abierto legítimas. Los 27 restantes requieren préstamo interbibliotecario, acceso institucional o solicitud a los autores.</w:t>
       </w:r>
     </w:p>
     <w:p>
@@ -1078,13 +1169,13 @@
         <w:t>no es una muestra aleatoria del conjunto</w:t>
       </w:r>
       <w:r>
-        <w:t xml:space="preserve"> (Tabla 3). Contiene 11 de los 16 estudios comparativos, el </w:t>
+        <w:t xml:space="preserve"> (Tabla 3). Contiene 8 de los 13 estudios comparativos, el </w:t>
       </w:r>
       <w:r>
         <w:rPr>
           <w:b/>
         </w:rPr>
-        <w:t>68,8 %</w:t>
+        <w:t>61,5 %</w:t>
       </w:r>
       <w:r>
         <w:t>, y, aunque declara menos pacientes en total, concentra los diseños que sostienen una comparación. De los cuatro ensayos aleatorizados de referencia del campo [@Jault2019_phagoburn; @Leitner2021_lancetid_pyophage; @NirPaz2025_med_tp102; @Chan2023_jcf_cyphy], dos siguen sin leerse: el de fagos intravesicales y el de TP-102. De PhagoBurn se obtuvo el artículo. Del ensayo de Yale no existe artículo completo publicado, sino un resumen de congreso y los resultados depositados en el registro; lo que se obtuvo es el protocolo del ensayo, que documenta el diseño pero no los desenlaces.</w:t>
@@ -1105,7 +1196,7 @@
     </w:p>
     <w:p>
       <w:r>
-        <w:t xml:space="preserve">Los 102 estudios recuperables se publicaron entre </w:t>
+        <w:t xml:space="preserve">Los 98 estudios recuperables se publicaron entre </w:t>
       </w:r>
       <w:r>
         <w:rPr>
@@ -1120,7 +1211,7 @@
         <w:rPr>
           <w:b/>
         </w:rPr>
-        <w:t>80,4 %</w:t>
+        <w:t>79,6 %</w:t>
       </w:r>
       <w:r>
         <w:t xml:space="preserve"> desde 2020. Es un cuerpo de evidencia joven y en expansión rápida (Tabla 1).</w:t>
@@ -1134,16 +1225,16 @@
         <w:rPr>
           <w:b/>
         </w:rPr>
-        <w:t>43 reportes de caso único (42,2 %)</w:t>
-      </w:r>
-      <w:r>
-        <w:t xml:space="preserve">, 18 series de casos, 13 cohortes prospectivas, 11 ensayos aleatorizados, 5 ensayos no aleatorizados y 3 cohortes retrospectivas. Otros 9 no declaran su diseño de forma reconocible en el resumen. Los comparativos suman </w:t>
+        <w:t>42 reportes de caso único (42,9 %)</w:t>
+      </w:r>
+      <w:r>
+        <w:t xml:space="preserve">, 18 series de casos, 13 cohortes prospectivas, 9 ensayos aleatorizados, 4 ensayos no aleatorizados y 3 cohortes retrospectivas. Otros 9 no declaran su diseño de forma reconocible en el resumen. Los comparativos suman </w:t>
       </w:r>
       <w:r>
         <w:rPr>
           <w:b/>
         </w:rPr>
-        <w:t>16 estudios, el 15,7 %</w:t>
+        <w:t>13 estudios, el 13,3 %</w:t>
       </w:r>
       <w:r>
         <w:t xml:space="preserve"> del total, y son los únicos capaces de sostener una afirmación de eficacia relativa.</w:t>
@@ -1187,10 +1278,10 @@
         <w:rPr>
           <w:b/>
         </w:rPr>
-        <w:t>77,5 %</w:t>
-      </w:r>
-      <w:r>
-        <w:t xml:space="preserve"> de los estudios: el 64,7 % no la menciona en absoluto y un 12,7 % adicional la menciona en términos que no permiten clasificarla. Para estratificar por resistencia, que es lo que hacen las síntesis publicadas, ambos casos son igual de inservibles.</w:t>
+        <w:t>76,5 %</w:t>
+      </w:r>
+      <w:r>
+        <w:t xml:space="preserve"> de los estudios: el 63,3 % no la menciona en absoluto y un 13,3 % adicional la menciona en términos que no permiten clasificarla. Para estratificar por resistencia, que es lo que hacen las síntesis publicadas, ambos casos son igual de inservibles.</w:t>
       </w:r>
     </w:p>
     <w:p>
@@ -1213,7 +1304,7 @@
         <w:rPr>
           <w:b/>
         </w:rPr>
-        <w:t>52,9 %</w:t>
+        <w:t>52,0 %</w:t>
       </w:r>
       <w:r>
         <w:t>.</w:t>
@@ -1248,7 +1339,7 @@
         <w:rPr>
           <w:b/>
         </w:rPr>
-        <w:t>43,1 %</w:t>
+        <w:t>40,8 %</w:t>
       </w:r>
       <w:r>
         <w:t>.</w:t>
@@ -1304,31 +1395,31 @@
     </w:p>
     <w:p>
       <w:r>
-        <w:t>La extracción por duplicado, ya adjudicada, permite medir por primera vez qué reporta este cuerpo de evidencia en los cinco desenlaces declarados en los criterios de elegibilidad. La tabla 5 lo resume sobre los 110 brazos del corpus vigente.</w:t>
+        <w:t>La extracción por duplicado, ya adjudicada, permite medir por primera vez qué reporta este cuerpo de evidencia en los cinco desenlaces declarados en los criterios de elegibilidad. La tabla 5 lo resume sobre los 106 brazos del corpus vigente.</w:t>
       </w:r>
     </w:p>
     <w:p>
       <w:r>
-        <w:t>La completitud es desigual y, en el mejor de los casos, parcial. Los eventos adversos son lo que más se reporta con denominador (74,5 % de los brazos) y la emergencia de resistencia al fago lo que menos (25,5 %), pese a ser el desenlace que decide si la intervención conserva su utilidad. Esos porcentajes se calculan sobre los 110 brazos, e incluyen por tanto 31 de estudios cuyo texto completo no se ha recuperado: de un artículo que no se ha podido leer no cabe afirmar que calle. Sobre los 79 brazos legibles las cifras suben —del 74,5 % al 88,6 % en eventos adversos, del 25,5 % al 35,4 % en resistencia—, y la tabla 5 da las dos columnas para que el lector distinga el silencio de la literatura del hueco documental de esta revisión. El éxito clínico, que es el que las síntesis publicadas agregan, consta con numerador y denominador en el 63,6 % de los brazos. Dos brazos reportan un numerador mayor que su denominador —trece éxitos clínicos sobre un paciente, y cinco eventos adversos sobre cuatro—; se señalan como error de reporte y no se leen como proporciones.</w:t>
+        <w:t>La completitud es desigual y, en el mejor de los casos, parcial. Los eventos adversos son lo que más se reporta con denominador (76,4 % de los brazos) y la emergencia de resistencia al fago lo que menos (26,4 %), pese a ser el desenlace que decide si la intervención conserva su utilidad. Esos porcentajes se calculan sobre los 106 brazos, e incluyen por tanto 27 de estudios cuyo texto completo no se ha recuperado: de un artículo que no se ha podido leer no cabe afirmar que calle. Sobre los 79 brazos legibles las cifras suben —del 76,4 % al 88,6 % en eventos adversos, del 26,4 % al 35,4 % en resistencia—, y la tabla 5 da las dos columnas para que el lector distinga el silencio de la literatura del hueco documental de esta revisión. El éxito clínico, que es el que las síntesis publicadas agregan, consta con numerador y denominador en el 66,0 % de los brazos. Dos brazos reportan un numerador mayor que su denominador —trece éxitos clínicos sobre un paciente, y cinco eventos adversos sobre cuatro—; se señalan como error de reporte y no se leen como proporciones.</w:t>
       </w:r>
     </w:p>
     <w:p>
       <w:r>
-        <w:t xml:space="preserve">Ese 63,6 % es, sin embargo, engañoso si se lee como disponibilidad para agregar. </w:t>
+        <w:t xml:space="preserve">Ese 66,0 % es, sin embargo, engañoso si se lee como disponibilidad para agregar. </w:t>
       </w:r>
       <w:r>
         <w:rPr>
           <w:b/>
         </w:rPr>
-        <w:t>En 75 de los 110 brazos (68,2 %) no consta una definición operativa de éxito clínico</w:t>
-      </w:r>
-      <w:r>
-        <w:t>; sobre los 79 brazos legibles, en 45 (57,0 %). En 48 de ellos los revisores lo establecieron leyendo el artículo: 47 declaran un número de pacientes con «buen resultado» sin decir qué había que observar para contarlo, y 1 dejó el campo sin dato. En los 27 restantes la extracción quedó incompleta, de modo que no consta ni que el artículo la dé ni que no la dé; se cuentan entre los que no la aportan porque el dato no está disponible para quien lea la revisión, no porque se haya establecido su ausencia. Un numerador sin definición no nombra nada comparable con el numerador de otro estudio.</w:t>
+        <w:t>En 71 de los 106 brazos (67,0 %) no consta una definición operativa de éxito clínico</w:t>
+      </w:r>
+      <w:r>
+        <w:t>; sobre los 79 brazos legibles, en 45 (57,0 %). En 48 de ellos los revisores lo establecieron leyendo el artículo: 47 declaran un número de pacientes con «buen resultado» sin decir qué había que observar para contarlo, y 1 dejó el campo sin dato. En los 23 restantes la extracción quedó incompleta, de modo que no consta ni que el artículo la dé ni que no la dé; se cuentan entre los que no la aportan porque el dato no está disponible para quien lea la revisión, no porque se haya establecido su ausencia. Un numerador sin definición no nombra nada comparable con el numerador de otro estudio.</w:t>
       </w:r>
     </w:p>
     <w:p>
       <w:r>
-        <w:t xml:space="preserve">El diseño tampoco consta siempre: en 27 de los 110 brazos no puede clasificarse —20 en que los dos revisores acordaron «NA» y 10 que siguen abiertos—, de modo que los recuentos por diseño son suelos sobre los 102 restantes. De esos 83, </w:t>
+        <w:t xml:space="preserve">El diseño tampoco consta siempre: en 23 de los 106 brazos no puede clasificarse —15 en que los dos revisores acordaron «NA» y 8 que siguen abiertos—, de modo que los recuentos por diseño son suelos sobre los 83 restantes. De esos 83, </w:t>
       </w:r>
       <w:r>
         <w:rPr>
@@ -1357,7 +1448,7 @@
         <w:rPr>
           <w:b/>
         </w:rPr>
-        <w:t>2 brazos de los 110</w:t>
+        <w:t>2 brazos de los 106</w:t>
       </w:r>
       <w:r>
         <w:t>. Los dos siguientes son los criterios de elegibilidad que esta misma revisión declara en la sección 2.2, y ninguno de esos 3 los sobrevive.</w:t>
@@ -1408,7 +1499,7 @@
     </w:p>
     <w:p>
       <w:r>
-        <w:t xml:space="preserve">Dicho de otro modo: de los 110 brazos de esta literatura, </w:t>
+        <w:t xml:space="preserve">Dicho de otro modo: de los 106 brazos de esta literatura, </w:t>
       </w:r>
       <w:r>
         <w:rPr>
@@ -1553,7 +1644,7 @@
         <w:t>P. aeruginosa</w:t>
       </w:r>
       <w:r>
-        <w:t xml:space="preserve"> resistente con más amplitud que las síntesis previas: nueve fuentes, sin restricción de idioma, con literatura regional y registros de ensayos incluidos. El resultado son 162 estudios frente a las decenas que manejan las revisiones publicadas, y habrían sido 219 sin la restricción de idioma que se adoptó al final y sin los 22 que la relectura de los textos completos desmintió. Ese aumento no habla bien de la madurez del campo. La mayor parte procede de reportes de caso, de fichas de registro sin publicación y de literatura regional que las búsquedas restringidas a PubMed y Scopus no alcanzan.</w:t>
+        <w:t xml:space="preserve"> resistente con más amplitud que las síntesis previas: nueve fuentes, sin restricción de idioma, con literatura regional y registros de ensayos incluidos. El resultado son 158 estudios frente a las decenas que manejan las revisiones publicadas, y habrían sido 219 sin la restricción de idioma que se adoptó al final y sin los 26 que la lectura de los artículos desmintió. Ese aumento no habla bien de la madurez del campo. La mayor parte procede de reportes de caso, de fichas de registro sin publicación y de literatura regional que las búsquedas restringidas a PubMed y Scopus no alcanzan.</w:t>
       </w:r>
     </w:p>
     <w:p>
@@ -1635,7 +1726,7 @@
         <w:t>Para los registros.</w:t>
       </w:r>
       <w:r>
-        <w:t xml:space="preserve"> Que 60 de 162 estudios sean fichas de registro sin publicación localizable es un problema de sesgo de publicación de primer orden, y no se resuelve con métodos estadísticos.</w:t>
+        <w:t xml:space="preserve"> Que 60 de 158 estudios sean fichas de registro sin publicación localizable es un problema de sesgo de publicación de primer orden, y no se resuelve con métodos estadísticos.</w:t>
       </w:r>
     </w:p>
     <w:p>
@@ -1701,7 +1792,7 @@
         <w:t>Cuarta:</w:t>
       </w:r>
       <w:r>
-        <w:t xml:space="preserve"> el texto completo se obtuvo para el 69,6 % de los estudios recuperables, y la fracción faltante está enriquecida en diseños comparativos, de manera que lo descrito subrepresenta la parte comparativa del campo. </w:t>
+        <w:t xml:space="preserve"> el texto completo se obtuvo para el 72,4 % de los estudios recuperables, y la fracción faltante está enriquecida en diseños comparativos, de manera que lo descrito subrepresenta la parte comparativa del campo. </w:t>
       </w:r>
       <w:r>
         <w:rPr>
@@ -1859,7 +1950,7 @@
         <w:t>Tabla 1.</w:t>
       </w:r>
       <w:r>
-        <w:t xml:space="preserve"> Características del cuerpo de evidencia recuperable (n = 102 estudios).</w:t>
+        <w:t xml:space="preserve"> Características del cuerpo de evidencia recuperable (n = 98 estudios).</w:t>
       </w:r>
     </w:p>
     <w:p>
@@ -1903,7 +1994,7 @@
         <w:t>Tabla 5.</w:t>
       </w:r>
       <w:r>
-        <w:t xml:space="preserve"> Completitud de reporte de los cinco desenlaces declarados, sobre la extracción adjudicada (n = 110 brazos).</w:t>
+        <w:t xml:space="preserve"> Completitud de reporte de los cinco desenlaces declarados, sobre la extracción adjudicada (n = 106 brazos).</w:t>
       </w:r>
     </w:p>
     <w:p>
@@ -1914,7 +2005,7 @@
         <w:t>Tabla 6.</w:t>
       </w:r>
       <w:r>
-        <w:t xml:space="preserve"> Brazos que sobreviven a cada requisito de una proporción agrupada de éxito clínico (n = 110 brazos).</w:t>
+        <w:t xml:space="preserve"> Brazos que sobreviven a cada requisito de una proporción agrupada de éxito clínico (n = 106 brazos).</w:t>
       </w:r>
     </w:p>
     <w:p>
@@ -1959,7 +2050,7 @@
         <w:rPr>
           <w:b/>
         </w:rPr>
-        <w:t>Figura 2. Composición del cuerpo de evidencia recuperable (n = 102 estudios).</w:t>
+        <w:t>Figura 2. Composición del cuerpo de evidencia recuperable (n = 98 estudios).</w:t>
       </w:r>
     </w:p>
     <w:p>
@@ -1988,7 +2079,7 @@
         <w:t>Fuente.</w:t>
       </w:r>
       <w:r>
-        <w:t xml:space="preserve"> Pre-extracción sistemática desde el resumen de los 102 estudios con publicación recuperable.</w:t>
+        <w:t xml:space="preserve"> Pre-extracción sistemática desde el resumen de los 98 estudios con publicación recuperable.</w:t>
       </w:r>
     </w:p>
     <w:p>
@@ -2080,7 +2171,7 @@
         <w:t>S5.</w:t>
       </w:r>
       <w:r>
-        <w:t xml:space="preserve"> Listado de los 162 estudios con su situación y sus informes agrupados, y de los 22 excluidos al releer el texto completo, con su motivo y su cita.</w:t>
+        <w:t xml:space="preserve"> Listado de los 158 estudios con su situación y sus informes agrupados, y de los 26 excluidos al leer los artículos, con su motivo y su cita.</w:t>
       </w:r>
     </w:p>
     <w:p>

--- a/verificables revisión sistemática/manuscrito_es.docx
+++ b/verificables revisión sistemática/manuscrito_es.docx
@@ -1155,7 +1155,16 @@
         <w:t>71 de los 98 estudios recuperables (72,4 %)</w:t>
       </w:r>
       <w:r>
-        <w:t xml:space="preserve"> por vías de acceso abierto legítimas. Los 27 restantes requieren préstamo interbibliotecario, acceso institucional o solicitud a los autores.</w:t>
+        <w:t xml:space="preserve"> por vías de acceso abierto legítimas. Los 27 restantes siguen sin obtenerse. Su disponibilidad se recomprobó el 2 de septiembre de 2026 contra tres índices independientes —Europe PMC, OpenAlex y Semantic Scholar—, y </w:t>
+      </w:r>
+      <w:r>
+        <w:rPr>
+          <w:b/>
+        </w:rPr>
+        <w:t>ninguno de los 27 tiene hoy una copia de acceso abierto</w:t>
+      </w:r>
+      <w:r>
+        <w:t>. No se solicitaron por préstamo interbibliotecario ni a los autores: el hueco documental que esta revisión declara no está mitigado por ninguna vía adicional, y esa es la razón por la que se reporta como límite y no como pendiente.</w:t>
       </w:r>
     </w:p>
     <w:p>
@@ -1916,17 +1925,6 @@
       </w:r>
       <w:r>
         <w:t xml:space="preserve"> El cribado lo condujo un solo revisor humano, sin duplicación por un segundo revisor. Se empleó un modelo de lenguaje generativo (Claude Opus 5, Anthropic) para emitir las decisiones registro a registro del cribado de títulos y resúmenes y para la pre-extracción desde resúmenes, aplicando criterios y un vocabulario cerrado que los autores fijaron antes de empezar, así como en asistencia de programación y redacción de borradores. Los informes que superaron el cribado los revisaron los autores uno a uno; los que el modelo excluyó no los releyó ningún humano. El diseño y la ejecución de las búsquedas, la fijación de los criterios de elegibilidad y la extracción de datos se realizaron sin intervención del modelo. Cada decisión de cribado está registrada con su motivo y su marca de tiempo, y se aporta íntegra (S3, S4). Los autores asumen la responsabilidad por la exactitud e integridad del trabajo. Ninguna herramienta de IA figura como autora, conforme a las recomendaciones del ICMJE.</w:t>
-      </w:r>
-    </w:p>
-    <w:p>
-      <w:r>
-        <w:rPr>
-          <w:b/>
-        </w:rPr>
-        <w:t>Agradecimientos.</w:t>
-      </w:r>
-      <w:r>
-        <w:t xml:space="preserve"> Los autores agradecen al personal de la biblioteca de la Universidad Católica de Cuenca la gestión de las solicitudes de préstamo interbibliotecario, y a los autores de los estudios que respondieron a las peticiones de texto completo.</w:t>
       </w:r>
     </w:p>
     <w:p>

--- a/verificables revisión sistemática/manuscrito_es.docx
+++ b/verificables revisión sistemática/manuscrito_es.docx
@@ -54,7 +54,7 @@
         <w:t>Recuento de palabras:</w:t>
       </w:r>
       <w:r>
-        <w:t xml:space="preserve"> resumen 263; texto principal 6 413.</w:t>
+        <w:t xml:space="preserve"> resumen 263; texto principal 6 480.</w:t>
       </w:r>
     </w:p>
     <w:p>
@@ -159,7 +159,7 @@
         <w:rPr>
           <w:b/>
         </w:rPr>
-        <w:t>26 no cumplían los criterios</w:t>
+        <w:t>27 no cumplían los criterios</w:t>
       </w:r>
       <w:r>
         <w:t xml:space="preserve"> —protocolos, modelos preclínicos, y artículos donde </w:t>
@@ -177,10 +177,10 @@
         <w:rPr>
           <w:b/>
         </w:rPr>
-        <w:t>158</w:t>
-      </w:r>
-      <w:r>
-        <w:t xml:space="preserve">, 98 con publicación recuperable. Casos únicos, 42,9 %; comparativos, 13,3 %; sin clase de resistencia asignable, 76,5 %. Se obtuvo el texto completo de 71 (72,4 %), y lo que falta concentra el 61,5 % de los comparativos; el criterio de idioma eliminó 35 estudios más. En 71 de los 106 brazos (67,0 %) no consta definición operativa del éxito clínico, y solo 2 reúnen diseño comparativo, numerador, denominador y definición. Descontado el que mide tiempo, </w:t>
+        <w:t>157</w:t>
+      </w:r>
+      <w:r>
+        <w:t xml:space="preserve">, 97 con publicación recuperable. Casos únicos, 43,3 %; comparativos, 12,4 %; sin clase de resistencia asignable, 76,3 %. Se obtuvo el texto completo de 71 (73,2 %), y lo que falta concentra el 58,3 % de los comparativos; el criterio de idioma eliminó 35 estudios más. En 70 de los 105 brazos (66,7 %) no consta definición operativa del éxito clínico, y solo 2 reúnen diseño comparativo, numerador, denominador y definición. Descontado el que mide tiempo, </w:t>
       </w:r>
       <w:r>
         <w:rPr>
@@ -492,7 +492,7 @@
     </w:p>
     <w:p>
       <w:r>
-        <w:t>Las ecuaciones las diseñó y ejecutó D.V., interrogando cada interfaz directamente; no las generó ni las ejecutó el modelo de lenguaje cuya intervención se declara en la sección 2.4. Se aportan íntegras como suplemento, con la sintaxis literal de cada interfaz, el número de resultados y la fecha, de modo que cualquiera puede repetirlas. BVS y SciELO se incluyeron para no inclinar la revisión hacia la literatura anglosajona, y aportaron 2 de los 233 informes que llegaron a texto completo: cubren Iberoamérica, y de los 39 estudios que declaran procedencia, 16 son de Rusia, Polonia, Georgia o Ucrania.</w:t>
+        <w:t>Las ecuaciones las diseñó y ejecutó D.V., interrogando cada interfaz directamente; no las generó ni las ejecutó el modelo de lenguaje cuya intervención se declara en la sección 2.4. Se aportan íntegras como suplemento, con la sintaxis literal de cada interfaz, el número de resultados y la fecha, de modo que cualquiera puede repetirlas. BVS y SciELO se incluyeron para no inclinar la revisión hacia la literatura anglosajona, y aportaron 2 de los 233 informes que llegaron a texto completo: cubren Iberoamérica, y de los 38 estudios que declaran procedencia, 15 son de Rusia, Polonia, Georgia o Ucrania.</w:t>
       </w:r>
     </w:p>
     <w:p>
@@ -684,12 +684,12 @@
         <w:t>por duplicado e independiente</w:t>
       </w:r>
       <w:r>
-        <w:t xml:space="preserve"> entre los dos revisores. Un revisor extrajo los 124 estudios que entonces tenían publicación recuperable —98 tras las exclusiones de la sección 3.1.1— y el segundo extrajo 122 de ellos, de modo que el 98 % del corpus tiene doble extracción. Sobre las 130 filas de brazo comparables se registraron 541 desacuerdos de valor; la concordancia, medida antes de resolverlos, fue del 78 % de acuerdo mediano y una kappa de Cohen mediana de 0,62 sobre los 8 de 9 campos categóricos en que resulta informativa, con un recorrido del 64 % al 100 % según la variable. Las discrepancias se resolvieron por consenso entre los dos revisores, con registro de quién resolvió y cuándo: hay 525 de 541 adjudicadas. De las 16 restantes, 2 se habían cerrado antes aplicando una regla mecánica sobre una comparación posteriormente rehecha y no llevan firma conjunta, y 14 siguen abiertas: 10 porque el formulario no ofrecía la opción «no derivable» en los campos donde los revisores la necesitaban, y 4 por datos que exigen releer el artículo. El registro completo, resuelto a resuelto, se aporta como suplemento.</w:t>
+        <w:t xml:space="preserve"> entre los dos revisores. Un revisor extrajo los 124 estudios que entonces tenían publicación recuperable —97 tras las exclusiones de la sección 3.1.1— y el segundo extrajo 122 de ellos, de modo que el 98 % del corpus tiene doble extracción. Sobre las 130 filas de brazo comparables se registraron 541 desacuerdos de valor; la concordancia, medida antes de resolverlos, fue del 78 % de acuerdo mediano y una kappa de Cohen mediana de 0,62 sobre los 8 de 9 campos categóricos en que resulta informativa, con un recorrido del 64 % al 100 % según la variable. Las discrepancias se resolvieron por consenso entre los dos revisores, con registro de quién resolvió y cuándo: hay 525 de 541 adjudicadas. De las 16 restantes, 2 se habían cerrado antes aplicando una regla mecánica sobre una comparación posteriormente rehecha y no llevan firma conjunta, y 14 siguen abiertas: 10 porque el formulario no ofrecía la opción «no derivable» en los campos donde los revisores la necesitaban, y 4 por datos que exigen releer el artículo. El registro completo, resuelto a resuelto, se aporta como suplemento.</w:t>
       </w:r>
     </w:p>
     <w:p>
       <w:r>
-        <w:t xml:space="preserve">La caracterización estructural del corpus (secciones 3.1 a 3.4, tablas 1 a 4) procede de una pre-extracción sistemática desde el resumen de los 98 estudios vigentes, realizada con el mismo esquema de variables y marcada como parcial en cada registro. La completitud de reporte por desenlace (sección 3.5, tabla 5) procede en cambio de la extracción adjudicada, y se identifica como tal en cada cifra. Este informe no presenta estimaciones de eficacia: caracteriza la estructura del cuerpo de evidencia y su </w:t>
+        <w:t xml:space="preserve">La caracterización estructural del corpus (secciones 3.1 a 3.4, tablas 1 a 4) procede de una pre-extracción sistemática desde el resumen de los 97 estudios vigentes, realizada con el mismo esquema de variables y marcada como parcial en cada registro. La completitud de reporte por desenlace (sección 3.5, tabla 5) procede en cambio de la extracción adjudicada, y se identifica como tal en cada cifra. Este informe no presenta estimaciones de eficacia: caracteriza la estructura del cuerpo de evidencia y su </w:t>
       </w:r>
       <w:r>
         <w:rPr>
@@ -722,7 +722,7 @@
         <w:t>Ninguna de las dos evaluaciones se ha realizado, y esta revisión no las reporta.</w:t>
       </w:r>
       <w:r>
-        <w:t xml:space="preserve"> Los motivos son concretos y conviene declararlos por separado. El riesgo de sesgo exige que los dos revisores lean cada artículo y emitan un juicio por dominio; queda pendiente y no se sustituye por ningún indicador derivado del diseño, que no es lo mismo. Además, 27 de los 98 estudios con publicación recuperable siguen sin texto completo (sección 3.2), de modo que una evaluación hecha hoy dejaría fuera a una fracción no aleatoria del corpus. En cuanto a GRADE, evalúa la certeza de una estimación agrupada, y esta revisión no presenta ninguna: la sección 3.5 muestra que solo 2 de los 106 brazos reúnen los requisitos mínimos para agregar. Calificar la certeza de un resultado que no existe sería un trámite, no una evaluación.</w:t>
+        <w:t xml:space="preserve"> Los motivos son concretos y conviene declararlos por separado. El riesgo de sesgo exige que los dos revisores lean cada artículo y emitan un juicio por dominio; queda pendiente y no se sustituye por ningún indicador derivado del diseño, que no es lo mismo. Además, 26 de los 97 estudios con publicación recuperable siguen sin texto completo (sección 3.2), de modo que una evaluación hecha hoy dejaría fuera a una fracción no aleatoria del corpus. En cuanto a GRADE, evalúa la certeza de una estimación agrupada, y esta revisión no presenta ninguna: la sección 3.5 muestra que solo 2 de los 105 brazos reúnen los requisitos mínimos para agregar. Calificar la certeza de un resultado que no existe sería un trámite, no una evaluación.</w:t>
       </w:r>
     </w:p>
     <w:p>
@@ -876,7 +876,7 @@
         <w:rPr>
           <w:b/>
         </w:rPr>
-        <w:t>26 de ellos no cumplían los criterios de la sección 2.2</w:t>
+        <w:t>27 de ellos no cumplían los criterios de la sección 2.2</w:t>
       </w:r>
       <w:r>
         <w:t xml:space="preserve">, y se excluyeron; el apartado siguiente los detalla. El cuerpo de evidencia queda en </w:t>
@@ -885,10 +885,10 @@
         <w:rPr>
           <w:b/>
         </w:rPr>
-        <w:t>158 estudios</w:t>
-      </w:r>
-      <w:r>
-        <w:t>, que agrupan 197 informes: 134 con un solo informe y 24 con varios, hasta un máximo de once informes de un mismo ensayo.</w:t>
+        <w:t>157 estudios</w:t>
+      </w:r>
+      <w:r>
+        <w:t>, que agrupan 196 informes: 133 con un solo informe y 24 con varios, hasta un máximo de once informes de un mismo ensayo.</w:t>
       </w:r>
     </w:p>
     <w:p>
@@ -896,18 +896,18 @@
         <w:pStyle w:val="Heading2"/>
       </w:pPr>
       <w:r>
-        <w:t>3.1.1 Veintiséis estudios que el cribado admitió y la lectura desmintió</w:t>
+        <w:t>3.1.1 Veintisiete estudios que el cribado admitió y la lectura desmintió</w:t>
       </w:r>
     </w:p>
     <w:p>
       <w:r>
-        <w:t xml:space="preserve">Los 26 se excluyeron por siete motivos, y ninguno es una discrepancia de criterio: son estudios que no cumplen lo que la sección 2.2 ya exigía. </w:t>
+        <w:t xml:space="preserve">Los 27 se excluyeron por siete motivos, y ninguno es una discrepancia de criterio: son estudios que no cumplen lo que la sección 2.2 ya exigía. </w:t>
       </w:r>
       <w:r>
         <w:rPr>
           <w:b/>
         </w:rPr>
-        <w:t>Veintidós</w:t>
+        <w:t>Veintitrés</w:t>
       </w:r>
       <w:r>
         <w:t xml:space="preserve"> salieron de leer su texto completo. </w:t>
@@ -916,7 +916,7 @@
         <w:rPr>
           <w:b/>
         </w:rPr>
-        <w:t>Diez</w:t>
+        <w:t>Once</w:t>
       </w:r>
       <w:r>
         <w:t xml:space="preserve"> no tienen a </w:t>
@@ -1061,7 +1061,7 @@
         <w:rPr>
           <w:b/>
         </w:rPr>
-        <w:t>29 de los 98 estudios extraíbles</w:t>
+        <w:t>29 de los 97 estudios extraíbles</w:t>
       </w:r>
       <w:r>
         <w:t>. Cuando la fuente declara una lengua no admitida y el resumen está en inglés, lo que se prueba es que la revista publica resumen en inglés —la norma en buena parte de Europa del Este—, no que el artículo pueda leerse en inglés. La clase se renombró y esa precedencia se corrigió.</w:t>
@@ -1101,16 +1101,16 @@
     </w:p>
     <w:p>
       <w:r>
-        <w:t xml:space="preserve">De los 158 estudios, </w:t>
+        <w:t xml:space="preserve">De los 157 estudios, </w:t>
       </w:r>
       <w:r>
         <w:rPr>
           <w:b/>
         </w:rPr>
-        <w:t>98 tienen publicación recuperable</w:t>
-      </w:r>
-      <w:r>
-        <w:t xml:space="preserve">: 95 artículos y 3 que solo existen como resumen de congreso. Los </w:t>
+        <w:t>97 tienen publicación recuperable</w:t>
+      </w:r>
+      <w:r>
+        <w:t xml:space="preserve">: 94 artículos y 3 que solo existen como resumen de congreso. Los </w:t>
       </w:r>
       <w:r>
         <w:rPr>
@@ -1152,10 +1152,10 @@
         <w:rPr>
           <w:b/>
         </w:rPr>
-        <w:t>71 de los 98 estudios recuperables (72,4 %)</w:t>
-      </w:r>
-      <w:r>
-        <w:t xml:space="preserve"> por vías de acceso abierto legítimas. Los 27 restantes siguen sin obtenerse. Su disponibilidad se recomprobó el 2 de septiembre de 2026 contra tres índices independientes —Europe PMC, OpenAlex y Semantic Scholar—, y </w:t>
+        <w:t>71 de los 97 estudios recuperables (73,2 %)</w:t>
+      </w:r>
+      <w:r>
+        <w:t xml:space="preserve"> por vías de acceso abierto legítimas. Los 26 restantes siguen sin obtenerse. Su disponibilidad se recomprobó el 2 de septiembre de 2026 contra tres índices independientes —Europe PMC, OpenAlex y Semantic Scholar—, y </w:t>
       </w:r>
       <w:r>
         <w:rPr>
@@ -1178,13 +1178,13 @@
         <w:t>no es una muestra aleatoria del conjunto</w:t>
       </w:r>
       <w:r>
-        <w:t xml:space="preserve"> (Tabla 3). Contiene 8 de los 13 estudios comparativos, el </w:t>
+        <w:t xml:space="preserve"> (Tabla 3). Contiene 7 de los 12 estudios comparativos, el </w:t>
       </w:r>
       <w:r>
         <w:rPr>
           <w:b/>
         </w:rPr>
-        <w:t>61,5 %</w:t>
+        <w:t>58,3 %</w:t>
       </w:r>
       <w:r>
         <w:t>, y, aunque declara menos pacientes en total, concentra los diseños que sostienen una comparación. De los cuatro ensayos aleatorizados de referencia del campo [@Jault2019_phagoburn; @Leitner2021_lancetid_pyophage; @NirPaz2025_med_tp102; @Chan2023_jcf_cyphy], dos siguen sin leerse: el de fagos intravesicales y el de TP-102. De PhagoBurn se obtuvo el artículo. Del ensayo de Yale no existe artículo completo publicado, sino un resumen de congreso y los resultados depositados en el registro; lo que se obtuvo es el protocolo del ensayo, que documenta el diseño pero no los desenlaces.</w:t>
@@ -1205,7 +1205,7 @@
     </w:p>
     <w:p>
       <w:r>
-        <w:t xml:space="preserve">Los 98 estudios recuperables se publicaron entre </w:t>
+        <w:t xml:space="preserve">Los 97 estudios recuperables se publicaron entre </w:t>
       </w:r>
       <w:r>
         <w:rPr>
@@ -1220,7 +1220,7 @@
         <w:rPr>
           <w:b/>
         </w:rPr>
-        <w:t>79,6 %</w:t>
+        <w:t>79,4 %</w:t>
       </w:r>
       <w:r>
         <w:t xml:space="preserve"> desde 2020. Es un cuerpo de evidencia joven y en expansión rápida (Tabla 1).</w:t>
@@ -1234,16 +1234,16 @@
         <w:rPr>
           <w:b/>
         </w:rPr>
-        <w:t>42 reportes de caso único (42,9 %)</w:t>
-      </w:r>
-      <w:r>
-        <w:t xml:space="preserve">, 18 series de casos, 13 cohortes prospectivas, 9 ensayos aleatorizados, 4 ensayos no aleatorizados y 3 cohortes retrospectivas. Otros 9 no declaran su diseño de forma reconocible en el resumen. Los comparativos suman </w:t>
+        <w:t>42 reportes de caso único (43,3 %)</w:t>
+      </w:r>
+      <w:r>
+        <w:t xml:space="preserve">, 18 series de casos, 13 cohortes prospectivas, 8 ensayos aleatorizados, 4 ensayos no aleatorizados y 3 cohortes retrospectivas. Otros 9 no declaran su diseño de forma reconocible en el resumen. Los comparativos suman </w:t>
       </w:r>
       <w:r>
         <w:rPr>
           <w:b/>
         </w:rPr>
-        <w:t>13 estudios, el 13,3 %</w:t>
+        <w:t>12 estudios, el 12,4 %</w:t>
       </w:r>
       <w:r>
         <w:t xml:space="preserve"> del total, y son los únicos capaces de sostener una afirmación de eficacia relativa.</w:t>
@@ -1287,10 +1287,10 @@
         <w:rPr>
           <w:b/>
         </w:rPr>
-        <w:t>76,5 %</w:t>
-      </w:r>
-      <w:r>
-        <w:t xml:space="preserve"> de los estudios: el 63,3 % no la menciona en absoluto y un 13,3 % adicional la menciona en términos que no permiten clasificarla. Para estratificar por resistencia, que es lo que hacen las síntesis publicadas, ambos casos son igual de inservibles.</w:t>
+        <w:t>76,3 %</w:t>
+      </w:r>
+      <w:r>
+        <w:t xml:space="preserve"> de los estudios: el 62,9 % no la menciona en absoluto y un 13,4 % adicional la menciona en términos que no permiten clasificarla. Para estratificar por resistencia, que es lo que hacen las síntesis publicadas, ambos casos son igual de inservibles.</w:t>
       </w:r>
     </w:p>
     <w:p>
@@ -1313,7 +1313,7 @@
         <w:rPr>
           <w:b/>
         </w:rPr>
-        <w:t>52,0 %</w:t>
+        <w:t>52,6 %</w:t>
       </w:r>
       <w:r>
         <w:t>.</w:t>
@@ -1348,7 +1348,7 @@
         <w:rPr>
           <w:b/>
         </w:rPr>
-        <w:t>40,8 %</w:t>
+        <w:t>40,2 %</w:t>
       </w:r>
       <w:r>
         <w:t>.</w:t>
@@ -1383,7 +1383,7 @@
         <w:rPr>
           <w:b/>
         </w:rPr>
-        <w:t>98,0 %</w:t>
+        <w:t>97,9 %</w:t>
       </w:r>
       <w:r>
         <w:t>.</w:t>
@@ -1404,31 +1404,31 @@
     </w:p>
     <w:p>
       <w:r>
-        <w:t>La extracción por duplicado, ya adjudicada, permite medir por primera vez qué reporta este cuerpo de evidencia en los cinco desenlaces declarados en los criterios de elegibilidad. La tabla 5 lo resume sobre los 106 brazos del corpus vigente.</w:t>
+        <w:t>La extracción por duplicado, ya adjudicada, permite medir por primera vez qué reporta este cuerpo de evidencia en los cinco desenlaces declarados en los criterios de elegibilidad. La tabla 5 lo resume sobre los 105 brazos del corpus vigente.</w:t>
       </w:r>
     </w:p>
     <w:p>
       <w:r>
-        <w:t>La completitud es desigual y, en el mejor de los casos, parcial. Los eventos adversos son lo que más se reporta con denominador (76,4 % de los brazos) y la emergencia de resistencia al fago lo que menos (26,4 %), pese a ser el desenlace que decide si la intervención conserva su utilidad. Esos porcentajes se calculan sobre los 106 brazos, e incluyen por tanto 27 de estudios cuyo texto completo no se ha recuperado: de un artículo que no se ha podido leer no cabe afirmar que calle. Sobre los 79 brazos legibles las cifras suben —del 76,4 % al 88,6 % en eventos adversos, del 26,4 % al 35,4 % en resistencia—, y la tabla 5 da las dos columnas para que el lector distinga el silencio de la literatura del hueco documental de esta revisión. El éxito clínico, que es el que las síntesis publicadas agregan, consta con numerador y denominador en el 66,0 % de los brazos. Dos brazos reportan un numerador mayor que su denominador —trece éxitos clínicos sobre un paciente, y cinco eventos adversos sobre cuatro—; se señalan como error de reporte y no se leen como proporciones.</w:t>
+        <w:t>La completitud es desigual y, en el mejor de los casos, parcial. Los eventos adversos son lo que más se reporta con denominador (77,1 % de los brazos) y la emergencia de resistencia al fago lo que menos (26,7 %), pese a ser el desenlace que decide si la intervención conserva su utilidad. Esos porcentajes se calculan sobre los 105 brazos, e incluyen por tanto 26 de estudios cuyo texto completo no se ha recuperado: de un artículo que no se ha podido leer no cabe afirmar que calle. Sobre los 79 brazos legibles las cifras suben —del 77,1 % al 88,6 % en eventos adversos, del 26,7 % al 35,4 % en resistencia—, y la tabla 5 da las dos columnas para que el lector distinga el silencio de la literatura del hueco documental de esta revisión. El éxito clínico, que es el que las síntesis publicadas agregan, consta con numerador y denominador en el 66,7 % de los brazos. Dos brazos reportan un numerador mayor que su denominador —trece éxitos clínicos sobre un paciente, y cinco eventos adversos sobre cuatro—; se señalan como error de reporte y no se leen como proporciones.</w:t>
       </w:r>
     </w:p>
     <w:p>
       <w:r>
-        <w:t xml:space="preserve">Ese 66,0 % es, sin embargo, engañoso si se lee como disponibilidad para agregar. </w:t>
+        <w:t xml:space="preserve">Ese 66,7 % es, sin embargo, engañoso si se lee como disponibilidad para agregar. </w:t>
       </w:r>
       <w:r>
         <w:rPr>
           <w:b/>
         </w:rPr>
-        <w:t>En 71 de los 106 brazos (67,0 %) no consta una definición operativa de éxito clínico</w:t>
-      </w:r>
-      <w:r>
-        <w:t>; sobre los 79 brazos legibles, en 45 (57,0 %). En 48 de ellos los revisores lo establecieron leyendo el artículo: 47 declaran un número de pacientes con «buen resultado» sin decir qué había que observar para contarlo, y 1 dejó el campo sin dato. En los 23 restantes la extracción quedó incompleta, de modo que no consta ni que el artículo la dé ni que no la dé; se cuentan entre los que no la aportan porque el dato no está disponible para quien lea la revisión, no porque se haya establecido su ausencia. Un numerador sin definición no nombra nada comparable con el numerador de otro estudio.</w:t>
+        <w:t>En 70 de los 105 brazos (66,7 %) no consta una definición operativa de éxito clínico</w:t>
+      </w:r>
+      <w:r>
+        <w:t>; sobre los 79 brazos legibles, en 45 (57,0 %). En 48 de ellos los revisores lo establecieron leyendo el artículo: 47 declaran un número de pacientes con «buen resultado» sin decir qué había que observar para contarlo, y 1 dejó el campo sin dato. En los 22 restantes la extracción quedó incompleta, de modo que no consta ni que el artículo la dé ni que no la dé; se cuentan entre los que no la aportan porque el dato no está disponible para quien lea la revisión, no porque se haya establecido su ausencia. Un numerador sin definición no nombra nada comparable con el numerador de otro estudio.</w:t>
       </w:r>
     </w:p>
     <w:p>
       <w:r>
-        <w:t xml:space="preserve">El diseño tampoco consta siempre: en 23 de los 106 brazos no puede clasificarse —15 en que los dos revisores acordaron «NA» y 8 que siguen abiertos—, de modo que los recuentos por diseño son suelos sobre los 83 restantes. De esos 83, </w:t>
+        <w:t xml:space="preserve">El diseño tampoco consta siempre: en 22 de los 105 brazos no puede clasificarse —14 en que los dos revisores acordaron «NA» y 8 que siguen abiertos—, de modo que los recuentos por diseño son suelos sobre los 83 restantes. De esos 83, </w:t>
       </w:r>
       <w:r>
         <w:rPr>
@@ -1457,7 +1457,7 @@
         <w:rPr>
           <w:b/>
         </w:rPr>
-        <w:t>2 brazos de los 106</w:t>
+        <w:t>2 brazos de los 105</w:t>
       </w:r>
       <w:r>
         <w:t>. Los dos siguientes son los criterios de elegibilidad que esta misma revisión declara en la sección 2.2, y ninguno de esos 3 los sobrevive.</w:t>
@@ -1508,7 +1508,7 @@
     </w:p>
     <w:p>
       <w:r>
-        <w:t xml:space="preserve">Dicho de otro modo: de los 106 brazos de esta literatura, </w:t>
+        <w:t xml:space="preserve">Dicho de otro modo: de los 105 brazos de esta literatura, </w:t>
       </w:r>
       <w:r>
         <w:rPr>
@@ -1653,7 +1653,7 @@
         <w:t>P. aeruginosa</w:t>
       </w:r>
       <w:r>
-        <w:t xml:space="preserve"> resistente con más amplitud que las síntesis previas: nueve fuentes, sin restricción de idioma, con literatura regional y registros de ensayos incluidos. El resultado son 158 estudios frente a las decenas que manejan las revisiones publicadas, y habrían sido 219 sin la restricción de idioma que se adoptó al final y sin los 26 que la lectura de los artículos desmintió. Ese aumento no habla bien de la madurez del campo. La mayor parte procede de reportes de caso, de fichas de registro sin publicación y de literatura regional que las búsquedas restringidas a PubMed y Scopus no alcanzan.</w:t>
+        <w:t xml:space="preserve"> resistente con más amplitud que las síntesis previas: nueve fuentes, sin restricción de idioma, con literatura regional y registros de ensayos incluidos. El resultado son 157 estudios frente a las decenas que manejan las revisiones publicadas, y habrían sido 219 sin la restricción de idioma que se adoptó al final y sin los 27 que la lectura de los artículos desmintió. Ese aumento no habla bien de la madurez del campo. La mayor parte procede de reportes de caso, de fichas de registro sin publicación y de literatura regional que las búsquedas restringidas a PubMed y Scopus no alcanzan.</w:t>
       </w:r>
     </w:p>
     <w:p>
@@ -1735,7 +1735,7 @@
         <w:t>Para los registros.</w:t>
       </w:r>
       <w:r>
-        <w:t xml:space="preserve"> Que 60 de 158 estudios sean fichas de registro sin publicación localizable es un problema de sesgo de publicación de primer orden, y no se resuelve con métodos estadísticos.</w:t>
+        <w:t xml:space="preserve"> Que 60 de 157 estudios sean fichas de registro sin publicación localizable es un problema de sesgo de publicación de primer orden, y no se resuelve con métodos estadísticos.</w:t>
       </w:r>
     </w:p>
     <w:p>
@@ -1801,7 +1801,7 @@
         <w:t>Cuarta:</w:t>
       </w:r>
       <w:r>
-        <w:t xml:space="preserve"> el texto completo se obtuvo para el 72,4 % de los estudios recuperables, y la fracción faltante está enriquecida en diseños comparativos, de manera que lo descrito subrepresenta la parte comparativa del campo. </w:t>
+        <w:t xml:space="preserve"> el texto completo se obtuvo para el 73,2 % de los estudios recuperables, y la fracción faltante está enriquecida en diseños comparativos, de manera que lo descrito subrepresenta la parte comparativa del campo. </w:t>
       </w:r>
       <w:r>
         <w:rPr>
@@ -1948,7 +1948,7 @@
         <w:t>Tabla 1.</w:t>
       </w:r>
       <w:r>
-        <w:t xml:space="preserve"> Características del cuerpo de evidencia recuperable (n = 98 estudios).</w:t>
+        <w:t xml:space="preserve"> Características del cuerpo de evidencia recuperable (n = 97 estudios).</w:t>
       </w:r>
     </w:p>
     <w:p>
@@ -1992,7 +1992,7 @@
         <w:t>Tabla 5.</w:t>
       </w:r>
       <w:r>
-        <w:t xml:space="preserve"> Completitud de reporte de los cinco desenlaces declarados, sobre la extracción adjudicada (n = 106 brazos).</w:t>
+        <w:t xml:space="preserve"> Completitud de reporte de los cinco desenlaces declarados, sobre la extracción adjudicada (n = 105 brazos).</w:t>
       </w:r>
     </w:p>
     <w:p>
@@ -2003,7 +2003,7 @@
         <w:t>Tabla 6.</w:t>
       </w:r>
       <w:r>
-        <w:t xml:space="preserve"> Brazos que sobreviven a cada requisito de una proporción agrupada de éxito clínico (n = 106 brazos).</w:t>
+        <w:t xml:space="preserve"> Brazos que sobreviven a cada requisito de una proporción agrupada de éxito clínico (n = 105 brazos).</w:t>
       </w:r>
     </w:p>
     <w:p>
@@ -2048,7 +2048,7 @@
         <w:rPr>
           <w:b/>
         </w:rPr>
-        <w:t>Figura 2. Composición del cuerpo de evidencia recuperable (n = 98 estudios).</w:t>
+        <w:t>Figura 2. Composición del cuerpo de evidencia recuperable (n = 97 estudios).</w:t>
       </w:r>
     </w:p>
     <w:p>
@@ -2077,7 +2077,7 @@
         <w:t>Fuente.</w:t>
       </w:r>
       <w:r>
-        <w:t xml:space="preserve"> Pre-extracción sistemática desde el resumen de los 98 estudios con publicación recuperable.</w:t>
+        <w:t xml:space="preserve"> Pre-extracción sistemática desde el resumen de los 97 estudios con publicación recuperable.</w:t>
       </w:r>
     </w:p>
     <w:p>
@@ -2169,7 +2169,7 @@
         <w:t>S5.</w:t>
       </w:r>
       <w:r>
-        <w:t xml:space="preserve"> Listado de los 158 estudios con su situación y sus informes agrupados, y de los 26 excluidos al leer los artículos, con su motivo y su cita.</w:t>
+        <w:t xml:space="preserve"> Listado de los 157 estudios con su situación y sus informes agrupados, y de los 27 excluidos al leer los artículos, con su motivo y su cita.</w:t>
       </w:r>
     </w:p>
     <w:p>

--- a/verificables revisión sistemática/manuscrito_es.docx
+++ b/verificables revisión sistemática/manuscrito_es.docx
@@ -54,7 +54,7 @@
         <w:t>Recuento de palabras:</w:t>
       </w:r>
       <w:r>
-        <w:t xml:space="preserve"> resumen 263; texto principal 6 480.</w:t>
+        <w:t xml:space="preserve"> resumen 262; texto principal 6 792.</w:t>
       </w:r>
     </w:p>
     <w:p>
@@ -159,7 +159,7 @@
         <w:rPr>
           <w:b/>
         </w:rPr>
-        <w:t>27 no cumplían los criterios</w:t>
+        <w:t>29 salieron del corpus</w:t>
       </w:r>
       <w:r>
         <w:t xml:space="preserve"> —protocolos, modelos preclínicos, y artículos donde </w:t>
@@ -177,10 +177,10 @@
         <w:rPr>
           <w:b/>
         </w:rPr>
-        <w:t>157</w:t>
-      </w:r>
-      <w:r>
-        <w:t xml:space="preserve">, 97 con publicación recuperable. Casos únicos, 43,3 %; comparativos, 12,4 %; sin clase de resistencia asignable, 76,3 %. Se obtuvo el texto completo de 71 (73,2 %), y lo que falta concentra el 58,3 % de los comparativos; el criterio de idioma eliminó 35 estudios más. En 70 de los 105 brazos (66,7 %) no consta definición operativa del éxito clínico, y solo 2 reúnen diseño comparativo, numerador, denominador y definición. Descontado el que mide tiempo, </w:t>
+        <w:t>155</w:t>
+      </w:r>
+      <w:r>
+        <w:t xml:space="preserve">, 95 con publicación recuperable. Casos únicos, 44,2 %; comparativos, 11,6 %; sin clase de resistencia asignable, 75,8 %. Se obtuvo el texto completo de 71 (74,7 %), y lo que falta concentra el 54,5 % de los comparativos; el criterio de idioma eliminó 35 estudios más. En 69 de los 103 brazos (67,0 %) no consta definición operativa del éxito clínico, y solo 2 reúnen diseño comparativo, numerador, denominador y definición. Descontado el que mide tiempo, </w:t>
       </w:r>
       <w:r>
         <w:rPr>
@@ -492,7 +492,7 @@
     </w:p>
     <w:p>
       <w:r>
-        <w:t>Las ecuaciones las diseñó y ejecutó D.V., interrogando cada interfaz directamente; no las generó ni las ejecutó el modelo de lenguaje cuya intervención se declara en la sección 2.4. Se aportan íntegras como suplemento, con la sintaxis literal de cada interfaz, el número de resultados y la fecha, de modo que cualquiera puede repetirlas. BVS y SciELO se incluyeron para no inclinar la revisión hacia la literatura anglosajona, y aportaron 2 de los 233 informes que llegaron a texto completo: cubren Iberoamérica, y de los 38 estudios que declaran procedencia, 15 son de Rusia, Polonia, Georgia o Ucrania.</w:t>
+        <w:t>Las ecuaciones las diseñó y ejecutó D.V., interrogando cada interfaz directamente; no las generó ni las ejecutó el modelo de lenguaje cuya intervención se declara en la sección 2.4. Se aportan íntegras como suplemento, con la sintaxis literal de cada interfaz, el número de resultados y la fecha, de modo que cualquiera puede repetirlas. BVS y SciELO se incluyeron para no inclinar la revisión hacia la literatura anglosajona, y aportaron 2 de los 233 informes que llegaron a texto completo: cubren Iberoamérica, y de los 37 estudios que declaran procedencia, 14 son de Rusia, Polonia, Georgia o Ucrania.</w:t>
       </w:r>
     </w:p>
     <w:p>
@@ -684,12 +684,12 @@
         <w:t>por duplicado e independiente</w:t>
       </w:r>
       <w:r>
-        <w:t xml:space="preserve"> entre los dos revisores. Un revisor extrajo los 124 estudios que entonces tenían publicación recuperable —97 tras las exclusiones de la sección 3.1.1— y el segundo extrajo 122 de ellos, de modo que el 98 % del corpus tiene doble extracción. Sobre las 130 filas de brazo comparables se registraron 541 desacuerdos de valor; la concordancia, medida antes de resolverlos, fue del 78 % de acuerdo mediano y una kappa de Cohen mediana de 0,62 sobre los 8 de 9 campos categóricos en que resulta informativa, con un recorrido del 64 % al 100 % según la variable. Las discrepancias se resolvieron por consenso entre los dos revisores, con registro de quién resolvió y cuándo: hay 525 de 541 adjudicadas. De las 16 restantes, 2 se habían cerrado antes aplicando una regla mecánica sobre una comparación posteriormente rehecha y no llevan firma conjunta, y 14 siguen abiertas: 10 porque el formulario no ofrecía la opción «no derivable» en los campos donde los revisores la necesitaban, y 4 por datos que exigen releer el artículo. El registro completo, resuelto a resuelto, se aporta como suplemento.</w:t>
+        <w:t xml:space="preserve"> entre los dos revisores. Un revisor extrajo los 124 estudios que entonces tenían publicación recuperable —95 tras las exclusiones de la sección 3.1.1— y el segundo extrajo 122 de ellos, de modo que el 98 % del corpus tiene doble extracción. Sobre las 130 filas de brazo comparables se registraron 541 desacuerdos de valor; la concordancia, medida antes de resolverlos, fue del 78 % de acuerdo mediano y una kappa de Cohen mediana de 0,62 sobre los 8 de 9 campos categóricos en que resulta informativa, con un recorrido del 64 % al 100 % según la variable. Las discrepancias se resolvieron por consenso entre los dos revisores, con registro de quién resolvió y cuándo: hay 525 de 541 adjudicadas. De las 16 restantes, 2 se habían cerrado antes aplicando una regla mecánica sobre una comparación posteriormente rehecha y no llevan firma conjunta, y 14 siguen abiertas: 10 porque el formulario no ofrecía la opción «no derivable» en los campos donde los revisores la necesitaban, y 4 por datos que exigen releer el artículo. El registro completo, resuelto a resuelto, se aporta como suplemento.</w:t>
       </w:r>
     </w:p>
     <w:p>
       <w:r>
-        <w:t xml:space="preserve">La caracterización estructural del corpus (secciones 3.1 a 3.4, tablas 1 a 4) procede de una pre-extracción sistemática desde el resumen de los 97 estudios vigentes, realizada con el mismo esquema de variables y marcada como parcial en cada registro. La completitud de reporte por desenlace (sección 3.5, tabla 5) procede en cambio de la extracción adjudicada, y se identifica como tal en cada cifra. Este informe no presenta estimaciones de eficacia: caracteriza la estructura del cuerpo de evidencia y su </w:t>
+        <w:t xml:space="preserve">La caracterización estructural del corpus (secciones 3.1 a 3.4, tablas 1 a 4) procede de una pre-extracción sistemática desde el resumen de los 95 estudios vigentes, realizada con el mismo esquema de variables y marcada como parcial en cada registro. La completitud de reporte por desenlace (sección 3.5, tabla 5) procede en cambio de la extracción adjudicada, y se identifica como tal en cada cifra. Este informe no presenta estimaciones de eficacia: caracteriza la estructura del cuerpo de evidencia y su </w:t>
       </w:r>
       <w:r>
         <w:rPr>
@@ -722,7 +722,7 @@
         <w:t>Ninguna de las dos evaluaciones se ha realizado, y esta revisión no las reporta.</w:t>
       </w:r>
       <w:r>
-        <w:t xml:space="preserve"> Los motivos son concretos y conviene declararlos por separado. El riesgo de sesgo exige que los dos revisores lean cada artículo y emitan un juicio por dominio; queda pendiente y no se sustituye por ningún indicador derivado del diseño, que no es lo mismo. Además, 26 de los 97 estudios con publicación recuperable siguen sin texto completo (sección 3.2), de modo que una evaluación hecha hoy dejaría fuera a una fracción no aleatoria del corpus. En cuanto a GRADE, evalúa la certeza de una estimación agrupada, y esta revisión no presenta ninguna: la sección 3.5 muestra que solo 2 de los 105 brazos reúnen los requisitos mínimos para agregar. Calificar la certeza de un resultado que no existe sería un trámite, no una evaluación.</w:t>
+        <w:t xml:space="preserve"> Los motivos son concretos y conviene declararlos por separado. El riesgo de sesgo exige que los dos revisores lean cada artículo y emitan un juicio por dominio; queda pendiente y no se sustituye por ningún indicador derivado del diseño, que no es lo mismo. Además, 24 de los 95 estudios con publicación recuperable siguen sin texto completo (sección 3.2), de modo que una evaluación hecha hoy dejaría fuera a una fracción no aleatoria del corpus. En cuanto a GRADE, evalúa la certeza de una estimación agrupada, y esta revisión no presenta ninguna: la sección 3.5 muestra que solo 2 de los 103 brazos reúnen los requisitos mínimos para agregar. Calificar la certeza de un resultado que no existe sería un trámite, no una evaluación.</w:t>
       </w:r>
     </w:p>
     <w:p>
@@ -748,7 +748,7 @@
         <w:pStyle w:val="Heading2"/>
       </w:pPr>
       <w:r>
-        <w:t>2.9 Enmienda al protocolo: criterio de idioma</w:t>
+        <w:t>2.9 Dos enmiendas al protocolo</w:t>
       </w:r>
     </w:p>
     <w:p>
@@ -814,6 +814,67 @@
     <w:p>
       <w:r>
         <w:t>Las cifras de la revisión sin la enmienda se conservan íntegras en el registro de decisiones, que es solo-anexar, de modo que cualquier lector puede reconstruir el corpus previo y comprobar el efecto por sí mismo.</w:t>
+      </w:r>
+    </w:p>
+    <w:p>
+      <w:r>
+        <w:rPr>
+          <w:b/>
+        </w:rPr>
+        <w:t>Segunda enmienda: los estudios cuyo texto completo no se consiguió salen del corpus.</w:t>
+      </w:r>
+      <w:r>
+        <w:t xml:space="preserve"> Adoptada el 2 de septiembre de 2026, también con el cribado concluido. Es de otra naturaleza que la primera y conviene no disimularlo: los demás motivos de exclusión se refieren a lo que el </w:t>
+      </w:r>
+      <w:r>
+        <w:rPr>
+          <w:b/>
+        </w:rPr>
+        <w:t>artículo dice</w:t>
+      </w:r>
+      <w:r>
+        <w:t xml:space="preserve"> —no hay pacientes, no hay resultados, el patógeno está en la etiqueta del producto—, mientras que este se refiere a lo que </w:t>
+      </w:r>
+      <w:r>
+        <w:rPr>
+          <w:b/>
+        </w:rPr>
+        <w:t>esta revisión no pudo leer</w:t>
+      </w:r>
+      <w:r>
+        <w:t>, que es una propiedad del proceso y no del estudio.</w:t>
+      </w:r>
+    </w:p>
+    <w:p>
+      <w:r>
+        <w:t xml:space="preserve">Su efecto medido: excluye </w:t>
+      </w:r>
+      <w:r>
+        <w:rPr>
+          <w:b/>
+        </w:rPr>
+        <w:t>1 estudio</w:t>
+      </w:r>
+      <w:r>
+        <w:t xml:space="preserve">, un ensayo aleatorizado del que solo existe una copia en un repositorio institucional, en versión previa a revisión por pares y tras una barrera de acceso automatizado. Y su efecto potencial es mucho mayor, de modo que declararlo es obligatorio: </w:t>
+      </w:r>
+      <w:r>
+        <w:rPr>
+          <w:b/>
+        </w:rPr>
+        <w:t>aplicado a los 24 estudios que siguen sin texto completo, el corpus pasaría de 155 a 131 estudios, los comparativos de 11 a 5 y los ensayos aleatorizados de 7 a 3</w:t>
+      </w:r>
+      <w:r>
+        <w:t xml:space="preserve">, y la tasa de recuperación de texto completo pasaría a ser del 100 % </w:t>
+      </w:r>
+      <w:r>
+        <w:rPr>
+          <w:b/>
+        </w:rPr>
+        <w:t>por construcción</w:t>
+      </w:r>
+      <w:r>
+        <w:t>. Es decir, el sesgo de recuperación que la sección 3.2 mide dejaría de poder medirse, porque el criterio lo elimina por definición en lugar de resolverlo. Esta revisión no lo aplica de esa forma, y el lector debe saber que la cifra del 74,7 % convive con una exclusión que, generalizada, la volvería vacía.</w:t>
       </w:r>
     </w:p>
     <w:p>
@@ -876,7 +937,7 @@
         <w:rPr>
           <w:b/>
         </w:rPr>
-        <w:t>27 de ellos no cumplían los criterios de la sección 2.2</w:t>
+        <w:t>29 de ellos salieron del corpus</w:t>
       </w:r>
       <w:r>
         <w:t xml:space="preserve">, y se excluyeron; el apartado siguiente los detalla. El cuerpo de evidencia queda en </w:t>
@@ -885,10 +946,10 @@
         <w:rPr>
           <w:b/>
         </w:rPr>
-        <w:t>157 estudios</w:t>
-      </w:r>
-      <w:r>
-        <w:t>, que agrupan 196 informes: 133 con un solo informe y 24 con varios, hasta un máximo de once informes de un mismo ensayo.</w:t>
+        <w:t>155 estudios</w:t>
+      </w:r>
+      <w:r>
+        <w:t>, que agrupan 190 informes: 132 con un solo informe y 23 con varios, hasta un máximo de once informes de un mismo ensayo.</w:t>
       </w:r>
     </w:p>
     <w:p>
@@ -896,21 +957,21 @@
         <w:pStyle w:val="Heading2"/>
       </w:pPr>
       <w:r>
-        <w:t>3.1.1 Veintisiete estudios que el cribado admitió y la lectura desmintió</w:t>
+        <w:t>3.1.1 Veintinueve estudios que el cribado admitió y que salieron después</w:t>
       </w:r>
     </w:p>
     <w:p>
       <w:r>
-        <w:t xml:space="preserve">Los 27 se excluyeron por siete motivos, y ninguno es una discrepancia de criterio: son estudios que no cumplen lo que la sección 2.2 ya exigía. </w:t>
+        <w:t xml:space="preserve">Los 29 se excluyeron por ocho motivos, y ninguno es una discrepancia de criterio: son estudios que no cumplen lo que la sección 2.2 ya exigía. </w:t>
       </w:r>
       <w:r>
         <w:rPr>
           <w:b/>
         </w:rPr>
-        <w:t>Veintitrés</w:t>
-      </w:r>
-      <w:r>
-        <w:t xml:space="preserve"> salieron de leer su texto completo. </w:t>
+        <w:t>Veinticuatro</w:t>
+      </w:r>
+      <w:r>
+        <w:t xml:space="preserve"> salieron de leer su artículo. </w:t>
       </w:r>
       <w:r>
         <w:rPr>
@@ -979,10 +1040,10 @@
         <w:rPr>
           <w:b/>
         </w:rPr>
-        <w:t>Uno</w:t>
-      </w:r>
-      <w:r>
-        <w:t xml:space="preserve"> es una pieza de opinión con revisión narrativa.</w:t>
+        <w:t>Dos</w:t>
+      </w:r>
+      <w:r>
+        <w:t xml:space="preserve"> no aportan datos primarios propios: una pieza de opinión con revisión narrativa, y un editorial de dos páginas firmado por un solo autor, que el repositorio que lo indexa clasifica literalmente como «Editorial» y «no citable».</w:t>
       </w:r>
     </w:p>
     <w:p>
@@ -1061,7 +1122,7 @@
         <w:rPr>
           <w:b/>
         </w:rPr>
-        <w:t>29 de los 97 estudios extraíbles</w:t>
+        <w:t>29 de los 95 estudios extraíbles</w:t>
       </w:r>
       <w:r>
         <w:t>. Cuando la fuente declara una lengua no admitida y el resumen está en inglés, lo que se prueba es que la revista publica resumen en inglés —la norma en buena parte de Europa del Este—, no que el artículo pueda leerse en inglés. La clase se renombró y esa precedencia se corrigió.</w:t>
@@ -1101,16 +1162,16 @@
     </w:p>
     <w:p>
       <w:r>
-        <w:t xml:space="preserve">De los 157 estudios, </w:t>
+        <w:t xml:space="preserve">De los 155 estudios, </w:t>
       </w:r>
       <w:r>
         <w:rPr>
           <w:b/>
         </w:rPr>
-        <w:t>97 tienen publicación recuperable</w:t>
-      </w:r>
-      <w:r>
-        <w:t xml:space="preserve">: 94 artículos y 3 que solo existen como resumen de congreso. Los </w:t>
+        <w:t>95 tienen publicación recuperable</w:t>
+      </w:r>
+      <w:r>
+        <w:t xml:space="preserve">: 92 artículos y 3 que solo existen como resumen de congreso. Los </w:t>
       </w:r>
       <w:r>
         <w:rPr>
@@ -1152,16 +1213,16 @@
         <w:rPr>
           <w:b/>
         </w:rPr>
-        <w:t>71 de los 97 estudios recuperables (73,2 %)</w:t>
-      </w:r>
-      <w:r>
-        <w:t xml:space="preserve"> por vías de acceso abierto legítimas. Los 26 restantes siguen sin obtenerse. Su disponibilidad se recomprobó el 2 de septiembre de 2026 contra tres índices independientes —Europe PMC, OpenAlex y Semantic Scholar—, y </w:t>
+        <w:t>71 de los 95 estudios recuperables (74,7 %)</w:t>
+      </w:r>
+      <w:r>
+        <w:t xml:space="preserve"> por vías de acceso abierto legítimas. Los 24 restantes siguen sin obtenerse. Su disponibilidad se recomprobó el 2 de septiembre de 2026 contra tres índices independientes —Europe PMC, OpenAlex y Semantic Scholar—, y </w:t>
       </w:r>
       <w:r>
         <w:rPr>
           <w:b/>
         </w:rPr>
-        <w:t>ninguno de los 27 tiene hoy una copia de acceso abierto</w:t>
+        <w:t>ninguno de los 24 tiene hoy una copia de acceso abierto</w:t>
       </w:r>
       <w:r>
         <w:t>. No se solicitaron por préstamo interbibliotecario ni a los autores: el hueco documental que esta revisión declara no está mitigado por ninguna vía adicional, y esa es la razón por la que se reporta como límite y no como pendiente.</w:t>
@@ -1178,13 +1239,13 @@
         <w:t>no es una muestra aleatoria del conjunto</w:t>
       </w:r>
       <w:r>
-        <w:t xml:space="preserve"> (Tabla 3). Contiene 7 de los 12 estudios comparativos, el </w:t>
+        <w:t xml:space="preserve"> (Tabla 3). Contiene 6 de los 11 estudios comparativos, el </w:t>
       </w:r>
       <w:r>
         <w:rPr>
           <w:b/>
         </w:rPr>
-        <w:t>58,3 %</w:t>
+        <w:t>54,5 %</w:t>
       </w:r>
       <w:r>
         <w:t>, y, aunque declara menos pacientes en total, concentra los diseños que sostienen una comparación. De los cuatro ensayos aleatorizados de referencia del campo [@Jault2019_phagoburn; @Leitner2021_lancetid_pyophage; @NirPaz2025_med_tp102; @Chan2023_jcf_cyphy], dos siguen sin leerse: el de fagos intravesicales y el de TP-102. De PhagoBurn se obtuvo el artículo. Del ensayo de Yale no existe artículo completo publicado, sino un resumen de congreso y los resultados depositados en el registro; lo que se obtuvo es el protocolo del ensayo, que documenta el diseño pero no los desenlaces.</w:t>
@@ -1205,7 +1266,7 @@
     </w:p>
     <w:p>
       <w:r>
-        <w:t xml:space="preserve">Los 97 estudios recuperables se publicaron entre </w:t>
+        <w:t xml:space="preserve">Los 95 estudios recuperables se publicaron entre </w:t>
       </w:r>
       <w:r>
         <w:rPr>
@@ -1220,7 +1281,7 @@
         <w:rPr>
           <w:b/>
         </w:rPr>
-        <w:t>79,4 %</w:t>
+        <w:t>80,0 %</w:t>
       </w:r>
       <w:r>
         <w:t xml:space="preserve"> desde 2020. Es un cuerpo de evidencia joven y en expansión rápida (Tabla 1).</w:t>
@@ -1234,16 +1295,16 @@
         <w:rPr>
           <w:b/>
         </w:rPr>
-        <w:t>42 reportes de caso único (43,3 %)</w:t>
-      </w:r>
-      <w:r>
-        <w:t xml:space="preserve">, 18 series de casos, 13 cohortes prospectivas, 8 ensayos aleatorizados, 4 ensayos no aleatorizados y 3 cohortes retrospectivas. Otros 9 no declaran su diseño de forma reconocible en el resumen. Los comparativos suman </w:t>
+        <w:t>42 reportes de caso único (44,2 %)</w:t>
+      </w:r>
+      <w:r>
+        <w:t xml:space="preserve">, 18 series de casos, 13 cohortes prospectivas, 7 ensayos aleatorizados, 4 ensayos no aleatorizados y 3 cohortes retrospectivas. Otros 8 no declaran su diseño de forma reconocible en el resumen. Los comparativos suman </w:t>
       </w:r>
       <w:r>
         <w:rPr>
           <w:b/>
         </w:rPr>
-        <w:t>12 estudios, el 12,4 %</w:t>
+        <w:t>11 estudios, el 11,6 %</w:t>
       </w:r>
       <w:r>
         <w:t xml:space="preserve"> del total, y son los únicos capaces de sostener una afirmación de eficacia relativa.</w:t>
@@ -1287,10 +1348,10 @@
         <w:rPr>
           <w:b/>
         </w:rPr>
-        <w:t>76,3 %</w:t>
-      </w:r>
-      <w:r>
-        <w:t xml:space="preserve"> de los estudios: el 62,9 % no la menciona en absoluto y un 13,4 % adicional la menciona en términos que no permiten clasificarla. Para estratificar por resistencia, que es lo que hacen las síntesis publicadas, ambos casos son igual de inservibles.</w:t>
+        <w:t>75,8 %</w:t>
+      </w:r>
+      <w:r>
+        <w:t xml:space="preserve"> de los estudios: el 62,1 % no la menciona en absoluto y un 13,7 % adicional la menciona en términos que no permiten clasificarla. Para estratificar por resistencia, que es lo que hacen las síntesis publicadas, ambos casos son igual de inservibles.</w:t>
       </w:r>
     </w:p>
     <w:p>
@@ -1348,7 +1409,7 @@
         <w:rPr>
           <w:b/>
         </w:rPr>
-        <w:t>40,2 %</w:t>
+        <w:t>38,9 %</w:t>
       </w:r>
       <w:r>
         <w:t>.</w:t>
@@ -1404,37 +1465,37 @@
     </w:p>
     <w:p>
       <w:r>
-        <w:t>La extracción por duplicado, ya adjudicada, permite medir por primera vez qué reporta este cuerpo de evidencia en los cinco desenlaces declarados en los criterios de elegibilidad. La tabla 5 lo resume sobre los 105 brazos del corpus vigente.</w:t>
+        <w:t>La extracción por duplicado, ya adjudicada, permite medir por primera vez qué reporta este cuerpo de evidencia en los cinco desenlaces declarados en los criterios de elegibilidad. La tabla 5 lo resume sobre los 103 brazos del corpus vigente.</w:t>
       </w:r>
     </w:p>
     <w:p>
       <w:r>
-        <w:t>La completitud es desigual y, en el mejor de los casos, parcial. Los eventos adversos son lo que más se reporta con denominador (77,1 % de los brazos) y la emergencia de resistencia al fago lo que menos (26,7 %), pese a ser el desenlace que decide si la intervención conserva su utilidad. Esos porcentajes se calculan sobre los 105 brazos, e incluyen por tanto 26 de estudios cuyo texto completo no se ha recuperado: de un artículo que no se ha podido leer no cabe afirmar que calle. Sobre los 79 brazos legibles las cifras suben —del 77,1 % al 88,6 % en eventos adversos, del 26,7 % al 35,4 % en resistencia—, y la tabla 5 da las dos columnas para que el lector distinga el silencio de la literatura del hueco documental de esta revisión. El éxito clínico, que es el que las síntesis publicadas agregan, consta con numerador y denominador en el 66,7 % de los brazos. Dos brazos reportan un numerador mayor que su denominador —trece éxitos clínicos sobre un paciente, y cinco eventos adversos sobre cuatro—; se señalan como error de reporte y no se leen como proporciones.</w:t>
+        <w:t>La completitud es desigual y, en el mejor de los casos, parcial. Los eventos adversos son lo que más se reporta con denominador (77,7 % de los brazos) y la emergencia de resistencia al fago lo que menos (27,2 %), pese a ser el desenlace que decide si la intervención conserva su utilidad. Esos porcentajes se calculan sobre los 103 brazos, e incluyen por tanto 24 de estudios cuyo texto completo no se ha recuperado: de un artículo que no se ha podido leer no cabe afirmar que calle. Sobre los 79 brazos legibles las cifras suben —del 77,7 % al 88,6 % en eventos adversos, del 27,2 % al 35,4 % en resistencia—, y la tabla 5 da las dos columnas para que el lector distinga el silencio de la literatura del hueco documental de esta revisión. El éxito clínico, que es el que las síntesis publicadas agregan, consta con numerador y denominador en el 68,0 % de los brazos. Dos brazos reportan un numerador mayor que su denominador —trece éxitos clínicos sobre un paciente, y cinco eventos adversos sobre cuatro—; se señalan como error de reporte y no se leen como proporciones.</w:t>
       </w:r>
     </w:p>
     <w:p>
       <w:r>
-        <w:t xml:space="preserve">Ese 66,7 % es, sin embargo, engañoso si se lee como disponibilidad para agregar. </w:t>
+        <w:t xml:space="preserve">Ese 68,0 % es, sin embargo, engañoso si se lee como disponibilidad para agregar. </w:t>
       </w:r>
       <w:r>
         <w:rPr>
           <w:b/>
         </w:rPr>
-        <w:t>En 70 de los 105 brazos (66,7 %) no consta una definición operativa de éxito clínico</w:t>
-      </w:r>
-      <w:r>
-        <w:t>; sobre los 79 brazos legibles, en 45 (57,0 %). En 48 de ellos los revisores lo establecieron leyendo el artículo: 47 declaran un número de pacientes con «buen resultado» sin decir qué había que observar para contarlo, y 1 dejó el campo sin dato. En los 22 restantes la extracción quedó incompleta, de modo que no consta ni que el artículo la dé ni que no la dé; se cuentan entre los que no la aportan porque el dato no está disponible para quien lea la revisión, no porque se haya establecido su ausencia. Un numerador sin definición no nombra nada comparable con el numerador de otro estudio.</w:t>
+        <w:t>En 69 de los 103 brazos (67,0 %) no consta una definición operativa de éxito clínico</w:t>
+      </w:r>
+      <w:r>
+        <w:t>; sobre los 79 brazos legibles, en 45 (57,0 %). En 48 de ellos los revisores lo establecieron leyendo el artículo: 47 declaran un número de pacientes con «buen resultado» sin decir qué había que observar para contarlo, y 1 dejó el campo sin dato. En los 21 restantes la extracción quedó incompleta, de modo que no consta ni que el artículo la dé ni que no la dé; se cuentan entre los que no la aportan porque el dato no está disponible para quien lea la revisión, no porque se haya establecido su ausencia. Un numerador sin definición no nombra nada comparable con el numerador de otro estudio.</w:t>
       </w:r>
     </w:p>
     <w:p>
       <w:r>
-        <w:t xml:space="preserve">El diseño tampoco consta siempre: en 22 de los 105 brazos no puede clasificarse —14 en que los dos revisores acordaron «NA» y 8 que siguen abiertos—, de modo que los recuentos por diseño son suelos sobre los 83 restantes. De esos 83, </w:t>
+        <w:t xml:space="preserve">El diseño tampoco consta siempre: en 21 de los 103 brazos no puede clasificarse —13 en que los dos revisores acordaron «NA» y 8 que siguen abiertos—, de modo que los recuentos por diseño son suelos sobre los 82 restantes. De esos 82, </w:t>
       </w:r>
       <w:r>
         <w:rPr>
           <w:b/>
         </w:rPr>
-        <w:t>8 brazos son ensayos</w:t>
+        <w:t>7 brazos son ensayos</w:t>
       </w:r>
       <w:r>
         <w:t xml:space="preserve"> (aleatorizados o no) y </w:t>
@@ -1446,7 +1507,7 @@
         <w:t>9 son cohortes</w:t>
       </w:r>
       <w:r>
-        <w:t>. La sección 3.3 y la tabla 1 llaman «comparativos» solo a los ensayos, y por eso allí la cifra es 23 estudios: cuando en esta sección se dice «comparativo» se incluyen también las cohortes, y son 17 brazos. No son el mismo conjunto.</w:t>
+        <w:t>. La sección 3.3 y la tabla 1 llaman «comparativos» solo a los ensayos, y por eso allí la cifra es 23 estudios: cuando en esta sección se dice «comparativo» se incluyen también las cohortes, y son 16 brazos. No son el mismo conjunto.</w:t>
       </w:r>
     </w:p>
     <w:p>
@@ -1457,7 +1518,7 @@
         <w:rPr>
           <w:b/>
         </w:rPr>
-        <w:t>2 brazos de los 105</w:t>
+        <w:t>2 brazos de los 103</w:t>
       </w:r>
       <w:r>
         <w:t>. Los dos siguientes son los criterios de elegibilidad que esta misma revisión declara en la sección 2.2, y ninguno de esos 3 los sobrevive.</w:t>
@@ -1508,7 +1569,7 @@
     </w:p>
     <w:p>
       <w:r>
-        <w:t xml:space="preserve">Dicho de otro modo: de los 105 brazos de esta literatura, </w:t>
+        <w:t xml:space="preserve">Dicho de otro modo: de los 103 brazos de esta literatura, </w:t>
       </w:r>
       <w:r>
         <w:rPr>
@@ -1653,7 +1714,7 @@
         <w:t>P. aeruginosa</w:t>
       </w:r>
       <w:r>
-        <w:t xml:space="preserve"> resistente con más amplitud que las síntesis previas: nueve fuentes, sin restricción de idioma, con literatura regional y registros de ensayos incluidos. El resultado son 157 estudios frente a las decenas que manejan las revisiones publicadas, y habrían sido 219 sin la restricción de idioma que se adoptó al final y sin los 27 que la lectura de los artículos desmintió. Ese aumento no habla bien de la madurez del campo. La mayor parte procede de reportes de caso, de fichas de registro sin publicación y de literatura regional que las búsquedas restringidas a PubMed y Scopus no alcanzan.</w:t>
+        <w:t xml:space="preserve"> resistente con más amplitud que las síntesis previas: nueve fuentes, sin restricción de idioma, con literatura regional y registros de ensayos incluidos. El resultado son 155 estudios frente a las decenas que manejan las revisiones publicadas, y habrían sido 219 sin la restricción de idioma que se adoptó al final y sin los 29 que salieron después. Ese aumento no habla bien de la madurez del campo. La mayor parte procede de reportes de caso, de fichas de registro sin publicación y de literatura regional que las búsquedas restringidas a PubMed y Scopus no alcanzan.</w:t>
       </w:r>
     </w:p>
     <w:p>
@@ -1735,7 +1796,7 @@
         <w:t>Para los registros.</w:t>
       </w:r>
       <w:r>
-        <w:t xml:space="preserve"> Que 60 de 157 estudios sean fichas de registro sin publicación localizable es un problema de sesgo de publicación de primer orden, y no se resuelve con métodos estadísticos.</w:t>
+        <w:t xml:space="preserve"> Que 60 de 155 estudios sean fichas de registro sin publicación localizable es un problema de sesgo de publicación de primer orden, y no se resuelve con métodos estadísticos.</w:t>
       </w:r>
     </w:p>
     <w:p>
@@ -1765,7 +1826,7 @@
         <w:t>Limitaciones.</w:t>
       </w:r>
       <w:r>
-        <w:t xml:space="preserve"> Son cinco y todas materiales. </w:t>
+        <w:t xml:space="preserve"> Son seis y todas materiales. </w:t>
       </w:r>
       <w:r>
         <w:rPr>
@@ -1774,7 +1835,7 @@
         <w:t>Primera:</w:t>
       </w:r>
       <w:r>
-        <w:t xml:space="preserve"> la búsqueda no interrogó Embase ni el ICTRP de la OMS, lo que reduce la cobertura de series de casos y resúmenes de congreso y deja la corriente de registros limitada a Estados Unidos y la Unión Europea. </w:t>
+        <w:t xml:space="preserve"> el corpus excluye un estudio por no haberse podido leer su texto completo (sección 2.9), y ese criterio, aplicado de forma consistente a los 24 restantes sin texto, vaciaría de contenido la medición del sesgo de recuperación; se declara aquí porque una exclusión que depende del acceso del revisor, y no del contenido del estudio, no es comparable con las demás. </w:t>
       </w:r>
       <w:r>
         <w:rPr>
@@ -1783,7 +1844,7 @@
         <w:t>Segunda:</w:t>
       </w:r>
       <w:r>
-        <w:t xml:space="preserve"> se limitó a publicaciones de 2016 a 2026, de modo que describe la producción reciente y no el campo entero. </w:t>
+        <w:t xml:space="preserve"> la búsqueda no interrogó Embase ni el ICTRP de la OMS, lo que reduce la cobertura de series de casos y resúmenes de congreso y deja la corriente de registros limitada a Estados Unidos y la Unión Europea. </w:t>
       </w:r>
       <w:r>
         <w:rPr>
@@ -1792,7 +1853,7 @@
         <w:t>Tercera:</w:t>
       </w:r>
       <w:r>
-        <w:t xml:space="preserve"> este informe describe la completitud con que se reportan los desenlaces (sección 3.5), pero no presenta estimaciones de eficacia, ni evaluación del riesgo de sesgo, ni certeza GRADE (sección 2.7): es una caracterización del cuerpo de evidencia, no una síntesis de sus resultados. </w:t>
+        <w:t xml:space="preserve"> se limitó a publicaciones de 2016 a 2026, de modo que describe la producción reciente y no el campo entero. </w:t>
       </w:r>
       <w:r>
         <w:rPr>
@@ -1801,13 +1862,22 @@
         <w:t>Cuarta:</w:t>
       </w:r>
       <w:r>
-        <w:t xml:space="preserve"> el texto completo se obtuvo para el 73,2 % de los estudios recuperables, y la fracción faltante está enriquecida en diseños comparativos, de manera que lo descrito subrepresenta la parte comparativa del campo. </w:t>
+        <w:t xml:space="preserve"> este informe describe la completitud con que se reportan los desenlaces (sección 3.5), pero no presenta estimaciones de eficacia, ni evaluación del riesgo de sesgo, ni certeza GRADE (sección 2.7): es una caracterización del cuerpo de evidencia, no una síntesis de sus resultados. </w:t>
       </w:r>
       <w:r>
         <w:rPr>
           <w:b/>
         </w:rPr>
         <w:t>Quinta:</w:t>
+      </w:r>
+      <w:r>
+        <w:t xml:space="preserve"> el texto completo se obtuvo para el 74,7 % de los estudios recuperables, y la fracción faltante está enriquecida en diseños comparativos, de manera que lo descrito subrepresenta la parte comparativa del campo. </w:t>
+      </w:r>
+      <w:r>
+        <w:rPr>
+          <w:b/>
+        </w:rPr>
+        <w:t>Sexta:</w:t>
       </w:r>
       <w:r>
         <w:t xml:space="preserve"> la restricción a inglés y español se adoptó con el cribado ya terminado y eliminó 35 estudios, 18 de ellos comparativos y uno del conjunto de control positivo; empuja el corpus en la misma dirección que el sesgo de recuperación y reduce lo que esta revisión puede decir sobre la literatura de Europa del Este.</w:t>
@@ -1948,7 +2018,7 @@
         <w:t>Tabla 1.</w:t>
       </w:r>
       <w:r>
-        <w:t xml:space="preserve"> Características del cuerpo de evidencia recuperable (n = 97 estudios).</w:t>
+        <w:t xml:space="preserve"> Características del cuerpo de evidencia recuperable (n = 95 estudios).</w:t>
       </w:r>
     </w:p>
     <w:p>
@@ -1992,7 +2062,7 @@
         <w:t>Tabla 5.</w:t>
       </w:r>
       <w:r>
-        <w:t xml:space="preserve"> Completitud de reporte de los cinco desenlaces declarados, sobre la extracción adjudicada (n = 105 brazos).</w:t>
+        <w:t xml:space="preserve"> Completitud de reporte de los cinco desenlaces declarados, sobre la extracción adjudicada (n = 103 brazos).</w:t>
       </w:r>
     </w:p>
     <w:p>
@@ -2003,7 +2073,7 @@
         <w:t>Tabla 6.</w:t>
       </w:r>
       <w:r>
-        <w:t xml:space="preserve"> Brazos que sobreviven a cada requisito de una proporción agrupada de éxito clínico (n = 105 brazos).</w:t>
+        <w:t xml:space="preserve"> Brazos que sobreviven a cada requisito de una proporción agrupada de éxito clínico (n = 103 brazos).</w:t>
       </w:r>
     </w:p>
     <w:p>
@@ -2048,7 +2118,7 @@
         <w:rPr>
           <w:b/>
         </w:rPr>
-        <w:t>Figura 2. Composición del cuerpo de evidencia recuperable (n = 97 estudios).</w:t>
+        <w:t>Figura 2. Composición del cuerpo de evidencia recuperable (n = 95 estudios).</w:t>
       </w:r>
     </w:p>
     <w:p>
@@ -2077,7 +2147,7 @@
         <w:t>Fuente.</w:t>
       </w:r>
       <w:r>
-        <w:t xml:space="preserve"> Pre-extracción sistemática desde el resumen de los 97 estudios con publicación recuperable.</w:t>
+        <w:t xml:space="preserve"> Pre-extracción sistemática desde el resumen de los 95 estudios con publicación recuperable.</w:t>
       </w:r>
     </w:p>
     <w:p>
@@ -2169,7 +2239,7 @@
         <w:t>S5.</w:t>
       </w:r>
       <w:r>
-        <w:t xml:space="preserve"> Listado de los 157 estudios con su situación y sus informes agrupados, y de los 27 excluidos al leer los artículos, con su motivo y su cita.</w:t>
+        <w:t xml:space="preserve"> Listado de los 155 estudios con su situación y sus informes agrupados, y de los 29 excluidos tras el cribado, con su motivo y su cita.</w:t>
       </w:r>
     </w:p>
     <w:p>

--- a/verificables revisión sistemática/manuscrito_es.docx
+++ b/verificables revisión sistemática/manuscrito_es.docx
@@ -7,7 +7,7 @@
         <w:pStyle w:val="Title"/>
       </w:pPr>
       <w:r>
-        <w:t>Fagoterapia en infecciones por Pseudomonas aeruginosa multirresistente: revisión sistemática de la estructura y la verificabilidad del cuerpo de evidencia clínica</w:t>
+        <w:t>Fagoterapia en infecciones por Pseudomonas aeruginosa multirresistente: revisión sistemática de la literatura clínica y de su verificabilidad</w:t>
       </w:r>
     </w:p>
     <w:p>
@@ -711,18 +711,57 @@
     </w:p>
     <w:p>
       <w:r>
-        <w:t>Se preveía evaluar el riesgo de sesgo con RoB 2 para ensayos aleatorizados [@Sterne2019_rob2], ROBINS-I para estudios no aleatorizados [@Sterne2016_robinsi] y los dominios de Murad para reportes y series de casos [@Murad2018_casereports; @Munn2020_jbicaseseries], y la certeza con GRADE [@Guyatt2011_grade].</w:t>
-      </w:r>
-    </w:p>
-    <w:p>
+        <w:t xml:space="preserve">El riesgo de sesgo se evalúa </w:t>
+      </w:r>
       <w:r>
         <w:rPr>
           <w:b/>
         </w:rPr>
-        <w:t>Ninguna de las dos evaluaciones se ha realizado, y esta revisión no las reporta.</w:t>
-      </w:r>
-      <w:r>
-        <w:t xml:space="preserve"> Los motivos son concretos y conviene declararlos por separado. El riesgo de sesgo exige que los dos revisores lean cada artículo y emitan un juicio por dominio; queda pendiente y no se sustituye por ningún indicador derivado del diseño, que no es lo mismo. Además, 24 de los 95 estudios con publicación recuperable siguen sin texto completo (sección 3.2), de modo que una evaluación hecha hoy dejaría fuera a una fracción no aleatoria del corpus. En cuanto a GRADE, evalúa la certeza de una estimación agrupada, y esta revisión no presenta ninguna: la sección 3.5 muestra que solo 2 de los 103 brazos reúnen los requisitos mínimos para agregar. Calificar la certeza de un resultado que no existe sería un trámite, no una evaluación.</w:t>
+        <w:t>solo en los estudios con diseño comparativo y solo en aquellos cuyo texto completo se obtuvo</w:t>
+      </w:r>
+      <w:r>
+        <w:t>: 11 de los 12 que el diseño adjudicado sobre el artículo identifica como comparativos. Los ensayos aleatorizados con RoB 2 [@Sterne2019_rob2] y los no aleatorizados y las cohortes con ROBINS-I [@Sterne2016_robinsi]. El estudio restante es un ensayo aleatorizado sin texto completo: no se evalúa, y tampoco recibe un juicio desfavorable por esa razón.</w:t>
+      </w:r>
+    </w:p>
+    <w:p>
+      <w:r>
+        <w:t xml:space="preserve">La evaluación se emite </w:t>
+      </w:r>
+      <w:r>
+        <w:rPr>
+          <w:b/>
+        </w:rPr>
+        <w:t>a nivel de dominio</w:t>
+      </w:r>
+      <w:r>
+        <w:t>: un juicio por dominio con las categorías literales de cada instrumento, sin responder las preguntas de señalización con que RoB 2 deriva ese juicio por algoritmo. Es una simplificación deliberada en una revisión descriptiva sin estimación agrupada, y se declara para que no se le atribuya una reproducibilidad algorítmica que no tiene. Los reportes y las series de casos no se evalúan con instrumento formal, por decisión y no por imposibilidad: carecen de comparador, de asignación y de seguimiento estructurado, y una herramienta construida sobre esos supuestos produce un riesgo alto uniforme que informa del instrumento y no del estudio [@Murad2018_casereports; @Munn2020_jbicaseseries].</w:t>
+      </w:r>
+    </w:p>
+    <w:p>
+      <w:r>
+        <w:rPr>
+          <w:b/>
+        </w:rPr>
+        <w:t>Los juicios se emiten por consenso entre los dos autores, no por duplicado independiente.</w:t>
+      </w:r>
+      <w:r>
+        <w:t xml:space="preserve"> A diferencia de la extracción de datos (sección 2.6), esta evaluación no admite una medida de concordancia entre revisores, y no se reporta ninguna. La limitación consta en la sección 4.4.</w:t>
+      </w:r>
+    </w:p>
+    <w:p>
+      <w:r>
+        <w:rPr>
+          <w:b/>
+        </w:rPr>
+        <w:t>GRADE no se aplica</w:t>
+      </w:r>
+      <w:r>
+        <w:t>, y el motivo no depende de lo anterior: califica la certeza de una estimación agrupada y esta revisión no presenta ninguna. La sección 3.5 muestra que solo 2 de los 103 brazos reúnen los requisitos mínimos para agregar, y ninguno los conserva tras aplicar los criterios de elegibilidad. Calificar la certeza de un resultado que no existe sería un trámite, no una evaluación [@Guyatt2011_grade].</w:t>
+      </w:r>
+    </w:p>
+    <w:p>
+      <w:r>
+        <w:t>La sección 3.7 reporta los 82 juicios y la tabla de dominios.</w:t>
       </w:r>
     </w:p>
     <w:p>
@@ -1248,7 +1287,7 @@
         <w:t>54,5 %</w:t>
       </w:r>
       <w:r>
-        <w:t>, y, aunque declara menos pacientes en total, concentra los diseños que sostienen una comparación. De los cuatro ensayos aleatorizados de referencia del campo [@Jault2019_phagoburn; @Leitner2021_lancetid_pyophage; @NirPaz2025_med_tp102; @Chan2023_jcf_cyphy], dos siguen sin leerse: el de fagos intravesicales y el de TP-102. De PhagoBurn se obtuvo el artículo. Del ensayo de Yale no existe artículo completo publicado, sino un resumen de congreso y los resultados depositados en el registro; lo que se obtuvo es el protocolo del ensayo, que documenta el diseño pero no los desenlaces.</w:t>
+        <w:t>, y, aunque declara menos pacientes en total, concentra los diseños que sostienen una comparación. De los siete ensayos aleatorizados del corpus se leyeron tres a texto completo —PhagoBurn [@Jault2019_phagoburn], BX004-A [@Weiner2025_natcomms] y un ensayo de 2026 en unidad de cuidados intensivos—, y cuatro siguen sin leerse, entre ellos el de TP-102 [@NirPaz2025_med_tp102]. La fracción que falta contiene, por tanto, la mayoría de los ensayos aleatorizados identificados.</w:t>
       </w:r>
     </w:p>
     <w:p>
@@ -1470,12 +1509,12 @@
     </w:p>
     <w:p>
       <w:r>
-        <w:t>La completitud es desigual y, en el mejor de los casos, parcial. Los eventos adversos son lo que más se reporta con denominador (77,7 % de los brazos) y la emergencia de resistencia al fago lo que menos (27,2 %), pese a ser el desenlace que decide si la intervención conserva su utilidad. Esos porcentajes se calculan sobre los 103 brazos, e incluyen por tanto 24 de estudios cuyo texto completo no se ha recuperado: de un artículo que no se ha podido leer no cabe afirmar que calle. Sobre los 79 brazos legibles las cifras suben —del 77,7 % al 88,6 % en eventos adversos, del 27,2 % al 35,4 % en resistencia—, y la tabla 5 da las dos columnas para que el lector distinga el silencio de la literatura del hueco documental de esta revisión. El éxito clínico, que es el que las síntesis publicadas agregan, consta con numerador y denominador en el 68,0 % de los brazos. Dos brazos reportan un numerador mayor que su denominador —trece éxitos clínicos sobre un paciente, y cinco eventos adversos sobre cuatro—; se señalan como error de reporte y no se leen como proporciones.</w:t>
+        <w:t>La completitud es desigual y, en el mejor de los casos, parcial. Los eventos adversos son lo que más se reporta con denominador (77,7 % de los brazos) y la emergencia de resistencia al fago lo que menos (27,2 %), pese a ser el desenlace que decide si la intervención conserva su utilidad. Esos porcentajes se calculan sobre los 103 brazos, e incluyen por tanto 24 de estudios cuyo texto completo no se ha recuperado: de un artículo que no se ha podido leer no cabe afirmar que calle. Sobre los 79 brazos legibles las cifras suben —del 77,7 % al 88,6 % en eventos adversos, del 27,2 % al 35,4 % en resistencia—, y la tabla 5 da las dos columnas para que el lector distinga el silencio de la literatura del hueco documental de esta revisión. El éxito clínico, que es el que las síntesis publicadas agregan, consta con numerador y denominador en el 68,9 % de los brazos. Dos brazos reportan un numerador mayor que su denominador —trece éxitos clínicos sobre un paciente, y cinco eventos adversos sobre cuatro—; se señalan como error de reporte y no se leen como proporciones.</w:t>
       </w:r>
     </w:p>
     <w:p>
       <w:r>
-        <w:t xml:space="preserve">Ese 68,0 % es, sin embargo, engañoso si se lee como disponibilidad para agregar. </w:t>
+        <w:t xml:space="preserve">Ese 68,9 % es, sin embargo, engañoso si se lee como disponibilidad para agregar. </w:t>
       </w:r>
       <w:r>
         <w:rPr>
@@ -1489,7 +1528,7 @@
     </w:p>
     <w:p>
       <w:r>
-        <w:t xml:space="preserve">El diseño tampoco consta siempre: en 21 de los 103 brazos no puede clasificarse —13 en que los dos revisores acordaron «NA» y 8 que siguen abiertos—, de modo que los recuentos por diseño son suelos sobre los 82 restantes. De esos 82, </w:t>
+        <w:t xml:space="preserve">El diseño tampoco consta siempre: en 19 de los 103 brazos no puede clasificarse —12 en que los dos revisores acordaron «NA» y 7 que siguen abiertos—, de modo que los recuentos por diseño son suelos sobre los 84 restantes. De esos 84, </w:t>
       </w:r>
       <w:r>
         <w:rPr>
@@ -1507,7 +1546,7 @@
         <w:t>9 son cohortes</w:t>
       </w:r>
       <w:r>
-        <w:t>. La sección 3.3 y la tabla 1 llaman «comparativos» solo a los ensayos, y por eso allí la cifra es 23 estudios: cuando en esta sección se dice «comparativo» se incluyen también las cohortes, y son 16 brazos. No son el mismo conjunto.</w:t>
+        <w:t>. La sección 3.3 y la tabla 1 llaman «comparativos» solo a los ensayos, y por eso allí la cifra es 11 estudios: cuando en esta sección se dice «comparativo» se incluyen también las cohortes, y son 16 brazos. No son el mismo conjunto.</w:t>
       </w:r>
     </w:p>
     <w:p>
@@ -1689,6 +1728,30 @@
     </w:p>
     <w:p>
       <w:pPr>
+        <w:pStyle w:val="Heading2"/>
+      </w:pPr>
+      <w:r>
+        <w:t>3.7 Riesgo de sesgo de los estudios comparativos</w:t>
+      </w:r>
+    </w:p>
+    <w:p>
+      <w:r>
+        <w:t>De los 3 estudios evaluados con RoB 2, el juicio global es de bajo riesgo en 2 y de algunas preocupaciones en 1. De los 8 estudios evaluados con ROBINS-I, el juicio global es de riesgo moderado en 2 y de riesgo grave en 6. El dominio que más juicios desfavorables concentra en ROBINS-I —alto riesgo en RoB 2; grave o crítico en ROBINS-I— es «sesgo por confusión», con 6 de 8. Los 82 juicios se emitieron en una evaluación única acordada entre los dos autores; al no haber dos lecturas independientes, no se reporta concordancia entre revisores.</w:t>
+      </w:r>
+    </w:p>
+    <w:p>
+      <w:r>
+        <w:rPr>
+          <w:b/>
+        </w:rPr>
+        <w:t>Tabla 7.</w:t>
+      </w:r>
+      <w:r>
+        <w:t xml:space="preserve"> Riesgo de sesgo por dominio de los 11 estudios comparativos evaluables. RoB 2 en los ensayos aleatorizados (cinco dominios) y ROBINS-I en los no aleatorizados y las cohortes (siete). «n. a.» marca los dominios que el instrumento no contempla, no un juicio que falte.</w:t>
+      </w:r>
+    </w:p>
+    <w:p>
+      <w:pPr>
         <w:pStyle w:val="Heading1"/>
       </w:pPr>
       <w:r>
@@ -1862,7 +1925,7 @@
         <w:t>Cuarta:</w:t>
       </w:r>
       <w:r>
-        <w:t xml:space="preserve"> este informe describe la completitud con que se reportan los desenlaces (sección 3.5), pero no presenta estimaciones de eficacia, ni evaluación del riesgo de sesgo, ni certeza GRADE (sección 2.7): es una caracterización del cuerpo de evidencia, no una síntesis de sus resultados. </w:t>
+        <w:t xml:space="preserve"> este informe describe la completitud con que se reportan los desenlaces (sección 3.5), pero no presenta estimaciones de eficacia ni certeza GRADE (sección 2.7): es una caracterización del cuerpo de evidencia, no una síntesis de sus resultados. El riesgo de sesgo se evalúa solo en los estudios comparativos con texto completo, a nivel de dominio y por consenso, de modo que hereda el sesgo de recuperación y no admite medida de concordancia entre revisores. </w:t>
       </w:r>
       <w:r>
         <w:rPr>

--- a/verificables revisión sistemática/manuscrito_es.docx
+++ b/verificables revisión sistemática/manuscrito_es.docx
@@ -7,7 +7,7 @@
         <w:pStyle w:val="Title"/>
       </w:pPr>
       <w:r>
-        <w:t>Fagoterapia en infecciones por Pseudomonas aeruginosa multirresistente: revisión sistemática de la literatura clínica y de su verificabilidad</w:t>
+        <w:t>Fagoterapia en infecciones por Pseudomonas aeruginosa multirresistente: revisión sistemática de la literatura clínica y la completitud de su reporte</w:t>
       </w:r>
     </w:p>
     <w:p>
@@ -259,7 +259,7 @@
     </w:p>
     <w:p>
       <w:r>
-        <w:t>Hay entonces una pregunta previa a cualquier estimación, y es la que aborda esta revisión: ¿tiene este cuerpo de evidencia la estructura y la verificabilidad —entendida como la posibilidad de comprobar, con lo publicado, si un estudio es recuperable como informe, de qué población trata y qué desenlace midió— que una síntesis cuantitativa requiere? Responderla obliga a delimitarlo antes por completo, incluidas la literatura regional y los registros de ensayos que las revisiones previas han cubierto de forma desigual, y a caracterizar después lo que ese conjunto declara y lo que calla.</w:t>
+        <w:t>Hay entonces una pregunta previa a cualquier estimación, y es la que aborda esta revisión: ¿tiene este cuerpo de evidencia la estructura, la recuperabilidad y la completitud de reporte —esto es, la posibilidad de comprobar, con lo publicado, si un estudio es recuperable como informe, de qué población trata y qué desenlace midió— que una síntesis cuantitativa requiere? Responderla obliga a delimitarlo antes por completo, incluidas la literatura regional y los registros de ensayos que las revisiones previas han cubierto de forma desigual, y a caracterizar después lo que ese conjunto declara y lo que calla.</w:t>
       </w:r>
     </w:p>
     <w:p>
@@ -689,16 +689,7 @@
     </w:p>
     <w:p>
       <w:r>
-        <w:t xml:space="preserve">La caracterización estructural del corpus (secciones 3.1 a 3.4, tablas 1 a 4) procede de una pre-extracción sistemática desde el resumen de los 95 estudios vigentes, realizada con el mismo esquema de variables y marcada como parcial en cada registro. La completitud de reporte por desenlace (sección 3.5, tabla 5) procede en cambio de la extracción adjudicada, y se identifica como tal en cada cifra. Este informe no presenta estimaciones de eficacia: caracteriza la estructura del cuerpo de evidencia y su </w:t>
-      </w:r>
-      <w:r>
-        <w:rPr>
-          <w:b/>
-        </w:rPr>
-        <w:t>verificabilidad</w:t>
-      </w:r>
-      <w:r>
-        <w:t>, con tres componentes medidos —la recuperabilidad del informe (secciones 3.1 y 3.2), la completitud de reporte estructural (sección 3.4) y la completitud de reporte de desenlaces (sección 3.5)—.</w:t>
+        <w:t>La caracterización estructural del corpus (secciones 3.1 a 3.4, tablas 1 a 4) procede de una pre-extracción sistemática desde el resumen de los 95 estudios vigentes, realizada con el mismo esquema de variables y marcada como parcial en cada registro. La completitud de reporte por desenlace (sección 3.5, tabla 5) procede en cambio de la extracción adjudicada, y se identifica como tal en cada cifra. Este informe no presenta estimaciones de eficacia: caracteriza la estructura del cuerpo de evidencia, su recuperabilidad y la completitud de su reporte, con tres componentes medidos —la recuperabilidad del informe (secciones 3.1 y 3.2), la completitud de reporte estructural (sección 3.4) y la completitud de reporte de desenlaces (sección 3.5)—.</w:t>
       </w:r>
     </w:p>
     <w:p>

--- a/verificables revisión sistemática/manuscrito_es.docx
+++ b/verificables revisión sistemática/manuscrito_es.docx
@@ -54,7 +54,7 @@
         <w:t>Recuento de palabras:</w:t>
       </w:r>
       <w:r>
-        <w:t xml:space="preserve"> resumen 262; texto principal 6 792.</w:t>
+        <w:t xml:space="preserve"> resumen 262; texto principal 7 101.</w:t>
       </w:r>
     </w:p>
     <w:p>

--- a/verificables revisión sistemática/manuscrito_es.docx
+++ b/verificables revisión sistemática/manuscrito_es.docx
@@ -54,7 +54,7 @@
         <w:t>Recuento de palabras:</w:t>
       </w:r>
       <w:r>
-        <w:t xml:space="preserve"> resumen 262; texto principal 7 101.</w:t>
+        <w:t xml:space="preserve"> resumen 262; texto principal 7 105.</w:t>
       </w:r>
     </w:p>
     <w:p>
@@ -925,7 +925,7 @@
     </w:p>
     <w:p>
       <w:r>
-        <w:t xml:space="preserve">Las nueve fuentes aportaron </w:t>
+        <w:t xml:space="preserve">Las ocho fuentes aportaron </w:t>
       </w:r>
       <w:r>
         <w:rPr>
@@ -1768,7 +1768,7 @@
         <w:t>P. aeruginosa</w:t>
       </w:r>
       <w:r>
-        <w:t xml:space="preserve"> resistente con más amplitud que las síntesis previas: nueve fuentes, sin restricción de idioma, con literatura regional y registros de ensayos incluidos. El resultado son 155 estudios frente a las decenas que manejan las revisiones publicadas, y habrían sido 219 sin la restricción de idioma que se adoptó al final y sin los 29 que salieron después. Ese aumento no habla bien de la madurez del campo. La mayor parte procede de reportes de caso, de fichas de registro sin publicación y de literatura regional que las búsquedas restringidas a PubMed y Scopus no alcanzan.</w:t>
+        <w:t xml:space="preserve"> resistente con más amplitud que las síntesis previas: ocho fuentes, sin restricción de idioma, con literatura regional y registros de ensayos incluidos. El resultado son 155 estudios frente a las decenas que manejan las revisiones publicadas, y habrían sido 219 sin la restricción de idioma que se adoptó al final y sin los 29 que salieron después. Ese aumento no habla bien de la madurez del campo. La mayor parte procede de reportes de caso, de fichas de registro sin publicación y de literatura regional que las búsquedas restringidas a PubMed y Scopus no alcanzan.</w:t>
       </w:r>
     </w:p>
     <w:p>
@@ -1869,7 +1869,7 @@
         <w:t>Fortalezas.</w:t>
       </w:r>
       <w:r>
-        <w:t xml:space="preserve"> La búsqueda abarcó nueve fuentes en dos corrientes separadas, sin restringir el idioma. La selección usó un vocabulario cerrado fijado de antemano y se auditó contra un conjunto de controles positivos definido antes de empezar, lo que permite afirmar, y no solo confiar, que el cribado no perdió estudios elegibles conocidos. Todo el canal es código reejecutable con claves derivadas del contenido, y una comprobación automática cuadra cada eslabón con el siguiente.</w:t>
+        <w:t xml:space="preserve"> La búsqueda abarcó ocho fuentes en dos corrientes separadas —Scopus en dos brazos—, sin restringir el idioma. La selección usó un vocabulario cerrado fijado de antemano y se auditó contra un conjunto de controles positivos definido antes de empezar, lo que permite afirmar, y no solo confiar, que el cribado no perdió estudios elegibles conocidos. Todo el canal es código reejecutable con claves derivadas del contenido, y una comprobación automática cuadra cada eslabón con el siguiente.</w:t>
       </w:r>
     </w:p>
     <w:p>
@@ -2017,7 +2017,7 @@
         <w:t>D. Valdiviezo:</w:t>
       </w:r>
       <w:r>
-        <w:t xml:space="preserve"> conceptualización, metodología, investigación (diseño y ejecución de las búsquedas en las nueve fuentes), software (canal de cribado, agrupación y cálculo de cifras), curación de datos, extracción de datos, redacción del borrador original, visualización, administración del proyecto. </w:t>
+        <w:t xml:space="preserve"> conceptualización, metodología, investigación (diseño y ejecución de las búsquedas en las ocho fuentes), software (canal de cribado, agrupación y cálculo de cifras), curación de datos, extracción de datos, redacción del borrador original, visualización, administración del proyecto. </w:t>
       </w:r>
       <w:r>
         <w:rPr>
@@ -2037,7 +2037,7 @@
         <w:t>Disponibilidad de datos y código.</w:t>
       </w:r>
       <w:r>
-        <w:t xml:space="preserve"> Todo el material que sostiene esta revisión se deposita en un repositorio público y citable: el corpus de búsqueda con las exportaciones crudas de las nueve fuentes, los registros solo-anexar de decisión de las tres etapas de cribado, los cuadernos de extracción de ambos revisores, los registros de decisión metodológica con sus fechas, y el código completo del canal, que es reejecutable de la búsqueda a las cifras del manuscrito. ‹‹DOI DEL DEPÓSITO — PENDIENTE DE COMPLETAR ANTES DEL ENVÍO››. Los registros de decisión son solo-anexar y conservan cada corrección junto a la fila que sustituyen.</w:t>
+        <w:t xml:space="preserve"> Todo el material que sostiene esta revisión se deposita en un repositorio público y citable: el corpus de búsqueda con las exportaciones crudas de las nueve consultas, los registros solo-anexar de decisión de las tres etapas de cribado, los cuadernos de extracción de ambos revisores, los registros de decisión metodológica con sus fechas, y el código completo del canal, que es reejecutable de la búsqueda a las cifras del manuscrito. ‹‹DOI DEL DEPÓSITO — PENDIENTE DE COMPLETAR ANTES DEL ENVÍO››. Los registros de decisión son solo-anexar y conservan cada corrección junto a la fila que sustituyen.</w:t>
       </w:r>
     </w:p>
     <w:p>

--- a/verificables revisión sistemática/manuscrito_es.docx
+++ b/verificables revisión sistemática/manuscrito_es.docx
@@ -54,7 +54,7 @@
         <w:t>Recuento de palabras:</w:t>
       </w:r>
       <w:r>
-        <w:t xml:space="preserve"> resumen 262; texto principal 7 105.</w:t>
+        <w:t xml:space="preserve"> resumen 262; texto principal 7 121.</w:t>
       </w:r>
     </w:p>
     <w:p>
@@ -684,7 +684,7 @@
         <w:t>por duplicado e independiente</w:t>
       </w:r>
       <w:r>
-        <w:t xml:space="preserve"> entre los dos revisores. Un revisor extrajo los 124 estudios que entonces tenían publicación recuperable —95 tras las exclusiones de la sección 3.1.1— y el segundo extrajo 122 de ellos, de modo que el 98 % del corpus tiene doble extracción. Sobre las 130 filas de brazo comparables se registraron 541 desacuerdos de valor; la concordancia, medida antes de resolverlos, fue del 78 % de acuerdo mediano y una kappa de Cohen mediana de 0,62 sobre los 8 de 9 campos categóricos en que resulta informativa, con un recorrido del 64 % al 100 % según la variable. Las discrepancias se resolvieron por consenso entre los dos revisores, con registro de quién resolvió y cuándo: hay 525 de 541 adjudicadas. De las 16 restantes, 2 se habían cerrado antes aplicando una regla mecánica sobre una comparación posteriormente rehecha y no llevan firma conjunta, y 14 siguen abiertas: 10 porque el formulario no ofrecía la opción «no derivable» en los campos donde los revisores la necesitaban, y 4 por datos que exigen releer el artículo. El registro completo, resuelto a resuelto, se aporta como suplemento.</w:t>
+        <w:t xml:space="preserve"> entre los dos revisores. Un revisor extrajo los 124 estudios que entonces tenían publicación recuperable —95 tras las exclusiones de la sección 3.1.1— y el segundo extrajo 122 de ellos, de modo que el 98 % del corpus tiene doble extracción. Sobre las 130 filas de brazo comparables se registraron 541 desacuerdos de valor; la concordancia, medida antes de resolverlos, fue del 78 % de acuerdo mediano y una kappa de Cohen mediana de 0,62 sobre los 8 de 9 campos categóricos en que resulta informativa, con un recorrido del 64 % al 100 % según la variable. Las discrepancias se resolvieron por consenso entre los dos revisores, con registro de quién resolvió y cuándo: hay 539 de 541 adjudicadas. Las 2 restantes se habían cerrado antes aplicando una regla mecánica sobre una comparación posteriormente rehecha, de modo que no llevan firma conjunta y no se cuentan como consenso. Las 14 que quedaron abiertas —10 por el diseño del estudio, donde el formulario no ofrecía la opción que los revisores necesitaban, y 4 por datos que exigían releer el artículo— se firmaron por consenso el 14 de septiembre de 2026. El registro completo, resuelto a resuelto, se aporta como suplemento.</w:t>
       </w:r>
     </w:p>
     <w:p>
@@ -711,7 +711,7 @@
         <w:t>solo en los estudios con diseño comparativo y solo en aquellos cuyo texto completo se obtuvo</w:t>
       </w:r>
       <w:r>
-        <w:t>: 11 de los 12 que el diseño adjudicado sobre el artículo identifica como comparativos. Los ensayos aleatorizados con RoB 2 [@Sterne2019_rob2] y los no aleatorizados y las cohortes con ROBINS-I [@Sterne2016_robinsi]. El estudio restante es un ensayo aleatorizado sin texto completo: no se evalúa, y tampoco recibe un juicio desfavorable por esa razón.</w:t>
+        <w:t>: 11 de los 14 que el diseño adjudicado sobre el artículo identifica como comparativos. Los ensayos aleatorizados con RoB 2 [@Sterne2019_rob2] y los no aleatorizados y las cohortes con ROBINS-I [@Sterne2016_robinsi]. El estudio restante es un ensayo aleatorizado sin texto completo: no se evalúa, y tampoco recibe un juicio desfavorable por esa razón.</w:t>
       </w:r>
     </w:p>
     <w:p>
@@ -1500,7 +1500,7 @@
     </w:p>
     <w:p>
       <w:r>
-        <w:t>La completitud es desigual y, en el mejor de los casos, parcial. Los eventos adversos son lo que más se reporta con denominador (77,7 % de los brazos) y la emergencia de resistencia al fago lo que menos (27,2 %), pese a ser el desenlace que decide si la intervención conserva su utilidad. Esos porcentajes se calculan sobre los 103 brazos, e incluyen por tanto 24 de estudios cuyo texto completo no se ha recuperado: de un artículo que no se ha podido leer no cabe afirmar que calle. Sobre los 79 brazos legibles las cifras suben —del 77,7 % al 88,6 % en eventos adversos, del 27,2 % al 35,4 % en resistencia—, y la tabla 5 da las dos columnas para que el lector distinga el silencio de la literatura del hueco documental de esta revisión. El éxito clínico, que es el que las síntesis publicadas agregan, consta con numerador y denominador en el 68,9 % de los brazos. Dos brazos reportan un numerador mayor que su denominador —trece éxitos clínicos sobre un paciente, y cinco eventos adversos sobre cuatro—; se señalan como error de reporte y no se leen como proporciones.</w:t>
+        <w:t>La completitud es desigual y, en el mejor de los casos, parcial. Los eventos adversos son lo que más se reporta con denominador (78,6 % de los brazos) y la emergencia de resistencia al fago lo que menos (27,2 %), pese a ser el desenlace que decide si la intervención conserva su utilidad. Esos porcentajes se calculan sobre los 103 brazos, e incluyen por tanto 24 de estudios cuyo texto completo no se ha recuperado: de un artículo que no se ha podido leer no cabe afirmar que calle. Sobre los 79 brazos legibles las cifras suben —del 78,6 % al 89,9 % en eventos adversos, del 27,2 % al 35,4 % en resistencia—, y la tabla 5 da las dos columnas para que el lector distinga el silencio de la literatura del hueco documental de esta revisión. El éxito clínico, que es el que las síntesis publicadas agregan, consta con numerador y denominador en el 68,9 % de los brazos. Dos brazos reportan un numerador mayor que su denominador —trece éxitos clínicos sobre un paciente, y cinco eventos adversos sobre cuatro—; se señalan como error de reporte y no se leen como proporciones.</w:t>
       </w:r>
     </w:p>
     <w:p>
@@ -1519,13 +1519,13 @@
     </w:p>
     <w:p>
       <w:r>
-        <w:t xml:space="preserve">El diseño tampoco consta siempre: en 19 de los 103 brazos no puede clasificarse —12 en que los dos revisores acordaron «NA» y 7 que siguen abiertos—, de modo que los recuentos por diseño son suelos sobre los 84 restantes. De esos 84, </w:t>
+        <w:t xml:space="preserve">El diseño tampoco consta siempre: en 12 de los 103 brazos no puede clasificarse —12 en que los dos revisores acordaron «NA» y 7 que siguen abiertos—, de modo que los recuentos por diseño son suelos sobre los 84 restantes. De esos 91, </w:t>
       </w:r>
       <w:r>
         <w:rPr>
           <w:b/>
         </w:rPr>
-        <w:t>7 brazos son ensayos</w:t>
+        <w:t>8 brazos son ensayos</w:t>
       </w:r>
       <w:r>
         <w:t xml:space="preserve"> (aleatorizados o no) y </w:t>
@@ -1534,10 +1534,10 @@
         <w:rPr>
           <w:b/>
         </w:rPr>
-        <w:t>9 son cohortes</w:t>
-      </w:r>
-      <w:r>
-        <w:t>. La sección 3.3 y la tabla 1 llaman «comparativos» solo a los ensayos, y por eso allí la cifra es 11 estudios: cuando en esta sección se dice «comparativo» se incluyen también las cohortes, y son 16 brazos. No son el mismo conjunto.</w:t>
+        <w:t>10 son cohortes</w:t>
+      </w:r>
+      <w:r>
+        <w:t>. La sección 3.3 y la tabla 1 llaman «comparativos» solo a los ensayos, y por eso allí la cifra es 11 estudios: cuando en esta sección se dice «comparativo» se incluyen también las cohortes, y son 18 brazos. No son el mismo conjunto.</w:t>
       </w:r>
     </w:p>
     <w:p>

--- a/verificables revisión sistemática/manuscrito_es.docx
+++ b/verificables revisión sistemática/manuscrito_es.docx
@@ -54,7 +54,7 @@
         <w:t>Recuento de palabras:</w:t>
       </w:r>
       <w:r>
-        <w:t xml:space="preserve"> resumen 262; texto principal 7 121.</w:t>
+        <w:t xml:space="preserve"> resumen 262; texto principal 7 355.</w:t>
       </w:r>
     </w:p>
     <w:p>
@@ -159,7 +159,7 @@
         <w:rPr>
           <w:b/>
         </w:rPr>
-        <w:t>29 salieron del corpus</w:t>
+        <w:t>39 salieron del corpus</w:t>
       </w:r>
       <w:r>
         <w:t xml:space="preserve"> —protocolos, modelos preclínicos, y artículos donde </w:t>
@@ -177,7 +177,7 @@
         <w:rPr>
           <w:b/>
         </w:rPr>
-        <w:t>155</w:t>
+        <w:t>145</w:t>
       </w:r>
       <w:r>
         <w:t xml:space="preserve">, 95 con publicación recuperable. Casos únicos, 44,2 %; comparativos, 11,6 %; sin clase de resistencia asignable, 75,8 %. Se obtuvo el texto completo de 71 (74,7 %), y lo que falta concentra el 54,5 % de los comparativos; el criterio de idioma eliminó 35 estudios más. En 69 de los 103 brazos (67,0 %) no consta definición operativa del éxito clínico, y solo 2 reúnen diseño comparativo, numerador, denominador y definición. Descontado el que mide tiempo, </w:t>
@@ -892,7 +892,7 @@
         <w:rPr>
           <w:b/>
         </w:rPr>
-        <w:t>aplicado a los 24 estudios que siguen sin texto completo, el corpus pasaría de 155 a 131 estudios, los comparativos de 11 a 5 y los ensayos aleatorizados de 7 a 3</w:t>
+        <w:t>aplicado a los 24 estudios que siguen sin texto completo, el corpus pasaría de 145 a 121 estudios, los comparativos de 11 a 5 y los ensayos aleatorizados de 7 a 3</w:t>
       </w:r>
       <w:r>
         <w:t xml:space="preserve">, y la tasa de recuperación de texto completo pasaría a ser del 100 % </w:t>
@@ -967,7 +967,7 @@
         <w:rPr>
           <w:b/>
         </w:rPr>
-        <w:t>29 de ellos salieron del corpus</w:t>
+        <w:t>39 de ellos salieron del corpus</w:t>
       </w:r>
       <w:r>
         <w:t xml:space="preserve">, y se excluyeron; el apartado siguiente los detalla. El cuerpo de evidencia queda en </w:t>
@@ -976,10 +976,10 @@
         <w:rPr>
           <w:b/>
         </w:rPr>
-        <w:t>155 estudios</w:t>
-      </w:r>
-      <w:r>
-        <w:t>, que agrupan 190 informes: 132 con un solo informe y 23 con varios, hasta un máximo de once informes de un mismo ensayo.</w:t>
+        <w:t>145 estudios</w:t>
+      </w:r>
+      <w:r>
+        <w:t>, que agrupan 179 informes: 123 con un solo informe y 22 con varios, hasta un máximo de once informes de un mismo ensayo.</w:t>
       </w:r>
     </w:p>
     <w:p>
@@ -987,12 +987,18 @@
         <w:pStyle w:val="Heading2"/>
       </w:pPr>
       <w:r>
-        <w:t>3.1.1 Veintinueve estudios que el cribado admitió y que salieron después</w:t>
+        <w:t>3.1.1 Los 39 estudios que el cribado admitió y que salieron después</w:t>
       </w:r>
     </w:p>
     <w:p>
       <w:r>
-        <w:t xml:space="preserve">Los 29 se excluyeron por ocho motivos, y ninguno es una discrepancia de criterio: son estudios que no cumplen lo que la sección 2.2 ya exigía. </w:t>
+        <w:rPr>
+          <w:b/>
+        </w:rPr>
+        <w:t>Veintinueve salieron al juzgarlos sobre su publicación.</w:t>
+      </w:r>
+      <w:r>
+        <w:t xml:space="preserve"> Se excluyeron por ocho motivos, y ninguno es una discrepancia de criterio: son estudios que no cumplen lo que la sección 2.2 ya exigía. </w:t>
       </w:r>
       <w:r>
         <w:rPr>
@@ -1192,7 +1198,108 @@
     </w:p>
     <w:p>
       <w:r>
-        <w:t xml:space="preserve">De los 155 estudios, </w:t>
+        <w:rPr>
+          <w:b/>
+        </w:rPr>
+        <w:t>Otros 10 estudios salieron por una vía distinta: la ficha de su registro.</w:t>
+      </w:r>
+      <w:r>
+        <w:t xml:space="preserve"> Los 22 + 7 anteriores se juzgaron sobre el artículo; estos no tienen artículo. Entraron al corpus porque su registro exportado traía </w:t>
+      </w:r>
+      <w:r>
+        <w:rPr>
+          <w:b/>
+        </w:rPr>
+        <w:t>solo el título</w:t>
+      </w:r>
+      <w:r>
+        <w:t xml:space="preserve">, sin resumen y sin términos MeSH, de modo que el cribado no dispuso de nada con lo que descartarlos. Se contaron </w:t>
+      </w:r>
+      <w:r>
+        <w:rPr>
+          <w:b/>
+        </w:rPr>
+        <w:t>29 fichas</w:t>
+      </w:r>
+      <w:r>
+        <w:t xml:space="preserve"> en esa situación, se descargó la ficha completa de cada una de ClinicalTrials.gov y del registro europeo CTIS, y se leyeron una por una. </w:t>
+      </w:r>
+      <w:r>
+        <w:rPr>
+          <w:b/>
+        </w:rPr>
+        <w:t>12</w:t>
+      </w:r>
+      <w:r>
+        <w:t xml:space="preserve"> nombran a </w:t>
+      </w:r>
+      <w:r>
+        <w:rPr>
+          <w:i/>
+        </w:rPr>
+        <w:t>P. aeruginosa</w:t>
+      </w:r>
+      <w:r>
+        <w:t xml:space="preserve"> entre los organismos de la población que van a tratar; </w:t>
+      </w:r>
+      <w:r>
+        <w:rPr>
+          <w:b/>
+        </w:rPr>
+        <w:t>10</w:t>
+      </w:r>
+      <w:r>
+        <w:t xml:space="preserve"> no cumplen —ocho declaran otro organismo en sus criterios de elegibilidad (</w:t>
+      </w:r>
+      <w:r>
+        <w:rPr>
+          <w:i/>
+        </w:rPr>
+        <w:t>S. aureus</w:t>
+      </w:r>
+      <w:r>
+        <w:t xml:space="preserve">, </w:t>
+      </w:r>
+      <w:r>
+        <w:rPr>
+          <w:i/>
+        </w:rPr>
+        <w:t>S. epidermidis</w:t>
+      </w:r>
+      <w:r>
+        <w:t xml:space="preserve">, </w:t>
+      </w:r>
+      <w:r>
+        <w:rPr>
+          <w:i/>
+        </w:rPr>
+        <w:t>E. coli</w:t>
+      </w:r>
+      <w:r>
+        <w:t xml:space="preserve">, enterobacterias productoras de BLEE, micobacterias no tuberculosas) y dos no evalúan fagoterapia en pacientes, pues uno es un biobanco y el otro un estudio observacional cuya intervención registrada es «ninguna»—; y en </w:t>
+      </w:r>
+      <w:r>
+        <w:rPr>
+          <w:b/>
+        </w:rPr>
+        <w:t>7</w:t>
+      </w:r>
+      <w:r>
+        <w:t xml:space="preserve"> la ficha no declara bacteria alguna, de modo que el criterio no puede verificarse ni a favor ni en contra. El caso más claro de los 10 es un ensayo de fago contra </w:t>
+      </w:r>
+      <w:r>
+        <w:rPr>
+          <w:i/>
+        </w:rPr>
+        <w:t>E. coli</w:t>
+      </w:r>
+      <w:r>
+        <w:t xml:space="preserve"> en niños con diarrea, cuyo título indexado —«Antibacterial Treatment Against Diarrhea in Oral Rehydration Solution»— no permite saberlo. Las 29 fichas viajan con el material suplementario, y la frase literal del registro en que se apoya cada juicio consta junto a ellas.</w:t>
+      </w:r>
+    </w:p>
+    <w:p>
+      <w:r>
+        <w:t xml:space="preserve">De los 145 estudios, </w:t>
       </w:r>
       <w:r>
         <w:rPr>
@@ -1207,7 +1314,7 @@
         <w:rPr>
           <w:b/>
         </w:rPr>
-        <w:t>60 restantes son únicamente fichas de registro de ensayo</w:t>
+        <w:t>50 restantes son únicamente fichas de registro de ensayo</w:t>
       </w:r>
       <w:r>
         <w:t>, sin publicación asociada localizable. Esa cifra basta por sí sola para describir un campo en el que más de uno de cada tres estudios registrados no ha publicado resultados.</w:t>
@@ -1768,7 +1875,7 @@
         <w:t>P. aeruginosa</w:t>
       </w:r>
       <w:r>
-        <w:t xml:space="preserve"> resistente con más amplitud que las síntesis previas: ocho fuentes, sin restricción de idioma, con literatura regional y registros de ensayos incluidos. El resultado son 155 estudios frente a las decenas que manejan las revisiones publicadas, y habrían sido 219 sin la restricción de idioma que se adoptó al final y sin los 29 que salieron después. Ese aumento no habla bien de la madurez del campo. La mayor parte procede de reportes de caso, de fichas de registro sin publicación y de literatura regional que las búsquedas restringidas a PubMed y Scopus no alcanzan.</w:t>
+        <w:t xml:space="preserve"> resistente con más amplitud que las síntesis previas: ocho fuentes, sin restricción de idioma, con literatura regional y registros de ensayos incluidos. El resultado son 145 estudios frente a las decenas que manejan las revisiones publicadas, y habrían sido 219 sin la restricción de idioma que se adoptó al final y sin los 39 que salieron después. Ese aumento no habla bien de la madurez del campo. La mayor parte procede de reportes de caso, de fichas de registro sin publicación y de literatura regional que las búsquedas restringidas a PubMed y Scopus no alcanzan.</w:t>
       </w:r>
     </w:p>
     <w:p>
@@ -1850,7 +1957,7 @@
         <w:t>Para los registros.</w:t>
       </w:r>
       <w:r>
-        <w:t xml:space="preserve"> Que 60 de 155 estudios sean fichas de registro sin publicación localizable es un problema de sesgo de publicación de primer orden, y no se resuelve con métodos estadísticos.</w:t>
+        <w:t xml:space="preserve"> Que 50 de 145 estudios sean fichas de registro sin publicación localizable es un problema de sesgo de publicación de primer orden, y no se resuelve con métodos estadísticos.</w:t>
       </w:r>
     </w:p>
     <w:p>
@@ -2293,7 +2400,7 @@
         <w:t>S5.</w:t>
       </w:r>
       <w:r>
-        <w:t xml:space="preserve"> Listado de los 155 estudios con su situación y sus informes agrupados, y de los 29 excluidos tras el cribado, con su motivo y su cita.</w:t>
+        <w:t xml:space="preserve"> Listado de los 145 estudios con su situación y sus informes agrupados, y de los 39 excluidos tras el cribado, con su motivo y su cita.</w:t>
       </w:r>
     </w:p>
     <w:p>

--- a/verificables revisión sistemática/manuscrito_es.docx
+++ b/verificables revisión sistemática/manuscrito_es.docx
@@ -54,7 +54,7 @@
         <w:t>Recuento de palabras:</w:t>
       </w:r>
       <w:r>
-        <w:t xml:space="preserve"> resumen 262; texto principal 7 355.</w:t>
+        <w:t xml:space="preserve"> resumen 262; texto principal 7 514.</w:t>
       </w:r>
     </w:p>
     <w:p>
@@ -153,13 +153,13 @@
         <w:t>Resultados.</w:t>
       </w:r>
       <w:r>
-        <w:t xml:space="preserve"> De 23 057 registros quedaron 17 129 informes únicos;233 informes formaron 184 estudios y, al leer los textos completos, </w:t>
+        <w:t xml:space="preserve"> De 23 057 registros quedaron 17 129 informes únicos;233 informes formaron 183 estudios y, al leer los textos completos, </w:t>
       </w:r>
       <w:r>
         <w:rPr>
           <w:b/>
         </w:rPr>
-        <w:t>39 salieron del corpus</w:t>
+        <w:t>46 salieron del corpus</w:t>
       </w:r>
       <w:r>
         <w:t xml:space="preserve"> —protocolos, modelos preclínicos, y artículos donde </w:t>
@@ -177,7 +177,7 @@
         <w:rPr>
           <w:b/>
         </w:rPr>
-        <w:t>145</w:t>
+        <w:t>137</w:t>
       </w:r>
       <w:r>
         <w:t xml:space="preserve">, 95 con publicación recuperable. Casos únicos, 44,2 %; comparativos, 11,6 %; sin clase de resistencia asignable, 75,8 %. Se obtuvo el texto completo de 71 (74,7 %), y lo que falta concentra el 54,5 % de los comparativos; el criterio de idioma eliminó 35 estudios más. En 69 de los 103 brazos (67,0 %) no consta definición operativa del éxito clínico, y solo 2 reúnen diseño comparativo, numerador, denominador y definición. Descontado el que mide tiempo, </w:t>
@@ -783,7 +783,7 @@
     </w:p>
     <w:p>
       <w:r>
-        <w:t>El 11 de agosto de 2026, con el cribado concluido y los 219 estudios ya delimitados, se decidió restringir la elegibilidad a los informes redactados en inglés o en español. La enmienda responde a una limitación operativa del equipo revisor, que no puede extraer con garantías de un texto en ruso, y se declara aquí en lugar de presentarse como si hubiera regido desde el principio.</w:t>
+        <w:t>El 11 de agosto de 2026, con el cribado concluido y los 218 estudios ya delimitados, se decidió restringir la elegibilidad a los informes redactados en inglés o en español. La enmienda responde a una limitación operativa del equipo revisor, que no puede extraer con garantías de un texto en ruso, y se declara aquí en lugar de presentarse como si hubiera regido desde el principio.</w:t>
       </w:r>
     </w:p>
     <w:p>
@@ -806,7 +806,7 @@
         <w:t>35 estudios completos</w:t>
       </w:r>
       <w:r>
-        <w:t>, porque ninguno conservaba un informe en lengua admitida. El corpus pasó de 219 a 184 estudios y de 159 a 124 estudios con publicación recuperable. La pérdida no se repartió de forma uniforme: de los 41 diseños comparativos quedaron 23, y de los 21 ensayos aleatorizados, 16.</w:t>
+        <w:t>, porque ninguno conservaba un informe en lengua admitida. El corpus pasó de 218 a 183 estudios y de 159 a 124 estudios con publicación recuperable. La pérdida no se repartió de forma uniforme: de los 41 diseños comparativos quedaron 23, y de los 21 ensayos aleatorizados, 16.</w:t>
       </w:r>
     </w:p>
     <w:p>
@@ -892,7 +892,7 @@
         <w:rPr>
           <w:b/>
         </w:rPr>
-        <w:t>aplicado a los 24 estudios que siguen sin texto completo, el corpus pasaría de 145 a 121 estudios, los comparativos de 11 a 5 y los ensayos aleatorizados de 7 a 3</w:t>
+        <w:t>aplicado a los 24 estudios que siguen sin texto completo, el corpus pasaría de 137 a 113 estudios, los comparativos de 11 a 5 y los ensayos aleatorizados de 7 a 3</w:t>
       </w:r>
       <w:r>
         <w:t xml:space="preserve">, y la tasa de recuperación de texto completo pasaría a ser del 100 % </w:t>
@@ -958,7 +958,7 @@
         <w:rPr>
           <w:b/>
         </w:rPr>
-        <w:t>184 estudios evaluados para elegibilidad</w:t>
+        <w:t>183 estudios evaluados para elegibilidad</w:t>
       </w:r>
       <w:r>
         <w:t xml:space="preserve">. Al leer sus textos completos durante la extracción se comprobó que </w:t>
@@ -967,7 +967,7 @@
         <w:rPr>
           <w:b/>
         </w:rPr>
-        <w:t>39 de ellos salieron del corpus</w:t>
+        <w:t>46 de ellos salieron del corpus</w:t>
       </w:r>
       <w:r>
         <w:t xml:space="preserve">, y se excluyeron; el apartado siguiente los detalla. El cuerpo de evidencia queda en </w:t>
@@ -976,10 +976,10 @@
         <w:rPr>
           <w:b/>
         </w:rPr>
-        <w:t>145 estudios</w:t>
-      </w:r>
-      <w:r>
-        <w:t>, que agrupan 179 informes: 123 con un solo informe y 22 con varios, hasta un máximo de once informes de un mismo ensayo.</w:t>
+        <w:t>137 estudios</w:t>
+      </w:r>
+      <w:r>
+        <w:t>, que agrupan 171 informes: 115 con un solo informe y 22 con varios, hasta un máximo de once informes de un mismo ensayo.</w:t>
       </w:r>
     </w:p>
     <w:p>
@@ -987,7 +987,7 @@
         <w:pStyle w:val="Heading2"/>
       </w:pPr>
       <w:r>
-        <w:t>3.1.1 Los 39 estudios que el cribado admitió y que salieron después</w:t>
+        <w:t>3.1.1 Los 46 estudios que el cribado admitió y que salieron después</w:t>
       </w:r>
     </w:p>
     <w:p>
@@ -1201,10 +1201,10 @@
         <w:rPr>
           <w:b/>
         </w:rPr>
-        <w:t>Otros 10 estudios salieron por una vía distinta: la ficha de su registro.</w:t>
-      </w:r>
-      <w:r>
-        <w:t xml:space="preserve"> Los 22 + 7 anteriores se juzgaron sobre el artículo; estos no tienen artículo. Entraron al corpus porque su registro exportado traía </w:t>
+        <w:t>Otros 17 estudios salieron por una vía distinta: la ficha de su registro.</w:t>
+      </w:r>
+      <w:r>
+        <w:t xml:space="preserve"> Los 29 anteriores se juzgaron sobre el artículo; estos no tienen artículo. Entraron al corpus porque su registro exportado traía </w:t>
       </w:r>
       <w:r>
         <w:rPr>
@@ -1240,16 +1240,16 @@
         <w:t>P. aeruginosa</w:t>
       </w:r>
       <w:r>
-        <w:t xml:space="preserve"> entre los organismos de la población que van a tratar; </w:t>
+        <w:t xml:space="preserve"> entre los organismos de la población que van a tratar y se quedan. </w:t>
       </w:r>
       <w:r>
         <w:rPr>
           <w:b/>
         </w:rPr>
-        <w:t>10</w:t>
-      </w:r>
-      <w:r>
-        <w:t xml:space="preserve"> no cumplen —ocho declaran otro organismo en sus criterios de elegibilidad (</w:t>
+        <w:t>8</w:t>
+      </w:r>
+      <w:r>
+        <w:t xml:space="preserve"> declaran otro organismo en sus criterios de elegibilidad —</w:t>
       </w:r>
       <w:r>
         <w:rPr>
@@ -1276,16 +1276,7 @@
         <w:t>E. coli</w:t>
       </w:r>
       <w:r>
-        <w:t xml:space="preserve">, enterobacterias productoras de BLEE, micobacterias no tuberculosas) y dos no evalúan fagoterapia en pacientes, pues uno es un biobanco y el otro un estudio observacional cuya intervención registrada es «ninguna»—; y en </w:t>
-      </w:r>
-      <w:r>
-        <w:rPr>
-          <w:b/>
-        </w:rPr>
-        <w:t>7</w:t>
-      </w:r>
-      <w:r>
-        <w:t xml:space="preserve"> la ficha no declara bacteria alguna, de modo que el criterio no puede verificarse ni a favor ni en contra. El caso más claro de los 10 es un ensayo de fago contra </w:t>
+        <w:t xml:space="preserve">, enterobacterias productoras de BLEE, micobacterias no tuberculosas— y dos no evalúan fagoterapia en pacientes, pues uno es un biobanco y el otro un estudio observacional cuya intervención registrada es «ninguna». El caso más claro es un ensayo de fago contra </w:t>
       </w:r>
       <w:r>
         <w:rPr>
@@ -1294,12 +1285,49 @@
         <w:t>E. coli</w:t>
       </w:r>
       <w:r>
-        <w:t xml:space="preserve"> en niños con diarrea, cuyo título indexado —«Antibacterial Treatment Against Diarrhea in Oral Rehydration Solution»— no permite saberlo. Las 29 fichas viajan con el material suplementario, y la frase literal del registro en que se apoya cada juicio consta junto a ellas.</w:t>
+        <w:t xml:space="preserve"> en niños con diarrea, cuyo título indexado —«Antibacterial Treatment Against Diarrhea in Oral Rehydration Solution»— no permite saberlo.</w:t>
       </w:r>
     </w:p>
     <w:p>
       <w:r>
-        <w:t xml:space="preserve">De los 145 estudios, </w:t>
+        <w:t xml:space="preserve">Los </w:t>
+      </w:r>
+      <w:r>
+        <w:rPr>
+          <w:b/>
+        </w:rPr>
+        <w:t>7 restantes</w:t>
+      </w:r>
+      <w:r>
+        <w:t xml:space="preserve"> no declaran bacteria alguna: su ficha no permite verificar el criterio ni a favor ni en contra. Excluirlos obligó a una enmienda del protocolo, porque ningún código del vocabulario decía eso. </w:t>
+      </w:r>
+      <w:r>
+        <w:rPr>
+          <w:b/>
+        </w:rPr>
+        <w:t>NOORG</w:t>
+      </w:r>
+      <w:r>
+        <w:t xml:space="preserve"> es el undécimo, y es hermano de NOREC: los demás códigos excluyen por lo que el estudio dice, NOREC por lo que esta revisión no pudo leer y NOORG por lo que el registro no declara. Los dos últimos son propiedades del proceso, no del estudio. La enmienda y las 7 exclusiones las firmaron los dos autores el 14 de septiembre de 2026, y conviene decir lo que cuestan: estos siete estudios son parte de la evidencia de lo que este trabajo sostiene, de modo que salen del total pero se cuentan uno por uno en la Figura 1 y en el anexo de exclusiones. Las 29 fichas viajan con el material suplementario, y la frase literal del registro en que se apoya cada juicio consta junto a ellas.</w:t>
+      </w:r>
+    </w:p>
+    <w:p>
+      <w:r>
+        <w:t xml:space="preserve">Al leerlas apareció además un </w:t>
+      </w:r>
+      <w:r>
+        <w:rPr>
+          <w:b/>
+        </w:rPr>
+        <w:t>duplicado</w:t>
+      </w:r>
+      <w:r>
+        <w:t>: el ensayo Phage4Cure-001 está en CTIS con dos identificadores, uno por versión del protocolo, y había entrado como dos estudios porque sus títulos difieren en dos palabras. Es un solo ensayo, comprobado y firmado, y se cuenta una sola vez.</w:t>
+      </w:r>
+    </w:p>
+    <w:p>
+      <w:r>
+        <w:t xml:space="preserve">De los 137 estudios, </w:t>
       </w:r>
       <w:r>
         <w:rPr>
@@ -1314,7 +1342,7 @@
         <w:rPr>
           <w:b/>
         </w:rPr>
-        <w:t>50 restantes son únicamente fichas de registro de ensayo</w:t>
+        <w:t>42 restantes son únicamente fichas de registro de ensayo</w:t>
       </w:r>
       <w:r>
         <w:t>, sin publicación asociada localizable. Esa cifra basta por sí sola para describir un campo en el que más de uno de cada tres estudios registrados no ha publicado resultados.</w:t>
@@ -1875,7 +1903,7 @@
         <w:t>P. aeruginosa</w:t>
       </w:r>
       <w:r>
-        <w:t xml:space="preserve"> resistente con más amplitud que las síntesis previas: ocho fuentes, sin restricción de idioma, con literatura regional y registros de ensayos incluidos. El resultado son 145 estudios frente a las decenas que manejan las revisiones publicadas, y habrían sido 219 sin la restricción de idioma que se adoptó al final y sin los 39 que salieron después. Ese aumento no habla bien de la madurez del campo. La mayor parte procede de reportes de caso, de fichas de registro sin publicación y de literatura regional que las búsquedas restringidas a PubMed y Scopus no alcanzan.</w:t>
+        <w:t xml:space="preserve"> resistente con más amplitud que las síntesis previas: ocho fuentes, sin restricción de idioma, con literatura regional y registros de ensayos incluidos. El resultado son 137 estudios frente a las decenas que manejan las revisiones publicadas, y habrían sido 218 sin la restricción de idioma que se adoptó al final y sin los 46 que salieron después. Ese aumento no habla bien de la madurez del campo. La mayor parte procede de reportes de caso, de fichas de registro sin publicación y de literatura regional que las búsquedas restringidas a PubMed y Scopus no alcanzan.</w:t>
       </w:r>
     </w:p>
     <w:p>
@@ -1957,7 +1985,7 @@
         <w:t>Para los registros.</w:t>
       </w:r>
       <w:r>
-        <w:t xml:space="preserve"> Que 50 de 145 estudios sean fichas de registro sin publicación localizable es un problema de sesgo de publicación de primer orden, y no se resuelve con métodos estadísticos.</w:t>
+        <w:t xml:space="preserve"> Que 42 de 137 estudios sean fichas de registro sin publicación localizable es un problema de sesgo de publicación de primer orden, y no se resuelve con métodos estadísticos.</w:t>
       </w:r>
     </w:p>
     <w:p>
@@ -2400,7 +2428,7 @@
         <w:t>S5.</w:t>
       </w:r>
       <w:r>
-        <w:t xml:space="preserve"> Listado de los 145 estudios con su situación y sus informes agrupados, y de los 39 excluidos tras el cribado, con su motivo y su cita.</w:t>
+        <w:t xml:space="preserve"> Listado de los 137 estudios con su situación y sus informes agrupados, y de los 46 excluidos tras el cribado, con su motivo y su cita.</w:t>
       </w:r>
     </w:p>
     <w:p>

--- a/verificables revisión sistemática/manuscrito_es.docx
+++ b/verificables revisión sistemática/manuscrito_es.docx
@@ -711,7 +711,7 @@
         <w:t>solo en los estudios con diseño comparativo y solo en aquellos cuyo texto completo se obtuvo</w:t>
       </w:r>
       <w:r>
-        <w:t>: 11 de los 14 que el diseño adjudicado sobre el artículo identifica como comparativos. Los ensayos aleatorizados con RoB 2 [@Sterne2019_rob2] y los no aleatorizados y las cohortes con ROBINS-I [@Sterne2016_robinsi]. El estudio restante es un ensayo aleatorizado sin texto completo: no se evalúa, y tampoco recibe un juicio desfavorable por esa razón.</w:t>
+        <w:t>: 12 de los 15 que el diseño adjudicado sobre el artículo identifica como comparativos. Los ensayos aleatorizados con RoB 2 [@Sterne2019_rob2] y los no aleatorizados y las cohortes con ROBINS-I [@Sterne2016_robinsi]. El estudio restante es un ensayo aleatorizado sin texto completo: no se evalúa, y tampoco recibe un juicio desfavorable por esa razón.</w:t>
       </w:r>
     </w:p>
     <w:p>
@@ -752,7 +752,13 @@
     </w:p>
     <w:p>
       <w:r>
-        <w:t>La sección 3.7 reporta los 82 juicios y la tabla de dominios.</w:t>
+        <w:rPr>
+          <w:b/>
+        </w:rPr>
+        <w:t>La evaluación está en curso: faltan 8 de los 90 juicios.</w:t>
+      </w:r>
+      <w:r>
+        <w:t xml:space="preserve"> Mientras falte alguno, esta revisión no reporta riesgo de sesgo, y ningún indicador derivado del diseño lo sustituye.</w:t>
       </w:r>
     </w:p>
     <w:p>
@@ -1850,30 +1856,6 @@
       </w:r>
       <w:r>
         <w:t>, y se sostiene que las publicadas en revisiones previas descansan sobre supuestos que estos datos no verifican.</w:t>
-      </w:r>
-    </w:p>
-    <w:p>
-      <w:pPr>
-        <w:pStyle w:val="Heading2"/>
-      </w:pPr>
-      <w:r>
-        <w:t>3.7 Riesgo de sesgo de los estudios comparativos</w:t>
-      </w:r>
-    </w:p>
-    <w:p>
-      <w:r>
-        <w:t>De los 3 estudios evaluados con RoB 2, el juicio global es de bajo riesgo en 2 y de algunas preocupaciones en 1. De los 8 estudios evaluados con ROBINS-I, el juicio global es de riesgo moderado en 2 y de riesgo grave en 6. El dominio que más juicios desfavorables concentra en ROBINS-I —alto riesgo en RoB 2; grave o crítico en ROBINS-I— es «sesgo por confusión», con 6 de 8. Los 82 juicios se emitieron en una evaluación única acordada entre los dos autores; al no haber dos lecturas independientes, no se reporta concordancia entre revisores.</w:t>
-      </w:r>
-    </w:p>
-    <w:p>
-      <w:r>
-        <w:rPr>
-          <w:b/>
-        </w:rPr>
-        <w:t>Tabla 7.</w:t>
-      </w:r>
-      <w:r>
-        <w:t xml:space="preserve"> Riesgo de sesgo por dominio de los 11 estudios comparativos evaluables. RoB 2 en los ensayos aleatorizados (cinco dominios) y ROBINS-I en los no aleatorizados y las cohortes (siete). «n. a.» marca los dominios que el instrumento no contempla, no un juicio que falte.</w:t>
       </w:r>
     </w:p>
     <w:p>

--- a/verificables revisión sistemática/manuscrito_es.docx
+++ b/verificables revisión sistemática/manuscrito_es.docx
@@ -54,7 +54,7 @@
         <w:t>Recuento de palabras:</w:t>
       </w:r>
       <w:r>
-        <w:t xml:space="preserve"> resumen 262; texto principal 7 514.</w:t>
+        <w:t xml:space="preserve"> resumen 262; texto principal 7 379.</w:t>
       </w:r>
     </w:p>
     <w:p>
@@ -752,13 +752,7 @@
     </w:p>
     <w:p>
       <w:r>
-        <w:rPr>
-          <w:b/>
-        </w:rPr>
-        <w:t>La evaluación está en curso: faltan 8 de los 90 juicios.</w:t>
-      </w:r>
-      <w:r>
-        <w:t xml:space="preserve"> Mientras falte alguno, esta revisión no reporta riesgo de sesgo, y ningún indicador derivado del diseño lo sustituye.</w:t>
+        <w:t>La sección 3.7 reporta los 90 juicios y la tabla de dominios.</w:t>
       </w:r>
     </w:p>
     <w:p>
@@ -1856,6 +1850,30 @@
       </w:r>
       <w:r>
         <w:t>, y se sostiene que las publicadas en revisiones previas descansan sobre supuestos que estos datos no verifican.</w:t>
+      </w:r>
+    </w:p>
+    <w:p>
+      <w:pPr>
+        <w:pStyle w:val="Heading2"/>
+      </w:pPr>
+      <w:r>
+        <w:t>3.7 Riesgo de sesgo de los estudios comparativos</w:t>
+      </w:r>
+    </w:p>
+    <w:p>
+      <w:r>
+        <w:t>De los 3 estudios evaluados con RoB 2, el juicio global es de bajo riesgo en 2 y de algunas preocupaciones en 1. De los 9 estudios evaluados con ROBINS-I, el juicio global es de riesgo moderado en 2 y de riesgo grave en 7. El dominio que más juicios desfavorables concentra en ROBINS-I —alto riesgo en RoB 2; grave o crítico en ROBINS-I— es «sesgo por confusión», con 7 de 9. Los 90 juicios se emitieron en una evaluación única acordada entre los dos autores; al no haber dos lecturas independientes, no se reporta concordancia entre revisores.</w:t>
+      </w:r>
+    </w:p>
+    <w:p>
+      <w:r>
+        <w:rPr>
+          <w:b/>
+        </w:rPr>
+        <w:t>Tabla 7.</w:t>
+      </w:r>
+      <w:r>
+        <w:t xml:space="preserve"> Riesgo de sesgo por dominio de los 12 estudios comparativos evaluables. RoB 2 en los ensayos aleatorizados (cinco dominios) y ROBINS-I en los no aleatorizados y las cohortes (siete). «n. a.» marca los dominios que el instrumento no contempla, no un juicio que falte.</w:t>
       </w:r>
     </w:p>
     <w:p>

--- a/verificables revisión sistemática/manuscrito_es.docx
+++ b/verificables revisión sistemática/manuscrito_es.docx
@@ -54,7 +54,7 @@
         <w:t>Recuento de palabras:</w:t>
       </w:r>
       <w:r>
-        <w:t xml:space="preserve"> resumen 262; texto principal 7 379.</w:t>
+        <w:t xml:space="preserve"> resumen 262; texto principal 7 514.</w:t>
       </w:r>
     </w:p>
     <w:p>

--- a/verificables revisión sistemática/manuscrito_es.docx
+++ b/verificables revisión sistemática/manuscrito_es.docx
@@ -54,7 +54,7 @@
         <w:t>Recuento de palabras:</w:t>
       </w:r>
       <w:r>
-        <w:t xml:space="preserve"> resumen 262; texto principal 7 514.</w:t>
+        <w:t xml:space="preserve"> resumen 262; texto principal 7 724.</w:t>
       </w:r>
     </w:p>
     <w:p>
@@ -159,7 +159,7 @@
         <w:rPr>
           <w:b/>
         </w:rPr>
-        <w:t>46 salieron del corpus</w:t>
+        <w:t>47 salieron del corpus</w:t>
       </w:r>
       <w:r>
         <w:t xml:space="preserve"> —protocolos, modelos preclínicos, y artículos donde </w:t>
@@ -177,10 +177,10 @@
         <w:rPr>
           <w:b/>
         </w:rPr>
-        <w:t>137</w:t>
-      </w:r>
-      <w:r>
-        <w:t xml:space="preserve">, 95 con publicación recuperable. Casos únicos, 44,2 %; comparativos, 11,6 %; sin clase de resistencia asignable, 75,8 %. Se obtuvo el texto completo de 71 (74,7 %), y lo que falta concentra el 54,5 % de los comparativos; el criterio de idioma eliminó 35 estudios más. En 69 de los 103 brazos (67,0 %) no consta definición operativa del éxito clínico, y solo 2 reúnen diseño comparativo, numerador, denominador y definición. Descontado el que mide tiempo, </w:t>
+        <w:t>136</w:t>
+      </w:r>
+      <w:r>
+        <w:t xml:space="preserve">, 94 con publicación recuperable. Casos únicos, 44,7 %; comparativos, 10,6 %; sin clase de resistencia asignable, 75,5 %. Se obtuvo el texto completo de 70 (74,5 %), y lo que falta concentra el 60,0 % de los comparativos; el criterio de idioma eliminó 35 estudios más. En 69 de los 102 brazos (67,6 %) no consta definición operativa del éxito clínico, y solo 2 reúnen diseño comparativo, numerador, denominador y definición. Descontado el que mide tiempo, </w:t>
       </w:r>
       <w:r>
         <w:rPr>
@@ -684,12 +684,12 @@
         <w:t>por duplicado e independiente</w:t>
       </w:r>
       <w:r>
-        <w:t xml:space="preserve"> entre los dos revisores. Un revisor extrajo los 124 estudios que entonces tenían publicación recuperable —95 tras las exclusiones de la sección 3.1.1— y el segundo extrajo 122 de ellos, de modo que el 98 % del corpus tiene doble extracción. Sobre las 130 filas de brazo comparables se registraron 541 desacuerdos de valor; la concordancia, medida antes de resolverlos, fue del 78 % de acuerdo mediano y una kappa de Cohen mediana de 0,62 sobre los 8 de 9 campos categóricos en que resulta informativa, con un recorrido del 64 % al 100 % según la variable. Las discrepancias se resolvieron por consenso entre los dos revisores, con registro de quién resolvió y cuándo: hay 539 de 541 adjudicadas. Las 2 restantes se habían cerrado antes aplicando una regla mecánica sobre una comparación posteriormente rehecha, de modo que no llevan firma conjunta y no se cuentan como consenso. Las 14 que quedaron abiertas —10 por el diseño del estudio, donde el formulario no ofrecía la opción que los revisores necesitaban, y 4 por datos que exigían releer el artículo— se firmaron por consenso el 14 de septiembre de 2026. El registro completo, resuelto a resuelto, se aporta como suplemento.</w:t>
+        <w:t xml:space="preserve"> entre los dos revisores. Un revisor extrajo los 124 estudios que entonces tenían publicación recuperable —94 tras las exclusiones de la sección 3.1.1— y el segundo extrajo 122 de ellos, de modo que el 98 % del corpus tiene doble extracción. Sobre las 130 filas de brazo comparables se registraron 541 desacuerdos de valor; la concordancia, medida antes de resolverlos, fue del 78 % de acuerdo mediano y una kappa de Cohen mediana de 0,62 sobre los 8 de 9 campos categóricos en que resulta informativa, con un recorrido del 64 % al 100 % según la variable. Las discrepancias se resolvieron por consenso entre los dos revisores, con registro de quién resolvió y cuándo: hay 539 de 541 adjudicadas. Las 2 restantes se habían cerrado antes aplicando una regla mecánica sobre una comparación posteriormente rehecha, de modo que no llevan firma conjunta y no se cuentan como consenso. Las 14 que quedaron abiertas —10 por el diseño del estudio, donde el formulario no ofrecía la opción que los revisores necesitaban, y 4 por datos que exigían releer el artículo— se firmaron por consenso el 14 de septiembre de 2026. El registro completo, resuelto a resuelto, se aporta como suplemento.</w:t>
       </w:r>
     </w:p>
     <w:p>
       <w:r>
-        <w:t>La caracterización estructural del corpus (secciones 3.1 a 3.4, tablas 1 a 4) procede de una pre-extracción sistemática desde el resumen de los 95 estudios vigentes, realizada con el mismo esquema de variables y marcada como parcial en cada registro. La completitud de reporte por desenlace (sección 3.5, tabla 5) procede en cambio de la extracción adjudicada, y se identifica como tal en cada cifra. Este informe no presenta estimaciones de eficacia: caracteriza la estructura del cuerpo de evidencia, su recuperabilidad y la completitud de su reporte, con tres componentes medidos —la recuperabilidad del informe (secciones 3.1 y 3.2), la completitud de reporte estructural (sección 3.4) y la completitud de reporte de desenlaces (sección 3.5)—.</w:t>
+        <w:t>La caracterización estructural del corpus (secciones 3.1 a 3.4, tablas 1 a 4) procede de una pre-extracción sistemática desde el resumen de los 94 estudios vigentes, realizada con el mismo esquema de variables y marcada como parcial en cada registro. La completitud de reporte por desenlace (sección 3.5, tabla 5) procede en cambio de la extracción adjudicada, y se identifica como tal en cada cifra. Este informe no presenta estimaciones de eficacia: caracteriza la estructura del cuerpo de evidencia, su recuperabilidad y la completitud de su reporte, con tres componentes medidos —la recuperabilidad del informe (secciones 3.1 y 3.2), la completitud de reporte estructural (sección 3.4) y la completitud de reporte de desenlaces (sección 3.5)—.</w:t>
       </w:r>
     </w:p>
     <w:p>
@@ -711,7 +711,7 @@
         <w:t>solo en los estudios con diseño comparativo y solo en aquellos cuyo texto completo se obtuvo</w:t>
       </w:r>
       <w:r>
-        <w:t>: 12 de los 15 que el diseño adjudicado sobre el artículo identifica como comparativos. Los ensayos aleatorizados con RoB 2 [@Sterne2019_rob2] y los no aleatorizados y las cohortes con ROBINS-I [@Sterne2016_robinsi]. El estudio restante es un ensayo aleatorizado sin texto completo: no se evalúa, y tampoco recibe un juicio desfavorable por esa razón.</w:t>
+        <w:t>: 11 de los 14 que el diseño adjudicado sobre el artículo identifica como comparativos. Los ensayos aleatorizados con RoB 2 [@Sterne2019_rob2] y los no aleatorizados y las cohortes con ROBINS-I [@Sterne2016_robinsi]. El estudio restante es un ensayo aleatorizado sin texto completo: no se evalúa, y tampoco recibe un juicio desfavorable por esa razón.</w:t>
       </w:r>
     </w:p>
     <w:p>
@@ -747,12 +747,12 @@
         <w:t>GRADE no se aplica</w:t>
       </w:r>
       <w:r>
-        <w:t>, y el motivo no depende de lo anterior: califica la certeza de una estimación agrupada y esta revisión no presenta ninguna. La sección 3.5 muestra que solo 2 de los 103 brazos reúnen los requisitos mínimos para agregar, y ninguno los conserva tras aplicar los criterios de elegibilidad. Calificar la certeza de un resultado que no existe sería un trámite, no una evaluación [@Guyatt2011_grade].</w:t>
+        <w:t>, y el motivo no depende de lo anterior: califica la certeza de una estimación agrupada y esta revisión no presenta ninguna. La sección 3.5 muestra que solo 2 de los 102 brazos reúnen los requisitos mínimos para agregar, y ninguno los conserva tras aplicar los criterios de elegibilidad. Calificar la certeza de un resultado que no existe sería un trámite, no una evaluación [@Guyatt2011_grade].</w:t>
       </w:r>
     </w:p>
     <w:p>
       <w:r>
-        <w:t>La sección 3.7 reporta los 90 juicios y la tabla de dominios.</w:t>
+        <w:t>La sección 3.7 reporta los 82 juicios y la tabla de dominios.</w:t>
       </w:r>
     </w:p>
     <w:p>
@@ -892,7 +892,7 @@
         <w:rPr>
           <w:b/>
         </w:rPr>
-        <w:t>aplicado a los 24 estudios que siguen sin texto completo, el corpus pasaría de 137 a 113 estudios, los comparativos de 11 a 5 y los ensayos aleatorizados de 7 a 3</w:t>
+        <w:t>aplicado a los 24 estudios que siguen sin texto completo, el corpus pasaría de 136 a 112 estudios, los comparativos de 10 a 4 y los ensayos aleatorizados de 7 a 3</w:t>
       </w:r>
       <w:r>
         <w:t xml:space="preserve">, y la tasa de recuperación de texto completo pasaría a ser del 100 % </w:t>
@@ -904,7 +904,7 @@
         <w:t>por construcción</w:t>
       </w:r>
       <w:r>
-        <w:t>. Es decir, el sesgo de recuperación que la sección 3.2 mide dejaría de poder medirse, porque el criterio lo elimina por definición en lugar de resolverlo. Esta revisión no lo aplica de esa forma, y el lector debe saber que la cifra del 74,7 % convive con una exclusión que, generalizada, la volvería vacía.</w:t>
+        <w:t>. Es decir, el sesgo de recuperación que la sección 3.2 mide dejaría de poder medirse, porque el criterio lo elimina por definición en lugar de resolverlo. Esta revisión no lo aplica de esa forma, y el lector debe saber que la cifra del 74,5 % convive con una exclusión que, generalizada, la volvería vacía.</w:t>
       </w:r>
     </w:p>
     <w:p>
@@ -967,7 +967,7 @@
         <w:rPr>
           <w:b/>
         </w:rPr>
-        <w:t>46 de ellos salieron del corpus</w:t>
+        <w:t>47 de ellos salieron del corpus</w:t>
       </w:r>
       <w:r>
         <w:t xml:space="preserve">, y se excluyeron; el apartado siguiente los detalla. El cuerpo de evidencia queda en </w:t>
@@ -976,10 +976,10 @@
         <w:rPr>
           <w:b/>
         </w:rPr>
-        <w:t>137 estudios</w:t>
-      </w:r>
-      <w:r>
-        <w:t>, que agrupan 171 informes: 115 con un solo informe y 22 con varios, hasta un máximo de once informes de un mismo ensayo.</w:t>
+        <w:t>136 estudios</w:t>
+      </w:r>
+      <w:r>
+        <w:t>, que agrupan 170 informes: 114 con un solo informe y 22 con varios, hasta un máximo de once informes de un mismo ensayo.</w:t>
       </w:r>
     </w:p>
     <w:p>
@@ -987,7 +987,7 @@
         <w:pStyle w:val="Heading2"/>
       </w:pPr>
       <w:r>
-        <w:t>3.1.1 Los 46 estudios que el cribado admitió y que salieron después</w:t>
+        <w:t>3.1.1 Los 47 estudios que el cribado admitió y que salieron después</w:t>
       </w:r>
     </w:p>
     <w:p>
@@ -995,7 +995,7 @@
         <w:rPr>
           <w:b/>
         </w:rPr>
-        <w:t>Veintinueve salieron al juzgarlos sobre su publicación.</w:t>
+        <w:t>Treinta salieron al juzgarlos sobre su publicación.</w:t>
       </w:r>
       <w:r>
         <w:t xml:space="preserve"> Se excluyeron por ocho motivos, y ninguno es una discrepancia de criterio: son estudios que no cumplen lo que la sección 2.2 ya exigía. </w:t>
@@ -1004,7 +1004,7 @@
         <w:rPr>
           <w:b/>
         </w:rPr>
-        <w:t>Veinticuatro</w:t>
+        <w:t>Veinticinco</w:t>
       </w:r>
       <w:r>
         <w:t xml:space="preserve"> salieron de leer su artículo. </w:t>
@@ -1031,7 +1031,7 @@
         <w:rPr>
           <w:b/>
         </w:rPr>
-        <w:t>Cuatro</w:t>
+        <w:t>Cinco</w:t>
       </w:r>
       <w:r>
         <w:t xml:space="preserve"> son protocolos de estudio: describen lo que se hará y no reportan desenlaces. </w:t>
@@ -1152,13 +1152,13 @@
         <w:t>resumen indexado</w:t>
       </w:r>
       <w:r>
-        <w:t xml:space="preserve">, pero su clase de evidencia más fuerte se llamaba «texto probado». Para un estudio sin texto completo recuperado eso afirma más de lo comprobado, y son </w:t>
+        <w:t xml:space="preserve">, pero su clase de evidencia más fuerte se llamaba «texto probado». Para un estudio sin texto completo recuperado eso afirma más de lo comprobado, y eran </w:t>
       </w:r>
       <w:r>
         <w:rPr>
           <w:b/>
         </w:rPr>
-        <w:t>29 de los 95 estudios extraíbles</w:t>
+        <w:t>29 de los 95 estudios extraíbles de entonces</w:t>
       </w:r>
       <w:r>
         <w:t>. Cuando la fuente declara una lengua no admitida y el resumen está en inglés, lo que se prueba es que la revista publica resumen en inglés —la norma en buena parte de Europa del Este—, no que el artículo pueda leerse en inglés. La clase se renombró y esa precedencia se corrigió.</w:t>
@@ -1184,13 +1184,13 @@
         <w:t>se parecen mucho</w:t>
       </w:r>
       <w:r>
-        <w:t xml:space="preserve"> a un resumen elegible; distinguirlos exige abrir el artículo. La sección 2.4 declara que los registros que el modelo excluyó no los releyó ningún humano. Estos 22 son la otra cara de esa limitación, y son el </w:t>
+        <w:t xml:space="preserve"> a un resumen elegible; distinguirlos exige abrir el artículo. La sección 2.4 declara que los registros que el modelo excluyó no los releyó ningún humano. Estos 23 son la otra cara de esa limitación, y son el </w:t>
       </w:r>
       <w:r>
         <w:rPr>
           <w:b/>
         </w:rPr>
-        <w:t>23,7 %</w:t>
+        <w:t>24,7 %</w:t>
       </w:r>
       <w:r>
         <w:t xml:space="preserve"> de los 93 estudios cuyo texto completo se pudo leer. Es un suelo, no un total: los 31 estudios sin texto completo no se han podido comprobar contra nada.</w:t>
@@ -1327,16 +1327,16 @@
     </w:p>
     <w:p>
       <w:r>
-        <w:t xml:space="preserve">De los 137 estudios, </w:t>
+        <w:t xml:space="preserve">De los 136 estudios, </w:t>
       </w:r>
       <w:r>
         <w:rPr>
           <w:b/>
         </w:rPr>
-        <w:t>95 tienen publicación recuperable</w:t>
-      </w:r>
-      <w:r>
-        <w:t xml:space="preserve">: 92 artículos y 3 que solo existen como resumen de congreso. Los </w:t>
+        <w:t>94 tienen publicación recuperable</w:t>
+      </w:r>
+      <w:r>
+        <w:t xml:space="preserve">: 91 artículos y 3 que solo existen como resumen de congreso. Los </w:t>
       </w:r>
       <w:r>
         <w:rPr>
@@ -1378,7 +1378,7 @@
         <w:rPr>
           <w:b/>
         </w:rPr>
-        <w:t>71 de los 95 estudios recuperables (74,7 %)</w:t>
+        <w:t>70 de los 94 estudios recuperables (74,5 %)</w:t>
       </w:r>
       <w:r>
         <w:t xml:space="preserve"> por vías de acceso abierto legítimas. Los 24 restantes siguen sin obtenerse. Su disponibilidad se recomprobó el 2 de septiembre de 2026 contra tres índices independientes —Europe PMC, OpenAlex y Semantic Scholar—, y </w:t>
@@ -1404,13 +1404,13 @@
         <w:t>no es una muestra aleatoria del conjunto</w:t>
       </w:r>
       <w:r>
-        <w:t xml:space="preserve"> (Tabla 3). Contiene 6 de los 11 estudios comparativos, el </w:t>
+        <w:t xml:space="preserve"> (Tabla 3). Contiene 6 de los 10 estudios comparativos, el </w:t>
       </w:r>
       <w:r>
         <w:rPr>
           <w:b/>
         </w:rPr>
-        <w:t>54,5 %</w:t>
+        <w:t>60,0 %</w:t>
       </w:r>
       <w:r>
         <w:t>, y, aunque declara menos pacientes en total, concentra los diseños que sostienen una comparación. De los siete ensayos aleatorizados del corpus se leyeron tres a texto completo —PhagoBurn [@Jault2019_phagoburn], BX004-A [@Weiner2025_natcomms] y un ensayo de 2026 en unidad de cuidados intensivos—, y cuatro siguen sin leerse, entre ellos el de TP-102 [@NirPaz2025_med_tp102]. La fracción que falta contiene, por tanto, la mayoría de los ensayos aleatorizados identificados.</w:t>
@@ -1460,16 +1460,16 @@
         <w:rPr>
           <w:b/>
         </w:rPr>
-        <w:t>42 reportes de caso único (44,2 %)</w:t>
-      </w:r>
-      <w:r>
-        <w:t xml:space="preserve">, 18 series de casos, 13 cohortes prospectivas, 7 ensayos aleatorizados, 4 ensayos no aleatorizados y 3 cohortes retrospectivas. Otros 8 no declaran su diseño de forma reconocible en el resumen. Los comparativos suman </w:t>
+        <w:t>42 reportes de caso único (44,7 %)</w:t>
+      </w:r>
+      <w:r>
+        <w:t xml:space="preserve">, 18 series de casos, 13 cohortes prospectivas, 7 ensayos aleatorizados, 3 ensayos no aleatorizados y 3 cohortes retrospectivas. Otros 8 no declaran su diseño de forma reconocible en el resumen. Los comparativos suman </w:t>
       </w:r>
       <w:r>
         <w:rPr>
           <w:b/>
         </w:rPr>
-        <w:t>11 estudios, el 11,6 %</w:t>
+        <w:t>10 estudios, el 10,6 %</w:t>
       </w:r>
       <w:r>
         <w:t xml:space="preserve"> del total, y son los únicos capaces de sostener una afirmación de eficacia relativa.</w:t>
@@ -1513,10 +1513,10 @@
         <w:rPr>
           <w:b/>
         </w:rPr>
-        <w:t>75,8 %</w:t>
-      </w:r>
-      <w:r>
-        <w:t xml:space="preserve"> de los estudios: el 62,1 % no la menciona en absoluto y un 13,7 % adicional la menciona en términos que no permiten clasificarla. Para estratificar por resistencia, que es lo que hacen las síntesis publicadas, ambos casos son igual de inservibles.</w:t>
+        <w:t>75,5 %</w:t>
+      </w:r>
+      <w:r>
+        <w:t xml:space="preserve"> de los estudios: el 61,7 % no la menciona en absoluto y un 13,8 % adicional la menciona en términos que no permiten clasificarla. Para estratificar por resistencia, que es lo que hacen las síntesis publicadas, ambos casos son igual de inservibles.</w:t>
       </w:r>
     </w:p>
     <w:p>
@@ -1539,7 +1539,7 @@
         <w:rPr>
           <w:b/>
         </w:rPr>
-        <w:t>52,6 %</w:t>
+        <w:t>52,1 %</w:t>
       </w:r>
       <w:r>
         <w:t>.</w:t>
@@ -1574,7 +1574,7 @@
         <w:rPr>
           <w:b/>
         </w:rPr>
-        <w:t>38,9 %</w:t>
+        <w:t>38,3 %</w:t>
       </w:r>
       <w:r>
         <w:t>.</w:t>
@@ -1617,7 +1617,16 @@
     </w:p>
     <w:p>
       <w:r>
-        <w:t>Estas cifras describen el reporte en el resumen, no forzosamente en el artículo completo, y la distinción importa porque parte de la información puede estar en el texto. Ahora bien, el resumen es lo que indexan las bases y lo que alimenta las revisiones automatizadas. Que tres de cada cuatro estudios no declaren allí su categoría de resistencia implica que ninguna estratificación por MDR/XDR/PDR construida a partir de resúmenes puede ser correcta.</w:t>
+        <w:t xml:space="preserve">Estas cifras describen el reporte en el resumen, no forzosamente en el artículo completo, y la distinción importa porque parte de la información puede estar en el texto. Ahora bien, el resumen es lo que indexan las bases y lo que alimenta las revisiones automatizadas. Que tres de cada cuatro estudios no declaren allí su categoría de resistencia implica que ninguna estratificación por MDR/XDR/PDR construida a partir de resúmenes puede ser correcta. Esa categoría no es solo descriptiva: es el criterio de población de la revisión. </w:t>
+      </w:r>
+      <w:r>
+        <w:rPr>
+          <w:b/>
+        </w:rPr>
+        <w:t>En 4 de los 102 brazos la clase declarada queda por debajo del umbral de multirresistencia</w:t>
+      </w:r>
+      <w:r>
+        <w:t xml:space="preserve"> (EST-001 A, EST-003 B, EST-094 A, EST-108 A). 2 son estratos dentro de estudios que sí incluyen pacientes multirresistentes, y no comprometen la elegibilidad del estudio. Los otros 2 —EST-001 y EST-094— son estudios de un solo brazo, y su único paciente no es multirresistente según la codificación de los propios revisores. Los dos se mantienen en el corpus por decisión firmada de los dos autores el 22 de septiembre de 2026, y se declaran aquí para que el lector pueda descontarlos.</w:t>
       </w:r>
     </w:p>
     <w:p>
@@ -1630,37 +1639,46 @@
     </w:p>
     <w:p>
       <w:r>
-        <w:t>La extracción por duplicado, ya adjudicada, permite medir por primera vez qué reporta este cuerpo de evidencia en los cinco desenlaces declarados en los criterios de elegibilidad. La tabla 5 lo resume sobre los 103 brazos del corpus vigente.</w:t>
+        <w:t>La extracción por duplicado, ya adjudicada, permite medir por primera vez qué reporta este cuerpo de evidencia en los cinco desenlaces declarados en los criterios de elegibilidad. La tabla 5 lo resume sobre los 102 brazos del corpus vigente.</w:t>
       </w:r>
     </w:p>
     <w:p>
       <w:r>
-        <w:t>La completitud es desigual y, en el mejor de los casos, parcial. Los eventos adversos son lo que más se reporta con denominador (78,6 % de los brazos) y la emergencia de resistencia al fago lo que menos (27,2 %), pese a ser el desenlace que decide si la intervención conserva su utilidad. Esos porcentajes se calculan sobre los 103 brazos, e incluyen por tanto 24 de estudios cuyo texto completo no se ha recuperado: de un artículo que no se ha podido leer no cabe afirmar que calle. Sobre los 79 brazos legibles las cifras suben —del 78,6 % al 89,9 % en eventos adversos, del 27,2 % al 35,4 % en resistencia—, y la tabla 5 da las dos columnas para que el lector distinga el silencio de la literatura del hueco documental de esta revisión. El éxito clínico, que es el que las síntesis publicadas agregan, consta con numerador y denominador en el 68,9 % de los brazos. Dos brazos reportan un numerador mayor que su denominador —trece éxitos clínicos sobre un paciente, y cinco eventos adversos sobre cuatro—; se señalan como error de reporte y no se leen como proporciones.</w:t>
-      </w:r>
-    </w:p>
-    <w:p>
-      <w:r>
-        <w:t xml:space="preserve">Ese 68,9 % es, sin embargo, engañoso si se lee como disponibilidad para agregar. </w:t>
+        <w:t xml:space="preserve">La completitud es desigual y, en el mejor de los casos, parcial. Los eventos adversos son lo que más se reporta con denominador (78,4 % de los brazos) y la emergencia de resistencia al fago lo que menos (27,5 %), pese a ser el desenlace que decide si la intervención conserva su utilidad. Esos porcentajes se calculan sobre los 102 brazos, e incluyen por tanto 24 de estudios cuyo texto completo no se ha recuperado: de un artículo que no se ha podido leer no cabe afirmar que calle. Sobre los 78 brazos legibles las cifras suben —del 78,4 % al 89,7 % en eventos adversos, del 27,5 % al 35,9 % en resistencia—, y la tabla 5 da las dos columnas para que el lector distinga el silencio de la literatura del hueco documental de esta revisión. El éxito clínico, que es el que las síntesis publicadas agregan, consta con numerador y denominador en el 68,6 % de los brazos. Dos brazos declaraban un numerador mayor que su denominador —trece éxitos clínicos sobre un paciente y cinco eventos adversos sobre cuatro—. Al releer sus artículos resultaron ser el numerador de la serie entera (13 de 15 pacientes) y el número de ciclos de tratamiento, no de eventos; los dos campos se pusieron en NA por decisión firmada de los dos autores el 22 de septiembre de 2026, y </w:t>
       </w:r>
       <w:r>
         <w:rPr>
           <w:b/>
         </w:rPr>
-        <w:t>En 69 de los 103 brazos (67,0 %) no consta una definición operativa de éxito clínico</w:t>
-      </w:r>
-      <w:r>
-        <w:t>; sobre los 79 brazos legibles, en 45 (57,0 %). En 48 de ellos los revisores lo establecieron leyendo el artículo: 47 declaran un número de pacientes con «buen resultado» sin decir qué había que observar para contarlo, y 1 dejó el campo sin dato. En los 21 restantes la extracción quedó incompleta, de modo que no consta ni que el artículo la dé ni que no la dé; se cuentan entre los que no la aportan porque el dato no está disponible para quien lea la revisión, no porque se haya establecido su ausencia. Un numerador sin definición no nombra nada comparable con el numerador de otro estudio.</w:t>
+        <w:t>hoy ningún brazo declara una proporción imposible</w:t>
+      </w:r>
+      <w:r>
+        <w:t>. El denominador de EST-021 es el de su brazo de fagos (13); el artículo reporta el éxito clínico sobre la población mITT de ese brazo, que son 12, y la ficha de extracción no tiene un denominador propio del desenlace, de modo que el par se registra como 6/13 y la diferencia se declara aquí.</w:t>
       </w:r>
     </w:p>
     <w:p>
       <w:r>
-        <w:t xml:space="preserve">El diseño tampoco consta siempre: en 12 de los 103 brazos no puede clasificarse —12 en que los dos revisores acordaron «NA» y 7 que siguen abiertos—, de modo que los recuentos por diseño son suelos sobre los 84 restantes. De esos 91, </w:t>
+        <w:t xml:space="preserve">Ese 68,6 % es, sin embargo, engañoso si se lee como disponibilidad para agregar. </w:t>
       </w:r>
       <w:r>
         <w:rPr>
           <w:b/>
         </w:rPr>
-        <w:t>8 brazos son ensayos</w:t>
+        <w:t>En 69 de los 102 brazos (67,6 %) no consta una definición operativa de éxito clínico</w:t>
+      </w:r>
+      <w:r>
+        <w:t>; sobre los 78 brazos legibles, en 45 (57,7 %). En 48 de ellos los revisores lo establecieron leyendo el artículo: 47 declaran un número de pacientes con «buen resultado» sin decir qué había que observar para contarlo, y 1 dejó el campo sin dato. En los 21 restantes la extracción quedó incompleta, de modo que no consta ni que el artículo la dé ni que no la dé; se cuentan entre los que no la aportan porque el dato no está disponible para quien lea la revisión, no porque se haya establecido su ausencia. Un numerador sin definición no nombra nada comparable con el numerador de otro estudio.</w:t>
+      </w:r>
+    </w:p>
+    <w:p>
+      <w:r>
+        <w:t xml:space="preserve">El diseño tampoco consta siempre: en 12 de los 102 brazos no puede clasificarse —12 en que los dos revisores acordaron «NA» y 7 que siguen abiertos—, de modo que los recuentos por diseño son suelos sobre los 84 restantes. De esos 90, </w:t>
+      </w:r>
+      <w:r>
+        <w:rPr>
+          <w:b/>
+        </w:rPr>
+        <w:t>7 brazos son ensayos</w:t>
       </w:r>
       <w:r>
         <w:t xml:space="preserve"> (aleatorizados o no) y </w:t>
@@ -1672,7 +1690,7 @@
         <w:t>10 son cohortes</w:t>
       </w:r>
       <w:r>
-        <w:t>. La sección 3.3 y la tabla 1 llaman «comparativos» solo a los ensayos, y por eso allí la cifra es 11 estudios: cuando en esta sección se dice «comparativo» se incluyen también las cohortes, y son 18 brazos. No son el mismo conjunto.</w:t>
+        <w:t>. La sección 3.3 y la tabla 1 llaman «comparativos» solo a los ensayos, y por eso allí la cifra es 11 estudios: cuando en esta sección se dice «comparativo» se incluyen también las cohortes, y son 17 brazos. No son el mismo conjunto.</w:t>
       </w:r>
     </w:p>
     <w:p>
@@ -1683,7 +1701,7 @@
         <w:rPr>
           <w:b/>
         </w:rPr>
-        <w:t>2 brazos de los 103</w:t>
+        <w:t>2 brazos de los 102</w:t>
       </w:r>
       <w:r>
         <w:t>. Los dos siguientes son los criterios de elegibilidad que esta misma revisión declara en la sección 2.2, y ninguno de esos 3 los sobrevive.</w:t>
@@ -1734,7 +1752,7 @@
     </w:p>
     <w:p>
       <w:r>
-        <w:t xml:space="preserve">Dicho de otro modo: de los 103 brazos de esta literatura, </w:t>
+        <w:t xml:space="preserve">Dicho de otro modo: de los 102 brazos de esta literatura, </w:t>
       </w:r>
       <w:r>
         <w:rPr>
@@ -1862,7 +1880,7 @@
     </w:p>
     <w:p>
       <w:r>
-        <w:t>De los 3 estudios evaluados con RoB 2, el juicio global es de bajo riesgo en 2 y de algunas preocupaciones en 1. De los 9 estudios evaluados con ROBINS-I, el juicio global es de riesgo moderado en 2 y de riesgo grave en 7. El dominio que más juicios desfavorables concentra en ROBINS-I —alto riesgo en RoB 2; grave o crítico en ROBINS-I— es «sesgo por confusión», con 7 de 9. Los 90 juicios se emitieron en una evaluación única acordada entre los dos autores; al no haber dos lecturas independientes, no se reporta concordancia entre revisores.</w:t>
+        <w:t>De los 3 estudios evaluados con RoB 2, el juicio global es de bajo riesgo en 1 y de algunas preocupaciones en 2. De los 8 estudios evaluados con ROBINS-I, el juicio global es sin información para juzgar en 1 y de riesgo grave en 7. El dominio que más juicios desfavorables concentra en ROBINS-I —alto riesgo en RoB 2; grave o crítico en ROBINS-I— es «sesgo por confusión», con 7 de 8. Los 82 juicios se emitieron en una evaluación única acordada entre los dos autores; al no haber dos lecturas independientes, no se reporta concordancia entre revisores.</w:t>
       </w:r>
     </w:p>
     <w:p>
@@ -1873,7 +1891,7 @@
         <w:t>Tabla 7.</w:t>
       </w:r>
       <w:r>
-        <w:t xml:space="preserve"> Riesgo de sesgo por dominio de los 12 estudios comparativos evaluables. RoB 2 en los ensayos aleatorizados (cinco dominios) y ROBINS-I en los no aleatorizados y las cohortes (siete). «n. a.» marca los dominios que el instrumento no contempla, no un juicio que falte.</w:t>
+        <w:t xml:space="preserve"> Riesgo de sesgo por dominio de los 11 estudios comparativos evaluables. RoB 2 en los ensayos aleatorizados (cinco dominios) y ROBINS-I en los no aleatorizados y las cohortes (siete). «n. a.» marca los dominios que el instrumento no contempla, no un juicio que falte.</w:t>
       </w:r>
     </w:p>
     <w:p>
@@ -1903,7 +1921,7 @@
         <w:t>P. aeruginosa</w:t>
       </w:r>
       <w:r>
-        <w:t xml:space="preserve"> resistente con más amplitud que las síntesis previas: ocho fuentes, sin restricción de idioma, con literatura regional y registros de ensayos incluidos. El resultado son 137 estudios frente a las decenas que manejan las revisiones publicadas, y habrían sido 218 sin la restricción de idioma que se adoptó al final y sin los 46 que salieron después. Ese aumento no habla bien de la madurez del campo. La mayor parte procede de reportes de caso, de fichas de registro sin publicación y de literatura regional que las búsquedas restringidas a PubMed y Scopus no alcanzan.</w:t>
+        <w:t xml:space="preserve"> resistente con más amplitud que las síntesis previas: ocho fuentes, sin restricción de idioma, con literatura regional y registros de ensayos incluidos. El resultado son 136 estudios frente a las decenas que manejan las revisiones publicadas, y habrían sido 218 sin la restricción de idioma que se adoptó al final y sin los 47 que salieron después. Ese aumento no habla bien de la madurez del campo. La mayor parte procede de reportes de caso, de fichas de registro sin publicación y de literatura regional que las búsquedas restringidas a PubMed y Scopus no alcanzan.</w:t>
       </w:r>
     </w:p>
     <w:p>
@@ -1985,7 +2003,7 @@
         <w:t>Para los registros.</w:t>
       </w:r>
       <w:r>
-        <w:t xml:space="preserve"> Que 42 de 137 estudios sean fichas de registro sin publicación localizable es un problema de sesgo de publicación de primer orden, y no se resuelve con métodos estadísticos.</w:t>
+        <w:t xml:space="preserve"> Que 42 de 136 estudios sean fichas de registro sin publicación localizable es un problema de sesgo de publicación de primer orden, y no se resuelve con métodos estadísticos.</w:t>
       </w:r>
     </w:p>
     <w:p>
@@ -2060,7 +2078,7 @@
         <w:t>Quinta:</w:t>
       </w:r>
       <w:r>
-        <w:t xml:space="preserve"> el texto completo se obtuvo para el 74,7 % de los estudios recuperables, y la fracción faltante está enriquecida en diseños comparativos, de manera que lo descrito subrepresenta la parte comparativa del campo. </w:t>
+        <w:t xml:space="preserve"> el texto completo se obtuvo para el 74,5 % de los estudios recuperables, y la fracción faltante está enriquecida en diseños comparativos, de manera que lo descrito subrepresenta la parte comparativa del campo. </w:t>
       </w:r>
       <w:r>
         <w:rPr>
@@ -2207,7 +2225,7 @@
         <w:t>Tabla 1.</w:t>
       </w:r>
       <w:r>
-        <w:t xml:space="preserve"> Características del cuerpo de evidencia recuperable (n = 95 estudios).</w:t>
+        <w:t xml:space="preserve"> Características del cuerpo de evidencia recuperable (n = 94 estudios).</w:t>
       </w:r>
     </w:p>
     <w:p>
@@ -2251,7 +2269,7 @@
         <w:t>Tabla 5.</w:t>
       </w:r>
       <w:r>
-        <w:t xml:space="preserve"> Completitud de reporte de los cinco desenlaces declarados, sobre la extracción adjudicada (n = 103 brazos).</w:t>
+        <w:t xml:space="preserve"> Completitud de reporte de los cinco desenlaces declarados, sobre la extracción adjudicada (n = 102 brazos).</w:t>
       </w:r>
     </w:p>
     <w:p>
@@ -2262,7 +2280,7 @@
         <w:t>Tabla 6.</w:t>
       </w:r>
       <w:r>
-        <w:t xml:space="preserve"> Brazos que sobreviven a cada requisito de una proporción agrupada de éxito clínico (n = 103 brazos).</w:t>
+        <w:t xml:space="preserve"> Brazos que sobreviven a cada requisito de una proporción agrupada de éxito clínico (n = 102 brazos).</w:t>
       </w:r>
     </w:p>
     <w:p>
@@ -2307,7 +2325,7 @@
         <w:rPr>
           <w:b/>
         </w:rPr>
-        <w:t>Figura 2. Composición del cuerpo de evidencia recuperable (n = 95 estudios).</w:t>
+        <w:t>Figura 2. Composición del cuerpo de evidencia recuperable (n = 94 estudios).</w:t>
       </w:r>
     </w:p>
     <w:p>
@@ -2336,7 +2354,7 @@
         <w:t>Fuente.</w:t>
       </w:r>
       <w:r>
-        <w:t xml:space="preserve"> Pre-extracción sistemática desde el resumen de los 95 estudios con publicación recuperable.</w:t>
+        <w:t xml:space="preserve"> Pre-extracción sistemática desde el resumen de los 94 estudios con publicación recuperable.</w:t>
       </w:r>
     </w:p>
     <w:p>
@@ -2400,7 +2418,7 @@
         <w:t>S3.</w:t>
       </w:r>
       <w:r>
-        <w:t xml:space="preserve"> Registro completo de decisiones de cribado, en dos ficheros: etapa 2 (título) y etapa 3 (resumen). Cada fila lleva su motivo codificado, quién la emitió y su marca de tiempo.</w:t>
+        <w:t xml:space="preserve"> Registro completo de decisiones de cribado, en dos ficheros: etapa 2 (título) y etapa 3 (resumen). Cada fila lleva su motivo codificado, quién la emitió y cuándo.</w:t>
       </w:r>
     </w:p>
     <w:p>
@@ -2414,7 +2432,7 @@
         <w:t>S4.</w:t>
       </w:r>
       <w:r>
-        <w:t xml:space="preserve"> Pre-extracción desde el resumen, marcada como parcial en cada registro.</w:t>
+        <w:t xml:space="preserve"> Pre-extracción desde el resumen de los 94 estudios con publicación recuperable, marcada como parcial en cada registro.</w:t>
       </w:r>
     </w:p>
     <w:p>
@@ -2428,7 +2446,7 @@
         <w:t>S5.</w:t>
       </w:r>
       <w:r>
-        <w:t xml:space="preserve"> Listado de los 137 estudios con su situación y sus informes agrupados, y de los 46 excluidos tras el cribado, con su motivo y su cita.</w:t>
+        <w:t xml:space="preserve"> Listado de los 136 estudios con su situación y sus informes agrupados, y de los 47 excluidos tras el cribado, con su motivo y su cita.</w:t>
       </w:r>
     </w:p>
     <w:p>
@@ -2537,10 +2555,10 @@
         <w:rPr>
           <w:b/>
         </w:rPr>
-        <w:t>S14.</w:t>
-      </w:r>
-      <w:r>
-        <w:t xml:space="preserve"> Extracción adjudicada: un valor por casilla, brazo a brazo, tras el consenso. Sostiene la sección 3.5 y las tablas 5 y 6.</w:t>
+        <w:t>S13.</w:t>
+      </w:r>
+      <w:r>
+        <w:t xml:space="preserve"> Reglas de extracción de desenlaces, con su corrección documentada.</w:t>
       </w:r>
     </w:p>
     <w:p>
@@ -2551,10 +2569,10 @@
         <w:rPr>
           <w:b/>
         </w:rPr>
-        <w:t>S15.</w:t>
-      </w:r>
-      <w:r>
-        <w:t xml:space="preserve"> Procedencia de cada casilla de S14: acuerdo, consenso, una sola lectura o abierta.</w:t>
+        <w:t>S14.</w:t>
+      </w:r>
+      <w:r>
+        <w:t xml:space="preserve"> Extracción adjudicada: un valor por casilla, brazo a brazo, tras el consenso. Sostiene la sección 3.5 y las tablas 5 y 6.</w:t>
       </w:r>
     </w:p>
     <w:p>
@@ -2565,10 +2583,122 @@
         <w:rPr>
           <w:b/>
         </w:rPr>
-        <w:t>S13.</w:t>
-      </w:r>
-      <w:r>
-        <w:t xml:space="preserve"> Reglas de extracción de desenlaces, con su corrección documentada.</w:t>
+        <w:t>S15.</w:t>
+      </w:r>
+      <w:r>
+        <w:t xml:space="preserve"> Procedencia de cada casilla de S14: acuerdo, consenso, una sola lectura o abierta.</w:t>
+      </w:r>
+    </w:p>
+    <w:p>
+      <w:pPr>
+        <w:pStyle w:val="ListBullet"/>
+      </w:pPr>
+      <w:r>
+        <w:rPr>
+          <w:b/>
+        </w:rPr>
+        <w:t>S16.</w:t>
+      </w:r>
+      <w:r>
+        <w:t xml:space="preserve"> Los 47 estudios que el cribado admitió y el texto completo desmintió, con su código de motivo y la frase del artículo que lo sostiene.</w:t>
+      </w:r>
+    </w:p>
+    <w:p>
+      <w:pPr>
+        <w:pStyle w:val="ListBullet"/>
+      </w:pPr>
+      <w:r>
+        <w:rPr>
+          <w:b/>
+        </w:rPr>
+        <w:t>S17.</w:t>
+      </w:r>
+      <w:r>
+        <w:t xml:space="preserve"> La Tabla 6 desglosada: los siete requisitos, brazo a brazo sobre los 102 brazos, con el primero que falla y por qué.</w:t>
+      </w:r>
+    </w:p>
+    <w:p>
+      <w:pPr>
+        <w:pStyle w:val="ListBullet"/>
+      </w:pPr>
+      <w:r>
+        <w:rPr>
+          <w:b/>
+        </w:rPr>
+        <w:t>S18.</w:t>
+      </w:r>
+      <w:r>
+        <w:t xml:space="preserve"> Los 82 juicios de riesgo de sesgo, uno por fila, con la frase firmada en que se apoya cada uno.</w:t>
+      </w:r>
+    </w:p>
+    <w:p>
+      <w:pPr>
+        <w:pStyle w:val="ListBullet"/>
+      </w:pPr>
+      <w:r>
+        <w:rPr>
+          <w:b/>
+        </w:rPr>
+        <w:t>S18b.</w:t>
+      </w:r>
+      <w:r>
+        <w:t xml:space="preserve"> Las frases del artículo cosechadas por tema, que acompañan pero no sustituyen a la firmada.</w:t>
+      </w:r>
+    </w:p>
+    <w:p>
+      <w:pPr>
+        <w:pStyle w:val="ListBullet"/>
+      </w:pPr>
+      <w:r>
+        <w:rPr>
+          <w:b/>
+        </w:rPr>
+        <w:t>S19.</w:t>
+      </w:r>
+      <w:r>
+        <w:t xml:space="preserve"> Qué modelo emitió las decisiones de cribado, cuándo, sobre qué ficheros, qué verificaron los autores y qué NO quedó registrado, marcado como dato faltante.</w:t>
+      </w:r>
+    </w:p>
+    <w:p>
+      <w:pPr>
+        <w:pStyle w:val="ListBullet"/>
+      </w:pPr>
+      <w:r>
+        <w:rPr>
+          <w:b/>
+        </w:rPr>
+        <w:t>S20.</w:t>
+      </w:r>
+      <w:r>
+        <w:t xml:space="preserve"> De qué informe salió cada uno de los 102 brazos, y con qué prueba se estableció el vínculo.</w:t>
+      </w:r>
+    </w:p>
+    <w:p>
+      <w:pPr>
+        <w:pStyle w:val="ListBullet"/>
+      </w:pPr>
+      <w:r>
+        <w:rPr>
+          <w:b/>
+        </w:rPr>
+        <w:t>S21.</w:t>
+      </w:r>
+      <w:r>
+        <w:t xml:space="preserve"> Los pares de estudios que pueden describir a los mismos pacientes, con la señal que los marcó y la frase literal.</w:t>
+      </w:r>
+    </w:p>
+    <w:p>
+      <w:pPr>
+        <w:pStyle w:val="ListBullet"/>
+      </w:pPr>
+      <w:r>
+        <w:rPr>
+          <w:b/>
+        </w:rPr>
+        <w:t>S22.</w:t>
+      </w:r>
+      <w:r>
+        <w:t xml:space="preserve"> Para cada variable de estratificación, cuántos estudios la declaran en el texto completo, cuántos la mencionan sin poder clasificarla, cuántos callan y de cuántos no hay texto.</w:t>
       </w:r>
     </w:p>
     <w:p>

--- a/verificables revisión sistemática/manuscrito_es.docx
+++ b/verificables revisión sistemática/manuscrito_es.docx
@@ -54,7 +54,7 @@
         <w:t>Recuento de palabras:</w:t>
       </w:r>
       <w:r>
-        <w:t xml:space="preserve"> resumen 262; texto principal 7 724.</w:t>
+        <w:t xml:space="preserve"> resumen 262; texto principal 7 856.</w:t>
       </w:r>
     </w:p>
     <w:p>
@@ -733,10 +733,10 @@
         <w:rPr>
           <w:b/>
         </w:rPr>
-        <w:t>Los juicios se emiten por consenso entre los dos autores, no por duplicado independiente.</w:t>
-      </w:r>
-      <w:r>
-        <w:t xml:space="preserve"> A diferencia de la extracción de datos (sección 2.6), esta evaluación no admite una medida de concordancia entre revisores, y no se reporta ninguna. La limitación consta en la sección 4.4.</w:t>
+        <w:t>Los juicios se emiten por duplicado independiente y se resuelven por consenso.</w:t>
+      </w:r>
+      <w:r>
+        <w:t xml:space="preserve"> Cada autor evalúa por separado, con el artículo delante, y los desacuerdos se discuten uno a uno hasta acordar un juicio. La concordancia previa al consenso se reporta en la sección 3.7, igual que la de la extracción de datos (sección 2.6). Un estudio, incorporado a la evaluación después de las demás, tiene una sola lectura y se declara como tal.</w:t>
       </w:r>
     </w:p>
     <w:p>
@@ -979,7 +979,7 @@
         <w:t>136 estudios</w:t>
       </w:r>
       <w:r>
-        <w:t>, que agrupan 170 informes: 114 con un solo informe y 22 con varios, hasta un máximo de once informes de un mismo ensayo.</w:t>
+        <w:t>, que agrupan 170 informes: 114 con un solo informe y 22 con varios, hasta un máximo de once informes de un mismo ensayo. Los 134 informes de registro de ensayos no son una corriente aparte de esa cifra: están dentro de los 23 057 identificados (121 de ClinicalTrials.gov, 10 de CTIS y 3 de EudraCT), y el diagrama los separa a partir del cribado porque PRISMA 2020 pide declarar las dos corrientes.</w:t>
       </w:r>
     </w:p>
     <w:p>
@@ -1880,7 +1880,7 @@
     </w:p>
     <w:p>
       <w:r>
-        <w:t>De los 3 estudios evaluados con RoB 2, el juicio global es de bajo riesgo en 1 y de algunas preocupaciones en 2. De los 8 estudios evaluados con ROBINS-I, el juicio global es sin información para juzgar en 1 y de riesgo grave en 7. El dominio que más juicios desfavorables concentra en ROBINS-I —alto riesgo en RoB 2; grave o crítico en ROBINS-I— es «sesgo por confusión», con 7 de 8. Los 82 juicios se emitieron en una evaluación única acordada entre los dos autores; al no haber dos lecturas independientes, no se reporta concordancia entre revisores.</w:t>
+        <w:t>De los 3 estudios evaluados con RoB 2, el juicio global es de bajo riesgo en 1 y de algunas preocupaciones en 2. De los 8 estudios evaluados con ROBINS-I, el juicio global es sin información para juzgar en 1 y de riesgo grave en 7. El dominio que más juicios desfavorables concentra en ROBINS-I —alto riesgo en RoB 2; grave o crítico en ROBINS-I— es «sesgo por confusión», con 7 de 8. Los dos revisores evaluaron por separado 10 de los 11 estudios evaluables y coincidieron en 62 de los 74 juicios comparables (83,8 %; kappa de Cohen 0,78). Los 12 restantes se discutieron uno a uno y se resolvieron por consenso, los 12 en la misma dirección. El estudio restante se evaluó en un cuaderno aparte y tiene una sola lectura.</w:t>
       </w:r>
     </w:p>
     <w:p>
@@ -2069,7 +2069,7 @@
         <w:t>Cuarta:</w:t>
       </w:r>
       <w:r>
-        <w:t xml:space="preserve"> este informe describe la completitud con que se reportan los desenlaces (sección 3.5), pero no presenta estimaciones de eficacia ni certeza GRADE (sección 2.7): es una caracterización del cuerpo de evidencia, no una síntesis de sus resultados. El riesgo de sesgo se evalúa solo en los estudios comparativos con texto completo, a nivel de dominio y por consenso, de modo que hereda el sesgo de recuperación y no admite medida de concordancia entre revisores. </w:t>
+        <w:t xml:space="preserve"> este informe describe la completitud con que se reportan los desenlaces (sección 3.5), pero no presenta estimaciones de eficacia ni certeza GRADE (sección 2.7): es una caracterización del cuerpo de evidencia, no una síntesis de sus resultados. El riesgo de sesgo se evalúa solo en los estudios comparativos con texto completo, a nivel de dominio y por consenso, de modo que hereda el sesgo de recuperación y la concordancia previa al consenso fue del 83,8 % (62 de 74 juicios; kappa de Cohen 0,78), con 12 desacuerdos resueltos todos en la misma dirección. </w:t>
       </w:r>
       <w:r>
         <w:rPr>

--- a/verificables revisión sistemática/manuscrito_es.docx
+++ b/verificables revisión sistemática/manuscrito_es.docx
@@ -54,7 +54,7 @@
         <w:t>Recuento de palabras:</w:t>
       </w:r>
       <w:r>
-        <w:t xml:space="preserve"> resumen 262; texto principal 7 856.</w:t>
+        <w:t xml:space="preserve"> resumen 262; texto principal 8 680.</w:t>
       </w:r>
     </w:p>
     <w:p>
@@ -159,7 +159,7 @@
         <w:rPr>
           <w:b/>
         </w:rPr>
-        <w:t>47 salieron del corpus</w:t>
+        <w:t>51 salieron del corpus</w:t>
       </w:r>
       <w:r>
         <w:t xml:space="preserve"> —protocolos, modelos preclínicos, y artículos donde </w:t>
@@ -177,10 +177,10 @@
         <w:rPr>
           <w:b/>
         </w:rPr>
-        <w:t>136</w:t>
-      </w:r>
-      <w:r>
-        <w:t xml:space="preserve">, 94 con publicación recuperable. Casos únicos, 44,7 %; comparativos, 10,6 %; sin clase de resistencia asignable, 75,5 %. Se obtuvo el texto completo de 70 (74,5 %), y lo que falta concentra el 60,0 % de los comparativos; el criterio de idioma eliminó 35 estudios más. En 69 de los 102 brazos (67,6 %) no consta definición operativa del éxito clínico, y solo 2 reúnen diseño comparativo, numerador, denominador y definición. Descontado el que mide tiempo, </w:t>
+        <w:t>132</w:t>
+      </w:r>
+      <w:r>
+        <w:t xml:space="preserve">, 90 con publicación recuperable. Casos únicos, 44,4 %; comparativos, 10,0 %; sin clase de resistencia asignable, 74,4 %. Se obtuvo el texto completo de 66 (73,3 %), y lo que falta concentra el 66,7 % de los comparativos; el criterio de idioma eliminó 35 estudios más. En 68 de los 98 brazos (69,4 %) no consta definición operativa del éxito clínico, y solo 2 reúnen diseño comparativo, numerador, denominador y definición. Descontado el que mide tiempo, </w:t>
       </w:r>
       <w:r>
         <w:rPr>
@@ -492,7 +492,7 @@
     </w:p>
     <w:p>
       <w:r>
-        <w:t>Las ecuaciones las diseñó y ejecutó D.V., interrogando cada interfaz directamente; no las generó ni las ejecutó el modelo de lenguaje cuya intervención se declara en la sección 2.4. Se aportan íntegras como suplemento, con la sintaxis literal de cada interfaz, el número de resultados y la fecha, de modo que cualquiera puede repetirlas. BVS y SciELO se incluyeron para no inclinar la revisión hacia la literatura anglosajona, y aportaron 2 de los 233 informes que llegaron a texto completo: cubren Iberoamérica, y de los 37 estudios que declaran procedencia, 14 son de Rusia, Polonia, Georgia o Ucrania.</w:t>
+        <w:t>Las ecuaciones las diseñó y ejecutó D.V., interrogando cada interfaz directamente; no las generó ni las ejecutó el modelo de lenguaje cuya intervención se declara en la sección 2.4. Se aportan íntegras como suplemento, con la sintaxis literal de cada interfaz, el número de resultados y la fecha, de modo que cualquiera puede repetirlas. BVS y SciELO se incluyeron para no inclinar la revisión hacia la literatura anglosajona, y aportaron 2 de los 233 informes que llegaron a texto completo: cubren Iberoamérica, y de los 35 estudios que declaran procedencia, 13 son de Rusia, Polonia, Georgia o Ucrania.</w:t>
       </w:r>
     </w:p>
     <w:p>
@@ -684,12 +684,23 @@
         <w:t>por duplicado e independiente</w:t>
       </w:r>
       <w:r>
-        <w:t xml:space="preserve"> entre los dos revisores. Un revisor extrajo los 124 estudios que entonces tenían publicación recuperable —94 tras las exclusiones de la sección 3.1.1— y el segundo extrajo 122 de ellos, de modo que el 98 % del corpus tiene doble extracción. Sobre las 130 filas de brazo comparables se registraron 541 desacuerdos de valor; la concordancia, medida antes de resolverlos, fue del 78 % de acuerdo mediano y una kappa de Cohen mediana de 0,62 sobre los 8 de 9 campos categóricos en que resulta informativa, con un recorrido del 64 % al 100 % según la variable. Las discrepancias se resolvieron por consenso entre los dos revisores, con registro de quién resolvió y cuándo: hay 539 de 541 adjudicadas. Las 2 restantes se habían cerrado antes aplicando una regla mecánica sobre una comparación posteriormente rehecha, de modo que no llevan firma conjunta y no se cuentan como consenso. Las 14 que quedaron abiertas —10 por el diseño del estudio, donde el formulario no ofrecía la opción que los revisores necesitaban, y 4 por datos que exigían releer el artículo— se firmaron por consenso el 14 de septiembre de 2026. El registro completo, resuelto a resuelto, se aporta como suplemento.</w:t>
+        <w:t xml:space="preserve"> entre los dos revisores. Un revisor extrajo los 124 estudios que entonces tenían publicación recuperable —90 tras las exclusiones de la sección 3.1.1— y el segundo extrajo 122 de ellos, de modo que el 98 % del corpus tiene doble extracción. Sobre las 130 filas de brazo comparables se registraron 541 desacuerdos de valor; la concordancia, medida antes de resolverlos, fue del 78 % de acuerdo mediano y una kappa de Cohen mediana de 0,62 sobre los 8 de 9 campos categóricos en que resulta informativa, con un recorrido del 64 % al 100 % según la variable. Las discrepancias se resolvieron por consenso entre los dos revisores, con registro de quién resolvió y cuándo: hay 539 de 541 adjudicadas. Las 2 restantes se habían cerrado antes aplicando una regla mecánica sobre una comparación posteriormente rehecha, de modo que no llevan firma conjunta y no se cuentan como consenso. Las 14 que quedaron abiertas —10 por el diseño del estudio, donde el formulario no ofrecía la opción que los revisores necesitaban, y 4 por datos que exigían releer el artículo— se firmaron por consenso el 14 de septiembre de 2026. El registro completo, resuelto a resuelto, se aporta como suplemento.</w:t>
       </w:r>
     </w:p>
     <w:p>
       <w:r>
-        <w:t>La caracterización estructural del corpus (secciones 3.1 a 3.4, tablas 1 a 4) procede de una pre-extracción sistemática desde el resumen de los 94 estudios vigentes, realizada con el mismo esquema de variables y marcada como parcial en cada registro. La completitud de reporte por desenlace (sección 3.5, tabla 5) procede en cambio de la extracción adjudicada, y se identifica como tal en cada cifra. Este informe no presenta estimaciones de eficacia: caracteriza la estructura del cuerpo de evidencia, su recuperabilidad y la completitud de su reporte, con tres componentes medidos —la recuperabilidad del informe (secciones 3.1 y 3.2), la completitud de reporte estructural (sección 3.4) y la completitud de reporte de desenlaces (sección 3.5)—.</w:t>
+        <w:rPr>
+          <w:b/>
+        </w:rPr>
+        <w:t>Relectura dirigida tras la adjudicación.</w:t>
+      </w:r>
+      <w:r>
+        <w:t xml:space="preserve"> Tres preguntas no se podían contestar con el formulario y se respondieron volviendo al artículo, con un cuaderno por pregunta en el que cada conclusión lleva la frase o la tabla en que se apoya y la firma de los dos autores, fechada el 30 de septiembre de 2026: la clase de resistencia de los 70 estudios que entonces tenían texto completo, comprobada contra el antibiograma publicado (sección 3.4, anexo S23); el comparador, el tiempo cero, el tiempo de evaluación, las cointervenciones, las pérdidas y el estimando de los 14 estudios con diseño comparativo, 11 de ellos con texto (sección 3.7, anexo S24), y los pares de estudios que podían describir a los mismos pacientes (sección 4.4, anexo S21). La relectura la hicieron los dos autores, que leyeron cada uno los artículos completos y comprobaron contra la figura los antibiogramas que el artículo solo da en imagen; además, cada frase citada se buscó de forma automática en el texto de su PDF. Las correcciones que la relectura deja inequívocas entran en la extracción como correcciones firmadas, con el valor anterior y la cita; las que dejaban un brazo con más de un valor, y las exclusiones que la relectura puso de manifiesto, las decidieron y firmaron los dos autores el 1 de octubre de 2026.</w:t>
+      </w:r>
+    </w:p>
+    <w:p>
+      <w:r>
+        <w:t>La caracterización estructural del corpus (secciones 3.1 a 3.4, tablas 1 a 4) procede de una pre-extracción sistemática desde el resumen de los 90 estudios vigentes, realizada con el mismo esquema de variables y marcada como parcial en cada registro. La completitud de reporte por desenlace (sección 3.5, tabla 5) procede en cambio de la extracción adjudicada, y se identifica como tal en cada cifra. Este informe no presenta estimaciones de eficacia: caracteriza la estructura del cuerpo de evidencia, su recuperabilidad y la completitud de su reporte, con tres componentes medidos —la recuperabilidad del informe (secciones 3.1 y 3.2), la completitud de reporte estructural (sección 3.4) y la completitud de reporte de desenlaces (sección 3.5)—.</w:t>
       </w:r>
     </w:p>
     <w:p>
@@ -711,7 +722,7 @@
         <w:t>solo en los estudios con diseño comparativo y solo en aquellos cuyo texto completo se obtuvo</w:t>
       </w:r>
       <w:r>
-        <w:t>: 11 de los 14 que el diseño adjudicado sobre el artículo identifica como comparativos. Los ensayos aleatorizados con RoB 2 [@Sterne2019_rob2] y los no aleatorizados y las cohortes con ROBINS-I [@Sterne2016_robinsi]. El estudio restante es un ensayo aleatorizado sin texto completo: no se evalúa, y tampoco recibe un juicio desfavorable por esa razón.</w:t>
+        <w:t>: 10 de los 13 que el diseño adjudicado sobre el artículo identifica como comparativos. Los ensayos aleatorizados con RoB 2 [@Sterne2019_rob2] y los no aleatorizados y las cohortes con ROBINS-I [@Sterne2016_robinsi]. El estudio restante es un ensayo aleatorizado sin texto completo: no se evalúa, y tampoco recibe un juicio desfavorable por esa razón.</w:t>
       </w:r>
     </w:p>
     <w:p>
@@ -747,12 +758,12 @@
         <w:t>GRADE no se aplica</w:t>
       </w:r>
       <w:r>
-        <w:t>, y el motivo no depende de lo anterior: califica la certeza de una estimación agrupada y esta revisión no presenta ninguna. La sección 3.5 muestra que solo 2 de los 102 brazos reúnen los requisitos mínimos para agregar, y ninguno los conserva tras aplicar los criterios de elegibilidad. Calificar la certeza de un resultado que no existe sería un trámite, no una evaluación [@Guyatt2011_grade].</w:t>
+        <w:t>, y el motivo no depende de lo anterior: califica la certeza de una estimación agrupada y esta revisión no presenta ninguna. La sección 3.5 muestra que solo 2 de los 98 brazos reúnen los requisitos mínimos para agregar, y ninguno los conserva tras aplicar los criterios de elegibilidad. Calificar la certeza de un resultado que no existe sería un trámite, no una evaluación [@Guyatt2011_grade].</w:t>
       </w:r>
     </w:p>
     <w:p>
       <w:r>
-        <w:t>La sección 3.7 reporta los 82 juicios y la tabla de dominios.</w:t>
+        <w:t>La sección 3.7 reporta los 74 juicios y la tabla de dominios.</w:t>
       </w:r>
     </w:p>
     <w:p>
@@ -892,7 +903,7 @@
         <w:rPr>
           <w:b/>
         </w:rPr>
-        <w:t>aplicado a los 24 estudios que siguen sin texto completo, el corpus pasaría de 136 a 112 estudios, los comparativos de 10 a 4 y los ensayos aleatorizados de 7 a 3</w:t>
+        <w:t>aplicado a los 24 estudios que siguen sin texto completo, el corpus pasaría de 132 a 108 estudios, los comparativos de 9 a 3 y los ensayos aleatorizados de 7 a 3</w:t>
       </w:r>
       <w:r>
         <w:t xml:space="preserve">, y la tasa de recuperación de texto completo pasaría a ser del 100 % </w:t>
@@ -904,7 +915,7 @@
         <w:t>por construcción</w:t>
       </w:r>
       <w:r>
-        <w:t>. Es decir, el sesgo de recuperación que la sección 3.2 mide dejaría de poder medirse, porque el criterio lo elimina por definición en lugar de resolverlo. Esta revisión no lo aplica de esa forma, y el lector debe saber que la cifra del 74,5 % convive con una exclusión que, generalizada, la volvería vacía.</w:t>
+        <w:t>. Es decir, el sesgo de recuperación que la sección 3.2 mide dejaría de poder medirse, porque el criterio lo elimina por definición en lugar de resolverlo. Esta revisión no lo aplica de esa forma, y el lector debe saber que la cifra del 73,3 % convive con una exclusión que, generalizada, la volvería vacía.</w:t>
       </w:r>
     </w:p>
     <w:p>
@@ -967,7 +978,7 @@
         <w:rPr>
           <w:b/>
         </w:rPr>
-        <w:t>47 de ellos salieron del corpus</w:t>
+        <w:t>51 de ellos salieron del corpus</w:t>
       </w:r>
       <w:r>
         <w:t xml:space="preserve">, y se excluyeron; el apartado siguiente los detalla. El cuerpo de evidencia queda en </w:t>
@@ -976,10 +987,10 @@
         <w:rPr>
           <w:b/>
         </w:rPr>
-        <w:t>136 estudios</w:t>
-      </w:r>
-      <w:r>
-        <w:t>, que agrupan 170 informes: 114 con un solo informe y 22 con varios, hasta un máximo de once informes de un mismo ensayo. Los 134 informes de registro de ensayos no son una corriente aparte de esa cifra: están dentro de los 23 057 identificados (121 de ClinicalTrials.gov, 10 de CTIS y 3 de EudraCT), y el diagrama los separa a partir del cribado porque PRISMA 2020 pide declarar las dos corrientes.</w:t>
+        <w:t>132 estudios</w:t>
+      </w:r>
+      <w:r>
+        <w:t>, que agrupan 166 informes: 110 con un solo informe y 22 con varios, hasta un máximo de once informes de un mismo ensayo. Los 134 informes de registro de ensayos no son una corriente aparte de esa cifra: están dentro de los 23 057 identificados (121 de ClinicalTrials.gov, 10 de CTIS y 3 de EudraCT), y el diagrama los separa a partir del cribado porque PRISMA 2020 pide declarar las dos corrientes.</w:t>
       </w:r>
     </w:p>
     <w:p>
@@ -987,7 +998,7 @@
         <w:pStyle w:val="Heading2"/>
       </w:pPr>
       <w:r>
-        <w:t>3.1.1 Los 47 estudios que el cribado admitió y que salieron después</w:t>
+        <w:t>3.1.1 Los 51 estudios que el cribado admitió y que salieron después</w:t>
       </w:r>
     </w:p>
     <w:p>
@@ -995,7 +1006,7 @@
         <w:rPr>
           <w:b/>
         </w:rPr>
-        <w:t>Treinta salieron al juzgarlos sobre su publicación.</w:t>
+        <w:t>Treinta y cuatro salieron al juzgarlos sobre su publicación.</w:t>
       </w:r>
       <w:r>
         <w:t xml:space="preserve"> Se excluyeron por ocho motivos, y ninguno es una discrepancia de criterio: son estudios que no cumplen lo que la sección 2.2 ya exigía. </w:t>
@@ -1004,7 +1015,7 @@
         <w:rPr>
           <w:b/>
         </w:rPr>
-        <w:t>Veinticinco</w:t>
+        <w:t>Veintinueve</w:t>
       </w:r>
       <w:r>
         <w:t xml:space="preserve"> salieron de leer su artículo. </w:t>
@@ -1013,7 +1024,7 @@
         <w:rPr>
           <w:b/>
         </w:rPr>
-        <w:t>Once</w:t>
+        <w:t>Quince</w:t>
       </w:r>
       <w:r>
         <w:t xml:space="preserve"> no tienen a </w:t>
@@ -1025,7 +1036,7 @@
         <w:t>P. aeruginosa</w:t>
       </w:r>
       <w:r>
-        <w:t xml:space="preserve"> en ningún paciente —aparece en el espectro declarado del producto de fagos, en la introducción o en la lista de referencias—; uno de ellos no nombra microorganismo alguno. </w:t>
+        <w:t xml:space="preserve"> en ningún paciente —aparece en el espectro declarado del producto de fagos, en la introducción, en la discusión o en la lista de referencias—; uno de ellos no nombra microorganismo alguno. Cuatro de ellos se detectaron al comprobar la clase de resistencia contra el artículo (sección 3.4), y los excluyeron los dos autores el 1 de octubre de 2026. </w:t>
       </w:r>
       <w:r>
         <w:rPr>
@@ -1111,7 +1122,7 @@
         <w:t>sin traducción automática</w:t>
       </w:r>
       <w:r>
-        <w:t xml:space="preserve">, el cuerpo de los cuatro artículos es mayoritariamente cirílico —entre tres cuartas partes y la práctica totalidad de sus caracteres—; lo que está en alfabeto latino es el resumen, las palabras clave y las referencias. El sitio no ofrece versión inglesa por ninguna de sus tres rutas. Uno de los cuatro falla además por población, del mismo modo que los diez anteriores: sus pacientes tenían </w:t>
+        <w:t xml:space="preserve">, el cuerpo de los cuatro artículos es mayoritariamente cirílico —entre tres cuartas partes y la práctica totalidad de sus caracteres—; lo que está en alfabeto latino es el resumen, las palabras clave y las referencias. El sitio no ofrece versión inglesa por ninguna de sus tres rutas. Uno de los cuatro falla además por población, del mismo modo que casi todos los anteriores: sus pacientes tenían </w:t>
       </w:r>
       <w:r>
         <w:rPr>
@@ -1184,13 +1195,13 @@
         <w:t>se parecen mucho</w:t>
       </w:r>
       <w:r>
-        <w:t xml:space="preserve"> a un resumen elegible; distinguirlos exige abrir el artículo. La sección 2.4 declara que los registros que el modelo excluyó no los releyó ningún humano. Estos 23 son la otra cara de esa limitación, y son el </w:t>
+        <w:t xml:space="preserve"> a un resumen elegible; distinguirlos exige abrir el artículo. La sección 2.4 declara que los registros que el modelo excluyó no los releyó ningún humano. Estos 27 son la otra cara de esa limitación, y son el </w:t>
       </w:r>
       <w:r>
         <w:rPr>
           <w:b/>
         </w:rPr>
-        <w:t>24,7 %</w:t>
+        <w:t>29,0 %</w:t>
       </w:r>
       <w:r>
         <w:t xml:space="preserve"> de los 93 estudios cuyo texto completo se pudo leer. Es un suelo, no un total: los 31 estudios sin texto completo no se han podido comprobar contra nada.</w:t>
@@ -1327,16 +1338,16 @@
     </w:p>
     <w:p>
       <w:r>
-        <w:t xml:space="preserve">De los 136 estudios, </w:t>
+        <w:t xml:space="preserve">De los 132 estudios, </w:t>
       </w:r>
       <w:r>
         <w:rPr>
           <w:b/>
         </w:rPr>
-        <w:t>94 tienen publicación recuperable</w:t>
-      </w:r>
-      <w:r>
-        <w:t xml:space="preserve">: 91 artículos y 3 que solo existen como resumen de congreso. Los </w:t>
+        <w:t>90 tienen publicación recuperable</w:t>
+      </w:r>
+      <w:r>
+        <w:t xml:space="preserve">: 87 artículos y 3 que solo existen como resumen de congreso. Los </w:t>
       </w:r>
       <w:r>
         <w:rPr>
@@ -1378,7 +1389,7 @@
         <w:rPr>
           <w:b/>
         </w:rPr>
-        <w:t>70 de los 94 estudios recuperables (74,5 %)</w:t>
+        <w:t>66 de los 90 estudios recuperables (73,3 %)</w:t>
       </w:r>
       <w:r>
         <w:t xml:space="preserve"> por vías de acceso abierto legítimas. Los 24 restantes siguen sin obtenerse. Su disponibilidad se recomprobó el 2 de septiembre de 2026 contra tres índices independientes —Europe PMC, OpenAlex y Semantic Scholar—, y </w:t>
@@ -1404,13 +1415,13 @@
         <w:t>no es una muestra aleatoria del conjunto</w:t>
       </w:r>
       <w:r>
-        <w:t xml:space="preserve"> (Tabla 3). Contiene 6 de los 10 estudios comparativos, el </w:t>
+        <w:t xml:space="preserve"> (Tabla 3). Contiene 6 de los 9 estudios comparativos, el </w:t>
       </w:r>
       <w:r>
         <w:rPr>
           <w:b/>
         </w:rPr>
-        <w:t>60,0 %</w:t>
+        <w:t>66,7 %</w:t>
       </w:r>
       <w:r>
         <w:t>, y, aunque declara menos pacientes en total, concentra los diseños que sostienen una comparación. De los siete ensayos aleatorizados del corpus se leyeron tres a texto completo —PhagoBurn [@Jault2019_phagoburn], BX004-A [@Weiner2025_natcomms] y un ensayo de 2026 en unidad de cuidados intensivos—, y cuatro siguen sin leerse, entre ellos el de TP-102 [@NirPaz2025_med_tp102]. La fracción que falta contiene, por tanto, la mayoría de los ensayos aleatorizados identificados.</w:t>
@@ -1460,16 +1471,16 @@
         <w:rPr>
           <w:b/>
         </w:rPr>
-        <w:t>42 reportes de caso único (44,7 %)</w:t>
-      </w:r>
-      <w:r>
-        <w:t xml:space="preserve">, 18 series de casos, 13 cohortes prospectivas, 7 ensayos aleatorizados, 3 ensayos no aleatorizados y 3 cohortes retrospectivas. Otros 8 no declaran su diseño de forma reconocible en el resumen. Los comparativos suman </w:t>
+        <w:t>40 reportes de caso único (44,4 %)</w:t>
+      </w:r>
+      <w:r>
+        <w:t xml:space="preserve">, 18 series de casos, 12 cohortes prospectivas, 7 ensayos aleatorizados, 2 ensayos no aleatorizados y 3 cohortes retrospectivas. Otros 8 no declaran su diseño de forma reconocible en el resumen. Los comparativos suman </w:t>
       </w:r>
       <w:r>
         <w:rPr>
           <w:b/>
         </w:rPr>
-        <w:t>10 estudios, el 10,6 %</w:t>
+        <w:t>9 estudios, el 10,0 %</w:t>
       </w:r>
       <w:r>
         <w:t xml:space="preserve"> del total, y son los únicos capaces de sostener una afirmación de eficacia relativa.</w:t>
@@ -1513,10 +1524,10 @@
         <w:rPr>
           <w:b/>
         </w:rPr>
-        <w:t>75,5 %</w:t>
-      </w:r>
-      <w:r>
-        <w:t xml:space="preserve"> de los estudios: el 61,7 % no la menciona en absoluto y un 13,8 % adicional la menciona en términos que no permiten clasificarla. Para estratificar por resistencia, que es lo que hacen las síntesis publicadas, ambos casos son igual de inservibles.</w:t>
+        <w:t>74,4 %</w:t>
+      </w:r>
+      <w:r>
+        <w:t xml:space="preserve"> de los estudios: el 60,0 % no la menciona en absoluto y un 14,4 % adicional la menciona en términos que no permiten clasificarla. Para estratificar por resistencia, que es lo que hacen las síntesis publicadas, ambos casos son igual de inservibles.</w:t>
       </w:r>
     </w:p>
     <w:p>
@@ -1539,7 +1550,7 @@
         <w:rPr>
           <w:b/>
         </w:rPr>
-        <w:t>52,1 %</w:t>
+        <w:t>51,1 %</w:t>
       </w:r>
       <w:r>
         <w:t>.</w:t>
@@ -1574,7 +1585,7 @@
         <w:rPr>
           <w:b/>
         </w:rPr>
-        <w:t>38,3 %</w:t>
+        <w:t>35,6 %</w:t>
       </w:r>
       <w:r>
         <w:t>.</w:t>
@@ -1609,7 +1620,7 @@
         <w:rPr>
           <w:b/>
         </w:rPr>
-        <w:t>97,9 %</w:t>
+        <w:t>97,8 %</w:t>
       </w:r>
       <w:r>
         <w:t>.</w:t>
@@ -1623,10 +1634,57 @@
         <w:rPr>
           <w:b/>
         </w:rPr>
-        <w:t>En 4 de los 102 brazos la clase declarada queda por debajo del umbral de multirresistencia</w:t>
-      </w:r>
-      <w:r>
-        <w:t xml:space="preserve"> (EST-001 A, EST-003 B, EST-094 A, EST-108 A). 2 son estratos dentro de estudios que sí incluyen pacientes multirresistentes, y no comprometen la elegibilidad del estudio. Los otros 2 —EST-001 y EST-094— son estudios de un solo brazo, y su único paciente no es multirresistente según la codificación de los propios revisores. Los dos se mantienen en el corpus por decisión firmada de los dos autores el 22 de septiembre de 2026, y se declaran aquí para que el lector pueda descontarlos.</w:t>
+        <w:t>En 8 de los 98 brazos la clase queda por debajo del umbral de multirresistencia</w:t>
+      </w:r>
+      <w:r>
+        <w:t xml:space="preserve"> (EST-001 A, EST-003 B, EST-053 A, EST-057 A, EST-088 A, EST-094 A, EST-106 A, EST-108 A). 2 son estratos dentro de estudios que sí incluyen pacientes multirresistentes, y no comprometen la elegibilidad del estudio. Los otros 6 —EST-001, EST-053, EST-057, EST-088, EST-094 y EST-106— son estudios de un solo brazo cuyo único paciente no es multirresistente. EST-001 y EST-094 se mantienen en el corpus por decisión firmada de los dos autores el 22 de septiembre de 2026, y EST-053, EST-057 y EST-088, que quedaron por debajo del umbral al comprobar su clase contra el artículo (párrafo siguiente), por la misma decisión firmada el 1 de octubre; la permanencia de EST-106, que pasó por debajo del umbral al resolverse su clase ese mismo día, está pendiente de la firma de los dos autores. Todos se declaran aquí para que el lector pueda descontarlos.</w:t>
+      </w:r>
+    </w:p>
+    <w:p>
+      <w:r>
+        <w:rPr>
+          <w:b/>
+        </w:rPr>
+        <w:t>La clase se comprobó después contra el artículo.</w:t>
+      </w:r>
+      <w:r>
+        <w:t xml:space="preserve"> Los dos autores releyeron los 70 estudios que entonces tenían texto completo, buscaron el antibiograma y aplicaron las definiciones de Magiorakos et al.; cada conclusión lleva la frase o la tabla del artículo en que se apoya y la firma de los dos (anexo S23). En 9 la lectura no encontró ningún paciente con </w:t>
+      </w:r>
+      <w:r>
+        <w:rPr>
+          <w:i/>
+        </w:rPr>
+        <w:t>P. aeruginosa</w:t>
+      </w:r>
+      <w:r>
+        <w:t xml:space="preserve"> tratado con fagos. Los dos autores excluyeron 4 con el código ORG (EST-009, EST-055, EST-181 y EST-208; sección 3.1.1) y mantuvieron 5, que se declaran aquí con lo que el artículo dice: en EST-152 y EST-170 la única mención de </w:t>
+      </w:r>
+      <w:r>
+        <w:rPr>
+          <w:i/>
+        </w:rPr>
+        <w:t>P. aeruginosa</w:t>
+      </w:r>
+      <w:r>
+        <w:t xml:space="preserve"> es la descripción del paciente de otro estudio del corpus (EST-049 y EST-106); en EST-132 solo figura en la composición del cóctel empírico, sin desglose por organismo, y en EST-129 y EST-135 el paciente tuvo </w:t>
+      </w:r>
+      <w:r>
+        <w:rPr>
+          <w:i/>
+        </w:rPr>
+        <w:t>P. aeruginosa</w:t>
+      </w:r>
+      <w:r>
+        <w:t xml:space="preserve">, pero el fago no se dirigió contra ella. Lo mismo ocurre en EST-051 y EST-096, que también se mantienen. De los 66 estudios con texto completo que quedan en el corpus, la clase pudo comprobarse en 30: en 22 contra un antibiograma impreso y en 8 contra una descripción de la sensibilidad en el texto; en 31 no hay con qué comprobarla —el antibiograma no se publica o está en un material suplementario que no se obtuvo—, y los 5 restantes son los mantenidos sin </w:t>
+      </w:r>
+      <w:r>
+        <w:rPr>
+          <w:i/>
+        </w:rPr>
+        <w:t>P. aeruginosa</w:t>
+      </w:r>
+      <w:r>
+        <w:t xml:space="preserve"> tratada. De los 30 comprobados, la clase coincidió con la codificada en 18; en 5 la extracción la daba por no clasificable y el artículo permitía asignarla —3 por debajo del umbral y 2 XDR—; en 2 era más grave que la codificada (EST-043 y EST-047); en 3 la clase declarada no se confirmó (EST-015, EST-030 y EST-042), y en 2 cambia entre pacientes o entre aislados del mismo brazo (EST-124 y EST-169). Las 35 correcciones que la lectura deja inequívocas para el brazo entero —8 de clase, 17 de su procedencia y 10 del criterio DTR— entraron en la extracción con la firma de los dos autores. Los 9 estudios en que dejaba un brazo con más de un valor los resolvieron los dos autores el 1 de octubre de 2026: en 5 se corrigió la extracción (EST-047, EST-048, EST-058, EST-106 y EST-124) y en 4 se dejó como estaba (EST-004, EST-019, EST-042 y EST-169). Dos de esos cuatro se declaran expresamente: EST-042 conserva la PDR que declaran sus autores aunque su propio antibiograma no la sostiene, y EST-169 mantiene en un mismo brazo un paciente por debajo del umbral y otro XDR.</w:t>
       </w:r>
     </w:p>
     <w:p>
@@ -1639,12 +1697,12 @@
     </w:p>
     <w:p>
       <w:r>
-        <w:t>La extracción por duplicado, ya adjudicada, permite medir por primera vez qué reporta este cuerpo de evidencia en los cinco desenlaces declarados en los criterios de elegibilidad. La tabla 5 lo resume sobre los 102 brazos del corpus vigente.</w:t>
+        <w:t>La extracción por duplicado, ya adjudicada, permite medir por primera vez qué reporta este cuerpo de evidencia en los cinco desenlaces declarados en los criterios de elegibilidad. La tabla 5 lo resume sobre los 98 brazos del corpus vigente.</w:t>
       </w:r>
     </w:p>
     <w:p>
       <w:r>
-        <w:t xml:space="preserve">La completitud es desigual y, en el mejor de los casos, parcial. Los eventos adversos son lo que más se reporta con denominador (78,4 % de los brazos) y la emergencia de resistencia al fago lo que menos (27,5 %), pese a ser el desenlace que decide si la intervención conserva su utilidad. Esos porcentajes se calculan sobre los 102 brazos, e incluyen por tanto 24 de estudios cuyo texto completo no se ha recuperado: de un artículo que no se ha podido leer no cabe afirmar que calle. Sobre los 78 brazos legibles las cifras suben —del 78,4 % al 89,7 % en eventos adversos, del 27,5 % al 35,9 % en resistencia—, y la tabla 5 da las dos columnas para que el lector distinga el silencio de la literatura del hueco documental de esta revisión. El éxito clínico, que es el que las síntesis publicadas agregan, consta con numerador y denominador en el 68,6 % de los brazos. Dos brazos declaraban un numerador mayor que su denominador —trece éxitos clínicos sobre un paciente y cinco eventos adversos sobre cuatro—. Al releer sus artículos resultaron ser el numerador de la serie entera (13 de 15 pacientes) y el número de ciclos de tratamiento, no de eventos; los dos campos se pusieron en NA por decisión firmada de los dos autores el 22 de septiembre de 2026, y </w:t>
+        <w:t xml:space="preserve">La completitud es desigual y, en el mejor de los casos, parcial. Los eventos adversos son lo que más se reporta con denominador (77,6 % de los brazos) y la emergencia de resistencia al fago lo que menos (26,5 %), pese a ser el desenlace que decide si la intervención conserva su utilidad. Esos porcentajes se calculan sobre los 98 brazos, e incluyen por tanto 24 de estudios cuyo texto completo no se ha recuperado: de un artículo que no se ha podido leer no cabe afirmar que calle. Sobre los 74 brazos legibles las cifras suben —del 77,6 % al 89,2 % en eventos adversos, del 26,5 % al 35,1 % en resistencia—, y la tabla 5 da las dos columnas para que el lector distinga el silencio de la literatura del hueco documental de esta revisión. El éxito clínico, que es el que las síntesis publicadas agregan, consta con numerador y denominador en el 68,4 % de los brazos. Dos brazos declaraban un numerador mayor que su denominador —trece éxitos clínicos sobre un paciente y cinco eventos adversos sobre cuatro—. Al releer sus artículos resultaron ser el numerador de la serie entera (13 de 15 pacientes) y el número de ciclos de tratamiento, no de eventos; los dos campos se pusieron en NA por decisión firmada de los dos autores el 22 de septiembre de 2026, y </w:t>
       </w:r>
       <w:r>
         <w:rPr>
@@ -1658,21 +1716,21 @@
     </w:p>
     <w:p>
       <w:r>
-        <w:t xml:space="preserve">Ese 68,6 % es, sin embargo, engañoso si se lee como disponibilidad para agregar. </w:t>
+        <w:t xml:space="preserve">Ese 68,4 % es, sin embargo, engañoso si se lee como disponibilidad para agregar. </w:t>
       </w:r>
       <w:r>
         <w:rPr>
           <w:b/>
         </w:rPr>
-        <w:t>En 69 de los 102 brazos (67,6 %) no consta una definición operativa de éxito clínico</w:t>
-      </w:r>
-      <w:r>
-        <w:t>; sobre los 78 brazos legibles, en 45 (57,7 %). En 48 de ellos los revisores lo establecieron leyendo el artículo: 47 declaran un número de pacientes con «buen resultado» sin decir qué había que observar para contarlo, y 1 dejó el campo sin dato. En los 21 restantes la extracción quedó incompleta, de modo que no consta ni que el artículo la dé ni que no la dé; se cuentan entre los que no la aportan porque el dato no está disponible para quien lea la revisión, no porque se haya establecido su ausencia. Un numerador sin definición no nombra nada comparable con el numerador de otro estudio.</w:t>
+        <w:t>En 68 de los 98 brazos (69,4 %) no consta una definición operativa de éxito clínico</w:t>
+      </w:r>
+      <w:r>
+        <w:t>; sobre los 74 brazos legibles, en 44 (59,5 %). En 47 de ellos los revisores lo establecieron leyendo el artículo: 46 declaran un número de pacientes con «buen resultado» sin decir qué había que observar para contarlo, y 1 dejó el campo sin dato. En los 21 restantes la extracción quedó incompleta, de modo que no consta ni que el artículo la dé ni que no la dé; se cuentan entre los que no la aportan porque el dato no está disponible para quien lea la revisión, no porque se haya establecido su ausencia. Un numerador sin definición no nombra nada comparable con el numerador de otro estudio.</w:t>
       </w:r>
     </w:p>
     <w:p>
       <w:r>
-        <w:t xml:space="preserve">El diseño tampoco consta siempre: en 12 de los 102 brazos no puede clasificarse —12 en que los dos revisores acordaron «NA» y 7 que siguen abiertos—, de modo que los recuentos por diseño son suelos sobre los 84 restantes. De esos 90, </w:t>
+        <w:t xml:space="preserve">El diseño tampoco consta siempre: en 12 de los 98 brazos no puede clasificarse —los dos revisores acordaron «NA» en los 12—, de modo que los recuentos por diseño son suelos sobre los 86 restantes. De esos 86, </w:t>
       </w:r>
       <w:r>
         <w:rPr>
@@ -1687,10 +1745,10 @@
         <w:rPr>
           <w:b/>
         </w:rPr>
-        <w:t>10 son cohortes</w:t>
-      </w:r>
-      <w:r>
-        <w:t>. La sección 3.3 y la tabla 1 llaman «comparativos» solo a los ensayos, y por eso allí la cifra es 11 estudios: cuando en esta sección se dice «comparativo» se incluyen también las cohortes, y son 17 brazos. No son el mismo conjunto.</w:t>
+        <w:t>9 son cohortes</w:t>
+      </w:r>
+      <w:r>
+        <w:t>. La sección 3.3 y la tabla 1 llaman «comparativos» solo a los ensayos, y por eso allí la cifra es 11 estudios: cuando en esta sección se dice «comparativo» se incluyen también las cohortes, y son 16 brazos. No son el mismo conjunto.</w:t>
       </w:r>
     </w:p>
     <w:p>
@@ -1701,7 +1759,7 @@
         <w:rPr>
           <w:b/>
         </w:rPr>
-        <w:t>2 brazos de los 102</w:t>
+        <w:t>2 brazos de los 98</w:t>
       </w:r>
       <w:r>
         <w:t>. Los dos siguientes son los criterios de elegibilidad que esta misma revisión declara en la sección 2.2, y ninguno de esos 3 los sobrevive.</w:t>
@@ -1752,7 +1810,7 @@
     </w:p>
     <w:p>
       <w:r>
-        <w:t xml:space="preserve">Dicho de otro modo: de los 102 brazos de esta literatura, </w:t>
+        <w:t xml:space="preserve">Dicho de otro modo: de los 98 brazos de esta literatura, </w:t>
       </w:r>
       <w:r>
         <w:rPr>
@@ -1880,7 +1938,21 @@
     </w:p>
     <w:p>
       <w:r>
-        <w:t>De los 3 estudios evaluados con RoB 2, el juicio global es de bajo riesgo en 1 y de algunas preocupaciones en 2. De los 8 estudios evaluados con ROBINS-I, el juicio global es sin información para juzgar en 1 y de riesgo grave en 7. El dominio que más juicios desfavorables concentra en ROBINS-I —alto riesgo en RoB 2; grave o crítico en ROBINS-I— es «sesgo por confusión», con 7 de 8. Los dos revisores evaluaron por separado 10 de los 11 estudios evaluables y coincidieron en 62 de los 74 juicios comparables (83,8 %; kappa de Cohen 0,78). Los 12 restantes se discutieron uno a uno y se resolvieron por consenso, los 12 en la misma dirección. El estudio restante se evaluó en un cuaderno aparte y tiene una sola lectura.</w:t>
+        <w:t>De los 3 estudios evaluados con RoB 2, el juicio global es de bajo riesgo en 1 y de algunas preocupaciones en 2. De los 7 estudios evaluados con ROBINS-I, el juicio global es sin información para juzgar en 1 y de riesgo grave en 6. El dominio que más juicios desfavorables concentra en ROBINS-I —alto riesgo en RoB 2; grave o crítico en ROBINS-I— es «sesgo por confusión», con 6 de 7. Los dos revisores evaluaron por separado 9 de los 10 estudios evaluables y coincidieron en 55 de los 66 juicios comparables (83,3 %; kappa de Cohen 0,77). Los 11 restantes se discutieron uno a uno y se resolvieron por consenso, los 11 en la misma dirección. El estudio restante se evaluó en un cuaderno aparte y tiene una sola lectura.</w:t>
+      </w:r>
+    </w:p>
+    <w:p>
+      <w:r>
+        <w:t xml:space="preserve">La etiqueta de diseño no garantiza un grupo de comparación: de los 10 evaluables, 4 lo tienen (EST-008, EST-021, EST-108 y EST-132) y en 6 las notas firmadas del dominio 1 declaran que no lo hay. De los 4 con grupo, 3 comparan fago con ausencia de fago —EST-108 compara con y sin antibiótico dentro de los tratados con fago—, y solo 2 dan un contraste entre brazos para </w:t>
+      </w:r>
+      <w:r>
+        <w:rPr>
+          <w:i/>
+        </w:rPr>
+        <w:t>P. aeruginosa</w:t>
+      </w:r>
+      <w:r>
+        <w:t xml:space="preserve"> (EST-008 y EST-021; el de EST-008, parcial): en EST-132 el artículo no desglosa por organismo.</w:t>
       </w:r>
     </w:p>
     <w:p>
@@ -1891,7 +1963,7 @@
         <w:t>Tabla 7.</w:t>
       </w:r>
       <w:r>
-        <w:t xml:space="preserve"> Riesgo de sesgo por dominio de los 11 estudios comparativos evaluables. RoB 2 en los ensayos aleatorizados (cinco dominios) y ROBINS-I en los no aleatorizados y las cohortes (siete). «n. a.» marca los dominios que el instrumento no contempla, no un juicio que falte.</w:t>
+        <w:t xml:space="preserve"> Riesgo de sesgo por dominio de los 10 estudios comparativos evaluables. RoB 2 en los ensayos aleatorizados (cinco dominios) y ROBINS-I en los no aleatorizados y las cohortes (siete). «n. a.» marca los dominios que el instrumento no contempla, no un juicio que falte.</w:t>
       </w:r>
     </w:p>
     <w:p>
@@ -1921,7 +1993,7 @@
         <w:t>P. aeruginosa</w:t>
       </w:r>
       <w:r>
-        <w:t xml:space="preserve"> resistente con más amplitud que las síntesis previas: ocho fuentes, sin restricción de idioma, con literatura regional y registros de ensayos incluidos. El resultado son 136 estudios frente a las decenas que manejan las revisiones publicadas, y habrían sido 218 sin la restricción de idioma que se adoptó al final y sin los 47 que salieron después. Ese aumento no habla bien de la madurez del campo. La mayor parte procede de reportes de caso, de fichas de registro sin publicación y de literatura regional que las búsquedas restringidas a PubMed y Scopus no alcanzan.</w:t>
+        <w:t xml:space="preserve"> resistente con más amplitud que las síntesis previas: ocho fuentes, sin restricción de idioma, con literatura regional y registros de ensayos incluidos. El resultado son 132 estudios frente a las decenas que manejan las revisiones publicadas, y habrían sido 218 sin la restricción de idioma que se adoptó al final y sin los 51 que salieron después. Ese aumento no habla bien de la madurez del campo. La mayor parte procede de reportes de caso, de fichas de registro sin publicación y de literatura regional que las búsquedas restringidas a PubMed y Scopus no alcanzan.</w:t>
       </w:r>
     </w:p>
     <w:p>
@@ -2003,7 +2075,7 @@
         <w:t>Para los registros.</w:t>
       </w:r>
       <w:r>
-        <w:t xml:space="preserve"> Que 42 de 136 estudios sean fichas de registro sin publicación localizable es un problema de sesgo de publicación de primer orden, y no se resuelve con métodos estadísticos.</w:t>
+        <w:t xml:space="preserve"> Que 42 de 132 estudios sean fichas de registro sin publicación localizable es un problema de sesgo de publicación de primer orden, y no se resuelve con métodos estadísticos.</w:t>
       </w:r>
     </w:p>
     <w:p>
@@ -2033,7 +2105,7 @@
         <w:t>Limitaciones.</w:t>
       </w:r>
       <w:r>
-        <w:t xml:space="preserve"> Son seis y todas materiales. </w:t>
+        <w:t xml:space="preserve"> Son siete y todas materiales. </w:t>
       </w:r>
       <w:r>
         <w:rPr>
@@ -2069,7 +2141,7 @@
         <w:t>Cuarta:</w:t>
       </w:r>
       <w:r>
-        <w:t xml:space="preserve"> este informe describe la completitud con que se reportan los desenlaces (sección 3.5), pero no presenta estimaciones de eficacia ni certeza GRADE (sección 2.7): es una caracterización del cuerpo de evidencia, no una síntesis de sus resultados. El riesgo de sesgo se evalúa solo en los estudios comparativos con texto completo, a nivel de dominio y por consenso, de modo que hereda el sesgo de recuperación y la concordancia previa al consenso fue del 83,8 % (62 de 74 juicios; kappa de Cohen 0,78), con 12 desacuerdos resueltos todos en la misma dirección. </w:t>
+        <w:t xml:space="preserve"> este informe describe la completitud con que se reportan los desenlaces (sección 3.5), pero no presenta estimaciones de eficacia ni certeza GRADE (sección 2.7): es una caracterización del cuerpo de evidencia, no una síntesis de sus resultados. El riesgo de sesgo se evalúa solo en los estudios comparativos con texto completo, a nivel de dominio y por consenso, de modo que hereda el sesgo de recuperación y la concordancia previa al consenso fue del 83,3 % (55 de 66 juicios; kappa de Cohen 0,77), con 11 desacuerdos resueltos todos en la misma dirección. </w:t>
       </w:r>
       <w:r>
         <w:rPr>
@@ -2078,7 +2150,7 @@
         <w:t>Quinta:</w:t>
       </w:r>
       <w:r>
-        <w:t xml:space="preserve"> el texto completo se obtuvo para el 74,5 % de los estudios recuperables, y la fracción faltante está enriquecida en diseños comparativos, de manera que lo descrito subrepresenta la parte comparativa del campo. </w:t>
+        <w:t xml:space="preserve"> el texto completo se obtuvo para el 73,3 % de los estudios recuperables, y la fracción faltante está enriquecida en diseños comparativos, de manera que lo descrito subrepresenta la parte comparativa del campo. </w:t>
       </w:r>
       <w:r>
         <w:rPr>
@@ -2087,7 +2159,43 @@
         <w:t>Sexta:</w:t>
       </w:r>
       <w:r>
-        <w:t xml:space="preserve"> la restricción a inglés y español se adoptó con el cribado ya terminado y eliminó 35 estudios, 18 de ellos comparativos y uno del conjunto de control positivo; empuja el corpus en la misma dirección que el sesgo de recuperación y reduce lo que esta revisión puede decir sobre la literatura de Europa del Este.</w:t>
+        <w:t xml:space="preserve"> la restricción a inglés y español se adoptó con el cribado ya terminado y eliminó 35 estudios, 18 de ellos comparativos y uno del conjunto de control positivo; empuja el corpus en la misma dirección que el sesgo de recuperación y reduce lo que esta revisión puede decir sobre la literatura de Europa del Este. </w:t>
+      </w:r>
+      <w:r>
+        <w:rPr>
+          <w:b/>
+        </w:rPr>
+        <w:t>Séptima:</w:t>
+      </w:r>
+      <w:r>
+        <w:t xml:space="preserve"> el corpus cuenta informes y estudios, no pacientes distintos, y contiene </w:t>
+      </w:r>
+      <w:r>
+        <w:rPr>
+          <w:b/>
+        </w:rPr>
+        <w:t>20 pacientes descritos en más de un estudio</w:t>
+      </w:r>
+      <w:r>
+        <w:t xml:space="preserve">, repartidos entre 18 de los 132. Tres grupos los concentran. En el centro israelí de fagoterapia, EST-003 comparte 8 de sus pacientes: 6 con EST-070, otra serie del mismo centro, y los demás con EST-012 y EST-015; una niña de 10 años con infección de un dispositivo Berlin Heart EXCOR aparece en EST-003, EST-070 y EST-077, y una niña de 7 años con infección osteoarticular, en EST-003, EST-070 y EST-095. En la Universidad de California en San Diego, EST-034 comparte 3 pacientes con EST-049, EST-061 y EST-077. Y en el consorcio belga, EST-108 afirma que 27 de sus 100 pacientes se habían publicado antes y remite a 15 referencias, de las que </w:t>
+      </w:r>
+      <w:r>
+        <w:rPr>
+          <w:b/>
+        </w:rPr>
+        <w:t>7 son estudios de este corpus</w:t>
+      </w:r>
+      <w:r>
+        <w:t xml:space="preserve"> —EST-002, EST-010, EST-016, EST-046, EST-062, EST-124 y EST-164—, que aportan 8 pacientes; a ellos se suma EST-088, publicado después, cuyo paciente coincide en infección, especies y fagos con uno de EST-108. El examen se hizo sobre los 66 textos completos y reunió 31 pares: 16 los marcó un detector por producto, país y cita, y 15 los encontró la lectura. 19 se confirmaron, 12 se descartaron y </w:t>
+      </w:r>
+      <w:r>
+        <w:rPr>
+          <w:b/>
+        </w:rPr>
+        <w:t>ninguno queda sin leer</w:t>
+      </w:r>
+      <w:r>
+        <w:t>; el veredicto de cada par lleva la frase en que se apoya y la firma de los dos autores (anexo S21). Como la revisión no publica ninguna estimación agrupada, la duplicación no altera ninguna cifra de efecto, pero impide leer el corpus como 132 conjuntos disjuntos de pacientes.</w:t>
       </w:r>
     </w:p>
     <w:p>
@@ -2225,7 +2333,7 @@
         <w:t>Tabla 1.</w:t>
       </w:r>
       <w:r>
-        <w:t xml:space="preserve"> Características del cuerpo de evidencia recuperable (n = 94 estudios).</w:t>
+        <w:t xml:space="preserve"> Características del cuerpo de evidencia recuperable (n = 90 estudios).</w:t>
       </w:r>
     </w:p>
     <w:p>
@@ -2269,7 +2377,7 @@
         <w:t>Tabla 5.</w:t>
       </w:r>
       <w:r>
-        <w:t xml:space="preserve"> Completitud de reporte de los cinco desenlaces declarados, sobre la extracción adjudicada (n = 102 brazos).</w:t>
+        <w:t xml:space="preserve"> Completitud de reporte de los cinco desenlaces declarados, sobre la extracción adjudicada (n = 98 brazos).</w:t>
       </w:r>
     </w:p>
     <w:p>
@@ -2280,7 +2388,7 @@
         <w:t>Tabla 6.</w:t>
       </w:r>
       <w:r>
-        <w:t xml:space="preserve"> Brazos que sobreviven a cada requisito de una proporción agrupada de éxito clínico (n = 102 brazos).</w:t>
+        <w:t xml:space="preserve"> Brazos que sobreviven a cada requisito de una proporción agrupada de éxito clínico (n = 98 brazos).</w:t>
       </w:r>
     </w:p>
     <w:p>
@@ -2325,7 +2433,7 @@
         <w:rPr>
           <w:b/>
         </w:rPr>
-        <w:t>Figura 2. Composición del cuerpo de evidencia recuperable (n = 94 estudios).</w:t>
+        <w:t>Figura 2. Composición del cuerpo de evidencia recuperable (n = 90 estudios).</w:t>
       </w:r>
     </w:p>
     <w:p>
@@ -2354,7 +2462,7 @@
         <w:t>Fuente.</w:t>
       </w:r>
       <w:r>
-        <w:t xml:space="preserve"> Pre-extracción sistemática desde el resumen de los 94 estudios con publicación recuperable.</w:t>
+        <w:t xml:space="preserve"> Pre-extracción sistemática desde el resumen de los 90 estudios con publicación recuperable.</w:t>
       </w:r>
     </w:p>
     <w:p>
@@ -2432,7 +2540,7 @@
         <w:t>S4.</w:t>
       </w:r>
       <w:r>
-        <w:t xml:space="preserve"> Pre-extracción desde el resumen de los 94 estudios con publicación recuperable, marcada como parcial en cada registro.</w:t>
+        <w:t xml:space="preserve"> Pre-extracción desde el resumen de los 90 estudios con publicación recuperable, marcada como parcial en cada registro.</w:t>
       </w:r>
     </w:p>
     <w:p>
@@ -2446,7 +2554,7 @@
         <w:t>S5.</w:t>
       </w:r>
       <w:r>
-        <w:t xml:space="preserve"> Listado de los 136 estudios con su situación y sus informes agrupados, y de los 47 excluidos tras el cribado, con su motivo y su cita.</w:t>
+        <w:t xml:space="preserve"> Listado de los 132 estudios con su situación y sus informes agrupados, y de los 51 excluidos tras el cribado, con su motivo y su cita.</w:t>
       </w:r>
     </w:p>
     <w:p>
@@ -2600,7 +2708,7 @@
         <w:t>S16.</w:t>
       </w:r>
       <w:r>
-        <w:t xml:space="preserve"> Los 47 estudios que el cribado admitió y el texto completo desmintió, con su código de motivo y la frase del artículo que lo sostiene.</w:t>
+        <w:t xml:space="preserve"> Los 51 estudios que el cribado admitió y el texto completo desmintió, con su código de motivo y la frase del artículo que lo sostiene.</w:t>
       </w:r>
     </w:p>
     <w:p>
@@ -2614,7 +2722,7 @@
         <w:t>S17.</w:t>
       </w:r>
       <w:r>
-        <w:t xml:space="preserve"> La Tabla 6 desglosada: los siete requisitos, brazo a brazo sobre los 102 brazos, con el primero que falla y por qué.</w:t>
+        <w:t xml:space="preserve"> La Tabla 6 desglosada: los siete requisitos, brazo a brazo sobre los 98 brazos, con el primero que falla y por qué.</w:t>
       </w:r>
     </w:p>
     <w:p>
@@ -2628,7 +2736,7 @@
         <w:t>S18.</w:t>
       </w:r>
       <w:r>
-        <w:t xml:space="preserve"> Los 82 juicios de riesgo de sesgo, uno por fila, con la frase firmada en que se apoya cada uno.</w:t>
+        <w:t xml:space="preserve"> Los 74 juicios de riesgo de sesgo, uno por fila, con la frase firmada en que se apoya cada uno.</w:t>
       </w:r>
     </w:p>
     <w:p>
@@ -2670,7 +2778,7 @@
         <w:t>S20.</w:t>
       </w:r>
       <w:r>
-        <w:t xml:space="preserve"> De qué informe salió cada uno de los 102 brazos, y con qué prueba se estableció el vínculo.</w:t>
+        <w:t xml:space="preserve"> De qué informe salió cada uno de los 98 brazos, y con qué prueba se estableció el vínculo.</w:t>
       </w:r>
     </w:p>
     <w:p>
@@ -2684,7 +2792,7 @@
         <w:t>S21.</w:t>
       </w:r>
       <w:r>
-        <w:t xml:space="preserve"> Los pares de estudios que pueden describir a los mismos pacientes, con la señal que los marcó y la frase literal.</w:t>
+        <w:t xml:space="preserve"> Los 31 pares de estudios que podían describir a los mismos pacientes, con la señal que los marcó, el veredicto tras leer los dos artículos, los pacientes compartidos y la frase firmada en que se apoya.</w:t>
       </w:r>
     </w:p>
     <w:p>
@@ -2699,6 +2807,43 @@
       </w:r>
       <w:r>
         <w:t xml:space="preserve"> Para cada variable de estratificación, cuántos estudios la declaran en el texto completo, cuántos la mencionan sin poder clasificarla, cuántos callan y de cuántos no hay texto.</w:t>
+      </w:r>
+    </w:p>
+    <w:p>
+      <w:pPr>
+        <w:pStyle w:val="ListBullet"/>
+      </w:pPr>
+      <w:r>
+        <w:rPr>
+          <w:b/>
+        </w:rPr>
+        <w:t>S23.</w:t>
+      </w:r>
+      <w:r>
+        <w:t xml:space="preserve"> La clase de resistencia de los 70 estudios que tenían texto completo, comprobada contra el antibiograma del artículo: la conclusión firmada, la frase o la tabla en que se apoya, cómo se codificó y qué cambió en la extracción.</w:t>
+      </w:r>
+    </w:p>
+    <w:p>
+      <w:pPr>
+        <w:pStyle w:val="ListBullet"/>
+      </w:pPr>
+      <w:r>
+        <w:rPr>
+          <w:b/>
+        </w:rPr>
+        <w:t>S24.</w:t>
+      </w:r>
+      <w:r>
+        <w:t xml:space="preserve"> Los 14 estudios con diseño comparativo, reextraídos: comparador, asignación, tiempo cero, tiempo de evaluación, cointervenciones, pérdidas, estimando y si hay un contraste para </w:t>
+      </w:r>
+      <w:r>
+        <w:rPr>
+          <w:i/>
+        </w:rPr>
+        <w:t>P. aeruginosa</w:t>
+      </w:r>
+      <w:r>
+        <w:t>.</w:t>
       </w:r>
     </w:p>
     <w:p>

--- a/verificables revisión sistemática/manuscrito_es.docx
+++ b/verificables revisión sistemática/manuscrito_es.docx
@@ -54,7 +54,7 @@
         <w:t>Recuento de palabras:</w:t>
       </w:r>
       <w:r>
-        <w:t xml:space="preserve"> resumen 262; texto principal 8 680.</w:t>
+        <w:t xml:space="preserve"> resumen 262; texto principal 8 920.</w:t>
       </w:r>
     </w:p>
     <w:p>
@@ -159,7 +159,7 @@
         <w:rPr>
           <w:b/>
         </w:rPr>
-        <w:t>51 salieron del corpus</w:t>
+        <w:t>55 salieron del corpus</w:t>
       </w:r>
       <w:r>
         <w:t xml:space="preserve"> —protocolos, modelos preclínicos, y artículos donde </w:t>
@@ -177,10 +177,10 @@
         <w:rPr>
           <w:b/>
         </w:rPr>
-        <w:t>132</w:t>
-      </w:r>
-      <w:r>
-        <w:t xml:space="preserve">, 90 con publicación recuperable. Casos únicos, 44,4 %; comparativos, 10,0 %; sin clase de resistencia asignable, 74,4 %. Se obtuvo el texto completo de 66 (73,3 %), y lo que falta concentra el 66,7 % de los comparativos; el criterio de idioma eliminó 35 estudios más. En 68 de los 98 brazos (69,4 %) no consta definición operativa del éxito clínico, y solo 2 reúnen diseño comparativo, numerador, denominador y definición. Descontado el que mide tiempo, </w:t>
+        <w:t>128</w:t>
+      </w:r>
+      <w:r>
+        <w:t xml:space="preserve">, 86 con publicación recuperable. Casos únicos, 46,5 %; comparativos, 8,1 %; sin clase de resistencia asignable, 73,3 %. Se obtuvo el texto completo de 65 (75,6 %), y lo que falta concentra el 71,4 % de los comparativos; el criterio de idioma eliminó 35 estudios más. En 64 de los 94 brazos (68,1 %) no consta definición operativa del éxito clínico, y solo 2 reúnen diseño comparativo, numerador, denominador y definición. Descontado el que mide tiempo, </w:t>
       </w:r>
       <w:r>
         <w:rPr>
@@ -413,7 +413,7 @@
         <w:t>texto íntegro</w:t>
       </w:r>
       <w:r>
-        <w:t>, analizando las páginas centrales del artículo y no la portada, que muchas revistas publican en inglés aunque el cuerpo no lo esté. La comprobación destapó tres informes cuyos metadatos declaraban inglés y cuyo cuerpo está en ruso, y los tres se excluyeron; el tercero solo se vio al abrir la web del editor, que rotula el texto como ruso aunque el resumen esté en inglés. Los 233 informes incluidos quedan respaldados por una de tres clases de evidencia: el análisis de su propio texto, la norma de idioma del registro de ensayos que los publica, o el campo de idioma de la fuente. La asignación informe a informe, con su clase de evidencia y su prueba, se aporta como suplemento.</w:t>
+        <w:t>, analizando las páginas centrales del artículo y no la portada, que muchas revistas publican en inglés aunque el cuerpo no lo esté. La comprobación destapó tres informes cuyos metadatos declaraban inglés y cuyo cuerpo está en ruso, y los tres se excluyeron; el tercero solo se vio al abrir la web del editor, que rotula el texto como ruso aunque el resumen esté en inglés. Los 233 informes incluidos quedan respaldados por una de tres clases de evidencia: el análisis de su propio texto, la norma de idioma del registro de ensayos que los publica, o el campo de idioma de la fuente. La comprobación sobre el cuerpo se repitió el 6 de octubre de 2026 sobre los 65 estudios del corpus vigente con texto completo, y los 65 están en inglés. Los 3 estudios sin texto completo cuyo idioma solo pudo probarse sobre un resumen en inglés, en revistas que no publican de forma nativa en inglés, se excluyeron (sección 3.1.1). La asignación informe a informe, con su clase de evidencia y su prueba, se aporta como suplemento.</w:t>
       </w:r>
     </w:p>
     <w:p>
@@ -492,7 +492,7 @@
     </w:p>
     <w:p>
       <w:r>
-        <w:t>Las ecuaciones las diseñó y ejecutó D.V., interrogando cada interfaz directamente; no las generó ni las ejecutó el modelo de lenguaje cuya intervención se declara en la sección 2.4. Se aportan íntegras como suplemento, con la sintaxis literal de cada interfaz, el número de resultados y la fecha, de modo que cualquiera puede repetirlas. BVS y SciELO se incluyeron para no inclinar la revisión hacia la literatura anglosajona, y aportaron 2 de los 233 informes que llegaron a texto completo: cubren Iberoamérica, y de los 35 estudios que declaran procedencia, 13 son de Rusia, Polonia, Georgia o Ucrania.</w:t>
+        <w:t>Las ecuaciones las diseñó y ejecutó D.V., interrogando cada interfaz directamente; no las generó ni las ejecutó el modelo de lenguaje cuya intervención se declara en la sección 2.4. Se aportan íntegras como suplemento, con la sintaxis literal de cada interfaz, el número de resultados y la fecha, de modo que cualquiera puede repetirlas. BVS y SciELO se incluyeron para no inclinar la revisión hacia la literatura anglosajona, y aportaron 2 de los 233 informes que llegaron a texto completo: cubren Iberoamérica, y de los 32 estudios que declaran procedencia, 11 son de Rusia, Polonia, Georgia o Ucrania.</w:t>
       </w:r>
     </w:p>
     <w:p>
@@ -684,7 +684,7 @@
         <w:t>por duplicado e independiente</w:t>
       </w:r>
       <w:r>
-        <w:t xml:space="preserve"> entre los dos revisores. Un revisor extrajo los 124 estudios que entonces tenían publicación recuperable —90 tras las exclusiones de la sección 3.1.1— y el segundo extrajo 122 de ellos, de modo que el 98 % del corpus tiene doble extracción. Sobre las 130 filas de brazo comparables se registraron 541 desacuerdos de valor; la concordancia, medida antes de resolverlos, fue del 78 % de acuerdo mediano y una kappa de Cohen mediana de 0,62 sobre los 8 de 9 campos categóricos en que resulta informativa, con un recorrido del 64 % al 100 % según la variable. Las discrepancias se resolvieron por consenso entre los dos revisores, con registro de quién resolvió y cuándo: hay 539 de 541 adjudicadas. Las 2 restantes se habían cerrado antes aplicando una regla mecánica sobre una comparación posteriormente rehecha, de modo que no llevan firma conjunta y no se cuentan como consenso. Las 14 que quedaron abiertas —10 por el diseño del estudio, donde el formulario no ofrecía la opción que los revisores necesitaban, y 4 por datos que exigían releer el artículo— se firmaron por consenso el 14 de septiembre de 2026. El registro completo, resuelto a resuelto, se aporta como suplemento.</w:t>
+        <w:t xml:space="preserve"> entre los dos revisores. Un revisor extrajo los 124 estudios que entonces tenían publicación recuperable —86 tras las exclusiones de la sección 3.1.1— y el segundo extrajo 122 de ellos, de modo que el 98 % del corpus tiene doble extracción. Sobre las 130 filas de brazo comparables se registraron 541 desacuerdos de valor; la concordancia, medida antes de resolverlos, fue del 78 % de acuerdo mediano y una kappa de Cohen mediana de 0,62 sobre los 8 de 9 campos categóricos en que resulta informativa, con un recorrido del 64 % al 100 % según la variable. Las discrepancias se resolvieron por consenso entre los dos revisores, con registro de quién resolvió y cuándo: hay 539 de 541 adjudicadas. Las 2 restantes se habían cerrado antes aplicando una regla mecánica sobre una comparación posteriormente rehecha, de modo que no llevan firma conjunta y no se cuentan como consenso. Las 14 que quedaron abiertas —10 por el diseño del estudio, donde el formulario no ofrecía la opción que los revisores necesitaban, y 4 por datos que exigían releer el artículo— se firmaron por consenso el 14 de septiembre de 2026. El registro completo, resuelto a resuelto, se aporta como suplemento.</w:t>
       </w:r>
     </w:p>
     <w:p>
@@ -695,12 +695,12 @@
         <w:t>Relectura dirigida tras la adjudicación.</w:t>
       </w:r>
       <w:r>
-        <w:t xml:space="preserve"> Tres preguntas no se podían contestar con el formulario y se respondieron volviendo al artículo, con un cuaderno por pregunta en el que cada conclusión lleva la frase o la tabla en que se apoya y la firma de los dos autores, fechada el 30 de septiembre de 2026: la clase de resistencia de los 70 estudios que entonces tenían texto completo, comprobada contra el antibiograma publicado (sección 3.4, anexo S23); el comparador, el tiempo cero, el tiempo de evaluación, las cointervenciones, las pérdidas y el estimando de los 14 estudios con diseño comparativo, 11 de ellos con texto (sección 3.7, anexo S24), y los pares de estudios que podían describir a los mismos pacientes (sección 4.4, anexo S21). La relectura la hicieron los dos autores, que leyeron cada uno los artículos completos y comprobaron contra la figura los antibiogramas que el artículo solo da en imagen; además, cada frase citada se buscó de forma automática en el texto de su PDF. Las correcciones que la relectura deja inequívocas entran en la extracción como correcciones firmadas, con el valor anterior y la cita; las que dejaban un brazo con más de un valor, y las exclusiones que la relectura puso de manifiesto, las decidieron y firmaron los dos autores el 1 de octubre de 2026.</w:t>
+        <w:t xml:space="preserve"> Tres preguntas no se podían contestar con el formulario y se respondieron volviendo al artículo, con un cuaderno por pregunta en el que cada conclusión lleva la frase o la tabla en que se apoya y la firma de los dos autores, fechada el 30 de septiembre de 2026: la clase de resistencia de los 70 estudios que entonces tenían texto completo, comprobada contra el antibiograma publicado (sección 3.4, anexo S23); el comparador, el tiempo cero, el tiempo de evaluación, las cointervenciones, las pérdidas y el estimando de los 14 estudios con diseño comparativo, 11 de ellos con texto (sección 3.7, anexo S24), y los pares de estudios que podían describir a los mismos pacientes (sección 4.4, anexo S21). La relectura la hicieron los dos autores, que leyeron cada uno los artículos completos y comprobaron contra la figura los antibiogramas que el artículo solo da en imagen; además, cada frase citada se buscó de forma automática en el texto de su PDF. Las correcciones que la relectura deja inequívocas entran en la extracción como correcciones firmadas, con el valor anterior y la cita; las que dejaban un brazo con más de un valor, y las exclusiones que la relectura puso de manifiesto, las decidieron y firmaron los dos autores el 1 y el 3 de octubre de 2026.</w:t>
       </w:r>
     </w:p>
     <w:p>
       <w:r>
-        <w:t>La caracterización estructural del corpus (secciones 3.1 a 3.4, tablas 1 a 4) procede de una pre-extracción sistemática desde el resumen de los 90 estudios vigentes, realizada con el mismo esquema de variables y marcada como parcial en cada registro. La completitud de reporte por desenlace (sección 3.5, tabla 5) procede en cambio de la extracción adjudicada, y se identifica como tal en cada cifra. Este informe no presenta estimaciones de eficacia: caracteriza la estructura del cuerpo de evidencia, su recuperabilidad y la completitud de su reporte, con tres componentes medidos —la recuperabilidad del informe (secciones 3.1 y 3.2), la completitud de reporte estructural (sección 3.4) y la completitud de reporte de desenlaces (sección 3.5)—.</w:t>
+        <w:t>La caracterización estructural del corpus (secciones 3.1 a 3.4, tablas 1 a 4) procede de una pre-extracción sistemática desde el resumen de los 86 estudios vigentes, realizada con el mismo esquema de variables y marcada como parcial en cada registro. La completitud de reporte por desenlace (sección 3.5, tabla 5) procede en cambio de la extracción adjudicada, y se identifica como tal en cada cifra. Este informe no presenta estimaciones de eficacia: caracteriza la estructura del cuerpo de evidencia, su recuperabilidad y la completitud de su reporte, con tres componentes medidos —la recuperabilidad del informe (secciones 3.1 y 3.2), la completitud de reporte estructural (sección 3.4) y la completitud de reporte de desenlaces (sección 3.5)—.</w:t>
       </w:r>
     </w:p>
     <w:p>
@@ -722,7 +722,7 @@
         <w:t>solo en los estudios con diseño comparativo y solo en aquellos cuyo texto completo se obtuvo</w:t>
       </w:r>
       <w:r>
-        <w:t>: 10 de los 13 que el diseño adjudicado sobre el artículo identifica como comparativos. Los ensayos aleatorizados con RoB 2 [@Sterne2019_rob2] y los no aleatorizados y las cohortes con ROBINS-I [@Sterne2016_robinsi]. El estudio restante es un ensayo aleatorizado sin texto completo: no se evalúa, y tampoco recibe un juicio desfavorable por esa razón.</w:t>
+        <w:t>: 9 de los 12 que el diseño adjudicado sobre el artículo identifica como comparativos. Los ensayos aleatorizados con RoB 2 [@Sterne2019_rob2] y los no aleatorizados y las cohortes con ROBINS-I [@Sterne2016_robinsi]. El estudio restante es un ensayo aleatorizado sin texto completo: no se evalúa, y tampoco recibe un juicio desfavorable por esa razón.</w:t>
       </w:r>
     </w:p>
     <w:p>
@@ -758,12 +758,12 @@
         <w:t>GRADE no se aplica</w:t>
       </w:r>
       <w:r>
-        <w:t>, y el motivo no depende de lo anterior: califica la certeza de una estimación agrupada y esta revisión no presenta ninguna. La sección 3.5 muestra que solo 2 de los 98 brazos reúnen los requisitos mínimos para agregar, y ninguno los conserva tras aplicar los criterios de elegibilidad. Calificar la certeza de un resultado que no existe sería un trámite, no una evaluación [@Guyatt2011_grade].</w:t>
+        <w:t>, y el motivo no depende de lo anterior: califica la certeza de una estimación agrupada y esta revisión no presenta ninguna. La sección 3.5 muestra que solo 2 de los 94 brazos reúnen los requisitos mínimos para agregar, y ninguno los conserva tras aplicar los criterios de elegibilidad. Calificar la certeza de un resultado que no existe sería un trámite, no una evaluación [@Guyatt2011_grade].</w:t>
       </w:r>
     </w:p>
     <w:p>
       <w:r>
-        <w:t>La sección 3.7 reporta los 74 juicios y la tabla de dominios.</w:t>
+        <w:t>La sección 3.7 reporta los 68 juicios y la tabla de dominios.</w:t>
       </w:r>
     </w:p>
     <w:p>
@@ -894,16 +894,16 @@
         <w:rPr>
           <w:b/>
         </w:rPr>
-        <w:t>1 estudio</w:t>
-      </w:r>
-      <w:r>
-        <w:t xml:space="preserve">, un ensayo aleatorizado del que solo existe una copia en un repositorio institucional, en versión previa a revisión por pares y tras una barrera de acceso automatizado. Y su efecto potencial es mucho mayor, de modo que declararlo es obligatorio: </w:t>
+        <w:t>4 estudios</w:t>
+      </w:r>
+      <w:r>
+        <w:t xml:space="preserve">. El primero, el 2 de septiembre, es un ensayo aleatorizado del que solo existe una copia en un repositorio institucional, en versión previa a revisión por pares y tras una barrera de acceso automatizado. Los otros 3 los excluyeron los dos autores el 6 de octubre de 2026 porque su idioma, que es criterio de la sección 2.2, solo pudo comprobarse sobre un resumen en inglés de revistas que no publican de forma nativa en inglés: EST-045 y EST-059, de una revista rusa, y EST-173, de una griega. Y su efecto potencial es mucho mayor, de modo que declararlo es obligatorio: </w:t>
       </w:r>
       <w:r>
         <w:rPr>
           <w:b/>
         </w:rPr>
-        <w:t>aplicado a los 24 estudios que siguen sin texto completo, el corpus pasaría de 132 a 108 estudios, los comparativos de 9 a 3 y los ensayos aleatorizados de 7 a 3</w:t>
+        <w:t>aplicado a los 24 estudios que siguen sin texto completo, el corpus pasaría de 128 a 107 estudios, los comparativos de 7 a 2 y los ensayos aleatorizados de 6 a 2</w:t>
       </w:r>
       <w:r>
         <w:t xml:space="preserve">, y la tasa de recuperación de texto completo pasaría a ser del 100 % </w:t>
@@ -915,7 +915,7 @@
         <w:t>por construcción</w:t>
       </w:r>
       <w:r>
-        <w:t>. Es decir, el sesgo de recuperación que la sección 3.2 mide dejaría de poder medirse, porque el criterio lo elimina por definición en lugar de resolverlo. Esta revisión no lo aplica de esa forma, y el lector debe saber que la cifra del 73,3 % convive con una exclusión que, generalizada, la volvería vacía.</w:t>
+        <w:t>. Es decir, el sesgo de recuperación que la sección 3.2 mide dejaría de poder medirse, porque el criterio lo elimina por definición en lugar de resolverlo. Esta revisión no lo aplica de esa forma, y el lector debe saber que la cifra del 75,6 % convive con una exclusión que, generalizada, la volvería vacía.</w:t>
       </w:r>
     </w:p>
     <w:p>
@@ -978,7 +978,7 @@
         <w:rPr>
           <w:b/>
         </w:rPr>
-        <w:t>51 de ellos salieron del corpus</w:t>
+        <w:t>55 de ellos salieron del corpus</w:t>
       </w:r>
       <w:r>
         <w:t xml:space="preserve">, y se excluyeron; el apartado siguiente los detalla. El cuerpo de evidencia queda en </w:t>
@@ -987,10 +987,10 @@
         <w:rPr>
           <w:b/>
         </w:rPr>
-        <w:t>132 estudios</w:t>
-      </w:r>
-      <w:r>
-        <w:t>, que agrupan 166 informes: 110 con un solo informe y 22 con varios, hasta un máximo de once informes de un mismo ensayo. Los 134 informes de registro de ensayos no son una corriente aparte de esa cifra: están dentro de los 23 057 identificados (121 de ClinicalTrials.gov, 10 de CTIS y 3 de EudraCT), y el diagrama los separa a partir del cribado porque PRISMA 2020 pide declarar las dos corrientes.</w:t>
+        <w:t>128 estudios</w:t>
+      </w:r>
+      <w:r>
+        <w:t>, que agrupan 161 informes: 107 con un solo informe y 21 con varios, hasta un máximo de once informes de un mismo ensayo. Los 134 informes de registro de ensayos no son una corriente aparte de esa cifra: están dentro de los 23 057 identificados (121 de ClinicalTrials.gov, 10 de CTIS y 3 de EudraCT), y el diagrama los separa a partir del cribado porque PRISMA 2020 pide declarar las dos corrientes.</w:t>
       </w:r>
     </w:p>
     <w:p>
@@ -998,7 +998,7 @@
         <w:pStyle w:val="Heading2"/>
       </w:pPr>
       <w:r>
-        <w:t>3.1.1 Los 51 estudios que el cribado admitió y que salieron después</w:t>
+        <w:t>3.1.1 Los 55 estudios que el cribado admitió y que salieron después</w:t>
       </w:r>
     </w:p>
     <w:p>
@@ -1006,7 +1006,7 @@
         <w:rPr>
           <w:b/>
         </w:rPr>
-        <w:t>Treinta y cuatro salieron al juzgarlos sobre su publicación.</w:t>
+        <w:t>Treinta y ocho salieron al juzgarlos sobre su publicación.</w:t>
       </w:r>
       <w:r>
         <w:t xml:space="preserve"> Se excluyeron por ocho motivos, y ninguno es una discrepancia de criterio: son estudios que no cumplen lo que la sección 2.2 ya exigía. </w:t>
@@ -1015,7 +1015,7 @@
         <w:rPr>
           <w:b/>
         </w:rPr>
-        <w:t>Veintinueve</w:t>
+        <w:t>Treinta</w:t>
       </w:r>
       <w:r>
         <w:t xml:space="preserve"> salieron de leer su artículo. </w:t>
@@ -1024,7 +1024,7 @@
         <w:rPr>
           <w:b/>
         </w:rPr>
-        <w:t>Quince</w:t>
+        <w:t>Dieciséis</w:t>
       </w:r>
       <w:r>
         <w:t xml:space="preserve"> no tienen a </w:t>
@@ -1036,7 +1036,7 @@
         <w:t>P. aeruginosa</w:t>
       </w:r>
       <w:r>
-        <w:t xml:space="preserve"> en ningún paciente —aparece en el espectro declarado del producto de fagos, en la introducción, en la discusión o en la lista de referencias—; uno de ellos no nombra microorganismo alguno. Cuatro de ellos se detectaron al comprobar la clase de resistencia contra el artículo (sección 3.4), y los excluyeron los dos autores el 1 de octubre de 2026. </w:t>
+        <w:t xml:space="preserve"> en ningún paciente —aparece en el espectro declarado del producto de fagos, en la introducción, en la discusión o en la lista de referencias—; uno de ellos no nombra microorganismo alguno. Cinco de ellos se detectaron al comprobar la clase de resistencia contra el artículo (sección 3.4), y los excluyeron los dos autores el 1 y el 3 de octubre de 2026. </w:t>
       </w:r>
       <w:r>
         <w:rPr>
@@ -1095,13 +1095,10 @@
     </w:p>
     <w:p>
       <w:r>
-        <w:t xml:space="preserve">Los </w:t>
-      </w:r>
-      <w:r>
         <w:rPr>
           <w:b/>
         </w:rPr>
-        <w:t>cuatro restantes</w:t>
+        <w:t>Cuatro más</w:t>
       </w:r>
       <w:r>
         <w:t xml:space="preserve"> salieron por </w:t>
@@ -1177,6 +1174,26 @@
     </w:p>
     <w:p>
       <w:r>
+        <w:rPr>
+          <w:b/>
+        </w:rPr>
+        <w:t>Cuatro</w:t>
+      </w:r>
+      <w:r>
+        <w:t xml:space="preserve"> salieron, por último, por </w:t>
+      </w:r>
+      <w:r>
+        <w:rPr>
+          <w:b/>
+        </w:rPr>
+        <w:t>NOREC</w:t>
+      </w:r>
+      <w:r>
+        <w:t xml:space="preserve"> (sección 2.9): el texto completo no pudo leerse y, sin él, un criterio no pudo verificarse contra el artículo. Uno es el ensayo aleatorizado que describe la sección 2.9. Los otros tres —EST-045, EST-059 y EST-173— son consecuencia de ese mismo defecto: solo tienen un resumen en inglés, dos en una revista rusa y uno en una griega que no publican de forma nativa en inglés, y sin el artículo su idioma no puede comprobarse. Los excluyeron los dos autores el 6 de octubre de 2026.</w:t>
+      </w:r>
+    </w:p>
+    <w:p>
+      <w:r>
         <w:t xml:space="preserve">La causa es común a casi todos y conviene decirla sin rodeos: el cribado de título y resumen lo emitió un modelo de lenguaje como revisor único (sección 2.4). Un resumen de protocolo, uno de modelo murino y uno que enumera </w:t>
       </w:r>
       <w:r>
@@ -1195,13 +1212,13 @@
         <w:t>se parecen mucho</w:t>
       </w:r>
       <w:r>
-        <w:t xml:space="preserve"> a un resumen elegible; distinguirlos exige abrir el artículo. La sección 2.4 declara que los registros que el modelo excluyó no los releyó ningún humano. Estos 27 son la otra cara de esa limitación, y son el </w:t>
+        <w:t xml:space="preserve"> a un resumen elegible; distinguirlos exige abrir el artículo. La sección 2.4 declara que los registros que el modelo excluyó no los releyó ningún humano. Estos 28 son la otra cara de esa limitación, y son el </w:t>
       </w:r>
       <w:r>
         <w:rPr>
           <w:b/>
         </w:rPr>
-        <w:t>29,0 %</w:t>
+        <w:t>30,1 %</w:t>
       </w:r>
       <w:r>
         <w:t xml:space="preserve"> de los 93 estudios cuyo texto completo se pudo leer. Es un suelo, no un total: los 31 estudios sin texto completo no se han podido comprobar contra nada.</w:t>
@@ -1215,7 +1232,7 @@
         <w:t>Otros 17 estudios salieron por una vía distinta: la ficha de su registro.</w:t>
       </w:r>
       <w:r>
-        <w:t xml:space="preserve"> Los 29 anteriores se juzgaron sobre el artículo; estos no tienen artículo. Entraron al corpus porque su registro exportado traía </w:t>
+        <w:t xml:space="preserve"> Los 38 anteriores se juzgaron sobre su publicación; estos no tienen ninguna. Entraron al corpus porque su registro exportado traía </w:t>
       </w:r>
       <w:r>
         <w:rPr>
@@ -1338,16 +1355,16 @@
     </w:p>
     <w:p>
       <w:r>
-        <w:t xml:space="preserve">De los 132 estudios, </w:t>
+        <w:t xml:space="preserve">De los 128 estudios, </w:t>
       </w:r>
       <w:r>
         <w:rPr>
           <w:b/>
         </w:rPr>
-        <w:t>90 tienen publicación recuperable</w:t>
-      </w:r>
-      <w:r>
-        <w:t xml:space="preserve">: 87 artículos y 3 que solo existen como resumen de congreso. Los </w:t>
+        <w:t>86 tienen publicación recuperable</w:t>
+      </w:r>
+      <w:r>
+        <w:t xml:space="preserve">: 83 artículos y 3 que solo existen como resumen de congreso. Los </w:t>
       </w:r>
       <w:r>
         <w:rPr>
@@ -1389,16 +1406,16 @@
         <w:rPr>
           <w:b/>
         </w:rPr>
-        <w:t>66 de los 90 estudios recuperables (73,3 %)</w:t>
-      </w:r>
-      <w:r>
-        <w:t xml:space="preserve"> por vías de acceso abierto legítimas. Los 24 restantes siguen sin obtenerse. Su disponibilidad se recomprobó el 2 de septiembre de 2026 contra tres índices independientes —Europe PMC, OpenAlex y Semantic Scholar—, y </w:t>
+        <w:t>65 de los 86 estudios recuperables (75,6 %)</w:t>
+      </w:r>
+      <w:r>
+        <w:t xml:space="preserve"> por vías de acceso abierto legítimas. Los 21 restantes siguen sin obtenerse. Su disponibilidad se recomprobó el 2 de septiembre de 2026 contra tres índices independientes —Europe PMC, OpenAlex y Semantic Scholar—, y </w:t>
       </w:r>
       <w:r>
         <w:rPr>
           <w:b/>
         </w:rPr>
-        <w:t>ninguno de los 24 tiene hoy una copia de acceso abierto</w:t>
+        <w:t>ninguno de los 21 tiene hoy una copia de acceso abierto</w:t>
       </w:r>
       <w:r>
         <w:t>. No se solicitaron por préstamo interbibliotecario ni a los autores: el hueco documental que esta revisión declara no está mitigado por ninguna vía adicional, y esa es la razón por la que se reporta como límite y no como pendiente.</w:t>
@@ -1415,13 +1432,13 @@
         <w:t>no es una muestra aleatoria del conjunto</w:t>
       </w:r>
       <w:r>
-        <w:t xml:space="preserve"> (Tabla 3). Contiene 6 de los 9 estudios comparativos, el </w:t>
+        <w:t xml:space="preserve"> (Tabla 3). Contiene 5 de los 7 estudios comparativos, el </w:t>
       </w:r>
       <w:r>
         <w:rPr>
           <w:b/>
         </w:rPr>
-        <w:t>66,7 %</w:t>
+        <w:t>71,4 %</w:t>
       </w:r>
       <w:r>
         <w:t>, y, aunque declara menos pacientes en total, concentra los diseños que sostienen una comparación. De los siete ensayos aleatorizados del corpus se leyeron tres a texto completo —PhagoBurn [@Jault2019_phagoburn], BX004-A [@Weiner2025_natcomms] y un ensayo de 2026 en unidad de cuidados intensivos—, y cuatro siguen sin leerse, entre ellos el de TP-102 [@NirPaz2025_med_tp102]. La fracción que falta contiene, por tanto, la mayoría de los ensayos aleatorizados identificados.</w:t>
@@ -1471,16 +1488,16 @@
         <w:rPr>
           <w:b/>
         </w:rPr>
-        <w:t>40 reportes de caso único (44,4 %)</w:t>
-      </w:r>
-      <w:r>
-        <w:t xml:space="preserve">, 18 series de casos, 12 cohortes prospectivas, 7 ensayos aleatorizados, 2 ensayos no aleatorizados y 3 cohortes retrospectivas. Otros 8 no declaran su diseño de forma reconocible en el resumen. Los comparativos suman </w:t>
+        <w:t>40 reportes de caso único (46,5 %)</w:t>
+      </w:r>
+      <w:r>
+        <w:t xml:space="preserve">, 18 series de casos, 11 cohortes prospectivas, 6 ensayos aleatorizados, 1 ensayos no aleatorizados y 3 cohortes retrospectivas. Otros 7 no declaran su diseño de forma reconocible en el resumen. Los comparativos suman </w:t>
       </w:r>
       <w:r>
         <w:rPr>
           <w:b/>
         </w:rPr>
-        <w:t>9 estudios, el 10,0 %</w:t>
+        <w:t>7 estudios, el 8,1 %</w:t>
       </w:r>
       <w:r>
         <w:t xml:space="preserve"> del total, y son los únicos capaces de sostener una afirmación de eficacia relativa.</w:t>
@@ -1488,7 +1505,7 @@
     </w:p>
     <w:p>
       <w:r>
-        <w:t>La procedencia geográfica, cuando consta, se reparte entre Rusia (7 estudios), Polonia y Georgia (6 cada una), Alemania (4), Francia y Estados Unidos (3 cada una), e India, Irán e Israel (2 cada una). No consta en 76 estudios. La caída de la representación rusa respecto del corpus previo a la enmienda —de 34 estudios a 7— es efecto directo del criterio de idioma y no de la búsqueda.</w:t>
+        <w:t>La procedencia geográfica, cuando consta, se reparte entre Georgia y Polonia (5 estudios cada una), Estados Unidos y Francia (3 cada una), Alemania, Bélgica, España y Israel (2 cada una), y otros 8 orígenes con un estudio cada uno. No consta en 54 de los 86 estudios. La caída de la representación rusa respecto del corpus previo a la enmienda —de 34 estudios a 1— se debe sobre todo al criterio de idioma, no a la búsqueda.</w:t>
       </w:r>
     </w:p>
     <w:p>
@@ -1524,10 +1541,10 @@
         <w:rPr>
           <w:b/>
         </w:rPr>
-        <w:t>74,4 %</w:t>
-      </w:r>
-      <w:r>
-        <w:t xml:space="preserve"> de los estudios: el 60,0 % no la menciona en absoluto y un 14,4 % adicional la menciona en términos que no permiten clasificarla. Para estratificar por resistencia, que es lo que hacen las síntesis publicadas, ambos casos son igual de inservibles.</w:t>
+        <w:t>73,3 %</w:t>
+      </w:r>
+      <w:r>
+        <w:t xml:space="preserve"> de los estudios: el 58,1 % no la menciona en absoluto y un 15,1 % adicional la menciona en términos que no permiten clasificarla. Para estratificar por resistencia, que es lo que hacen las síntesis publicadas, ambos casos son igual de inservibles.</w:t>
       </w:r>
     </w:p>
     <w:p>
@@ -1550,7 +1567,7 @@
         <w:rPr>
           <w:b/>
         </w:rPr>
-        <w:t>51,1 %</w:t>
+        <w:t>51,2 %</w:t>
       </w:r>
       <w:r>
         <w:t>.</w:t>
@@ -1585,7 +1602,7 @@
         <w:rPr>
           <w:b/>
         </w:rPr>
-        <w:t>35,6 %</w:t>
+        <w:t>33,7 %</w:t>
       </w:r>
       <w:r>
         <w:t>.</w:t>
@@ -1620,7 +1637,7 @@
         <w:rPr>
           <w:b/>
         </w:rPr>
-        <w:t>97,8 %</w:t>
+        <w:t>97,7 %</w:t>
       </w:r>
       <w:r>
         <w:t>.</w:t>
@@ -1634,10 +1651,10 @@
         <w:rPr>
           <w:b/>
         </w:rPr>
-        <w:t>En 8 de los 98 brazos la clase queda por debajo del umbral de multirresistencia</w:t>
-      </w:r>
-      <w:r>
-        <w:t xml:space="preserve"> (EST-001 A, EST-003 B, EST-053 A, EST-057 A, EST-088 A, EST-094 A, EST-106 A, EST-108 A). 2 son estratos dentro de estudios que sí incluyen pacientes multirresistentes, y no comprometen la elegibilidad del estudio. Los otros 6 —EST-001, EST-053, EST-057, EST-088, EST-094 y EST-106— son estudios de un solo brazo cuyo único paciente no es multirresistente. EST-001 y EST-094 se mantienen en el corpus por decisión firmada de los dos autores el 22 de septiembre de 2026, y EST-053, EST-057 y EST-088, que quedaron por debajo del umbral al comprobar su clase contra el artículo (párrafo siguiente), por la misma decisión firmada el 1 de octubre; la permanencia de EST-106, que pasó por debajo del umbral al resolverse su clase ese mismo día, está pendiente de la firma de los dos autores. Todos se declaran aquí para que el lector pueda descontarlos.</w:t>
+        <w:t>En 8 de los 94 brazos la clase queda por debajo del umbral de multirresistencia</w:t>
+      </w:r>
+      <w:r>
+        <w:t xml:space="preserve"> (EST-001 A, EST-003 B, EST-053 A, EST-057 A, EST-088 A, EST-094 A, EST-106 A, EST-108 A). 2 son estratos dentro de estudios que sí incluyen pacientes multirresistentes, y no comprometen la elegibilidad del estudio. Los otros 6 —EST-001, EST-053, EST-057, EST-088, EST-094 y EST-106— son estudios de un solo brazo cuyo único paciente no es multirresistente. EST-001 y EST-094 se mantienen en el corpus por decisión firmada de los dos autores el 22 de septiembre de 2026, y EST-053, EST-057 y EST-088, que quedaron por debajo del umbral al comprobar su clase contra el artículo (párrafo siguiente), por la misma decisión firmada el 1 de octubre, y EST-106, que pasó por debajo del umbral al resolverse su clase ese mismo día, por la firmada el 3 de octubre. Todos se declaran aquí para que el lector pueda descontarlos.</w:t>
       </w:r>
     </w:p>
     <w:p>
@@ -1657,7 +1674,7 @@
         <w:t>P. aeruginosa</w:t>
       </w:r>
       <w:r>
-        <w:t xml:space="preserve"> tratado con fagos. Los dos autores excluyeron 4 con el código ORG (EST-009, EST-055, EST-181 y EST-208; sección 3.1.1) y mantuvieron 5, que se declaran aquí con lo que el artículo dice: en EST-152 y EST-170 la única mención de </w:t>
+        <w:t xml:space="preserve"> tratado con fagos. Los dos autores excluyeron 5 con el código ORG (EST-009, EST-055, EST-132, EST-181 y EST-208; sección 3.1.1) y mantuvieron 4, que se declaran aquí con lo que el artículo dice: en EST-152 y EST-170 la única mención de </w:t>
       </w:r>
       <w:r>
         <w:rPr>
@@ -1666,7 +1683,7 @@
         <w:t>P. aeruginosa</w:t>
       </w:r>
       <w:r>
-        <w:t xml:space="preserve"> es la descripción del paciente de otro estudio del corpus (EST-049 y EST-106); en EST-132 solo figura en la composición del cóctel empírico, sin desglose por organismo, y en EST-129 y EST-135 el paciente tuvo </w:t>
+        <w:t xml:space="preserve"> es la descripción del paciente de otro estudio del corpus (EST-049 y EST-106), y en EST-129 y EST-135 el paciente tuvo </w:t>
       </w:r>
       <w:r>
         <w:rPr>
@@ -1675,7 +1692,7 @@
         <w:t>P. aeruginosa</w:t>
       </w:r>
       <w:r>
-        <w:t xml:space="preserve">, pero el fago no se dirigió contra ella. Lo mismo ocurre en EST-051 y EST-096, que también se mantienen. De los 66 estudios con texto completo que quedan en el corpus, la clase pudo comprobarse en 30: en 22 contra un antibiograma impreso y en 8 contra una descripción de la sensibilidad en el texto; en 31 no hay con qué comprobarla —el antibiograma no se publica o está en un material suplementario que no se obtuvo—, y los 5 restantes son los mantenidos sin </w:t>
+        <w:t xml:space="preserve">, pero el fago no se dirigió contra ella. Lo mismo ocurre en EST-051 y EST-096, que también se mantienen. De los 65 estudios con texto completo que quedan en el corpus, la clase pudo comprobarse en 30: en 22 contra un antibiograma impreso y en 8 contra una descripción de la sensibilidad en el texto; en 31 no hay con qué comprobarla —el antibiograma no se publica o está en un material suplementario que no se obtuvo—, y los 4 restantes son los mantenidos sin </w:t>
       </w:r>
       <w:r>
         <w:rPr>
@@ -1697,12 +1714,12 @@
     </w:p>
     <w:p>
       <w:r>
-        <w:t>La extracción por duplicado, ya adjudicada, permite medir por primera vez qué reporta este cuerpo de evidencia en los cinco desenlaces declarados en los criterios de elegibilidad. La tabla 5 lo resume sobre los 98 brazos del corpus vigente.</w:t>
+        <w:t>La extracción por duplicado, ya adjudicada, permite medir por primera vez qué reporta este cuerpo de evidencia en los cinco desenlaces declarados en los criterios de elegibilidad. La tabla 5 lo resume sobre los 94 brazos del corpus vigente.</w:t>
       </w:r>
     </w:p>
     <w:p>
       <w:r>
-        <w:t xml:space="preserve">La completitud es desigual y, en el mejor de los casos, parcial. Los eventos adversos son lo que más se reporta con denominador (77,6 % de los brazos) y la emergencia de resistencia al fago lo que menos (26,5 %), pese a ser el desenlace que decide si la intervención conserva su utilidad. Esos porcentajes se calculan sobre los 98 brazos, e incluyen por tanto 24 de estudios cuyo texto completo no se ha recuperado: de un artículo que no se ha podido leer no cabe afirmar que calle. Sobre los 74 brazos legibles las cifras suben —del 77,6 % al 89,2 % en eventos adversos, del 26,5 % al 35,1 % en resistencia—, y la tabla 5 da las dos columnas para que el lector distinga el silencio de la literatura del hueco documental de esta revisión. El éxito clínico, que es el que las síntesis publicadas agregan, consta con numerador y denominador en el 68,4 % de los brazos. Dos brazos declaraban un numerador mayor que su denominador —trece éxitos clínicos sobre un paciente y cinco eventos adversos sobre cuatro—. Al releer sus artículos resultaron ser el numerador de la serie entera (13 de 15 pacientes) y el número de ciclos de tratamiento, no de eventos; los dos campos se pusieron en NA por decisión firmada de los dos autores el 22 de septiembre de 2026, y </w:t>
+        <w:t xml:space="preserve">La completitud es desigual y, en el mejor de los casos, parcial. Los eventos adversos son lo que más se reporta con denominador (79,8 % de los brazos) y la emergencia de resistencia al fago lo que menos (27,7 %), pese a ser el desenlace que decide si la intervención conserva su utilidad. Esos porcentajes se calculan sobre los 94 brazos, e incluyen por tanto 21 de estudios cuyo texto completo no se ha recuperado: de un artículo que no se ha podido leer no cabe afirmar que calle. Sobre los 73 brazos legibles las cifras suben —del 79,8 % al 89,0 % en eventos adversos, del 27,7 % al 35,6 % en resistencia—, y la tabla 5 da las dos columnas para que el lector distinga el silencio de la literatura del hueco documental de esta revisión. El éxito clínico, que es el que las síntesis publicadas agregan, consta con numerador y denominador en el 70,2 % de los brazos. Dos brazos declaraban un numerador mayor que su denominador —trece éxitos clínicos sobre un paciente y cinco eventos adversos sobre cuatro—. Al releer sus artículos resultaron ser el numerador de la serie entera (13 de 15 pacientes) y el número de ciclos de tratamiento, no de eventos; los dos campos se pusieron en NA por decisión firmada de los dos autores el 22 de septiembre de 2026, y </w:t>
       </w:r>
       <w:r>
         <w:rPr>
@@ -1716,27 +1733,27 @@
     </w:p>
     <w:p>
       <w:r>
-        <w:t xml:space="preserve">Ese 68,4 % es, sin embargo, engañoso si se lee como disponibilidad para agregar. </w:t>
+        <w:t xml:space="preserve">Ese 70,2 % es, sin embargo, engañoso si se lee como disponibilidad para agregar. </w:t>
       </w:r>
       <w:r>
         <w:rPr>
           <w:b/>
         </w:rPr>
-        <w:t>En 68 de los 98 brazos (69,4 %) no consta una definición operativa de éxito clínico</w:t>
-      </w:r>
-      <w:r>
-        <w:t>; sobre los 74 brazos legibles, en 44 (59,5 %). En 47 de ellos los revisores lo establecieron leyendo el artículo: 46 declaran un número de pacientes con «buen resultado» sin decir qué había que observar para contarlo, y 1 dejó el campo sin dato. En los 21 restantes la extracción quedó incompleta, de modo que no consta ni que el artículo la dé ni que no la dé; se cuentan entre los que no la aportan porque el dato no está disponible para quien lea la revisión, no porque se haya establecido su ausencia. Un numerador sin definición no nombra nada comparable con el numerador de otro estudio.</w:t>
+        <w:t>En 64 de los 94 brazos (68,1 %) no consta una definición operativa de éxito clínico</w:t>
+      </w:r>
+      <w:r>
+        <w:t>; sobre los 73 brazos legibles, en 43 (58,9 %). En 46 de ellos los revisores lo establecieron leyendo el artículo: 45 declaran un número de pacientes con «buen resultado» sin decir qué había que observar para contarlo, y 1 dejó el campo sin dato. En los 18 restantes la extracción quedó incompleta, de modo que no consta ni que el artículo la dé ni que no la dé; se cuentan entre los que no la aportan porque el dato no está disponible para quien lea la revisión, no porque se haya establecido su ausencia. Un numerador sin definición no nombra nada comparable con el numerador de otro estudio.</w:t>
       </w:r>
     </w:p>
     <w:p>
       <w:r>
-        <w:t xml:space="preserve">El diseño tampoco consta siempre: en 12 de los 98 brazos no puede clasificarse —los dos revisores acordaron «NA» en los 12—, de modo que los recuentos por diseño son suelos sobre los 86 restantes. De esos 86, </w:t>
+        <w:t xml:space="preserve">El diseño tampoco consta siempre: en 10 de los 94 brazos no puede clasificarse —los dos revisores acordaron «NA» en los 10—, de modo que los recuentos por diseño son suelos sobre los 84 restantes. De esos 84, </w:t>
       </w:r>
       <w:r>
         <w:rPr>
           <w:b/>
         </w:rPr>
-        <w:t>7 brazos son ensayos</w:t>
+        <w:t>6 brazos son ensayos</w:t>
       </w:r>
       <w:r>
         <w:t xml:space="preserve"> (aleatorizados o no) y </w:t>
@@ -1748,7 +1765,7 @@
         <w:t>9 son cohortes</w:t>
       </w:r>
       <w:r>
-        <w:t>. La sección 3.3 y la tabla 1 llaman «comparativos» solo a los ensayos, y por eso allí la cifra es 11 estudios: cuando en esta sección se dice «comparativo» se incluyen también las cohortes, y son 16 brazos. No son el mismo conjunto.</w:t>
+        <w:t>. La sección 3.3 y la tabla 1 llaman «comparativos» solo a los ensayos, y por eso allí la cifra es 11 estudios: cuando en esta sección se dice «comparativo» se incluyen también las cohortes, y son 15 brazos. No son el mismo conjunto.</w:t>
       </w:r>
     </w:p>
     <w:p>
@@ -1759,7 +1776,7 @@
         <w:rPr>
           <w:b/>
         </w:rPr>
-        <w:t>2 brazos de los 98</w:t>
+        <w:t>2 brazos de los 94</w:t>
       </w:r>
       <w:r>
         <w:t>. Los dos siguientes son los criterios de elegibilidad que esta misma revisión declara en la sección 2.2, y ninguno de esos 3 los sobrevive.</w:t>
@@ -1810,7 +1827,7 @@
     </w:p>
     <w:p>
       <w:r>
-        <w:t xml:space="preserve">Dicho de otro modo: de los 98 brazos de esta literatura, </w:t>
+        <w:t xml:space="preserve">Dicho de otro modo: de los 94 brazos de esta literatura, </w:t>
       </w:r>
       <w:r>
         <w:rPr>
@@ -1938,12 +1955,12 @@
     </w:p>
     <w:p>
       <w:r>
-        <w:t>De los 3 estudios evaluados con RoB 2, el juicio global es de bajo riesgo en 1 y de algunas preocupaciones en 2. De los 7 estudios evaluados con ROBINS-I, el juicio global es sin información para juzgar en 1 y de riesgo grave en 6. El dominio que más juicios desfavorables concentra en ROBINS-I —alto riesgo en RoB 2; grave o crítico en ROBINS-I— es «sesgo por confusión», con 6 de 7. Los dos revisores evaluaron por separado 9 de los 10 estudios evaluables y coincidieron en 55 de los 66 juicios comparables (83,3 %; kappa de Cohen 0,77). Los 11 restantes se discutieron uno a uno y se resolvieron por consenso, los 11 en la misma dirección. El estudio restante se evaluó en un cuaderno aparte y tiene una sola lectura.</w:t>
+        <w:t>De los 2 estudios evaluados con RoB 2, el juicio global es de bajo riesgo en 1 y de algunas preocupaciones en 1. De los 7 estudios evaluados con ROBINS-I, el juicio global es sin información para juzgar en 1 y de riesgo grave en 6. El dominio que más juicios desfavorables concentra en ROBINS-I —alto riesgo en RoB 2; grave o crítico en ROBINS-I— es «sesgo por confusión», con 6 de 7. Los dos revisores evaluaron por separado 8 de los 9 estudios evaluables y coincidieron en 49 de los 60 juicios comparables (81,7 %; kappa de Cohen 0,74). Los 11 restantes se discutieron uno a uno y se resolvieron por consenso, los 11 en la misma dirección. El estudio restante se evaluó en un cuaderno aparte y tiene una sola lectura.</w:t>
       </w:r>
     </w:p>
     <w:p>
       <w:r>
-        <w:t xml:space="preserve">La etiqueta de diseño no garantiza un grupo de comparación: de los 10 evaluables, 4 lo tienen (EST-008, EST-021, EST-108 y EST-132) y en 6 las notas firmadas del dominio 1 declaran que no lo hay. De los 4 con grupo, 3 comparan fago con ausencia de fago —EST-108 compara con y sin antibiótico dentro de los tratados con fago—, y solo 2 dan un contraste entre brazos para </w:t>
+        <w:t xml:space="preserve">La etiqueta de diseño no garantiza un grupo de comparación: de los 9 evaluables, 3 lo tienen (EST-008, EST-021 y EST-108) y en 6 las notas firmadas del dominio 1 declaran que no lo hay. De los 3 con grupo, 2 comparan fago con ausencia de fago —EST-108 compara con y sin antibiótico dentro de los tratados con fago—, y los 2 dan un contraste entre brazos para </w:t>
       </w:r>
       <w:r>
         <w:rPr>
@@ -1952,7 +1969,7 @@
         <w:t>P. aeruginosa</w:t>
       </w:r>
       <w:r>
-        <w:t xml:space="preserve"> (EST-008 y EST-021; el de EST-008, parcial): en EST-132 el artículo no desglosa por organismo.</w:t>
+        <w:t xml:space="preserve"> (EST-008 y EST-021; el de EST-008, parcial).</w:t>
       </w:r>
     </w:p>
     <w:p>
@@ -1963,7 +1980,7 @@
         <w:t>Tabla 7.</w:t>
       </w:r>
       <w:r>
-        <w:t xml:space="preserve"> Riesgo de sesgo por dominio de los 10 estudios comparativos evaluables. RoB 2 en los ensayos aleatorizados (cinco dominios) y ROBINS-I en los no aleatorizados y las cohortes (siete). «n. a.» marca los dominios que el instrumento no contempla, no un juicio que falte.</w:t>
+        <w:t xml:space="preserve"> Riesgo de sesgo por dominio de los 9 estudios comparativos evaluables. RoB 2 en los ensayos aleatorizados (cinco dominios) y ROBINS-I en los no aleatorizados y las cohortes (siete). «n. a.» marca los dominios que el instrumento no contempla, no un juicio que falte.</w:t>
       </w:r>
     </w:p>
     <w:p>
@@ -1993,7 +2010,7 @@
         <w:t>P. aeruginosa</w:t>
       </w:r>
       <w:r>
-        <w:t xml:space="preserve"> resistente con más amplitud que las síntesis previas: ocho fuentes, sin restricción de idioma, con literatura regional y registros de ensayos incluidos. El resultado son 132 estudios frente a las decenas que manejan las revisiones publicadas, y habrían sido 218 sin la restricción de idioma que se adoptó al final y sin los 51 que salieron después. Ese aumento no habla bien de la madurez del campo. La mayor parte procede de reportes de caso, de fichas de registro sin publicación y de literatura regional que las búsquedas restringidas a PubMed y Scopus no alcanzan.</w:t>
+        <w:t xml:space="preserve"> resistente con más amplitud que las síntesis previas: ocho fuentes, sin restricción de idioma, con literatura regional y registros de ensayos incluidos. El resultado son 128 estudios frente a las decenas que manejan las revisiones publicadas, y habrían sido 218 sin la restricción de idioma que se adoptó al final y sin los 55 que salieron después. Ese aumento no habla bien de la madurez del campo. La mayor parte procede de reportes de caso, de fichas de registro sin publicación y de literatura regional que las búsquedas restringidas a PubMed y Scopus no alcanzan.</w:t>
       </w:r>
     </w:p>
     <w:p>
@@ -2075,7 +2092,7 @@
         <w:t>Para los registros.</w:t>
       </w:r>
       <w:r>
-        <w:t xml:space="preserve"> Que 42 de 132 estudios sean fichas de registro sin publicación localizable es un problema de sesgo de publicación de primer orden, y no se resuelve con métodos estadísticos.</w:t>
+        <w:t xml:space="preserve"> Que 42 de 128 estudios sean fichas de registro sin publicación localizable es un problema de sesgo de publicación de primer orden, y no se resuelve con métodos estadísticos.</w:t>
       </w:r>
     </w:p>
     <w:p>
@@ -2141,7 +2158,7 @@
         <w:t>Cuarta:</w:t>
       </w:r>
       <w:r>
-        <w:t xml:space="preserve"> este informe describe la completitud con que se reportan los desenlaces (sección 3.5), pero no presenta estimaciones de eficacia ni certeza GRADE (sección 2.7): es una caracterización del cuerpo de evidencia, no una síntesis de sus resultados. El riesgo de sesgo se evalúa solo en los estudios comparativos con texto completo, a nivel de dominio y por consenso, de modo que hereda el sesgo de recuperación y la concordancia previa al consenso fue del 83,3 % (55 de 66 juicios; kappa de Cohen 0,77), con 11 desacuerdos resueltos todos en la misma dirección. </w:t>
+        <w:t xml:space="preserve"> este informe describe la completitud con que se reportan los desenlaces (sección 3.5), pero no presenta estimaciones de eficacia ni certeza GRADE (sección 2.7): es una caracterización del cuerpo de evidencia, no una síntesis de sus resultados. El riesgo de sesgo se evalúa solo en los estudios comparativos con texto completo, a nivel de dominio y por consenso, de modo que hereda el sesgo de recuperación y la concordancia previa al consenso fue del 81,7 % (49 de 60 juicios; kappa de Cohen 0,74), con 11 desacuerdos resueltos todos en la misma dirección. </w:t>
       </w:r>
       <w:r>
         <w:rPr>
@@ -2150,7 +2167,7 @@
         <w:t>Quinta:</w:t>
       </w:r>
       <w:r>
-        <w:t xml:space="preserve"> el texto completo se obtuvo para el 73,3 % de los estudios recuperables, y la fracción faltante está enriquecida en diseños comparativos, de manera que lo descrito subrepresenta la parte comparativa del campo. </w:t>
+        <w:t xml:space="preserve"> el texto completo se obtuvo para el 75,6 % de los estudios recuperables, y la fracción faltante está enriquecida en diseños comparativos, de manera que lo descrito subrepresenta la parte comparativa del campo. </w:t>
       </w:r>
       <w:r>
         <w:rPr>
@@ -2177,7 +2194,7 @@
         <w:t>20 pacientes descritos en más de un estudio</w:t>
       </w:r>
       <w:r>
-        <w:t xml:space="preserve">, repartidos entre 18 de los 132. Tres grupos los concentran. En el centro israelí de fagoterapia, EST-003 comparte 8 de sus pacientes: 6 con EST-070, otra serie del mismo centro, y los demás con EST-012 y EST-015; una niña de 10 años con infección de un dispositivo Berlin Heart EXCOR aparece en EST-003, EST-070 y EST-077, y una niña de 7 años con infección osteoarticular, en EST-003, EST-070 y EST-095. En la Universidad de California en San Diego, EST-034 comparte 3 pacientes con EST-049, EST-061 y EST-077. Y en el consorcio belga, EST-108 afirma que 27 de sus 100 pacientes se habían publicado antes y remite a 15 referencias, de las que </w:t>
+        <w:t xml:space="preserve">, repartidos entre 18 de los 128. Tres grupos los concentran. En el centro israelí de fagoterapia, EST-003 comparte 8 de sus pacientes: 6 con EST-070, otra serie del mismo centro, y los demás con EST-012 y EST-015; una niña de 10 años con infección de un dispositivo Berlin Heart EXCOR aparece en EST-003, EST-070 y EST-077, y una niña de 7 años con infección osteoarticular, en EST-003, EST-070 y EST-095. En la Universidad de California en San Diego, EST-034 comparte 3 pacientes con EST-049, EST-061 y EST-077. Y en el consorcio belga, EST-108 afirma que 27 de sus 100 pacientes se habían publicado antes y remite a 15 referencias, de las que </w:t>
       </w:r>
       <w:r>
         <w:rPr>
@@ -2186,7 +2203,7 @@
         <w:t>7 son estudios de este corpus</w:t>
       </w:r>
       <w:r>
-        <w:t xml:space="preserve"> —EST-002, EST-010, EST-016, EST-046, EST-062, EST-124 y EST-164—, que aportan 8 pacientes; a ellos se suma EST-088, publicado después, cuyo paciente coincide en infección, especies y fagos con uno de EST-108. El examen se hizo sobre los 66 textos completos y reunió 31 pares: 16 los marcó un detector por producto, país y cita, y 15 los encontró la lectura. 19 se confirmaron, 12 se descartaron y </w:t>
+        <w:t xml:space="preserve"> —EST-002, EST-010, EST-016, EST-046, EST-062, EST-124 y EST-164—, que aportan 8 pacientes; a ellos se suma EST-088, publicado después, cuyo paciente coincide en infección, especies y fagos con uno de EST-108. El examen se hizo sobre los 65 textos completos y reunió 31 pares: 16 los marcó un detector por producto, país y cita, y 15 los encontró la lectura. 19 se confirmaron, 12 se descartaron y </w:t>
       </w:r>
       <w:r>
         <w:rPr>
@@ -2195,7 +2212,7 @@
         <w:t>ninguno queda sin leer</w:t>
       </w:r>
       <w:r>
-        <w:t>; el veredicto de cada par lleva la frase en que se apoya y la firma de los dos autores (anexo S21). Como la revisión no publica ninguna estimación agrupada, la duplicación no altera ninguna cifra de efecto, pero impide leer el corpus como 132 conjuntos disjuntos de pacientes.</w:t>
+        <w:t>; el veredicto de cada par lleva la frase en que se apoya y la firma de los dos autores (anexo S21). Como la revisión no publica ninguna estimación agrupada, la duplicación no altera ninguna cifra de efecto, pero impide leer el corpus como 128 conjuntos disjuntos de pacientes.</w:t>
       </w:r>
     </w:p>
     <w:p>
@@ -2333,7 +2350,7 @@
         <w:t>Tabla 1.</w:t>
       </w:r>
       <w:r>
-        <w:t xml:space="preserve"> Características del cuerpo de evidencia recuperable (n = 90 estudios).</w:t>
+        <w:t xml:space="preserve"> Características del cuerpo de evidencia recuperable (n = 86 estudios).</w:t>
       </w:r>
     </w:p>
     <w:p>
@@ -2377,7 +2394,7 @@
         <w:t>Tabla 5.</w:t>
       </w:r>
       <w:r>
-        <w:t xml:space="preserve"> Completitud de reporte de los cinco desenlaces declarados, sobre la extracción adjudicada (n = 98 brazos).</w:t>
+        <w:t xml:space="preserve"> Completitud de reporte de los cinco desenlaces declarados, sobre la extracción adjudicada (n = 94 brazos).</w:t>
       </w:r>
     </w:p>
     <w:p>
@@ -2388,7 +2405,7 @@
         <w:t>Tabla 6.</w:t>
       </w:r>
       <w:r>
-        <w:t xml:space="preserve"> Brazos que sobreviven a cada requisito de una proporción agrupada de éxito clínico (n = 98 brazos).</w:t>
+        <w:t xml:space="preserve"> Brazos que sobreviven a cada requisito de una proporción agrupada de éxito clínico (n = 94 brazos).</w:t>
       </w:r>
     </w:p>
     <w:p>
@@ -2433,7 +2450,7 @@
         <w:rPr>
           <w:b/>
         </w:rPr>
-        <w:t>Figura 2. Composición del cuerpo de evidencia recuperable (n = 90 estudios).</w:t>
+        <w:t>Figura 2. Composición del cuerpo de evidencia recuperable (n = 86 estudios).</w:t>
       </w:r>
     </w:p>
     <w:p>
@@ -2462,7 +2479,7 @@
         <w:t>Fuente.</w:t>
       </w:r>
       <w:r>
-        <w:t xml:space="preserve"> Pre-extracción sistemática desde el resumen de los 90 estudios con publicación recuperable.</w:t>
+        <w:t xml:space="preserve"> Pre-extracción sistemática desde el resumen de los 86 estudios con publicación recuperable.</w:t>
       </w:r>
     </w:p>
     <w:p>
@@ -2540,7 +2557,7 @@
         <w:t>S4.</w:t>
       </w:r>
       <w:r>
-        <w:t xml:space="preserve"> Pre-extracción desde el resumen de los 90 estudios con publicación recuperable, marcada como parcial en cada registro.</w:t>
+        <w:t xml:space="preserve"> Pre-extracción desde el resumen de los 86 estudios con publicación recuperable, marcada como parcial en cada registro.</w:t>
       </w:r>
     </w:p>
     <w:p>
@@ -2554,7 +2571,7 @@
         <w:t>S5.</w:t>
       </w:r>
       <w:r>
-        <w:t xml:space="preserve"> Listado de los 132 estudios con su situación y sus informes agrupados, y de los 51 excluidos tras el cribado, con su motivo y su cita.</w:t>
+        <w:t xml:space="preserve"> Listado de los 128 estudios con su situación y sus informes agrupados, y de los 55 excluidos tras el cribado, con su motivo y su cita.</w:t>
       </w:r>
     </w:p>
     <w:p>
@@ -2708,7 +2725,7 @@
         <w:t>S16.</w:t>
       </w:r>
       <w:r>
-        <w:t xml:space="preserve"> Los 51 estudios que el cribado admitió y el texto completo desmintió, con su código de motivo y la frase del artículo que lo sostiene.</w:t>
+        <w:t xml:space="preserve"> Los 55 estudios que el cribado admitió y el texto completo desmintió, con su código de motivo y la frase del artículo que lo sostiene.</w:t>
       </w:r>
     </w:p>
     <w:p>
@@ -2722,7 +2739,7 @@
         <w:t>S17.</w:t>
       </w:r>
       <w:r>
-        <w:t xml:space="preserve"> La Tabla 6 desglosada: los siete requisitos, brazo a brazo sobre los 98 brazos, con el primero que falla y por qué.</w:t>
+        <w:t xml:space="preserve"> La Tabla 6 desglosada: los siete requisitos, brazo a brazo sobre los 94 brazos, con el primero que falla y por qué.</w:t>
       </w:r>
     </w:p>
     <w:p>
@@ -2736,7 +2753,7 @@
         <w:t>S18.</w:t>
       </w:r>
       <w:r>
-        <w:t xml:space="preserve"> Los 74 juicios de riesgo de sesgo, uno por fila, con la frase firmada en que se apoya cada uno.</w:t>
+        <w:t xml:space="preserve"> Los 68 juicios de riesgo de sesgo, uno por fila, con la frase firmada en que se apoya cada uno.</w:t>
       </w:r>
     </w:p>
     <w:p>
@@ -2778,7 +2795,7 @@
         <w:t>S20.</w:t>
       </w:r>
       <w:r>
-        <w:t xml:space="preserve"> De qué informe salió cada uno de los 98 brazos, y con qué prueba se estableció el vínculo.</w:t>
+        <w:t xml:space="preserve"> De qué informe salió cada uno de los 94 brazos, y con qué prueba se estableció el vínculo.</w:t>
       </w:r>
     </w:p>
     <w:p>

--- a/verificables revisión sistemática/manuscrito_es.docx
+++ b/verificables revisión sistemática/manuscrito_es.docx
@@ -54,7 +54,7 @@
         <w:t>Recuento de palabras:</w:t>
       </w:r>
       <w:r>
-        <w:t xml:space="preserve"> resumen 262; texto principal 8 920.</w:t>
+        <w:t xml:space="preserve"> resumen 286; texto principal 9 422.</w:t>
       </w:r>
     </w:p>
     <w:p>
@@ -65,7 +65,7 @@
         <w:t>Tablas:</w:t>
       </w:r>
       <w:r>
-        <w:t xml:space="preserve"> 6. </w:t>
+        <w:t xml:space="preserve"> 7. </w:t>
       </w:r>
       <w:r>
         <w:rPr>
@@ -83,7 +83,7 @@
         <w:t>Material suplementario:</w:t>
       </w:r>
       <w:r>
-        <w:t xml:space="preserve"> 16 anexos (S0–S15) y su guía.</w:t>
+        <w:t xml:space="preserve"> anexos S0–S24 y S18b, y su guía.</w:t>
       </w:r>
     </w:p>
     <w:p>
@@ -142,7 +142,7 @@
         <w:t>enmienda posterior al cribado</w:t>
       </w:r>
       <w:r>
-        <w:t xml:space="preserve"> y verificado sobre el texto completo. La unidad fue el estudio. Extracción manual por duplicado, con consenso: la estructura sale de una pre-extracción desde el resumen; los desenlaces, de la adjudicada.</w:t>
+        <w:t xml:space="preserve"> y verificado sobre el texto completo. La unidad fue el estudio, con su artículo completo: criterio añadido tras la extracción. Extracción manual por duplicado, con consenso: la estructura sale de una pre-extracción desde el resumen; los desenlaces, de la adjudicada.</w:t>
       </w:r>
     </w:p>
     <w:p>
@@ -153,16 +153,16 @@
         <w:t>Resultados.</w:t>
       </w:r>
       <w:r>
-        <w:t xml:space="preserve"> De 23 057 registros quedaron 17 129 informes únicos;233 informes formaron 183 estudios y, al leer los textos completos, </w:t>
+        <w:t xml:space="preserve"> De 23 057 registros quedaron 17 129 informes únicos; 233 informes formaron 183 estudios y </w:t>
       </w:r>
       <w:r>
         <w:rPr>
           <w:b/>
         </w:rPr>
-        <w:t>55 salieron del corpus</w:t>
-      </w:r>
-      <w:r>
-        <w:t xml:space="preserve"> —protocolos, modelos preclínicos, y artículos donde </w:t>
+        <w:t>118 salieron del corpus</w:t>
+      </w:r>
+      <w:r>
+        <w:t xml:space="preserve">: 63 por no disponer del artículo completo —42 solo existían como ficha de registro— y 55 por no cumplir los criterios —protocolos, modelos preclínicos, y artículos donde </w:t>
       </w:r>
       <w:r>
         <w:rPr>
@@ -171,16 +171,25 @@
         <w:t>P. aeruginosa</w:t>
       </w:r>
       <w:r>
-        <w:t xml:space="preserve"> solo figura en el espectro del producto—: quedan </w:t>
+        <w:t xml:space="preserve"> solo figura en el espectro del producto—. Quedan </w:t>
       </w:r>
       <w:r>
         <w:rPr>
           <w:b/>
         </w:rPr>
-        <w:t>128</w:t>
-      </w:r>
-      <w:r>
-        <w:t xml:space="preserve">, 86 con publicación recuperable. Casos únicos, 46,5 %; comparativos, 8,1 %; sin clase de resistencia asignable, 73,3 %. Se obtuvo el texto completo de 65 (75,6 %), y lo que falta concentra el 71,4 % de los comparativos; el criterio de idioma eliminó 35 estudios más. En 64 de los 94 brazos (68,1 %) no consta definición operativa del éxito clínico, y solo 2 reúnen diseño comparativo, numerador, denominador y definición. Descontado el que mide tiempo, </w:t>
+        <w:t>65</w:t>
+      </w:r>
+      <w:r>
+        <w:t xml:space="preserve">, todos leídos a texto completo; exigirlo dejó fuera 7 de los 9 estudios con diseño comparativo. Casos únicos, 52,3 %; comparativos, 3,1 %; sin clase de resistencia asignable, 70,8 %; el criterio de idioma eliminó 35 estudios más. En 43 de los 73 brazos (58,9 %) no consta definición operativa del éxito clínico, y solo 2 reúnen diseño comparativo, numerador, denominador y definición. Uno no separa </w:t>
+      </w:r>
+      <w:r>
+        <w:rPr>
+          <w:i/>
+        </w:rPr>
+        <w:t>P. aeruginosa</w:t>
+      </w:r>
+      <w:r>
+        <w:t xml:space="preserve"> y el otro mide un tiempo: </w:t>
       </w:r>
       <w:r>
         <w:rPr>
@@ -433,7 +442,7 @@
         <w:t>estudio</w:t>
       </w:r>
       <w:r>
-        <w:t>, no el informe, conforme a PRISMA 2020. Un protocolo, sus resúmenes de congreso y su publicación final son un solo estudio con varios informes. La decisión y su justificación constan en el registro de decisiones del proyecto.</w:t>
+        <w:t>, no el informe, conforme a PRISMA 2020. Un protocolo, sus resúmenes de congreso y su publicación final son un solo estudio con varios informes. La decisión y su justificación constan en el registro de decisiones del proyecto. Un estudio entra solo si se dispone del PDF de su artículo completo: el criterio se añadió el 6 de octubre de 2026, con el cribado y la extracción terminados, y la sección 2.9 lo fecha y mide su efecto.</w:t>
       </w:r>
     </w:p>
     <w:p>
@@ -492,7 +501,7 @@
     </w:p>
     <w:p>
       <w:r>
-        <w:t>Las ecuaciones las diseñó y ejecutó D.V., interrogando cada interfaz directamente; no las generó ni las ejecutó el modelo de lenguaje cuya intervención se declara en la sección 2.4. Se aportan íntegras como suplemento, con la sintaxis literal de cada interfaz, el número de resultados y la fecha, de modo que cualquiera puede repetirlas. BVS y SciELO se incluyeron para no inclinar la revisión hacia la literatura anglosajona, y aportaron 2 de los 233 informes que llegaron a texto completo: cubren Iberoamérica, y de los 32 estudios que declaran procedencia, 11 son de Rusia, Polonia, Georgia o Ucrania.</w:t>
+        <w:t>Las ecuaciones las diseñó y ejecutó D.V., interrogando cada interfaz directamente; no las generó ni las ejecutó el modelo de lenguaje cuya intervención se declara en la sección 2.4. Se aportan íntegras como suplemento, con la sintaxis literal de cada interfaz, el número de resultados y la fecha, de modo que cualquiera puede repetirlas. BVS y SciELO se incluyeron para no inclinar la revisión hacia la literatura anglosajona, y aportaron 2 de los 233 informes que llegaron a texto completo: cubren Iberoamérica, y de los 24 estudios que declaran procedencia, 9 son de Rusia, Polonia, Georgia o Ucrania.</w:t>
       </w:r>
     </w:p>
     <w:p>
@@ -684,7 +693,7 @@
         <w:t>por duplicado e independiente</w:t>
       </w:r>
       <w:r>
-        <w:t xml:space="preserve"> entre los dos revisores. Un revisor extrajo los 124 estudios que entonces tenían publicación recuperable —86 tras las exclusiones de la sección 3.1.1— y el segundo extrajo 122 de ellos, de modo que el 98 % del corpus tiene doble extracción. Sobre las 130 filas de brazo comparables se registraron 541 desacuerdos de valor; la concordancia, medida antes de resolverlos, fue del 78 % de acuerdo mediano y una kappa de Cohen mediana de 0,62 sobre los 8 de 9 campos categóricos en que resulta informativa, con un recorrido del 64 % al 100 % según la variable. Las discrepancias se resolvieron por consenso entre los dos revisores, con registro de quién resolvió y cuándo: hay 539 de 541 adjudicadas. Las 2 restantes se habían cerrado antes aplicando una regla mecánica sobre una comparación posteriormente rehecha, de modo que no llevan firma conjunta y no se cuentan como consenso. Las 14 que quedaron abiertas —10 por el diseño del estudio, donde el formulario no ofrecía la opción que los revisores necesitaban, y 4 por datos que exigían releer el artículo— se firmaron por consenso el 14 de septiembre de 2026. El registro completo, resuelto a resuelto, se aporta como suplemento.</w:t>
+        <w:t xml:space="preserve"> entre los dos revisores. Un revisor extrajo los 124 estudios que entonces tenían publicación recuperable —65 tras las exclusiones de la sección 3.1.1— y el segundo extrajo 122 de ellos, de modo que el 98 % de lo extraído tiene doble extracción; de los 65 estudios del corpus vigente, la tienen 65. Sobre las 130 filas de brazo comparables se registraron 541 desacuerdos de valor; la concordancia, medida antes de resolverlos, fue del 78 % de acuerdo mediano y una kappa de Cohen mediana de 0,62 sobre los 8 de 9 campos categóricos en que resulta informativa, con un recorrido del 64 % al 100 % según la variable. Las discrepancias se resolvieron por consenso entre los dos revisores, con registro de quién resolvió y cuándo: hay 539 de 541 adjudicadas. Las 2 restantes se habían cerrado antes aplicando una regla mecánica sobre una comparación posteriormente rehecha, de modo que no llevan firma conjunta y no se cuentan como consenso. Las 14 que quedaron abiertas —10 por el diseño del estudio, donde el formulario no ofrecía la opción que los revisores necesitaban, y 4 por datos que exigían releer el artículo— se firmaron por consenso el 14 de septiembre de 2026. El registro completo, resuelto a resuelto, se aporta como suplemento.</w:t>
       </w:r>
     </w:p>
     <w:p>
@@ -700,7 +709,7 @@
     </w:p>
     <w:p>
       <w:r>
-        <w:t>La caracterización estructural del corpus (secciones 3.1 a 3.4, tablas 1 a 4) procede de una pre-extracción sistemática desde el resumen de los 86 estudios vigentes, realizada con el mismo esquema de variables y marcada como parcial en cada registro. La completitud de reporte por desenlace (sección 3.5, tabla 5) procede en cambio de la extracción adjudicada, y se identifica como tal en cada cifra. Este informe no presenta estimaciones de eficacia: caracteriza la estructura del cuerpo de evidencia, su recuperabilidad y la completitud de su reporte, con tres componentes medidos —la recuperabilidad del informe (secciones 3.1 y 3.2), la completitud de reporte estructural (sección 3.4) y la completitud de reporte de desenlaces (sección 3.5)—.</w:t>
+        <w:t>La caracterización estructural del corpus (secciones 3.1 a 3.4, tablas 1 a 4) procede de una pre-extracción sistemática desde el resumen de los 65 estudios vigentes, realizada con el mismo esquema de variables y marcada como parcial en cada registro. La completitud de reporte por desenlace (sección 3.5, tabla 5) procede en cambio de la extracción adjudicada, y se identifica como tal en cada cifra. Este informe no presenta estimaciones de eficacia: caracteriza la estructura del cuerpo de evidencia, su recuperabilidad y la completitud de su reporte, con tres componentes medidos —la recuperabilidad del informe (secciones 3.1 y 3.2), la completitud de reporte estructural (sección 3.4) y la completitud de reporte de desenlaces (sección 3.5)—.</w:t>
       </w:r>
     </w:p>
     <w:p>
@@ -719,10 +728,10 @@
         <w:rPr>
           <w:b/>
         </w:rPr>
-        <w:t>solo en los estudios con diseño comparativo y solo en aquellos cuyo texto completo se obtuvo</w:t>
-      </w:r>
-      <w:r>
-        <w:t>: 9 de los 12 que el diseño adjudicado sobre el artículo identifica como comparativos. Los ensayos aleatorizados con RoB 2 [@Sterne2019_rob2] y los no aleatorizados y las cohortes con ROBINS-I [@Sterne2016_robinsi]. El estudio restante es un ensayo aleatorizado sin texto completo: no se evalúa, y tampoco recibe un juicio desfavorable por esa razón.</w:t>
+        <w:t>solo en los estudios con diseño comparativo</w:t>
+      </w:r>
+      <w:r>
+        <w:t>: los 9 que el diseño adjudicado sobre el artículo identifica como comparativos, todos con texto completo, como el resto del corpus desde el criterio de la sección 2.9. Los ensayos aleatorizados con RoB 2 [@Sterne2019_rob2] y los no aleatorizados y las cohortes con ROBINS-I [@Sterne2016_robinsi].</w:t>
       </w:r>
     </w:p>
     <w:p>
@@ -758,7 +767,7 @@
         <w:t>GRADE no se aplica</w:t>
       </w:r>
       <w:r>
-        <w:t>, y el motivo no depende de lo anterior: califica la certeza de una estimación agrupada y esta revisión no presenta ninguna. La sección 3.5 muestra que solo 2 de los 94 brazos reúnen los requisitos mínimos para agregar, y ninguno los conserva tras aplicar los criterios de elegibilidad. Calificar la certeza de un resultado que no existe sería un trámite, no una evaluación [@Guyatt2011_grade].</w:t>
+        <w:t>, y el motivo no depende de lo anterior: califica la certeza de una estimación agrupada y esta revisión no presenta ninguna. La sección 3.5 muestra que solo 2 de los 73 brazos reúnen los requisitos mínimos para agregar, y ninguno los conserva tras aplicar los criterios de elegibilidad. Calificar la certeza de un resultado que no existe sería un trámite, no una evaluación [@Guyatt2011_grade].</w:t>
       </w:r>
     </w:p>
     <w:p>
@@ -862,10 +871,10 @@
         <w:rPr>
           <w:b/>
         </w:rPr>
-        <w:t>Segunda enmienda: los estudios cuyo texto completo no se consiguió salen del corpus.</w:t>
-      </w:r>
-      <w:r>
-        <w:t xml:space="preserve"> Adoptada el 2 de septiembre de 2026, también con el cribado concluido. Es de otra naturaleza que la primera y conviene no disimularlo: los demás motivos de exclusión se refieren a lo que el </w:t>
+        <w:t>Segunda enmienda: solo entran los estudios con el artículo completo.</w:t>
+      </w:r>
+      <w:r>
+        <w:t xml:space="preserve"> Se adoptó el 2 de septiembre de 2026 para un estudio y se amplió el 6 de octubre de 2026 a todos, las dos veces con el cribado concluido y la segunda, además, con la extracción terminada. Es de otra naturaleza que la primera y conviene no disimularlo: los demás motivos de exclusión se refieren a lo que el </w:t>
       </w:r>
       <w:r>
         <w:rPr>
@@ -880,7 +889,7 @@
         <w:rPr>
           <w:b/>
         </w:rPr>
-        <w:t>esta revisión no pudo leer</w:t>
+        <w:t>esta revisión pudo leer</w:t>
       </w:r>
       <w:r>
         <w:t>, que es una propiedad del proceso y no del estudio.</w:t>
@@ -897,16 +906,30 @@
         <w:t>4 estudios</w:t>
       </w:r>
       <w:r>
-        <w:t xml:space="preserve">. El primero, el 2 de septiembre, es un ensayo aleatorizado del que solo existe una copia en un repositorio institucional, en versión previa a revisión por pares y tras una barrera de acceso automatizado. Los otros 3 los excluyeron los dos autores el 6 de octubre de 2026 porque su idioma, que es criterio de la sección 2.2, solo pudo comprobarse sobre un resumen en inglés de revistas que no publican de forma nativa en inglés: EST-045 y EST-059, de una revista rusa, y EST-173, de una griega. Y su efecto potencial es mucho mayor, de modo que declararlo es obligatorio: </w:t>
+        <w:t xml:space="preserve"> con el código NOREC y </w:t>
       </w:r>
       <w:r>
         <w:rPr>
           <w:b/>
         </w:rPr>
-        <w:t>aplicado a los 24 estudios que siguen sin texto completo, el corpus pasaría de 128 a 107 estudios, los comparativos de 7 a 2 y los ensayos aleatorizados de 6 a 2</w:t>
-      </w:r>
-      <w:r>
-        <w:t xml:space="preserve">, y la tasa de recuperación de texto completo pasaría a ser del 100 % </w:t>
+        <w:t>63</w:t>
+      </w:r>
+      <w:r>
+        <w:t xml:space="preserve"> con el código NOPDF. El 2 de septiembre salió un ensayo aleatorizado del que solo existe una copia en un repositorio institucional, en versión previa a revisión por pares y tras una barrera de acceso automatizado. El 6 de octubre los dos autores excluyeron con el mismo código 3 estudios cuyo idioma, que es criterio de la sección 2.2, solo pudo comprobarse sobre un resumen en inglés de revistas que no publican de forma nativa en inglés: EST-045 y EST-059, de una revista rusa, y EST-173, de una griega. Ese mismo día firmaron ampliar el criterio a </w:t>
+      </w:r>
+      <w:r>
+        <w:rPr>
+          <w:b/>
+        </w:rPr>
+        <w:t>todo estudio sin el PDF del artículo completo con acceso</w:t>
+      </w:r>
+      <w:r>
+        <w:t xml:space="preserve"> (código NOPDF): 21 estudios cuyo artículo no se obtuvo —3 de ellos solo existen como resumen de congreso— y 42 que solo existen como ficha de registro de ensayo. El corpus pasó de 128 a 65 estudios.</w:t>
+      </w:r>
+    </w:p>
+    <w:p>
+      <w:r>
+        <w:t xml:space="preserve">Hasta esa fecha esta misma sección desaconsejaba generalizar NOREC, y el motivo sigue en pie: con el criterio ampliado, la recuperación de texto completo del corpus es del 100 % </w:t>
       </w:r>
       <w:r>
         <w:rPr>
@@ -915,7 +938,25 @@
         <w:t>por construcción</w:t>
       </w:r>
       <w:r>
-        <w:t>. Es decir, el sesgo de recuperación que la sección 3.2 mide dejaría de poder medirse, porque el criterio lo elimina por definición en lugar de resolverlo. Esta revisión no lo aplica de esa forma, y el lector debe saber que la cifra del 75,6 % convive con una exclusión que, generalizada, la volvería vacía.</w:t>
+        <w:t xml:space="preserve">, y el sesgo de recuperación que la sección 3.2 medía dentro del corpus deja de poder medirse ahí. Por eso se mide como </w:t>
+      </w:r>
+      <w:r>
+        <w:rPr>
+          <w:b/>
+        </w:rPr>
+        <w:t>efecto del criterio</w:t>
+      </w:r>
+      <w:r>
+        <w:t xml:space="preserve"> (Tabla 3). Contando las dos fechas, el criterio deja fuera 67 estudios, y no son una muestra aleatoria: se lleva </w:t>
+      </w:r>
+      <w:r>
+        <w:rPr>
+          <w:b/>
+        </w:rPr>
+        <w:t>7 de los 9 diseños comparativos (77,8 %)</w:t>
+      </w:r>
+      <w:r>
+        <w:t xml:space="preserve"> y 5 de los 7 ensayos aleatorizados. Los autores lo adoptaron conociendo ese efecto, y se declara aquí, con su fecha, en lugar de presentarse como si hubiera regido desde el principio.</w:t>
       </w:r>
     </w:p>
     <w:p>
@@ -972,25 +1013,25 @@
         <w:t>183 estudios evaluados para elegibilidad</w:t>
       </w:r>
       <w:r>
-        <w:t xml:space="preserve">. Al leer sus textos completos durante la extracción se comprobó que </w:t>
+        <w:t xml:space="preserve">. De ellos, </w:t>
       </w:r>
       <w:r>
         <w:rPr>
           <w:b/>
         </w:rPr>
-        <w:t>55 de ellos salieron del corpus</w:t>
-      </w:r>
-      <w:r>
-        <w:t xml:space="preserve">, y se excluyeron; el apartado siguiente los detalla. El cuerpo de evidencia queda en </w:t>
+        <w:t>118 salieron del corpus</w:t>
+      </w:r>
+      <w:r>
+        <w:t xml:space="preserve">: 63 por no disponer del PDF del artículo completo (sección 2.9) y 55 por no cumplir los criterios de elegibilidad, comprobado sobre el artículo o sobre la ficha del registro; el apartado siguiente los detalla. El cuerpo de evidencia queda en </w:t>
       </w:r>
       <w:r>
         <w:rPr>
           <w:b/>
         </w:rPr>
-        <w:t>128 estudios</w:t>
-      </w:r>
-      <w:r>
-        <w:t>, que agrupan 161 informes: 107 con un solo informe y 21 con varios, hasta un máximo de once informes de un mismo ensayo. Los 134 informes de registro de ensayos no son una corriente aparte de esa cifra: están dentro de los 23 057 identificados (121 de ClinicalTrials.gov, 10 de CTIS y 3 de EudraCT), y el diagrama los separa a partir del cribado porque PRISMA 2020 pide declarar las dos corrientes.</w:t>
+        <w:t>65 estudios</w:t>
+      </w:r>
+      <w:r>
+        <w:t>, que agrupan 80 informes: 60 con un solo informe y 5 con varios, hasta un máximo de once informes de un mismo ensayo. Los 134 informes de registro de ensayos no son una corriente aparte de esa cifra: están dentro de los 23 057 identificados (121 de ClinicalTrials.gov, 10 de CTIS y 3 de EudraCT), y el diagrama los separa a partir del cribado porque PRISMA 2020 pide declarar las dos corrientes.</w:t>
       </w:r>
     </w:p>
     <w:p>
@@ -998,7 +1039,18 @@
         <w:pStyle w:val="Heading2"/>
       </w:pPr>
       <w:r>
-        <w:t>3.1.1 Los 55 estudios que el cribado admitió y que salieron después</w:t>
+        <w:t>3.1.1 Los 118 estudios que el cribado admitió y que salieron después</w:t>
+      </w:r>
+    </w:p>
+    <w:p>
+      <w:r>
+        <w:rPr>
+          <w:b/>
+        </w:rPr>
+        <w:t>Sesenta y tres salieron por no disponer del artículo completo</w:t>
+      </w:r>
+      <w:r>
+        <w:t xml:space="preserve"> (código NOPDF, sección 2.9): 21 estudios cuyo artículo no se obtuvo —3 de ellos solo existen como resumen de congreso— y 42 que solo existen como ficha de registro de ensayo, sin publicación asociada localizable. De ellos no se afirma que incumplan los criterios de la sección 2.2: nunca se comprobaron contra el artículo, porque esta revisión no pudo leerlo. Los otros 55 salieron por no cumplir los criterios.</w:t>
       </w:r>
     </w:p>
     <w:p>
@@ -1110,7 +1162,7 @@
         <w:t>idioma</w:t>
       </w:r>
       <w:r>
-        <w:t xml:space="preserve">, y se detectaron de otro modo. Los cuatro se publicaron en la misma revista rusa, y el criterio de la sección 2.5 los había conservado por una premisa que resultó falsa: que esa revista edita una versión íntegra en inglés. No la edita. Medido sobre la página del editor y </w:t>
+        <w:t xml:space="preserve">, y se detectaron de otro modo. Los cuatro se publicaron en la misma revista rusa, y el criterio de la sección 2.2 los había conservado por una premisa que resultó falsa: que esa revista edita una versión íntegra en inglés. No la edita. Medido sobre la página del editor y </w:t>
       </w:r>
       <w:r>
         <w:rPr>
@@ -1212,7 +1264,7 @@
         <w:t>se parecen mucho</w:t>
       </w:r>
       <w:r>
-        <w:t xml:space="preserve"> a un resumen elegible; distinguirlos exige abrir el artículo. La sección 2.4 declara que los registros que el modelo excluyó no los releyó ningún humano. Estos 28 son la otra cara de esa limitación, y son el </w:t>
+        <w:t xml:space="preserve"> a un resumen elegible; distinguirlos exige abrir el artículo. La sección 2.4 declara que los registros que el modelo excluyó no los releyó ningún humano. Estos 28 son la otra cara de esa limitación —se cuentan los que tienen guardada una copia del texto; un artículo leído en la web del editor y un editorial juzgado por su indexación no la tienen—, y son el </w:t>
       </w:r>
       <w:r>
         <w:rPr>
@@ -1221,7 +1273,7 @@
         <w:t>30,1 %</w:t>
       </w:r>
       <w:r>
-        <w:t xml:space="preserve"> de los 93 estudios cuyo texto completo se pudo leer. Es un suelo, no un total: los 31 estudios sin texto completo no se han podido comprobar contra nada.</w:t>
+        <w:t xml:space="preserve"> de los 93 estudios cuyo texto completo se pudo leer. Es un suelo, no un total: los 63 que salieron por no disponer del artículo nunca se comprobaron contra él.</w:t>
       </w:r>
     </w:p>
     <w:p>
@@ -1268,7 +1320,7 @@
         <w:t>P. aeruginosa</w:t>
       </w:r>
       <w:r>
-        <w:t xml:space="preserve"> entre los organismos de la población que van a tratar y se quedan. </w:t>
+        <w:t xml:space="preserve"> entre los organismos de la población que van a tratar y superaron el criterio de población; como ninguna tiene artículo publicado, salieron después por el criterio del texto completo (sección 2.9). </w:t>
       </w:r>
       <w:r>
         <w:rPr>
@@ -1355,25 +1407,16 @@
     </w:p>
     <w:p>
       <w:r>
-        <w:t xml:space="preserve">De los 128 estudios, </w:t>
+        <w:t xml:space="preserve">Los 65 estudios del corpus tienen todos su artículo completo. Antes del criterio del texto completo, </w:t>
       </w:r>
       <w:r>
         <w:rPr>
           <w:b/>
         </w:rPr>
-        <w:t>86 tienen publicación recuperable</w:t>
-      </w:r>
-      <w:r>
-        <w:t xml:space="preserve">: 83 artículos y 3 que solo existen como resumen de congreso. Los </w:t>
-      </w:r>
-      <w:r>
-        <w:rPr>
-          <w:b/>
-        </w:rPr>
-        <w:t>42 restantes son únicamente fichas de registro de ensayo</w:t>
-      </w:r>
-      <w:r>
-        <w:t>, sin publicación asociada localizable. Esa cifra basta por sí sola para describir un campo en el que más de uno de cada tres estudios registrados no ha publicado resultados.</w:t>
+        <w:t>42 de los 128 estudios eran únicamente fichas de registro de ensayo</w:t>
+      </w:r>
+      <w:r>
+        <w:t>, sin publicación asociada localizable. Esa cifra, que el criterio saca del corpus pero no del campo, basta por sí sola para describir una literatura en la que casi uno de cada tres estudios registrados no ha publicado resultados.</w:t>
       </w:r>
     </w:p>
     <w:p>
@@ -1400,25 +1443,25 @@
     </w:p>
     <w:p>
       <w:r>
-        <w:t xml:space="preserve">Se obtuvo el texto completo de </w:t>
+        <w:t xml:space="preserve">Los 65 estudios del corpus tienen su texto completo, obtenido por vías de acceso abierto legítimas. Desde el criterio de la sección 2.9 esa es la condición de entrada, de modo que la tasa del </w:t>
       </w:r>
       <w:r>
         <w:rPr>
           <w:b/>
         </w:rPr>
-        <w:t>65 de los 86 estudios recuperables (75,6 %)</w:t>
-      </w:r>
-      <w:r>
-        <w:t xml:space="preserve"> por vías de acceso abierto legítimas. Los 21 restantes siguen sin obtenerse. Su disponibilidad se recomprobó el 2 de septiembre de 2026 contra tres índices independientes —Europe PMC, OpenAlex y Semantic Scholar—, y </w:t>
+        <w:t>100,0 %</w:t>
+      </w:r>
+      <w:r>
+        <w:t xml:space="preserve"> no mide la recuperación, sino el criterio. La recuperación se mide justo antes de él: el texto se había obtenido para </w:t>
       </w:r>
       <w:r>
         <w:rPr>
           <w:b/>
         </w:rPr>
-        <w:t>ninguno de los 21 tiene hoy una copia de acceso abierto</w:t>
-      </w:r>
-      <w:r>
-        <w:t>. No se solicitaron por préstamo interbibliotecario ni a los autores: el hueco documental que esta revisión declara no está mitigado por ninguna vía adicional, y esa es la razón por la que se reporta como límite y no como pendiente.</w:t>
+        <w:t>65 de los 86 estudios con artículo o resumen (75,6 %)</w:t>
+      </w:r>
+      <w:r>
+        <w:t>. Los 21 restantes no se obtuvieron. Su disponibilidad se había recomprobado el 2 de septiembre de 2026 contra tres índices independientes —Europe PMC, OpenAlex y Semantic Scholar—, y ninguno de los 21 tenía una copia de acceso abierto localizable: unos constan sin ella y otros, entre ellos los 3 resúmenes de congreso, no constan en los índices. No se solicitaron por préstamo interbibliotecario ni a los autores: el hueco documental no está mitigado por ninguna vía adicional, y esa es la razón por la que el criterio los excluyó en lugar de dejarlos pendientes.</w:t>
       </w:r>
     </w:p>
     <w:p>
@@ -1429,24 +1472,24 @@
         <w:rPr>
           <w:b/>
         </w:rPr>
-        <w:t>no es una muestra aleatoria del conjunto</w:t>
-      </w:r>
-      <w:r>
-        <w:t xml:space="preserve"> (Tabla 3). Contiene 5 de los 7 estudios comparativos, el </w:t>
+        <w:t>no era una muestra aleatoria del conjunto</w:t>
+      </w:r>
+      <w:r>
+        <w:t xml:space="preserve"> (Tabla 3), y el criterio que la excluye tampoco lo es. Contando los 4 estudios de NOREC, los estudios que el criterio deja fuera contienen 7 de los 9 diseños comparativos, el </w:t>
       </w:r>
       <w:r>
         <w:rPr>
           <w:b/>
         </w:rPr>
-        <w:t>71,4 %</w:t>
-      </w:r>
-      <w:r>
-        <w:t>, y, aunque declara menos pacientes en total, concentra los diseños que sostienen una comparación. De los siete ensayos aleatorizados del corpus se leyeron tres a texto completo —PhagoBurn [@Jault2019_phagoburn], BX004-A [@Weiner2025_natcomms] y un ensayo de 2026 en unidad de cuidados intensivos—, y cuatro siguen sin leerse, entre ellos el de TP-102 [@NirPaz2025_med_tp102]. La fracción que falta contiene, por tanto, la mayoría de los ensayos aleatorizados identificados.</w:t>
+        <w:t>77,8 %</w:t>
+      </w:r>
+      <w:r>
+        <w:t>, aunque declaran menos pacientes en total. De los 7 ensayos aleatorizados identificados con artículo o resumen, el corpus conserva 2 —PhagoBurn [@Jault2019_phagoburn] y BX004-A [@Weiner2025_natcomms]—, y los otros 5 salieron por el criterio, entre ellos el de TP-102 [@NirPaz2025_med_tp102].</w:t>
       </w:r>
     </w:p>
     <w:p>
       <w:r>
-        <w:t>La asimetría es en sí misma un resultado. La accesibilidad del texto completo covaría con la región de publicación y con el diseño del estudio, y se suma a la restricción de idioma en la misma dirección: ambas empujan el corpus hacia la literatura anglosajona de acceso abierto. Una revisión que no declare ninguna de las dos transforma la pregunta sin decirlo.</w:t>
+        <w:t>La asimetría es en sí misma un resultado. La accesibilidad del texto completo covaría con la región de publicación y con el diseño del estudio, y el criterio del texto completo se suma a la restricción de idioma en la misma dirección: ambos empujan el corpus hacia la literatura anglosajona de acceso abierto. Una revisión que no declare ninguno de los dos transforma la pregunta sin decirlo.</w:t>
       </w:r>
     </w:p>
     <w:p>
@@ -1459,13 +1502,13 @@
     </w:p>
     <w:p>
       <w:r>
-        <w:t xml:space="preserve">Los 95 estudios recuperables se publicaron entre </w:t>
+        <w:t xml:space="preserve">Los 65 estudios del corpus se publicaron entre </w:t>
       </w:r>
       <w:r>
         <w:rPr>
           <w:b/>
         </w:rPr>
-        <w:t>2016 y 2026</w:t>
+        <w:t>2017 y 2026</w:t>
       </w:r>
       <w:r>
         <w:t xml:space="preserve">, y el </w:t>
@@ -1474,7 +1517,7 @@
         <w:rPr>
           <w:b/>
         </w:rPr>
-        <w:t>80,0 %</w:t>
+        <w:t>86,2 %</w:t>
       </w:r>
       <w:r>
         <w:t xml:space="preserve"> desde 2020. Es un cuerpo de evidencia joven y en expansión rápida (Tabla 1).</w:t>
@@ -1488,16 +1531,16 @@
         <w:rPr>
           <w:b/>
         </w:rPr>
-        <w:t>40 reportes de caso único (46,5 %)</w:t>
-      </w:r>
-      <w:r>
-        <w:t xml:space="preserve">, 18 series de casos, 11 cohortes prospectivas, 6 ensayos aleatorizados, 1 ensayos no aleatorizados y 3 cohortes retrospectivas. Otros 7 no declaran su diseño de forma reconocible en el resumen. Los comparativos suman </w:t>
+        <w:t>34 reportes de caso único (52,3 %)</w:t>
+      </w:r>
+      <w:r>
+        <w:t xml:space="preserve">, 16 series de casos, 7 cohortes prospectivas, 2 ensayos aleatorizados, 0 ensayos no aleatorizados y 3 cohortes retrospectivas. Otros 3 no declaran su diseño de forma reconocible en el resumen. Los comparativos suman </w:t>
       </w:r>
       <w:r>
         <w:rPr>
           <w:b/>
         </w:rPr>
-        <w:t>7 estudios, el 8,1 %</w:t>
+        <w:t>2 estudios, el 3,1 %</w:t>
       </w:r>
       <w:r>
         <w:t xml:space="preserve"> del total, y son los únicos capaces de sostener una afirmación de eficacia relativa.</w:t>
@@ -1505,7 +1548,7 @@
     </w:p>
     <w:p>
       <w:r>
-        <w:t>La procedencia geográfica, cuando consta, se reparte entre Georgia y Polonia (5 estudios cada una), Estados Unidos y Francia (3 cada una), Alemania, Bélgica, España y Israel (2 cada una), y otros 8 orígenes con un estudio cada uno. No consta en 54 de los 86 estudios. La caída de la representación rusa respecto del corpus previo a la enmienda —de 34 estudios a 1— se debe sobre todo al criterio de idioma, no a la búsqueda.</w:t>
+        <w:t>La procedencia geográfica, cuando consta, se reparte entre Georgia y Polonia (4 estudios cada una), Francia (3), Bélgica y Estados Unidos (2 cada una), y otros 9 orígenes con un estudio cada uno. No consta en 41 de los 65 estudios. La caída de la representación rusa respecto del corpus previo a la enmienda —de 34 estudios a 1— se debe sobre todo al criterio de idioma, no a la búsqueda.</w:t>
       </w:r>
     </w:p>
     <w:p>
@@ -1541,10 +1584,10 @@
         <w:rPr>
           <w:b/>
         </w:rPr>
-        <w:t>73,3 %</w:t>
-      </w:r>
-      <w:r>
-        <w:t xml:space="preserve"> de los estudios: el 58,1 % no la menciona en absoluto y un 15,1 % adicional la menciona en términos que no permiten clasificarla. Para estratificar por resistencia, que es lo que hacen las síntesis publicadas, ambos casos son igual de inservibles.</w:t>
+        <w:t>70,8 %</w:t>
+      </w:r>
+      <w:r>
+        <w:t xml:space="preserve"> de los estudios: el 50,8 % no la menciona en absoluto y un 20,0 % adicional la menciona en términos que no permiten clasificarla. Para estratificar por resistencia, que es lo que hacen las síntesis publicadas, ambos casos son igual de inservibles.</w:t>
       </w:r>
     </w:p>
     <w:p>
@@ -1567,7 +1610,7 @@
         <w:rPr>
           <w:b/>
         </w:rPr>
-        <w:t>51,2 %</w:t>
+        <w:t>49,2 %</w:t>
       </w:r>
       <w:r>
         <w:t>.</w:t>
@@ -1602,7 +1645,7 @@
         <w:rPr>
           <w:b/>
         </w:rPr>
-        <w:t>33,7 %</w:t>
+        <w:t>26,2 %</w:t>
       </w:r>
       <w:r>
         <w:t>.</w:t>
@@ -1637,7 +1680,7 @@
         <w:rPr>
           <w:b/>
         </w:rPr>
-        <w:t>97,7 %</w:t>
+        <w:t>96,9 %</w:t>
       </w:r>
       <w:r>
         <w:t>.</w:t>
@@ -1645,13 +1688,13 @@
     </w:p>
     <w:p>
       <w:r>
-        <w:t xml:space="preserve">Estas cifras describen el reporte en el resumen, no forzosamente en el artículo completo, y la distinción importa porque parte de la información puede estar en el texto. Ahora bien, el resumen es lo que indexan las bases y lo que alimenta las revisiones automatizadas. Que tres de cada cuatro estudios no declaren allí su categoría de resistencia implica que ninguna estratificación por MDR/XDR/PDR construida a partir de resúmenes puede ser correcta. Esa categoría no es solo descriptiva: es el criterio de población de la revisión. </w:t>
+        <w:t xml:space="preserve">Estas cifras describen el reporte en el resumen, no forzosamente en el artículo completo, y la distinción importa porque parte de la información puede estar en el texto. Ahora bien, el resumen es lo que indexan las bases y lo que alimenta las revisiones automatizadas. Que más de siete de cada diez estudios no declaren allí su categoría de resistencia implica que ninguna estratificación por MDR/XDR/PDR construida a partir de resúmenes puede ser correcta. Esa categoría no es solo descriptiva: es el criterio de población de la revisión. </w:t>
       </w:r>
       <w:r>
         <w:rPr>
           <w:b/>
         </w:rPr>
-        <w:t>En 8 de los 94 brazos la clase queda por debajo del umbral de multirresistencia</w:t>
+        <w:t>En 8 de los 73 brazos la clase queda por debajo del umbral de multirresistencia</w:t>
       </w:r>
       <w:r>
         <w:t xml:space="preserve"> (EST-001 A, EST-003 B, EST-053 A, EST-057 A, EST-088 A, EST-094 A, EST-106 A, EST-108 A). 2 son estratos dentro de estudios que sí incluyen pacientes multirresistentes, y no comprometen la elegibilidad del estudio. Los otros 6 —EST-001, EST-053, EST-057, EST-088, EST-094 y EST-106— son estudios de un solo brazo cuyo único paciente no es multirresistente. EST-001 y EST-094 se mantienen en el corpus por decisión firmada de los dos autores el 22 de septiembre de 2026, y EST-053, EST-057 y EST-088, que quedaron por debajo del umbral al comprobar su clase contra el artículo (párrafo siguiente), por la misma decisión firmada el 1 de octubre, y EST-106, que pasó por debajo del umbral al resolverse su clase ese mismo día, por la firmada el 3 de octubre. Todos se declaran aquí para que el lector pueda descontarlos.</w:t>
@@ -1714,12 +1757,12 @@
     </w:p>
     <w:p>
       <w:r>
-        <w:t>La extracción por duplicado, ya adjudicada, permite medir por primera vez qué reporta este cuerpo de evidencia en los cinco desenlaces declarados en los criterios de elegibilidad. La tabla 5 lo resume sobre los 94 brazos del corpus vigente.</w:t>
+        <w:t>La extracción por duplicado, ya adjudicada, permite medir por primera vez qué reporta este cuerpo de evidencia en los cinco desenlaces declarados en los criterios de elegibilidad. La tabla 5 lo resume sobre los 73 brazos del corpus vigente.</w:t>
       </w:r>
     </w:p>
     <w:p>
       <w:r>
-        <w:t xml:space="preserve">La completitud es desigual y, en el mejor de los casos, parcial. Los eventos adversos son lo que más se reporta con denominador (79,8 % de los brazos) y la emergencia de resistencia al fago lo que menos (27,7 %), pese a ser el desenlace que decide si la intervención conserva su utilidad. Esos porcentajes se calculan sobre los 94 brazos, e incluyen por tanto 21 de estudios cuyo texto completo no se ha recuperado: de un artículo que no se ha podido leer no cabe afirmar que calle. Sobre los 73 brazos legibles las cifras suben —del 79,8 % al 89,0 % en eventos adversos, del 27,7 % al 35,6 % en resistencia—, y la tabla 5 da las dos columnas para que el lector distinga el silencio de la literatura del hueco documental de esta revisión. El éxito clínico, que es el que las síntesis publicadas agregan, consta con numerador y denominador en el 70,2 % de los brazos. Dos brazos declaraban un numerador mayor que su denominador —trece éxitos clínicos sobre un paciente y cinco eventos adversos sobre cuatro—. Al releer sus artículos resultaron ser el numerador de la serie entera (13 de 15 pacientes) y el número de ciclos de tratamiento, no de eventos; los dos campos se pusieron en NA por decisión firmada de los dos autores el 22 de septiembre de 2026, y </w:t>
+        <w:t xml:space="preserve">La completitud es desigual y, en el mejor de los casos, parcial. Los eventos adversos son lo que más se reporta con denominador (89,0 % de los brazos) y la emergencia de resistencia al fago lo que menos (35,6 %), pese a ser el desenlace que decide si la intervención conserva su utilidad. Los 73 brazos son de estudios con el artículo completo leído (sección 2.9), de modo que un desenlace que no consta es un desenlace que el artículo no reporta, no un hueco documental de esta revisión. El éxito clínico, que es el que las síntesis publicadas agregan, consta con numerador y denominador en el 87,7 % de los brazos. Dos brazos declaraban un numerador mayor que su denominador —trece éxitos clínicos sobre un paciente y cinco eventos adversos sobre cuatro—. Al releer sus artículos resultaron ser el numerador de la serie entera (13 de 15 pacientes) y el número de ciclos de tratamiento, no de eventos; los dos campos se pusieron en NA por decisión firmada de los dos autores el 22 de septiembre de 2026, y </w:t>
       </w:r>
       <w:r>
         <w:rPr>
@@ -1733,27 +1776,27 @@
     </w:p>
     <w:p>
       <w:r>
-        <w:t xml:space="preserve">Ese 70,2 % es, sin embargo, engañoso si se lee como disponibilidad para agregar. </w:t>
+        <w:t xml:space="preserve">Ese 87,7 % es, sin embargo, engañoso si se lee como disponibilidad para agregar. </w:t>
       </w:r>
       <w:r>
         <w:rPr>
           <w:b/>
         </w:rPr>
-        <w:t>En 64 de los 94 brazos (68,1 %) no consta una definición operativa de éxito clínico</w:t>
-      </w:r>
-      <w:r>
-        <w:t>; sobre los 73 brazos legibles, en 43 (58,9 %). En 46 de ellos los revisores lo establecieron leyendo el artículo: 45 declaran un número de pacientes con «buen resultado» sin decir qué había que observar para contarlo, y 1 dejó el campo sin dato. En los 18 restantes la extracción quedó incompleta, de modo que no consta ni que el artículo la dé ni que no la dé; se cuentan entre los que no la aportan porque el dato no está disponible para quien lea la revisión, no porque se haya establecido su ausencia. Un numerador sin definición no nombra nada comparable con el numerador de otro estudio.</w:t>
+        <w:t>En 43 de los 73 brazos (58,9 %) no consta una definición operativa de éxito clínico</w:t>
+      </w:r>
+      <w:r>
+        <w:t>, y en los 43 los revisores lo establecieron leyendo el artículo: 42 declaran un número de pacientes con «buen resultado» sin decir qué había que observar para contarlo, y 1 dejó el campo sin dato. Un numerador sin definición no nombra nada comparable con el numerador de otro estudio.</w:t>
       </w:r>
     </w:p>
     <w:p>
       <w:r>
-        <w:t xml:space="preserve">El diseño tampoco consta siempre: en 10 de los 94 brazos no puede clasificarse —los dos revisores acordaron «NA» en los 10—, de modo que los recuentos por diseño son suelos sobre los 84 restantes. De esos 84, </w:t>
+        <w:t xml:space="preserve">El diseño consta en los 73 brazos: </w:t>
       </w:r>
       <w:r>
         <w:rPr>
           <w:b/>
         </w:rPr>
-        <w:t>6 brazos son ensayos</w:t>
+        <w:t>4 brazos son ensayos</w:t>
       </w:r>
       <w:r>
         <w:t xml:space="preserve"> (aleatorizados o no) y </w:t>
@@ -1762,10 +1805,10 @@
         <w:rPr>
           <w:b/>
         </w:rPr>
-        <w:t>9 son cohortes</w:t>
-      </w:r>
-      <w:r>
-        <w:t>. La sección 3.3 y la tabla 1 llaman «comparativos» solo a los ensayos, y por eso allí la cifra es 11 estudios: cuando en esta sección se dice «comparativo» se incluyen también las cohortes, y son 15 brazos. No son el mismo conjunto.</w:t>
+        <w:t>8 son cohortes</w:t>
+      </w:r>
+      <w:r>
+        <w:t>. La sección 3.3 y la tabla 1 llaman «comparativos» solo a los ensayos, con el diseño que declara el resumen, y por eso allí la cifra es 2 estudios: cuando en esta sección se dice «comparativo» se incluyen también las cohortes, con el diseño adjudicado sobre el artículo, y son 12 brazos. No son el mismo conjunto.</w:t>
       </w:r>
     </w:p>
     <w:p>
@@ -1776,10 +1819,10 @@
         <w:rPr>
           <w:b/>
         </w:rPr>
-        <w:t>2 brazos de los 94</w:t>
-      </w:r>
-      <w:r>
-        <w:t>. Los dos siguientes son los criterios de elegibilidad que esta misma revisión declara en la sección 2.2, y ninguno de esos 3 los sobrevive.</w:t>
+        <w:t>2 brazos de los 73</w:t>
+      </w:r>
+      <w:r>
+        <w:t>. Los dos siguientes son los criterios de elegibilidad que esta misma revisión declara en la sección 2.2, y solo uno de esos 2 los sobrevive.</w:t>
       </w:r>
     </w:p>
     <w:p>
@@ -1793,16 +1836,7 @@
         <w:t>P. aeruginosa</w:t>
       </w:r>
       <w:r>
-        <w:t xml:space="preserve">. La sección 2.2 admite estudios con varios patógenos solo cuando el subgrupo es separable, y en uno de los tres la extracción anota que el artículo no separa los datos: su numerador cuenta pacientes de varias especies. Quedan 2. El segundo es que la administración sea terapéutica. El siguiente de los tres es un ensayo de </w:t>
-      </w:r>
-      <w:r>
-        <w:rPr>
-          <w:i/>
-        </w:rPr>
-        <w:t>prevención</w:t>
-      </w:r>
-      <w:r>
-        <w:t xml:space="preserve"> de neumonía asociada a ventilación, y su desenlace —ausencia de neumonía incidente— no mide lo mismo que la curación de una infección establecida. Queda 1.</w:t>
+        <w:t>. La sección 2.2 admite estudios con varios patógenos solo cuando el subgrupo es separable, y en uno de los dos la extracción anota que el artículo no separa los datos: su numerador cuenta pacientes de varias especies. Queda 1. El segundo es que la administración sea terapéutica, y ese brazo lo es.</w:t>
       </w:r>
     </w:p>
     <w:p>
@@ -1827,13 +1861,13 @@
     </w:p>
     <w:p>
       <w:r>
-        <w:t xml:space="preserve">Dicho de otro modo: de los 94 brazos de esta literatura, </w:t>
+        <w:t xml:space="preserve">Dicho de otro modo: de los 73 brazos de esta literatura, </w:t>
       </w:r>
       <w:r>
         <w:rPr>
           <w:b/>
         </w:rPr>
-        <w:t>ninguno reúne a la vez las condiciones aritméticas y los criterios de elegibilidad que harían de su éxito clínico un sumando legítimo de una proporción agrupada</w:t>
+        <w:t>ninguno reúne a la vez las condiciones aritméticas, los criterios de elegibilidad y la métrica que harían de su éxito clínico un sumando legítimo de una proporción agrupada</w:t>
       </w:r>
       <w:r>
         <w:t>. No es que los estudios disponibles sean pocos: es que no hay ninguno. La tabla 6 recoge el embudo, paso a paso.</w:t>
@@ -1860,7 +1894,7 @@
         <w:t>Denominadores.</w:t>
       </w:r>
       <w:r>
-        <w:t xml:space="preserve"> Casi cuatro de cada diez estudios son casos únicos, en los que la proporción de éxito solo puede tomar los valores 0 o 1 y su varianza binomial es máxima. Agregar cuarenta y nueve denominadores de uno con unas pocas decenas de series mayores produce una media ponderada cuyo peso lo determina el tamaño de la serie y no la calidad de la evidencia.</w:t>
+        <w:t xml:space="preserve"> Más de la mitad de los estudios (52,3 %) son casos únicos, en los que la proporción de éxito solo puede tomar los valores 0 o 1 y su varianza binomial es máxima. Agregar 38 denominadores de uno con unas pocas decenas de series mayores produce una media ponderada cuyo peso lo determina el tamaño de la serie y no la calidad de la evidencia.</w:t>
       </w:r>
     </w:p>
     <w:p>
@@ -1871,7 +1905,7 @@
         <w:t>Desenlace.</w:t>
       </w:r>
       <w:r>
-        <w:t xml:space="preserve"> Entre los estudios cuyo texto completo ya se ha leído, «éxito clínico» no nombra la misma cosa ni mide en la misma escala. En un extremo, la curación clínica compuesta a largo plazo: ausencia de aflojamiento del implante y deambulación sin dolor a los 21 meses [@Ferry2022_natcomms]. En el otro, criterios de alta hospitalaria: paciente dado de alta, decanulado y rehabilitado [@Aslam2019_ajt]. Y entre medias, la etiqueta sin criterio: «buen desenlace clínico» declarado por los autores como binario, sin decir qué había que observar [@Onallah2023_med].</w:t>
+        <w:t xml:space="preserve"> En los artículos del corpus, «éxito clínico» no nombra la misma cosa ni mide en la misma escala. En un extremo, la curación clínica compuesta a largo plazo: ausencia de aflojamiento del implante y deambulación sin dolor a los 21 meses [@Ferry2022_natcomms]. En el otro, criterios de alta hospitalaria: paciente dado de alta, decanulado y rehabilitado [@Aslam2019_ajt]. Y entre medias, la etiqueta sin criterio: «buen desenlace clínico» declarado por los autores como binario, sin decir qué había que observar [@Onallah2023_med].</w:t>
       </w:r>
     </w:p>
     <w:p>
@@ -1882,7 +1916,7 @@
         <w:rPr>
           <w:b/>
         </w:rPr>
-        <w:t>Dos de los ensayos aleatorizados de referencia no reportan una proporción binaria de éxito en absoluto</w:t>
+        <w:t>Los 2 ensayos aleatorizados del corpus no reportan una proporción binaria de éxito en absoluto</w:t>
       </w:r>
       <w:r>
         <w:t xml:space="preserve">: el desenlace principal de PhagoBurn es el </w:t>
@@ -1908,7 +1942,7 @@
     </w:p>
     <w:p>
       <w:r>
-        <w:t xml:space="preserve">Estas definiciones proceden de los textos completos ya recuperados, no de la pre-extracción desde resúmenes: </w:t>
+        <w:t xml:space="preserve">Estas definiciones proceden de los textos completos, no de la pre-extracción desde resúmenes: </w:t>
       </w:r>
       <w:r>
         <w:rPr>
@@ -1933,7 +1967,7 @@
     </w:p>
     <w:p>
       <w:r>
-        <w:t xml:space="preserve">A ello se añade el sesgo de recuperación documentado en la sección 3.2, que en el estado actual excluiría de la síntesis a dos tercios de los estudios comparativos. </w:t>
+        <w:t xml:space="preserve">A ello se añade el efecto del criterio del texto completo documentado en la sección 3.2: 7 de los 9 diseños comparativos que el corpus habría podido aportar a una síntesis quedaron fuera de él. </w:t>
       </w:r>
       <w:r>
         <w:rPr>
@@ -2010,7 +2044,7 @@
         <w:t>P. aeruginosa</w:t>
       </w:r>
       <w:r>
-        <w:t xml:space="preserve"> resistente con más amplitud que las síntesis previas: ocho fuentes, sin restricción de idioma, con literatura regional y registros de ensayos incluidos. El resultado son 128 estudios frente a las decenas que manejan las revisiones publicadas, y habrían sido 218 sin la restricción de idioma que se adoptó al final y sin los 55 que salieron después. Ese aumento no habla bien de la madurez del campo. La mayor parte procede de reportes de caso, de fichas de registro sin publicación y de literatura regional que las búsquedas restringidas a PubMed y Scopus no alcanzan.</w:t>
+        <w:t xml:space="preserve"> resistente con más amplitud que las síntesis previas: ocho fuentes, sin restricción de idioma, con literatura regional y registros de ensayos incluidos. El resultado son 65 estudios con su artículo completo; la búsqueda había delimitado 218 antes de la restricción de idioma que se adoptó al final, y 118 salieron después, 63 de ellos por no disponer del artículo. Esa amplitud no habla bien de la madurez del campo: la mayor parte de lo identificado procede de reportes de caso, de fichas de registro sin publicación y de literatura regional que las búsquedas restringidas a PubMed y Scopus no alcanzan.</w:t>
       </w:r>
     </w:p>
     <w:p>
@@ -2024,7 +2058,7 @@
         <w:t>la amplitud del cuerpo de evidencia no se traduce en capacidad de síntesis</w:t>
       </w:r>
       <w:r>
-        <w:t>. Casi cuatro de cada diez estudios recuperables son un caso único. Menos de uno de cada cinco es comparativo. En cuatro de cada cinco no puede asignarse la categoría de resistencia con la que se pretende estratificar. Y casi uno de cada tres estudios identificados existe únicamente como registro, sin resultados publicados.</w:t>
+        <w:t>. Más de la mitad de los estudios (52,3 %) son un caso único. Solo 2 de los 65 son comparativos según el resumen. En más de siete de cada diez no puede asignarse la categoría de resistencia con la que se pretende estratificar. Y, antes del criterio del texto completo, casi uno de cada tres estudios (42 de 128) existía únicamente como registro, sin resultados publicados.</w:t>
       </w:r>
     </w:p>
     <w:p>
@@ -2042,7 +2076,7 @@
     </w:p>
     <w:p>
       <w:r>
-        <w:t>Nuestra delimitación sugiere además que aquellas síntesis trabajaron sobre una fracción del campo. La búsqueda sin restricción de idioma recuperó 34 estudios rusos y 3 ucranianos, y ahí es justamente donde se concentran los diseños con comparador. La enmienda de idioma nos obliga a dejarlos fuera, de modo que esta revisión documenta la existencia de ese cuerpo de literatura pero no puede pronunciarse sobre su contenido. Esa es una deuda explícita con la próxima revisión que cuente con capacidad de traducción.</w:t>
+        <w:t>Nuestra delimitación sugiere además que aquellas síntesis trabajaron sobre una fracción del campo. La búsqueda sin restricción de idioma recuperó 34 estudios rusos y 3 ucranianos, y ahí es justamente donde se concentran los diseños con comparador. La enmienda de idioma nos obliga a dejarlos fuera, de modo que esta revisión documenta la existencia de ese cuerpo de literatura pero no puede pronunciarse sobre su contenido. Esa es una deuda explícita con la próxima revisión que cuente con capacidad de traducción. El criterio del texto completo empuja en la misma dirección: los estudios cuyo artículo no se obtuvo concentran los diseños comparativos (sección 3.2).</w:t>
       </w:r>
     </w:p>
     <w:p>
@@ -2092,7 +2126,7 @@
         <w:t>Para los registros.</w:t>
       </w:r>
       <w:r>
-        <w:t xml:space="preserve"> Que 42 de 128 estudios sean fichas de registro sin publicación localizable es un problema de sesgo de publicación de primer orden, y no se resuelve con métodos estadísticos.</w:t>
+        <w:t xml:space="preserve"> Que 42 de los 128 estudios que llegaron al criterio del texto completo fueran solo fichas de registro, sin publicación localizable, es un problema de sesgo de publicación de primer orden, y no se resuelve con métodos estadísticos; el criterio los saca de este corpus, no del campo.</w:t>
       </w:r>
     </w:p>
     <w:p>
@@ -2131,7 +2165,7 @@
         <w:t>Primera:</w:t>
       </w:r>
       <w:r>
-        <w:t xml:space="preserve"> el corpus excluye un estudio por no haberse podido leer su texto completo (sección 2.9), y ese criterio, aplicado de forma consistente a los 24 restantes sin texto, vaciaría de contenido la medición del sesgo de recuperación; se declara aquí porque una exclusión que depende del acceso del revisor, y no del contenido del estudio, no es comparable con las demás. </w:t>
+        <w:t xml:space="preserve"> el corpus solo admite estudios con el artículo completo (sección 2.9), un criterio que se amplió a todos el 6 de octubre de 2026, con el cribado y la extracción terminados, y que excluyó 63 estudios, 42 de ellos fichas de registro sin publicación. Depende del acceso del revisor y no del contenido del estudio, y no es neutro: se lleva 7 de los 9 diseños comparativos y 5 de los 7 ensayos aleatorizados. Con él, la recuperación de texto completo es del 100 % por construcción y el sesgo de recuperación deja de medirse dentro del corpus; se declara como efecto del criterio (Tabla 3). </w:t>
       </w:r>
       <w:r>
         <w:rPr>
@@ -2158,7 +2192,7 @@
         <w:t>Cuarta:</w:t>
       </w:r>
       <w:r>
-        <w:t xml:space="preserve"> este informe describe la completitud con que se reportan los desenlaces (sección 3.5), pero no presenta estimaciones de eficacia ni certeza GRADE (sección 2.7): es una caracterización del cuerpo de evidencia, no una síntesis de sus resultados. El riesgo de sesgo se evalúa solo en los estudios comparativos con texto completo, a nivel de dominio y por consenso, de modo que hereda el sesgo de recuperación y la concordancia previa al consenso fue del 81,7 % (49 de 60 juicios; kappa de Cohen 0,74), con 11 desacuerdos resueltos todos en la misma dirección. </w:t>
+        <w:t xml:space="preserve"> este informe describe la completitud con que se reportan los desenlaces (sección 3.5), pero no presenta estimaciones de eficacia ni certeza GRADE (sección 2.7): es una caracterización del cuerpo de evidencia, no una síntesis de sus resultados. El riesgo de sesgo se evalúa solo en los estudios comparativos con texto completo, a nivel de dominio y por consenso, de modo que hereda el efecto del criterio del texto completo, y la concordancia previa al consenso fue del 81,7 % (49 de 60 juicios; kappa de Cohen 0,74), con 11 desacuerdos resueltos todos en la misma dirección. </w:t>
       </w:r>
       <w:r>
         <w:rPr>
@@ -2167,7 +2201,7 @@
         <w:t>Quinta:</w:t>
       </w:r>
       <w:r>
-        <w:t xml:space="preserve"> el texto completo se obtuvo para el 75,6 % de los estudios recuperables, y la fracción faltante está enriquecida en diseños comparativos, de manera que lo descrito subrepresenta la parte comparativa del campo. </w:t>
+        <w:t xml:space="preserve"> antes de ese criterio el texto completo se había obtenido para el 75,6 % de los estudios con artículo o resumen (65 de 86), y la fracción que faltaba, que el criterio dejó fuera, está enriquecida en diseños comparativos, de manera que lo descrito subrepresenta la parte comparativa del campo. </w:t>
       </w:r>
       <w:r>
         <w:rPr>
@@ -2194,7 +2228,7 @@
         <w:t>20 pacientes descritos en más de un estudio</w:t>
       </w:r>
       <w:r>
-        <w:t xml:space="preserve">, repartidos entre 18 de los 128. Tres grupos los concentran. En el centro israelí de fagoterapia, EST-003 comparte 8 de sus pacientes: 6 con EST-070, otra serie del mismo centro, y los demás con EST-012 y EST-015; una niña de 10 años con infección de un dispositivo Berlin Heart EXCOR aparece en EST-003, EST-070 y EST-077, y una niña de 7 años con infección osteoarticular, en EST-003, EST-070 y EST-095. En la Universidad de California en San Diego, EST-034 comparte 3 pacientes con EST-049, EST-061 y EST-077. Y en el consorcio belga, EST-108 afirma que 27 de sus 100 pacientes se habían publicado antes y remite a 15 referencias, de las que </w:t>
+        <w:t xml:space="preserve">, repartidos entre 18 de los 65. Tres grupos los concentran. En el centro israelí de fagoterapia, EST-003 comparte 8 de sus pacientes: 6 con EST-070, otra serie del mismo centro, y los demás con EST-012 y EST-015; una niña de 10 años con infección de un dispositivo Berlin Heart EXCOR aparece en EST-003, EST-070 y EST-077, y una niña de 7 años con infección osteoarticular, en EST-003, EST-070 y EST-095. En la Universidad de California en San Diego, EST-034 comparte 3 pacientes con EST-049, EST-061 y EST-077. Y en el consorcio belga, EST-108 afirma que 27 de sus 100 pacientes se habían publicado antes y remite a 15 referencias, de las que </w:t>
       </w:r>
       <w:r>
         <w:rPr>
@@ -2203,7 +2237,7 @@
         <w:t>7 son estudios de este corpus</w:t>
       </w:r>
       <w:r>
-        <w:t xml:space="preserve"> —EST-002, EST-010, EST-016, EST-046, EST-062, EST-124 y EST-164—, que aportan 8 pacientes; a ellos se suma EST-088, publicado después, cuyo paciente coincide en infección, especies y fagos con uno de EST-108. El examen se hizo sobre los 65 textos completos y reunió 31 pares: 16 los marcó un detector por producto, país y cita, y 15 los encontró la lectura. 19 se confirmaron, 12 se descartaron y </w:t>
+        <w:t xml:space="preserve"> —EST-002, EST-010, EST-016, EST-046, EST-062, EST-124 y EST-164—, que aportan 8 pacientes; a ellos se suma EST-088, publicado después, cuyo paciente coincide en infección, especies y fagos con uno de EST-108. El examen se hizo sobre los 65 textos completos y reunió 30 pares: 15 los marcó un detector por producto, país y cita, y 15 los encontró la lectura. 19 se confirmaron, 11 se descartaron y </w:t>
       </w:r>
       <w:r>
         <w:rPr>
@@ -2212,7 +2246,7 @@
         <w:t>ninguno queda sin leer</w:t>
       </w:r>
       <w:r>
-        <w:t>; el veredicto de cada par lleva la frase en que se apoya y la firma de los dos autores (anexo S21). Como la revisión no publica ninguna estimación agrupada, la duplicación no altera ninguna cifra de efecto, pero impide leer el corpus como 128 conjuntos disjuntos de pacientes.</w:t>
+        <w:t>; el veredicto de cada par lleva la frase en que se apoya y la firma de los dos autores (anexo S21). Como la revisión no publica ninguna estimación agrupada, la duplicación no altera ninguna cifra de efecto, pero impide leer el corpus como 65 conjuntos disjuntos de pacientes.</w:t>
       </w:r>
     </w:p>
     <w:p>
@@ -2350,7 +2384,7 @@
         <w:t>Tabla 1.</w:t>
       </w:r>
       <w:r>
-        <w:t xml:space="preserve"> Características del cuerpo de evidencia recuperable (n = 86 estudios).</w:t>
+        <w:t xml:space="preserve"> Características del cuerpo de evidencia recuperable (n = 65 estudios).</w:t>
       </w:r>
     </w:p>
     <w:p>
@@ -2372,7 +2406,7 @@
         <w:t>Tabla 3.</w:t>
       </w:r>
       <w:r>
-        <w:t xml:space="preserve"> Comparación entre los estudios con y sin texto completo obtenido.</w:t>
+        <w:t xml:space="preserve"> Lo que el criterio del texto completo deja fuera: estudios incluidos frente a excluidos por no disponer del artículo.</w:t>
       </w:r>
     </w:p>
     <w:p>
@@ -2394,7 +2428,7 @@
         <w:t>Tabla 5.</w:t>
       </w:r>
       <w:r>
-        <w:t xml:space="preserve"> Completitud de reporte de los cinco desenlaces declarados, sobre la extracción adjudicada (n = 94 brazos).</w:t>
+        <w:t xml:space="preserve"> Completitud de reporte de los cinco desenlaces declarados, sobre la extracción adjudicada (n = 73 brazos).</w:t>
       </w:r>
     </w:p>
     <w:p>
@@ -2405,7 +2439,7 @@
         <w:t>Tabla 6.</w:t>
       </w:r>
       <w:r>
-        <w:t xml:space="preserve"> Brazos que sobreviven a cada requisito de una proporción agrupada de éxito clínico (n = 94 brazos).</w:t>
+        <w:t xml:space="preserve"> Brazos que sobreviven a cada requisito de una proporción agrupada de éxito clínico (n = 73 brazos).</w:t>
       </w:r>
     </w:p>
     <w:p>
@@ -2433,7 +2467,7 @@
         <w:t>Cómo leerla.</w:t>
       </w:r>
       <w:r>
-        <w:t xml:space="preserve"> La columna izquierda es el flujo principal; las cajas grises de la derecha recogen lo excluido en cada paso, con el desglose por el vocabulario cerrado de seis códigos (ORG, REV, SEC, LAB, VET, OFF; definidos en la Tabla 4). La corriente de registros entra por el lateral y no atraviesa la deduplicación bibliográfica, porque una ficha de registro no tiene DOI con el que colisionar contra un artículo. La caja final de la derecha no forma parte del flujo de selección: informa de cuántos de los estudios incluidos se han podido leer a texto completo hasta la fecha. </w:t>
+        <w:t xml:space="preserve"> La columna izquierda es el flujo principal; las cajas grises de la derecha recogen lo excluido en cada paso, con el desglose por el vocabulario cerrado de seis códigos (ORG, REV, SEC, LAB, VET, OFF; definidos en la Tabla 4). La corriente de registros entra por el lateral y no atraviesa la deduplicación bibliográfica, porque una ficha de registro no tiene DOI con el que colisionar contra un artículo. La caja final recoge los estudios incluidos, todos con el texto completo leído, que es condición de entrada desde el criterio de la sección 2.9. </w:t>
       </w:r>
       <w:r>
         <w:rPr>
@@ -2450,7 +2484,7 @@
         <w:rPr>
           <w:b/>
         </w:rPr>
-        <w:t>Figura 2. Composición del cuerpo de evidencia recuperable (n = 86 estudios).</w:t>
+        <w:t>Figura 2. Composición del cuerpo de evidencia recuperable (n = 65 estudios).</w:t>
       </w:r>
     </w:p>
     <w:p>
@@ -2479,7 +2513,7 @@
         <w:t>Fuente.</w:t>
       </w:r>
       <w:r>
-        <w:t xml:space="preserve"> Pre-extracción sistemática desde el resumen de los 86 estudios con publicación recuperable.</w:t>
+        <w:t xml:space="preserve"> Pre-extracción sistemática desde el resumen de los 65 estudios con publicación recuperable.</w:t>
       </w:r>
     </w:p>
     <w:p>
@@ -2557,7 +2591,7 @@
         <w:t>S4.</w:t>
       </w:r>
       <w:r>
-        <w:t xml:space="preserve"> Pre-extracción desde el resumen de los 86 estudios con publicación recuperable, marcada como parcial en cada registro.</w:t>
+        <w:t xml:space="preserve"> Pre-extracción desde el resumen de los 65 estudios con publicación recuperable, marcada como parcial en cada registro.</w:t>
       </w:r>
     </w:p>
     <w:p>
@@ -2571,7 +2605,7 @@
         <w:t>S5.</w:t>
       </w:r>
       <w:r>
-        <w:t xml:space="preserve"> Listado de los 128 estudios con su situación y sus informes agrupados, y de los 55 excluidos tras el cribado, con su motivo y su cita.</w:t>
+        <w:t xml:space="preserve"> Listado de los 65 estudios con su situación y sus informes agrupados, y de los 118 excluidos tras el cribado, con su motivo y su cita.</w:t>
       </w:r>
     </w:p>
     <w:p>
@@ -2725,7 +2759,7 @@
         <w:t>S16.</w:t>
       </w:r>
       <w:r>
-        <w:t xml:space="preserve"> Los 55 estudios que el cribado admitió y el texto completo desmintió, con su código de motivo y la frase del artículo que lo sostiene.</w:t>
+        <w:t xml:space="preserve"> Los 118 estudios que el cribado admitió y el texto completo desmintió, con su código de motivo y la frase del artículo que lo sostiene.</w:t>
       </w:r>
     </w:p>
     <w:p>
@@ -2739,7 +2773,7 @@
         <w:t>S17.</w:t>
       </w:r>
       <w:r>
-        <w:t xml:space="preserve"> La Tabla 6 desglosada: los siete requisitos, brazo a brazo sobre los 94 brazos, con el primero que falla y por qué.</w:t>
+        <w:t xml:space="preserve"> La Tabla 6 desglosada: los siete requisitos, brazo a brazo sobre los 73 brazos, con el primero que falla y por qué.</w:t>
       </w:r>
     </w:p>
     <w:p>
@@ -2795,7 +2829,7 @@
         <w:t>S20.</w:t>
       </w:r>
       <w:r>
-        <w:t xml:space="preserve"> De qué informe salió cada uno de los 94 brazos, y con qué prueba se estableció el vínculo.</w:t>
+        <w:t xml:space="preserve"> De qué informe salió cada uno de los 73 brazos, y con qué prueba se estableció el vínculo.</w:t>
       </w:r>
     </w:p>
     <w:p>
@@ -2809,7 +2843,7 @@
         <w:t>S21.</w:t>
       </w:r>
       <w:r>
-        <w:t xml:space="preserve"> Los 31 pares de estudios que podían describir a los mismos pacientes, con la señal que los marcó, el veredicto tras leer los dos artículos, los pacientes compartidos y la frase firmada en que se apoya.</w:t>
+        <w:t xml:space="preserve"> Los 30 pares de estudios que podían describir a los mismos pacientes, con la señal que los marcó, el veredicto tras leer los dos artículos, los pacientes compartidos y la frase firmada en que se apoya.</w:t>
       </w:r>
     </w:p>
     <w:p>

--- a/verificables revisión sistemática/manuscrito_es.docx
+++ b/verificables revisión sistemática/manuscrito_es.docx
@@ -54,7 +54,7 @@
         <w:t>Recuento de palabras:</w:t>
       </w:r>
       <w:r>
-        <w:t xml:space="preserve"> resumen 286; texto principal 9 422.</w:t>
+        <w:t xml:space="preserve"> resumen 292; texto principal 9 808.</w:t>
       </w:r>
     </w:p>
     <w:p>
@@ -142,7 +142,7 @@
         <w:t>enmienda posterior al cribado</w:t>
       </w:r>
       <w:r>
-        <w:t xml:space="preserve"> y verificado sobre el texto completo. La unidad fue el estudio, con su artículo completo: criterio añadido tras la extracción. Extracción manual por duplicado, con consenso: la estructura sale de una pre-extracción desde el resumen; los desenlaces, de la adjudicada.</w:t>
+        <w:t xml:space="preserve"> y verificado sobre el texto completo. La unidad fue el estudio, con su artículo completo: criterio añadido tras la extracción. Extracción manual por duplicado, sin independencia acreditada, y adjudicada: la estructura sale de una pre-extracción del modelo desde el resumen; los desenlaces, de la extracción adjudicada.</w:t>
       </w:r>
     </w:p>
     <w:p>
@@ -496,12 +496,12 @@
         <w:t>Embase no se interrogó</w:t>
       </w:r>
       <w:r>
-        <w:t>, por no estar disponible en la suscripción institucional, y tampoco el ICTRP de la OMS. La última ejecución fue el 10 de agosto de 2026.</w:t>
+        <w:t>, por no estar disponible en la suscripción institucional, y tampoco el ICTRP de la OMS. Las ejecuciones documentadas de las búsquedas son del 3 y el 4 de agosto de 2026, y la exportación de BVS se incorporó al corpus el 10 de agosto; la ejecución de Scopus cuya exportación entró al corpus no tiene fecha registrada, y el fichero exportado de su brazo B se terminó de escribir el 5 de agosto.</w:t>
       </w:r>
     </w:p>
     <w:p>
       <w:r>
-        <w:t>Las ecuaciones las diseñó y ejecutó D.V., interrogando cada interfaz directamente; no las generó ni las ejecutó el modelo de lenguaje cuya intervención se declara en la sección 2.4. Se aportan íntegras como suplemento, con la sintaxis literal de cada interfaz, el número de resultados y la fecha, de modo que cualquiera puede repetirlas. BVS y SciELO se incluyeron para no inclinar la revisión hacia la literatura anglosajona, y aportaron 2 de los 233 informes que llegaron a texto completo: cubren Iberoamérica, y de los 24 estudios que declaran procedencia, 9 son de Rusia, Polonia, Georgia o Ucrania.</w:t>
+        <w:t>Según declara D.V. (8 de octubre de 2026), diseñó las ecuaciones con la participación del modelo de lenguaje cuya intervención se declara en la sección 2.4 y las ejecutó en cada interfaz con la guía del modelo; los mensajes de los commits del 3 de agosto de 2026, que redactó el modelo, narran esa ejecución en primera persona. Los registros de PubMed y de ClinicalTrials.gov que entraron al corpus se descargaron por API con guiones escritos por el modelo, y los recuentos de ClinicalTrials.gov se cuadraron con los de la interfaz. Las ecuaciones se aportan íntegras como suplemento, con la sintaxis literal de cada interfaz y el número de resultados, de modo que cualquiera puede repetirlas. BVS y SciELO se incluyeron para no inclinar la revisión hacia la literatura anglosajona, y aportaron 2 de los 233 informes que llegaron a texto completo: cubren Iberoamérica, y de los 24 estudios que declaran procedencia, 9 son de Rusia, Polonia, Georgia o Ucrania.</w:t>
       </w:r>
     </w:p>
     <w:p>
@@ -564,7 +564,7 @@
         <w:t>etapa 3</w:t>
       </w:r>
       <w:r>
-        <w:t xml:space="preserve">, resúmenes. Ambas usaron un </w:t>
+        <w:t xml:space="preserve">, resúmenes. Ambas acabaron usando un </w:t>
       </w:r>
       <w:r>
         <w:rPr>
@@ -573,26 +573,35 @@
         <w:t>vocabulario cerrado de seis códigos</w:t>
       </w:r>
       <w:r>
-        <w:t xml:space="preserve"> (ORG, REV, SEC, LAB, VET, OFF) fijado antes de empezar. Un motivo que no encaje en uno de los seis no recibe un séptimo código improvisado sobre la marcha: el registro avanza a la etapa siguiente en lugar de excluirse.</w:t>
-      </w:r>
-    </w:p>
-    <w:p>
-      <w:r>
-        <w:t xml:space="preserve">La etapa 1 es determinista: la ejecuta un script y cada exclusión nombra la regla que disparó. Las etapas 2 y 3 las condujo </w:t>
+        <w:t xml:space="preserve"> (ORG, REV, SEC, LAB, VET, OFF), pero </w:t>
       </w:r>
       <w:r>
         <w:rPr>
           <w:b/>
         </w:rPr>
-        <w:t>un solo revisor humano (D.V.), sin duplicación por un segundo revisor</w:t>
-      </w:r>
-      <w:r>
-        <w:t>. Los criterios y el vocabulario cerrado se fijaron antes de empezar; las decisiones registro a registro las emitió un modelo de lenguaje (Claude Opus 5, Anthropic) que solo podía elegir entre los seis códigos y no podía proponer ninguno nuevo:13 917 decisiones de título y 460 de resumen. El revisor examinó uno a uno los informes que superaron el cribado antes de agruparlos en estudios, y esas asignaciones se aportan íntegras (S5); los registros que el modelo excluyó no volvieron a leerse. Cada decisión quedó registrada con su motivo y su marca de tiempo en un registro solo-anexar que se aporta íntegro (S3).</w:t>
+        <w:t>no estaba fijado antes de empezar</w:t>
+      </w:r>
+      <w:r>
+        <w:t>: las decisiones del primer día de cribado de títulos, el 4 de agosto de 2026, llevan el motivo en texto libre, y los seis códigos, cuya redacción procede de esos textos, se usaron desde el día siguiente; las exclusiones de ese primer día se asignaron después a un código. Ese mismo día se añadieron, a mitad de lote, dos reglas que concretan los criterios: las endolisinas aisladas quedan fuera por la intervención, y los informes veterinarios, por la población. Un motivo que no encaje en uno de los seis no recibe un código improvisado sobre la marcha: el registro avanza a la etapa siguiente en lugar de excluirse.</w:t>
       </w:r>
     </w:p>
     <w:p>
       <w:r>
-        <w:t>La concordancia entre el modelo y un lector humano no se midió. Contra el riesgo de falso negativo la revisión opone la auditoría de control positivo de la sección 2.5: se comprobó tras cada etapa que ninguno de los 40 estudios conocidos de antemano perdiera todos sus informes.</w:t>
+        <w:t xml:space="preserve">La etapa 1 es determinista: la ejecuta un script y cada exclusión nombra la regla que disparó. Las decisiones registro a registro de las etapas 2 y 3 las emitió un modelo de lenguaje (Claude Opus 5, Anthropic) como </w:t>
+      </w:r>
+      <w:r>
+        <w:rPr>
+          <w:b/>
+        </w:rPr>
+        <w:t>revisor único, sin duplicación</w:t>
+      </w:r>
+      <w:r>
+        <w:t>: 13 917 decisiones de título y 460 de resumen. D.V. fue el único revisor humano. Según declara (8 de octubre de 2026), examinó uno a uno los informes que superaron el cribado, pero ese examen no quedó registrado. La agrupación de esos informes en estudios la propuso un guion escrito por el modelo, y se aporta íntegra (S5). Los registros que el modelo excluyó no los releyó ningún humano, salvo la muestra de la sección 2.5. Cada decisión quedó registrada con su motivo y su marca de tiempo en un registro solo-anexar que se aporta íntegro (S3).</w:t>
+      </w:r>
+    </w:p>
+    <w:p>
+      <w:r>
+        <w:t>La concordancia entre el modelo y un lector humano no se midió. Contra el riesgo de falso negativo la revisión opone la auditoría de control positivo de la sección 2.5: se comprobó tras cada etapa de cribado que ninguno de los 40 estudios del conjunto de control comprobables por PMID perdiera todos sus informes.</w:t>
       </w:r>
     </w:p>
     <w:p>
@@ -615,7 +624,7 @@
         <w:t>extracción desde el texto completo</w:t>
       </w:r>
       <w:r>
-        <w:t>, de la que salen la sección 3.5 y la tabla 5, la realizaron los dos revisores a mano y sin intervención del modelo (sección 2.6).</w:t>
+        <w:t>, de la que salen la sección 3.5 y la tabla 5, procede de los cuadernos que entregaron los dos revisores, que el canal generó en blanco. El modelo intervino alrededor de ella: escribió esos cuadernos, unió en uno las dos pasadas que entregó el segundo revisor, comparó las dos extracciones, redactó las reglas de desenlace —que, según declara D.V., decidieron los dos autores, aunque el registro del 12 de agosto de 2026 las dejó como propuesta sin ratificar— y tradujo a categorías las correcciones que firmaron tras releer los artículos (sección 2.6).</w:t>
       </w:r>
     </w:p>
     <w:p>
@@ -642,7 +651,7 @@
     </w:p>
     <w:p>
       <w:r>
-        <w:t xml:space="preserve">Antes de iniciar el cribado se fijó un conjunto de 40 estudios conocidos a priori como elegibles, identificados en una revisión exploratoria previa. Tras cada etapa se comprobó que </w:t>
+        <w:t xml:space="preserve">Antes de iniciar el cribado se fijó un conjunto de 42 estudios conocidos a priori como elegibles, procedentes del metaanálisis exploratorio de julio de 2026, que se hizo con asistencia de modelos de lenguaje; la comprobación automática alcanzaba a los 40 que tenían PMID. Las ecuaciones de búsqueda se diseñaron para recuperar ese conjunto, de modo que la auditoría acota lo que pierde la selección y no la sensibilidad de la búsqueda. Tras cada etapa se comprobó que </w:t>
       </w:r>
       <w:r>
         <w:rPr>
@@ -651,7 +660,7 @@
         <w:t>ningún estudio de ese conjunto perdiera todos sus informes</w:t>
       </w:r>
       <w:r>
-        <w:t>. La comprobación se hace a nivel de estudio y no de informe, porque excluir una fe de erratas o una ficha duplicada de un estudio incluido es legítimo, mientras que perder el estudio entero no lo es. La auditoría se superó en las tres etapas (40 de 40). En una ejecución intermedia detectó una regla de exclusión mal calibrada, que se corrigió antes de continuar.</w:t>
+        <w:t>. La comprobación se hace a nivel de estudio y no de informe, porque excluir una fe de erratas o una ficha duplicada de un estudio incluido es legítimo, mientras que perder el estudio entero no lo es. La auditoría se superó en las tres etapas de cribado (40 de 40 comprobables) hasta la enmienda de idioma, que excluyó en la etapa de resumen a Ronit 2024 (sección 2.9). No sigue a los controles después del cribado: de los 42, 35 siguen en el corpus final; además de Ronit 2024, salieron Leitner 2021, por no haberse podido leer su texto, y cinco por no disponer del artículo completo. En una ejecución intermedia detectó una regla de exclusión mal calibrada, que se corrigió antes de continuar.</w:t>
       </w:r>
     </w:p>
     <w:p>
@@ -662,7 +671,7 @@
         <w:t>Validación sobre los registros excluidos.</w:t>
       </w:r>
       <w:r>
-        <w:t xml:space="preserve"> La auditoría de control positivo acota el falso negativo solo sobre estudios conocidos de antemano. Para acotarlo sobre los desconocidos se extrajo una muestra aleatoria de 350 de los 13 661 registros excluidos por título o resumen (semilla fija, reproducible) y se recribó en Rayyan, en modo ciego respecto del veredicto original. Los 6 registros marcados como incluibles en la primera pasada resultaron, contrastados con los criterios de la sección 2.2, trabajo de laboratorio, de modelización o revisión sin datos primarios, y se reclasificaron. </w:t>
+        <w:t xml:space="preserve"> La auditoría de control positivo acota el falso negativo solo sobre estudios conocidos de antemano. Para acotarlo sobre los desconocidos se extrajo una muestra aleatoria de 350 de los 13 661 registros excluidos por título o resumen (semilla fija, reproducible) y la recribó en Rayyan un solo revisor (D.V.), en modo ciego respecto del veredicto original y, en la primera pasada, sin los criterios a la vista. Los 6 registros que marcó como incluibles resultaron, contrastados por D.V. con los criterios de la sección 2.2, trabajo de laboratorio, de modelización o revisión sin datos primarios, y los reclasificó. </w:t>
       </w:r>
       <w:r>
         <w:rPr>
@@ -684,16 +693,16 @@
     </w:p>
     <w:p>
       <w:r>
-        <w:t xml:space="preserve">El formulario de extracción, con 23 variables de datos y vocabularios controlados, se piloteó sobre cinco estudios antes de su uso. La extracción se hizo </w:t>
+        <w:t xml:space="preserve">El formulario de extracción tuvo 21 variables de datos, las categóricas con vocabulario controlado; no consta un piloteo documentado. La extracción se hizo </w:t>
       </w:r>
       <w:r>
         <w:rPr>
           <w:b/>
         </w:rPr>
-        <w:t>por duplicado e independiente</w:t>
-      </w:r>
-      <w:r>
-        <w:t xml:space="preserve"> entre los dos revisores. Un revisor extrajo los 124 estudios que entonces tenían publicación recuperable —65 tras las exclusiones de la sección 3.1.1— y el segundo extrajo 122 de ellos, de modo que el 98 % de lo extraído tiene doble extracción; de los 65 estudios del corpus vigente, la tienen 65. Sobre las 130 filas de brazo comparables se registraron 541 desacuerdos de valor; la concordancia, medida antes de resolverlos, fue del 78 % de acuerdo mediano y una kappa de Cohen mediana de 0,62 sobre los 8 de 9 campos categóricos en que resulta informativa, con un recorrido del 64 % al 100 % según la variable. Las discrepancias se resolvieron por consenso entre los dos revisores, con registro de quién resolvió y cuándo: hay 539 de 541 adjudicadas. Las 2 restantes se habían cerrado antes aplicando una regla mecánica sobre una comparación posteriormente rehecha, de modo que no llevan firma conjunta y no se cuentan como consenso. Las 14 que quedaron abiertas —10 por el diseño del estudio, donde el formulario no ofrecía la opción que los revisores necesitaban, y 4 por datos que exigían releer el artículo— se firmaron por consenso el 14 de septiembre de 2026. El registro completo, resuelto a resuelto, se aporta como suplemento.</w:t>
+        <w:t>por duplicado</w:t>
+      </w:r>
+      <w:r>
+        <w:t xml:space="preserve"> entre los dos revisores, pero su independencia no está acreditada: en la columna de texto libre que localiza cada dato, el cuaderno que el segundo revisor entregó el 26 de agosto de 2026 coincide carácter por carácter con el del primero en 107 de las 107 filas comparables, con las mismas erratas —«MATERILAES Y METODOS», 49 veces—, cuando el 23 de agosto no coincidía en ninguna. Un revisor extrajo los 124 estudios que entonces tenían publicación recuperable —65 tras las exclusiones de la sección 3.1.1— y el segundo extrajo 122 de ellos, de modo que el 98 % de lo extraído tiene doble extracción; de los 65 estudios del corpus vigente, la tienen 65. Sobre las 130 filas de brazo comparables se registraron 541 desacuerdos de valor; la concordancia, medida antes de resolverlos, fue del 78 % de acuerdo mediano y una kappa de Cohen mediana de 0,62 sobre los 8 de 9 campos categóricos en que resulta informativa, con un recorrido del 64 % al 100 % según la variable. Por lo dicho, esa concordancia no corresponde a dos lecturas independientes y debe leerse como un máximo. Hay 539 de 541 desacuerdos adjudicados. El registro de adjudicación anota un único responsable en 525 de las 541 filas (293 D.V. y 232 N.T.) y a los dos revisores en 14: las que quedaron abiertas —10 por el diseño del estudio, donde el formulario no ofrecía la opción que los revisores necesitaban, y 4 por datos que exigían releer el artículo—, firmadas por los dos el 14 de septiembre de 2026. Las 2 restantes se habían cerrado antes aplicando una regla mecánica sobre una comparación posteriormente rehecha, de modo que no llevan firma conjunta. El registro completo, resuelto a resuelto, se aporta como suplemento.</w:t>
       </w:r>
     </w:p>
     <w:p>
@@ -753,10 +762,10 @@
         <w:rPr>
           <w:b/>
         </w:rPr>
-        <w:t>Los juicios se emiten por duplicado independiente y se resuelven por consenso.</w:t>
-      </w:r>
-      <w:r>
-        <w:t xml:space="preserve"> Cada autor evalúa por separado, con el artículo delante, y los desacuerdos se discuten uno a uno hasta acordar un juicio. La concordancia previa al consenso se reporta en la sección 3.7, igual que la de la extracción de datos (sección 2.6). Un estudio, incorporado a la evaluación después de las demás, tiene una sola lectura y se declara como tal.</w:t>
+        <w:t>Los juicios los rellenó cada autor en su propio cuaderno y se resolvieron por consenso, pero la independencia de los dos cuadernos no está acreditada.</w:t>
+      </w:r>
+      <w:r>
+        <w:t xml:space="preserve"> El 5 de septiembre de 2026 los dos compartían 7 418 caracteres idénticos en las notas de apoyo y, en una primera versión, todos los juicios; el cuaderno de consenso lo generó el canal con los juicios coincidentes precargados. La concordancia entre los dos cuadernos se reporta en la sección 3.7, pero no mide dos evaluaciones independientes. Un estudio, incorporado a la evaluación después de los demás, tiene una sola lectura y se declara como tal.</w:t>
       </w:r>
     </w:p>
     <w:p>
@@ -858,7 +867,7 @@
         <w:t>Ugeskrift for Læger</w:t>
       </w:r>
       <w:r>
-        <w:t>, pertenecía al conjunto de 40 estudios fijados a priori como elegibles y queda excluido por el criterio. No es un fallo del cribado —el estudio se identificó y se clasificó correctamente— sino el precio del criterio, y se informa porque una auditoría que solo se reporta cuando pasa no demuestra nada.</w:t>
+        <w:t>, pertenecía al conjunto de 42 estudios fijados a priori como elegibles y queda excluido por el criterio. No es un fallo del cribado —el estudio se identificó y se clasificó correctamente— sino el precio del criterio, y se informa porque una auditoría que solo se reporta cuando pasa no demuestra nada.</w:t>
       </w:r>
     </w:p>
     <w:p>
@@ -1058,7 +1067,7 @@
         <w:rPr>
           <w:b/>
         </w:rPr>
-        <w:t>Treinta y ocho salieron al juzgarlos sobre su publicación.</w:t>
+        <w:t>Treinta y ocho salieron sobre su publicación o por no poder leerla.</w:t>
       </w:r>
       <w:r>
         <w:t xml:space="preserve"> Se excluyeron por ocho motivos, y ninguno es una discrepancia de criterio: son estudios que no cumplen lo que la sección 2.2 ya exigía. </w:t>
@@ -1070,7 +1079,7 @@
         <w:t>Treinta</w:t>
       </w:r>
       <w:r>
-        <w:t xml:space="preserve"> salieron de leer su artículo. </w:t>
+        <w:t xml:space="preserve"> salieron al juzgar su artículo, leyéndolo en todos los casos salvo un editorial, juzgado por su indexación. </w:t>
       </w:r>
       <w:r>
         <w:rPr>
@@ -1142,7 +1151,7 @@
         <w:t>Dos</w:t>
       </w:r>
       <w:r>
-        <w:t xml:space="preserve"> no aportan datos primarios propios: una pieza de opinión con revisión narrativa, y un editorial de dos páginas firmado por un solo autor, que el repositorio que lo indexa clasifica literalmente como «Editorial» y «no citable».</w:t>
+        <w:t xml:space="preserve"> no aportan datos primarios propios: una pieza de opinión con revisión narrativa, y un editorial de dos páginas firmado por un solo autor, que el repositorio que lo indexa clasifica literalmente como «Editorial» y «no citable»; su exclusión la firmó solo D.V.</w:t>
       </w:r>
     </w:p>
     <w:p>
@@ -1241,7 +1250,7 @@
         <w:t>NOREC</w:t>
       </w:r>
       <w:r>
-        <w:t xml:space="preserve"> (sección 2.9): el texto completo no pudo leerse y, sin él, un criterio no pudo verificarse contra el artículo. Uno es el ensayo aleatorizado que describe la sección 2.9. Los otros tres —EST-045, EST-059 y EST-173— son consecuencia de ese mismo defecto: solo tienen un resumen en inglés, dos en una revista rusa y uno en una griega que no publican de forma nativa en inglés, y sin el artículo su idioma no puede comprobarse. Los excluyeron los dos autores el 6 de octubre de 2026.</w:t>
+        <w:t xml:space="preserve"> (sección 2.9): el texto completo no pudo leerse y, sin él, un criterio no pudo verificarse contra el artículo. Uno es el ensayo aleatorizado que describe la sección 2.9, cuya exclusión firmó solo D.V. Los otros tres —EST-045, EST-059 y EST-173— son consecuencia de ese mismo defecto: solo tienen un resumen en inglés, dos en una revista rusa y uno en una griega que no publican de forma nativa en inglés, y sin el artículo su idioma no puede comprobarse. Los excluyeron los dos autores el 6 de octubre de 2026.</w:t>
       </w:r>
     </w:p>
     <w:p>
@@ -1284,7 +1293,7 @@
         <w:t>Otros 17 estudios salieron por una vía distinta: la ficha de su registro.</w:t>
       </w:r>
       <w:r>
-        <w:t xml:space="preserve"> Los 38 anteriores se juzgaron sobre su publicación; estos no tienen ninguna. Entraron al corpus porque su registro exportado traía </w:t>
+        <w:t xml:space="preserve"> Los 38 anteriores tienen publicación; estos no tienen ninguna. Entraron al corpus porque su registro exportado traía </w:t>
       </w:r>
       <w:r>
         <w:rPr>
@@ -1735,7 +1744,16 @@
         <w:t>P. aeruginosa</w:t>
       </w:r>
       <w:r>
-        <w:t xml:space="preserve">, pero el fago no se dirigió contra ella. Lo mismo ocurre en EST-051 y EST-096, que también se mantienen. De los 65 estudios con texto completo que quedan en el corpus, la clase pudo comprobarse en 30: en 22 contra un antibiograma impreso y en 8 contra una descripción de la sensibilidad en el texto; en 31 no hay con qué comprobarla —el antibiograma no se publica o está en un material suplementario que no se obtuvo—, y los 4 restantes son los mantenidos sin </w:t>
+        <w:t xml:space="preserve">, pero el fago no se dirigió contra ella. Lo mismo ocurre en EST-051, que también se mantiene. En EST-096, que se mantiene por la misma decisión, la paciente 10 sí recibió un fago contra </w:t>
+      </w:r>
+      <w:r>
+        <w:rPr>
+          <w:i/>
+        </w:rPr>
+        <w:t>P. aeruginosa</w:t>
+      </w:r>
+      <w:r>
+        <w:t xml:space="preserve"> (Ps1N/734), pero las dos tablas del artículo se contradicen sobre si la bacteria seguía presente al iniciar el tratamiento. De los 65 estudios con texto completo que quedan en el corpus, la clase pudo comprobarse en 30: en 22 contra un antibiograma impreso y en 8 contra una descripción de la sensibilidad en el texto; en 31 no hay con qué comprobarla —el antibiograma no se publica o está en un material suplementario que no se obtuvo—, y los 4 restantes son los mantenidos sin </w:t>
       </w:r>
       <w:r>
         <w:rPr>
@@ -1989,7 +2007,7 @@
     </w:p>
     <w:p>
       <w:r>
-        <w:t>De los 2 estudios evaluados con RoB 2, el juicio global es de bajo riesgo en 1 y de algunas preocupaciones en 1. De los 7 estudios evaluados con ROBINS-I, el juicio global es sin información para juzgar en 1 y de riesgo grave en 6. El dominio que más juicios desfavorables concentra en ROBINS-I —alto riesgo en RoB 2; grave o crítico en ROBINS-I— es «sesgo por confusión», con 6 de 7. Los dos revisores evaluaron por separado 8 de los 9 estudios evaluables y coincidieron en 49 de los 60 juicios comparables (81,7 %; kappa de Cohen 0,74). Los 11 restantes se discutieron uno a uno y se resolvieron por consenso, los 11 en la misma dirección. El estudio restante se evaluó en un cuaderno aparte y tiene una sola lectura.</w:t>
+        <w:t>De los 2 estudios evaluados con RoB 2, el juicio global es de bajo riesgo en 1 y de algunas preocupaciones en 1. De los 7 estudios evaluados con ROBINS-I, el juicio global es sin información para juzgar en 1 y de riesgo grave en 6. El dominio que más juicios desfavorables concentra en ROBINS-I —alto riesgo en RoB 2; grave o crítico en ROBINS-I— es «sesgo por confusión», con 6 de 7. Los cuadernos de los dos revisores, en 8 de los 9 estudios evaluables, coinciden en 49 de los 60 juicios comparables (81,7 %; kappa de Cohen 0,74), una concordancia que no mide dos evaluaciones independientes (sección 2.7). Los 11 desacuerdos se resolvieron por consenso, los 11 hacia el juicio del cuaderno de D.V.. El estudio restante se evaluó en un cuaderno aparte y tiene una sola lectura.</w:t>
       </w:r>
     </w:p>
     <w:p>
@@ -2145,7 +2163,7 @@
         <w:t>Fortalezas.</w:t>
       </w:r>
       <w:r>
-        <w:t xml:space="preserve"> La búsqueda abarcó ocho fuentes en dos corrientes separadas —Scopus en dos brazos—, sin restringir el idioma. La selección usó un vocabulario cerrado fijado de antemano y se auditó contra un conjunto de controles positivos definido antes de empezar, lo que permite afirmar, y no solo confiar, que el cribado no perdió estudios elegibles conocidos. Todo el canal es código reejecutable con claves derivadas del contenido, y una comprobación automática cuadra cada eslabón con el siguiente.</w:t>
+        <w:t xml:space="preserve"> La búsqueda abarcó ocho fuentes en dos corrientes separadas —Scopus en dos brazos—, sin restringir el idioma. La selección se auditó contra un conjunto de controles positivos fijado antes de empezar: el cribado no perdió ninguno de los 40 comprobables por PMID hasta la enmienda de idioma, que se llevó uno y se declara (sección 2.9). Todo el canal es código reejecutable con claves derivadas del contenido, y una comprobación automática cuadra cada eslabón con el siguiente.</w:t>
       </w:r>
     </w:p>
     <w:p>
@@ -2156,7 +2174,7 @@
         <w:t>Limitaciones.</w:t>
       </w:r>
       <w:r>
-        <w:t xml:space="preserve"> Son siete y todas materiales. </w:t>
+        <w:t xml:space="preserve"> Son ocho y todas materiales. </w:t>
       </w:r>
       <w:r>
         <w:rPr>
@@ -2165,7 +2183,7 @@
         <w:t>Primera:</w:t>
       </w:r>
       <w:r>
-        <w:t xml:space="preserve"> el corpus solo admite estudios con el artículo completo (sección 2.9), un criterio que se amplió a todos el 6 de octubre de 2026, con el cribado y la extracción terminados, y que excluyó 63 estudios, 42 de ellos fichas de registro sin publicación. Depende del acceso del revisor y no del contenido del estudio, y no es neutro: se lleva 7 de los 9 diseños comparativos y 5 de los 7 ensayos aleatorizados. Con él, la recuperación de texto completo es del 100 % por construcción y el sesgo de recuperación deja de medirse dentro del corpus; se declara como efecto del criterio (Tabla 3). </w:t>
+        <w:t xml:space="preserve"> las decisiones del cribado de títulos y resúmenes las emitió un modelo de lenguaje como revisor único, sin duplicación (sección 2.4), con un vocabulario de motivos que no se fijó antes de empezar; lo que excluyó no lo releyó nadie salvo una muestra de 350 registros, recribada por un solo revisor, y la concordancia entre el modelo y un lector humano no se midió. La auditoría de control positivo y el recribado acotan los falsos negativos sin descartarlos: sobre el marco de 13 661 excluidos, el recribado admite hasta 143 registros perdidos. </w:t>
       </w:r>
       <w:r>
         <w:rPr>
@@ -2174,7 +2192,7 @@
         <w:t>Segunda:</w:t>
       </w:r>
       <w:r>
-        <w:t xml:space="preserve"> la búsqueda no interrogó Embase ni el ICTRP de la OMS, lo que reduce la cobertura de series de casos y resúmenes de congreso y deja la corriente de registros limitada a Estados Unidos y la Unión Europea. </w:t>
+        <w:t xml:space="preserve"> el corpus solo admite estudios con el artículo completo (sección 2.9), un criterio que se amplió a todos el 6 de octubre de 2026, con el cribado y la extracción terminados, y que excluyó 63 estudios, 42 de ellos fichas de registro sin publicación. Depende del acceso del revisor y no del contenido del estudio, y no es neutro: se lleva 7 de los 9 diseños comparativos y 5 de los 7 ensayos aleatorizados. Con él, la recuperación de texto completo es del 100 % por construcción y el sesgo de recuperación deja de medirse dentro del corpus; se declara como efecto del criterio (Tabla 3). </w:t>
       </w:r>
       <w:r>
         <w:rPr>
@@ -2183,7 +2201,7 @@
         <w:t>Tercera:</w:t>
       </w:r>
       <w:r>
-        <w:t xml:space="preserve"> se limitó a publicaciones de 2016 a 2026, de modo que describe la producción reciente y no el campo entero. </w:t>
+        <w:t xml:space="preserve"> la búsqueda no interrogó Embase ni el ICTRP de la OMS, lo que reduce la cobertura de series de casos y resúmenes de congreso y deja la corriente de registros limitada a Estados Unidos y la Unión Europea. </w:t>
       </w:r>
       <w:r>
         <w:rPr>
@@ -2192,7 +2210,7 @@
         <w:t>Cuarta:</w:t>
       </w:r>
       <w:r>
-        <w:t xml:space="preserve"> este informe describe la completitud con que se reportan los desenlaces (sección 3.5), pero no presenta estimaciones de eficacia ni certeza GRADE (sección 2.7): es una caracterización del cuerpo de evidencia, no una síntesis de sus resultados. El riesgo de sesgo se evalúa solo en los estudios comparativos con texto completo, a nivel de dominio y por consenso, de modo que hereda el efecto del criterio del texto completo, y la concordancia previa al consenso fue del 81,7 % (49 de 60 juicios; kappa de Cohen 0,74), con 11 desacuerdos resueltos todos en la misma dirección. </w:t>
+        <w:t xml:space="preserve"> se limitó a publicaciones de 2016 a 2026, de modo que describe la producción reciente y no el campo entero. </w:t>
       </w:r>
       <w:r>
         <w:rPr>
@@ -2201,7 +2219,7 @@
         <w:t>Quinta:</w:t>
       </w:r>
       <w:r>
-        <w:t xml:space="preserve"> antes de ese criterio el texto completo se había obtenido para el 75,6 % de los estudios con artículo o resumen (65 de 86), y la fracción que faltaba, que el criterio dejó fuera, está enriquecida en diseños comparativos, de manera que lo descrito subrepresenta la parte comparativa del campo. </w:t>
+        <w:t xml:space="preserve"> este informe describe la completitud con que se reportan los desenlaces (sección 3.5), pero no presenta estimaciones de eficacia ni certeza GRADE (sección 2.7): es una caracterización del cuerpo de evidencia, no una síntesis de sus resultados. El riesgo de sesgo se evalúa solo en los estudios comparativos con texto completo, a nivel de dominio y por consenso, de modo que hereda el efecto del criterio del texto completo. Ni la extracción ni el riesgo de sesgo tienen acreditada la independencia de sus dos lecturas: los cuadernos de extracción comparten carácter por carácter una columna de texto libre (sección 2.6), y los de riesgo de sesgo, 7 418 caracteres de notas (sección 2.7). La concordancia entre los dos de riesgo de sesgo fue del 81,7 % (49 de 60 juicios; kappa de Cohen 0,74), y los 11 desacuerdos se resolvieron todos hacia el cuaderno de D.V. </w:t>
       </w:r>
       <w:r>
         <w:rPr>
@@ -2210,13 +2228,22 @@
         <w:t>Sexta:</w:t>
       </w:r>
       <w:r>
-        <w:t xml:space="preserve"> la restricción a inglés y español se adoptó con el cribado ya terminado y eliminó 35 estudios, 18 de ellos comparativos y uno del conjunto de control positivo; empuja el corpus en la misma dirección que el sesgo de recuperación y reduce lo que esta revisión puede decir sobre la literatura de Europa del Este. </w:t>
+        <w:t xml:space="preserve"> antes de ese criterio el texto completo se había obtenido para el 75,6 % de los estudios con artículo o resumen (65 de 86), y la fracción que faltaba, que el criterio dejó fuera, está enriquecida en diseños comparativos, de manera que lo descrito subrepresenta la parte comparativa del campo. </w:t>
       </w:r>
       <w:r>
         <w:rPr>
           <w:b/>
         </w:rPr>
         <w:t>Séptima:</w:t>
+      </w:r>
+      <w:r>
+        <w:t xml:space="preserve"> la restricción a inglés y español se adoptó con el cribado ya terminado y eliminó 35 estudios, 18 de ellos comparativos y uno del conjunto de control positivo; empuja el corpus en la misma dirección que el sesgo de recuperación y reduce lo que esta revisión puede decir sobre la literatura de Europa del Este. </w:t>
+      </w:r>
+      <w:r>
+        <w:rPr>
+          <w:b/>
+        </w:rPr>
+        <w:t>Octava:</w:t>
       </w:r>
       <w:r>
         <w:t xml:space="preserve"> el corpus cuenta informes y estudios, no pacientes distintos, y contiene </w:t>
@@ -2329,7 +2356,7 @@
         <w:t>D. Valdiviezo:</w:t>
       </w:r>
       <w:r>
-        <w:t xml:space="preserve"> conceptualización, metodología, investigación (diseño y ejecución de las búsquedas en las ocho fuentes), software (canal de cribado, agrupación y cálculo de cifras), curación de datos, extracción de datos, redacción del borrador original, visualización, administración del proyecto. </w:t>
+        <w:t xml:space="preserve"> conceptualización, metodología, investigación (diseño de las búsquedas con la participación del modelo de lenguaje y, según declara, su ejecución en cada interfaz; extracción de datos; riesgo de sesgo), dirección del software, la curación de datos, el análisis y la visualización, que programó y ejecutó el modelo de lenguaje, revisión de los borradores, que redactó el modelo, y administración del proyecto. </w:t>
       </w:r>
       <w:r>
         <w:rPr>
@@ -2338,7 +2365,7 @@
         <w:t>N. Trelles:</w:t>
       </w:r>
       <w:r>
-        <w:t xml:space="preserve"> metodología (definiciones de desenlace), investigación, extracción de datos independiente (122 de los 124 estudios), validación, revisión y edición del manuscrito.</w:t>
+        <w:t xml:space="preserve"> metodología (decisión, con D.V., de las reglas de desenlace que propuso el modelo de lenguaje, según declara D.V.; el registro del 12 de agosto de 2026 las dejó como propuesta sin ratificar), investigación, extracción de datos (122 de los 124 estudios), riesgo de sesgo y validación. ‹‹N. TRELLES: REVISIÓN Y EDICIÓN DEL MANUSCRITO, SOLO CUANDO CONSTE POR ESCRITO››</w:t>
       </w:r>
     </w:p>
     <w:p>
@@ -2360,7 +2387,52 @@
         <w:t>Uso de inteligencia artificial.</w:t>
       </w:r>
       <w:r>
-        <w:t xml:space="preserve"> El cribado lo condujo un solo revisor humano, sin duplicación por un segundo revisor. Se empleó un modelo de lenguaje generativo (Claude Opus 5, Anthropic) para emitir las decisiones registro a registro del cribado de títulos y resúmenes y para la pre-extracción desde resúmenes, aplicando criterios y un vocabulario cerrado que los autores fijaron antes de empezar, así como en asistencia de programación y redacción de borradores. Los informes que superaron el cribado los revisaron los autores uno a uno; los que el modelo excluyó no los releyó ningún humano. El diseño y la ejecución de las búsquedas, la fijación de los criterios de elegibilidad y la extracción de datos se realizaron sin intervención del modelo. Cada decisión de cribado está registrada con su motivo y su marca de tiempo, y se aporta íntegra (S3, S4). Los autores asumen la responsabilidad por la exactitud e integridad del trabajo. Ninguna herramienta de IA figura como autora, conforme a las recomendaciones del ICMJE.</w:t>
+        <w:t xml:space="preserve"> Un modelo de lenguaje generativo (Claude Opus 5, Anthropic) intervino en todas las fases de esta revisión. </w:t>
+      </w:r>
+      <w:r>
+        <w:rPr>
+          <w:b/>
+        </w:rPr>
+        <w:t>Cribado.</w:t>
+      </w:r>
+      <w:r>
+        <w:t xml:space="preserve"> Emitió, como revisor único y sin duplicación, las decisiones registro a registro del cribado de títulos y resúmenes, incluidas las 35 exclusiones por idioma de la etapa de resumen, y la pre-extracción desde los resúmenes. El primer día de cribado escribió los motivos en texto libre; después usó seis motivos cuya redacción procede de esos textos, y no consta que los autores los fijaran antes de empezar. D.V. fue el único revisor humano: según declara, examinó uno a uno los informes que superaron el cribado, sin que ese examen quedara registrado; los que el modelo excluyó no los releyó ningún humano, salvo una muestra de 350 que recribó D.V. </w:t>
+      </w:r>
+      <w:r>
+        <w:rPr>
+          <w:b/>
+        </w:rPr>
+        <w:t>Búsqueda.</w:t>
+      </w:r>
+      <w:r>
+        <w:t xml:space="preserve"> Participó en el diseño de las ecuaciones, que según declara D.V. ejecutó D.V. en cada interfaz con la guía del modelo; redactó los mensajes de los commits del 3 de agosto de 2026, que narran esa ejecución en primera persona, y descargó por API los registros de PubMed y ClinicalTrials.gov. </w:t>
+      </w:r>
+      <w:r>
+        <w:rPr>
+          <w:b/>
+        </w:rPr>
+        <w:t>Selección y extracción.</w:t>
+      </w:r>
+      <w:r>
+        <w:t xml:space="preserve"> Localizó y descargó textos completos, también con un navegador; propuso la agrupación de los informes en estudios; leyó los textos completos y propuso, con su cita, las exclusiones, que firmaron los dos autores salvo dos que firmó D.V. solo; generó, unió y comparó los cuadernos de extracción; propuso con su cita una resolución para parte de los desacuerdos de una comparación posteriormente rehecha; extrajo las casillas del tercer paciente de EST-121, que firmó solo D.V., y propuso correcciones de modalidad que firmaron los dos; redactó las reglas de desenlace, que según declara D.V. decidieron los dos autores, aunque el registro del 12 de agosto de 2026 las dejó como propuesta sin ratificar; y detectó y leyó primero los pares de estudios que podían compartir pacientes, antes de la relectura de los autores. </w:t>
+      </w:r>
+      <w:r>
+        <w:rPr>
+          <w:b/>
+        </w:rPr>
+        <w:t>Riesgo de sesgo.</w:t>
+      </w:r>
+      <w:r>
+        <w:t xml:space="preserve"> Puso en cada casilla de los formularios, como comentario, las frases del artículo que localizó de forma automática para cada dominio, y generó el cuaderno de consenso con los juicios coincidentes precargados. </w:t>
+      </w:r>
+      <w:r>
+        <w:rPr>
+          <w:b/>
+        </w:rPr>
+        <w:t>Canal y redacción.</w:t>
+      </w:r>
+      <w:r>
+        <w:t xml:space="preserve"> Escribió y ejecutó todo el código del canal, del que sale cada cifra, tabla y figura, y redactó los borradores del manuscrito, de los anexos y de la carta de presentación. La extracción de datos y los juicios de riesgo de sesgo los emitieron los autores, aunque sin independencia acreditada entre sus dos lecturas (secciones 2.6 y 2.7). Cada decisión de cribado está registrada con su motivo y su marca de tiempo, y se aporta íntegra (S3, S4). Los autores asumen la responsabilidad por la exactitud e integridad del trabajo. Ninguna herramienta de IA figura como autora, conforme a las recomendaciones del ICMJE.</w:t>
       </w:r>
     </w:p>
     <w:p>
@@ -2476,7 +2548,7 @@
         <w:t>Fuente.</w:t>
       </w:r>
       <w:r>
-        <w:t xml:space="preserve"> Canal de cribado del proyecto; última ejecución de la búsqueda, 10 de agosto de 2026.</w:t>
+        <w:t xml:space="preserve"> Canal de cribado del proyecto; búsquedas ejecutadas entre el 3 y el 10 de agosto de 2026.</w:t>
       </w:r>
     </w:p>
     <w:p>
@@ -2535,7 +2607,7 @@
         <w:t>S0.</w:t>
       </w:r>
       <w:r>
-        <w:t xml:space="preserve"> Informe editorial: qué se decidió, cuándo y con qué fundamento.</w:t>
+        <w:t xml:space="preserve"> Evaluación previa del manuscrito que redactó el modelo de lenguaje en el papel de un editor de revista; no es una evaluación editorial externa.</w:t>
       </w:r>
     </w:p>
     <w:p>
@@ -2563,7 +2635,7 @@
         <w:t>S2.</w:t>
       </w:r>
       <w:r>
-        <w:t xml:space="preserve"> Ecuaciones de búsqueda literales por fuente, con fecha y número de resultados.</w:t>
+        <w:t xml:space="preserve"> Ecuaciones de búsqueda literales por fuente, con su número de resultados.</w:t>
       </w:r>
     </w:p>
     <w:p>
@@ -2577,7 +2649,7 @@
         <w:t>S3.</w:t>
       </w:r>
       <w:r>
-        <w:t xml:space="preserve"> Registro completo de decisiones de cribado, en dos ficheros: etapa 2 (título) y etapa 3 (resumen). Cada fila lleva su motivo codificado, quién la emitió y cuándo.</w:t>
+        <w:t xml:space="preserve"> Registro completo de decisiones de cribado, en dos ficheros: etapa 2 (título) y etapa 3 (resumen). Cada fila lleva su motivo, quién la emitió y cuándo.</w:t>
       </w:r>
     </w:p>
     <w:p>
@@ -2591,7 +2663,7 @@
         <w:t>S4.</w:t>
       </w:r>
       <w:r>
-        <w:t xml:space="preserve"> Pre-extracción desde el resumen de los 65 estudios con publicación recuperable, marcada como parcial en cada registro.</w:t>
+        <w:t xml:space="preserve"> Pre-extracción desde el resumen de los 65 estudios con publicación recuperable, emitida por el modelo de lenguaje y marcada como parcial en cada registro.</w:t>
       </w:r>
     </w:p>
     <w:p>
@@ -2605,7 +2677,7 @@
         <w:t>S5.</w:t>
       </w:r>
       <w:r>
-        <w:t xml:space="preserve"> Listado de los 65 estudios con su situación y sus informes agrupados, y de los 118 excluidos tras el cribado, con su motivo y su cita.</w:t>
+        <w:t xml:space="preserve"> Listado de los 65 estudios del corpus, con su situación y sus informes agrupados. Los 118 excluidos después del cribado están en S16.</w:t>
       </w:r>
     </w:p>
     <w:p>
@@ -2619,7 +2691,7 @@
         <w:t>S6.</w:t>
       </w:r>
       <w:r>
-        <w:t xml:space="preserve"> Auditoría de controles positivos.</w:t>
+        <w:t xml:space="preserve"> Auditoría del cribado contra los 42 controles positivos fijados antes de empezarlo, 40 de ellos comprobables por PMID.</w:t>
       </w:r>
     </w:p>
     <w:p>
@@ -2689,7 +2761,7 @@
         <w:t>S11.</w:t>
       </w:r>
       <w:r>
-        <w:t xml:space="preserve"> Concordancia entre las dos extracciones independientes, antes de resolver los desacuerdos.</w:t>
+        <w:t xml:space="preserve"> Concordancia entre las dos extracciones, antes de resolver los desacuerdos; su independencia no está acreditada.</w:t>
       </w:r>
     </w:p>
     <w:p>
@@ -2703,7 +2775,7 @@
         <w:t>S12.</w:t>
       </w:r>
       <w:r>
-        <w:t xml:space="preserve"> Resolución de conflictos de extracción, incluidos los que no pueden dirimirse todavía.</w:t>
+        <w:t xml:space="preserve"> Cómo se cerraron los 541 desacuerdos de extracción y quién los adjudicó según el registro: los dos revisores en 14 y uno solo en 525; 2 se cerraron por una regla mecánica, sin firma conjunta.</w:t>
       </w:r>
     </w:p>
     <w:p>
@@ -2717,7 +2789,7 @@
         <w:t>S13.</w:t>
       </w:r>
       <w:r>
-        <w:t xml:space="preserve"> Reglas de extracción de desenlaces, con su corrección documentada.</w:t>
+        <w:t xml:space="preserve"> Reglas de extracción de desenlaces, con su corrección documentada. Las redactó el modelo de lenguaje; según declara D.V., las decidieron los dos autores, y el registro del 12 de agosto de 2026 las dejó como propuesta sin ratificar.</w:t>
       </w:r>
     </w:p>
     <w:p>
@@ -2731,7 +2803,7 @@
         <w:t>S14.</w:t>
       </w:r>
       <w:r>
-        <w:t xml:space="preserve"> Extracción adjudicada: un valor por casilla, brazo a brazo, tras el consenso. Sostiene la sección 3.5 y las tablas 5 y 6.</w:t>
+        <w:t xml:space="preserve"> Extracción adjudicada: un valor por casilla, brazo a brazo, tras la adjudicación de los desacuerdos. Sostiene la sección 3.5 y las tablas 5 y 6.</w:t>
       </w:r>
     </w:p>
     <w:p>
@@ -2745,7 +2817,7 @@
         <w:t>S15.</w:t>
       </w:r>
       <w:r>
-        <w:t xml:space="preserve"> Procedencia de cada casilla de S14: acuerdo, consenso, una sola lectura o abierta.</w:t>
+        <w:t xml:space="preserve"> Procedencia de cada casilla de S14: acuerdo, adjudicada por los dos, adjudicada por uno, corregida contra el texto, una sola lectura o abierta.</w:t>
       </w:r>
     </w:p>
     <w:p>
@@ -2759,7 +2831,7 @@
         <w:t>S16.</w:t>
       </w:r>
       <w:r>
-        <w:t xml:space="preserve"> Los 118 estudios que el cribado admitió y el texto completo desmintió, con su código de motivo y la frase del artículo que lo sostiene.</w:t>
+        <w:t xml:space="preserve"> Los 118 estudios que el cribado admitió y que salieron después, con su código de motivo y quién firmó la exclusión. 47 llevan la cita en que se apoya; los 63 sin el artículo completo (NOPDF) y los 4 sin texto que se pudiera leer (NOREC) no tienen nada que citar, y 4 más van sin cita.</w:t>
       </w:r>
     </w:p>
     <w:p>
@@ -2787,7 +2859,7 @@
         <w:t>S18.</w:t>
       </w:r>
       <w:r>
-        <w:t xml:space="preserve"> Los 68 juicios de riesgo de sesgo, uno por fila, con la frase firmada en que se apoya cada uno.</w:t>
+        <w:t xml:space="preserve"> Los 68 juicios de riesgo de sesgo, uno por fila, con lo que sostiene cada uno en el cuaderno firmado: una cita literal en 24, una nota sin cita en 36 y nada en 8, marcados como dato faltante.</w:t>
       </w:r>
     </w:p>
     <w:p>
@@ -2801,7 +2873,7 @@
         <w:t>S18b.</w:t>
       </w:r>
       <w:r>
-        <w:t xml:space="preserve"> Las frases del artículo cosechadas por tema, que acompañan pero no sustituyen a la firmada.</w:t>
+        <w:t xml:space="preserve"> Las frases de cada artículo que el modelo de lenguaje localizó de forma automática para cada dominio de riesgo de sesgo y puso como comentario en los formularios; acompañan a lo que sostiene cada juicio en S18, no lo sustituyen.</w:t>
       </w:r>
     </w:p>
     <w:p>
@@ -2815,7 +2887,7 @@
         <w:t>S19.</w:t>
       </w:r>
       <w:r>
-        <w:t xml:space="preserve"> Qué modelo emitió las decisiones de cribado, cuándo, sobre qué ficheros, qué verificaron los autores y qué NO quedó registrado, marcado como dato faltante.</w:t>
+        <w:t xml:space="preserve"> Qué modelo emitió las decisiones de cribado, cuándo, sobre qué ficheros, qué examinó D.V., según su declaración, y qué no quedó registrado, marcado como dato faltante.</w:t>
       </w:r>
     </w:p>
     <w:p>

--- a/verificables revisión sistemática/manuscrito_es.docx
+++ b/verificables revisión sistemática/manuscrito_es.docx
@@ -54,7 +54,7 @@
         <w:t>Recuento de palabras:</w:t>
       </w:r>
       <w:r>
-        <w:t xml:space="preserve"> resumen 292; texto principal 9 808.</w:t>
+        <w:t xml:space="preserve"> resumen 292; texto principal 10 283.</w:t>
       </w:r>
     </w:p>
     <w:p>
@@ -762,10 +762,10 @@
         <w:rPr>
           <w:b/>
         </w:rPr>
-        <w:t>Los juicios los rellenó cada autor en su propio cuaderno y se resolvieron por consenso, pero la independencia de los dos cuadernos no está acreditada.</w:t>
-      </w:r>
-      <w:r>
-        <w:t xml:space="preserve"> El 5 de septiembre de 2026 los dos compartían 7 418 caracteres idénticos en las notas de apoyo y, en una primera versión, todos los juicios; el cuaderno de consenso lo generó el canal con los juicios coincidentes precargados. La concordancia entre los dos cuadernos se reporta en la sección 3.7, pero no mide dos evaluaciones independientes. Un estudio, incorporado a la evaluación después de los demás, tiene una sola lectura y se declara como tal.</w:t>
+        <w:t>Hubo dos cuadernos, uno a nombre de cada autor, pero su independencia no está acreditada.</w:t>
+      </w:r>
+      <w:r>
+        <w:t xml:space="preserve"> La noche del 4 al 5 de septiembre de 2026 los dos traían todos los juicios idénticos y, vueltos a guardar con dos segundos de diferencia, seguían compartiendo 7 418 caracteres idénticos en las notas de apoyo; el registro de ese día concluye que un cuaderno salió del otro. La evaluación se declaró entonces por consenso: el canal generó un cuaderno con los juicios coincidentes precargados y los discrepantes en blanco, y los dos autores lo firmaron el 9 de septiembre de 2026. La concordancia entre los dos cuadernos se reporta en la sección 3.7, pero no mide dos evaluaciones independientes. Un estudio, incorporado a la evaluación después de los demás, tiene una sola lectura y se declara como tal.</w:t>
       </w:r>
     </w:p>
     <w:p>
@@ -807,7 +807,7 @@
         <w:pStyle w:val="Heading2"/>
       </w:pPr>
       <w:r>
-        <w:t>2.9 Dos enmiendas al protocolo</w:t>
+        <w:t>2.9 Enmiendas al protocolo</w:t>
       </w:r>
     </w:p>
     <w:p>
@@ -966,6 +966,17 @@
       </w:r>
       <w:r>
         <w:t xml:space="preserve"> y 5 de los 7 ensayos aleatorizados. Los autores lo adoptaron conociendo ese efecto, y se declara aquí, con su fecha, en lugar de presentarse como si hubiera regido desde el principio.</w:t>
+      </w:r>
+    </w:p>
+    <w:p>
+      <w:r>
+        <w:rPr>
+          <w:b/>
+        </w:rPr>
+        <w:t>Una tercera enmienda, menor: NOORG.</w:t>
+      </w:r>
+      <w:r>
+        <w:t xml:space="preserve"> El 14 de septiembre de 2026 los dos autores firmaron un código nuevo para las fichas de registro que no declaran organismo alguno, de modo que el criterio de población no puede verificarse ni a favor ni en contra; excluyó 7 estudios (sección 3.1.1). Como NOREC, se refiere a lo que puede verificarse y no a lo que el estudio dice. Los códigos PRO e INT, añadidos el 1 de septiembre de 2026, no cambian los criterios —la sección 2.2 ya exigía pacientes tratados con bacteriófagos— y solo dan nombre a motivos que el vocabulario original no tenía.</w:t>
       </w:r>
     </w:p>
     <w:p>
@@ -2007,7 +2018,7 @@
     </w:p>
     <w:p>
       <w:r>
-        <w:t>De los 2 estudios evaluados con RoB 2, el juicio global es de bajo riesgo en 1 y de algunas preocupaciones en 1. De los 7 estudios evaluados con ROBINS-I, el juicio global es sin información para juzgar en 1 y de riesgo grave en 6. El dominio que más juicios desfavorables concentra en ROBINS-I —alto riesgo en RoB 2; grave o crítico en ROBINS-I— es «sesgo por confusión», con 6 de 7. Los cuadernos de los dos revisores, en 8 de los 9 estudios evaluables, coinciden en 49 de los 60 juicios comparables (81,7 %; kappa de Cohen 0,74), una concordancia que no mide dos evaluaciones independientes (sección 2.7). Los 11 desacuerdos se resolvieron por consenso, los 11 hacia el juicio del cuaderno de D.V.. El estudio restante se evaluó en un cuaderno aparte y tiene una sola lectura.</w:t>
+        <w:t>De los 2 estudios evaluados con RoB 2, el juicio global es de bajo riesgo en 1 y de algunas preocupaciones en 1. De los 7 estudios evaluados con ROBINS-I, el juicio global es sin información para juzgar en 1 y de riesgo grave en 6. El dominio que más juicios desfavorables concentra en ROBINS-I —alto riesgo en RoB 2; grave o crítico en ROBINS-I— es «sesgo por confusión», con 6 de 7. Los cuadernos de los dos revisores, en 8 de los 9 estudios evaluables, coinciden en 49 de los 60 juicios comparables (81,7 %; kappa de Cohen 0,74), una concordancia que no mide dos evaluaciones independientes (sección 2.7). Los 11 desacuerdos se resolvieron por consenso, los 11 hacia el juicio del cuaderno de D.V., ninguno hacia el del otro revisor. El estudio restante se evaluó en un cuaderno aparte y tiene una sola lectura.</w:t>
       </w:r>
     </w:p>
     <w:p>
@@ -2548,7 +2559,7 @@
         <w:t>Fuente.</w:t>
       </w:r>
       <w:r>
-        <w:t xml:space="preserve"> Canal de cribado del proyecto; búsquedas ejecutadas entre el 3 y el 10 de agosto de 2026.</w:t>
+        <w:t xml:space="preserve"> Canal de cribado del proyecto; ejecuciones documentadas de las búsquedas del 3 y el 4 de agosto de 2026, con la exportación de BVS incorporada al corpus el 10 de agosto.</w:t>
       </w:r>
     </w:p>
     <w:p>

--- a/verificables revisión sistemática/manuscrito_es.docx
+++ b/verificables revisión sistemática/manuscrito_es.docx
@@ -54,7 +54,7 @@
         <w:t>Recuento de palabras:</w:t>
       </w:r>
       <w:r>
-        <w:t xml:space="preserve"> resumen 292; texto principal 10 283.</w:t>
+        <w:t xml:space="preserve"> resumen 295; texto principal 10 372.</w:t>
       </w:r>
     </w:p>
     <w:p>
@@ -162,7 +162,7 @@
         <w:t>118 salieron del corpus</w:t>
       </w:r>
       <w:r>
-        <w:t xml:space="preserve">: 63 por no disponer del artículo completo —42 solo existían como ficha de registro— y 55 por no cumplir los criterios —protocolos, modelos preclínicos, y artículos donde </w:t>
+        <w:t xml:space="preserve">: 63 por no disponer del artículo completo —42 solo existían como ficha de registro— y 55 por los criterios (en 11 no pudieron verificarse) —protocolos, modelos preclínicos, y artículos donde </w:t>
       </w:r>
       <w:r>
         <w:rPr>
@@ -601,7 +601,7 @@
     </w:p>
     <w:p>
       <w:r>
-        <w:t>La concordancia entre el modelo y un lector humano no se midió. Contra el riesgo de falso negativo la revisión opone la auditoría de control positivo de la sección 2.5: se comprobó tras cada etapa de cribado que ninguno de los 40 estudios del conjunto de control comprobables por PMID perdiera todos sus informes.</w:t>
+        <w:t>La concordancia entre el modelo y un lector humano no se midió sobre lo que el modelo admitió; sobre 350 excluidos, el lector del recribado (sección 2.5) coincidió con el modelo en 344 en la primera pasada y en los 350 tras contrastar los criterios. Contra el riesgo de falso negativo la revisión opone la auditoría de control positivo de la sección 2.5: se comprobó tras cada etapa de cribado que ninguno de los 40 estudios del conjunto de control comprobables por PMID perdiera todos sus informes.</w:t>
       </w:r>
     </w:p>
     <w:p>
@@ -776,7 +776,7 @@
         <w:t>GRADE no se aplica</w:t>
       </w:r>
       <w:r>
-        <w:t>, y el motivo no depende de lo anterior: califica la certeza de una estimación agrupada y esta revisión no presenta ninguna. La sección 3.5 muestra que solo 2 de los 73 brazos reúnen los requisitos mínimos para agregar, y ninguno los conserva tras aplicar los criterios de elegibilidad. Calificar la certeza de un resultado que no existe sería un trámite, no una evaluación [@Guyatt2011_grade].</w:t>
+        <w:t>, y el motivo no depende de lo anterior: califica la certeza de una estimación agrupada y esta revisión no presenta ninguna. La sección 3.6 muestra que solo 2 de los 73 brazos reúnen los requisitos mínimos para agregar, y ninguno los conserva tras aplicar los criterios de elegibilidad. Calificar la certeza de un resultado que no existe sería un trámite, no una evaluación [@Guyatt2011_grade].</w:t>
       </w:r>
     </w:p>
     <w:p>
@@ -1042,7 +1042,7 @@
         <w:t>118 salieron del corpus</w:t>
       </w:r>
       <w:r>
-        <w:t xml:space="preserve">: 63 por no disponer del PDF del artículo completo (sección 2.9) y 55 por no cumplir los criterios de elegibilidad, comprobado sobre el artículo o sobre la ficha del registro; el apartado siguiente los detalla. El cuerpo de evidencia queda en </w:t>
+        <w:t xml:space="preserve">: 63 por no disponer del PDF del artículo completo (sección 2.9) y 55 por los criterios de elegibilidad: 44 por incumplirlos, comprobado sobre el artículo o sobre la ficha del registro, y 11 porque no pudieron verificarse; el apartado siguiente los detalla. El cuerpo de evidencia queda en </w:t>
       </w:r>
       <w:r>
         <w:rPr>
@@ -1070,7 +1070,7 @@
         <w:t>Sesenta y tres salieron por no disponer del artículo completo</w:t>
       </w:r>
       <w:r>
-        <w:t xml:space="preserve"> (código NOPDF, sección 2.9): 21 estudios cuyo artículo no se obtuvo —3 de ellos solo existen como resumen de congreso— y 42 que solo existen como ficha de registro de ensayo, sin publicación asociada localizable. De ellos no se afirma que incumplan los criterios de la sección 2.2: nunca se comprobaron contra el artículo, porque esta revisión no pudo leerlo. Los otros 55 salieron por no cumplir los criterios.</w:t>
+        <w:t xml:space="preserve"> (código NOPDF, sección 2.9): 21 estudios cuyo artículo no se obtuvo —3 de ellos solo existen como resumen de congreso— y 42 que solo existen como ficha de registro de ensayo, sin publicación asociada localizable. De ellos no se afirma que incumplan los criterios de la sección 2.2: nunca se comprobaron contra el artículo, porque esta revisión no pudo leerlo. Los otros 55 salieron por los criterios: 44 por incumplirlos y 11 porque no pudieron verificarse (NOREC y NOORG).</w:t>
       </w:r>
     </w:p>
     <w:p>
@@ -1322,7 +1322,7 @@
         <w:t>29 fichas</w:t>
       </w:r>
       <w:r>
-        <w:t xml:space="preserve"> en esa situación, se descargó la ficha completa de cada una de ClinicalTrials.gov y del registro europeo CTIS, y se leyeron una por una. </w:t>
+        <w:t xml:space="preserve"> en esa situación; el modelo descargó la ficha completa de cada una de ClinicalTrials.gov y del registro europeo CTIS, las leyó una por una y propuso, con su frase, un veredicto para cada una, que firmaron los dos autores. </w:t>
       </w:r>
       <w:r>
         <w:rPr>
@@ -2194,7 +2194,7 @@
         <w:t>Primera:</w:t>
       </w:r>
       <w:r>
-        <w:t xml:space="preserve"> las decisiones del cribado de títulos y resúmenes las emitió un modelo de lenguaje como revisor único, sin duplicación (sección 2.4), con un vocabulario de motivos que no se fijó antes de empezar; lo que excluyó no lo releyó nadie salvo una muestra de 350 registros, recribada por un solo revisor, y la concordancia entre el modelo y un lector humano no se midió. La auditoría de control positivo y el recribado acotan los falsos negativos sin descartarlos: sobre el marco de 13 661 excluidos, el recribado admite hasta 143 registros perdidos. </w:t>
+        <w:t xml:space="preserve"> las decisiones del cribado de títulos y resúmenes las emitió un modelo de lenguaje como revisor único, sin duplicación (sección 2.4), con un vocabulario de motivos que no se fijó antes de empezar; lo que excluyó no lo releyó nadie salvo una muestra de 350 registros, recribada por un solo revisor, y la concordancia entre el modelo y un lector humano no se midió sobre lo que el modelo admitió. La auditoría de control positivo y el recribado acotan los falsos negativos sin descartarlos: sobre el marco de 13 661 excluidos, el recribado admite hasta 143 registros perdidos. </w:t>
       </w:r>
       <w:r>
         <w:rPr>
@@ -2275,7 +2275,7 @@
         <w:t>7 son estudios de este corpus</w:t>
       </w:r>
       <w:r>
-        <w:t xml:space="preserve"> —EST-002, EST-010, EST-016, EST-046, EST-062, EST-124 y EST-164—, que aportan 8 pacientes; a ellos se suma EST-088, publicado después, cuyo paciente coincide en infección, especies y fagos con uno de EST-108. El examen se hizo sobre los 65 textos completos y reunió 30 pares: 15 los marcó un detector por producto, país y cita, y 15 los encontró la lectura. 19 se confirmaron, 11 se descartaron y </w:t>
+        <w:t xml:space="preserve"> —EST-002, EST-010, EST-016, EST-046, EST-062, EST-124 y EST-164—, que aportan 8 pacientes; a ellos se suma EST-088, publicado después, cuyo paciente coincide en infección, especies y fagos con uno de EST-108. El examen se hizo sobre los 65 textos completos y reunió 30 pares: 15 los marcó un detector por producto, país y cita, 8 los encontró la lectura del modelo del 22 de septiembre de 2026 y 7 la relectura de los autores del 30 de septiembre. 19 se confirmaron, 11 se descartaron y </w:t>
       </w:r>
       <w:r>
         <w:rPr>
@@ -2367,7 +2367,7 @@
         <w:t>D. Valdiviezo:</w:t>
       </w:r>
       <w:r>
-        <w:t xml:space="preserve"> conceptualización, metodología, investigación (diseño de las búsquedas con la participación del modelo de lenguaje y, según declara, su ejecución en cada interfaz; extracción de datos; riesgo de sesgo), dirección del software, la curación de datos, el análisis y la visualización, que programó y ejecutó el modelo de lenguaje, revisión de los borradores, que redactó el modelo, y administración del proyecto. </w:t>
+        <w:t xml:space="preserve"> conceptualización, metodología, investigación (según declara D.V., diseño de las búsquedas con la participación del modelo de lenguaje y su ejecución en cada interfaz con la guía del modelo; extracción de datos; riesgo de sesgo), dirección del software, la curación de datos, el análisis y la visualización, que programó y ejecutó el modelo de lenguaje, revisión de los borradores, que redactó el modelo, y administración del proyecto. </w:t>
       </w:r>
       <w:r>
         <w:rPr>
@@ -2387,7 +2387,7 @@
         <w:t>Disponibilidad de datos y código.</w:t>
       </w:r>
       <w:r>
-        <w:t xml:space="preserve"> Todo el material que sostiene esta revisión se deposita en un repositorio público y citable: el corpus de búsqueda con las exportaciones crudas de las nueve consultas, los registros solo-anexar de decisión de las tres etapas de cribado, los cuadernos de extracción de ambos revisores, los registros de decisión metodológica con sus fechas, y el código completo del canal, que es reejecutable de la búsqueda a las cifras del manuscrito. ‹‹DOI DEL DEPÓSITO — PENDIENTE DE COMPLETAR ANTES DEL ENVÍO››. Los registros de decisión son solo-anexar y conservan cada corrección junto a la fila que sustituyen.</w:t>
+        <w:t xml:space="preserve"> Todo el material que sostiene esta revisión se conserva en un repositorio versionado del proyecto: el corpus de búsqueda con las exportaciones crudas de las nueve consultas, los registros solo-anexar de decisión de las tres etapas de cribado, los cuadernos de extracción de ambos revisores, los registros de decisión metodológica con sus fechas, y el código completo del canal, que es reejecutable de la búsqueda a las cifras del manuscrito. ‹‹DEPÓSITO PÚBLICO Y DOI — PENDIENTES DE DECISIÓN DE LOS AUTORES››. Los registros de decisión son solo-anexar y conservan cada corrección junto a la fila que sustituyen.</w:t>
       </w:r>
     </w:p>
     <w:p>
@@ -2404,6 +2404,15 @@
         <w:rPr>
           <w:b/>
         </w:rPr>
+        <w:t>Criterios.</w:t>
+      </w:r>
+      <w:r>
+        <w:t xml:space="preserve"> Redactó las propuestas de criterios y de reglas que decidieron los autores: entre ellas, la unidad de inclusión por estudio y la elegibilidad de los resúmenes de congreso (5 de agosto de 2026), los códigos de exclusión añadidos después del cribado (PRO, INT y NOORG) y las reglas de desenlace, que según declara D.V. decidieron los dos autores, aunque el registro del 12 de agosto de 2026 las dejó como propuesta sin ratificar; y las dos reglas añadidas a mitad de lote el 4 de agosto, que incorporó a sus guiones de cribado. </w:t>
+      </w:r>
+      <w:r>
+        <w:rPr>
+          <w:b/>
+        </w:rPr>
         <w:t>Cribado.</w:t>
       </w:r>
       <w:r>
@@ -2425,7 +2434,7 @@
         <w:t>Selección y extracción.</w:t>
       </w:r>
       <w:r>
-        <w:t xml:space="preserve"> Localizó y descargó textos completos, también con un navegador; propuso la agrupación de los informes en estudios; leyó los textos completos y propuso, con su cita, las exclusiones, que firmaron los dos autores salvo dos que firmó D.V. solo; generó, unió y comparó los cuadernos de extracción; propuso con su cita una resolución para parte de los desacuerdos de una comparación posteriormente rehecha; extrajo las casillas del tercer paciente de EST-121, que firmó solo D.V., y propuso correcciones de modalidad que firmaron los dos; redactó las reglas de desenlace, que según declara D.V. decidieron los dos autores, aunque el registro del 12 de agosto de 2026 las dejó como propuesta sin ratificar; y detectó y leyó primero los pares de estudios que podían compartir pacientes, antes de la relectura de los autores. </w:t>
+        <w:t xml:space="preserve"> Localizó y descargó textos completos, también con un navegador; propuso la agrupación de los informes en estudios; leyó los textos completos y las fichas de registro y propuso, con su cita, las exclusiones que se apoyan en ellos, que firmaron los dos autores salvo dos que firmó D.V. solo; generó, unió y comparó los cuadernos de extracción; propuso con su cita una resolución para parte de los desacuerdos de una comparación posteriormente rehecha; extrajo las casillas del tercer paciente de EST-121, que firmó solo D.V., y propuso correcciones de modalidad que firmaron los dos; tradujo a categorías las conclusiones firmadas de la relectura y aplicó las que dejaban un valor único; y detectó y leyó primero los pares de estudios que podían compartir pacientes, antes de la relectura de los autores. </w:t>
       </w:r>
       <w:r>
         <w:rPr>
@@ -2443,7 +2452,7 @@
         <w:t>Canal y redacción.</w:t>
       </w:r>
       <w:r>
-        <w:t xml:space="preserve"> Escribió y ejecutó todo el código del canal, del que sale cada cifra, tabla y figura, y redactó los borradores del manuscrito, de los anexos y de la carta de presentación. La extracción de datos y los juicios de riesgo de sesgo los emitieron los autores, aunque sin independencia acreditada entre sus dos lecturas (secciones 2.6 y 2.7). Cada decisión de cribado está registrada con su motivo y su marca de tiempo, y se aporta íntegra (S3, S4). Los autores asumen la responsabilidad por la exactitud e integridad del trabajo. Ninguna herramienta de IA figura como autora, conforme a las recomendaciones del ICMJE.</w:t>
+        <w:t xml:space="preserve"> Escribió y ejecutó todo el código del canal, del que sale cada cifra, tabla y figura, y redactó los borradores del manuscrito, de los anexos, de la carta de presentación y de los registros de decisión. Salvo lo anterior, la extracción de datos y los juicios de riesgo de sesgo los emitieron los autores, aunque sin independencia acreditada entre sus dos lecturas (secciones 2.6 y 2.7). Cada decisión del cribado vigente está registrada con su motivo y su marca de tiempo, y se aporta íntegra (S3, S4); la primera pasada del 4 de agosto sobre el brazo A de PubMed, que el cribado del pozo sustituyó, consta en el repositorio y no en S3. D.V. asume la responsabilidad por la exactitud e integridad del trabajo; la de N.T. queda pendiente de su aprobación escrita. Ninguna herramienta de IA figura como autora, conforme a las recomendaciones del ICMJE.</w:t>
       </w:r>
     </w:p>
     <w:p>
@@ -2660,7 +2669,7 @@
         <w:t>S3.</w:t>
       </w:r>
       <w:r>
-        <w:t xml:space="preserve"> Registro completo de decisiones de cribado, en dos ficheros: etapa 2 (título) y etapa 3 (resumen). Cada fila lleva su motivo, quién la emitió y cuándo.</w:t>
+        <w:t xml:space="preserve"> Las decisiones del cribado vigente, en dos ficheros: etapa 2 (título) y etapa 3 (resumen), cada una con su motivo, quién la emitió y su marca de tiempo. La primera pasada del 4 de agosto de 2026 sobre el brazo A de PubMed, que el cribado del pozo sustituyó, consta en el repositorio y no en S3.</w:t>
       </w:r>
     </w:p>
     <w:p>
@@ -2730,7 +2739,7 @@
         <w:t>S8.</w:t>
       </w:r>
       <w:r>
-        <w:t xml:space="preserve"> Registro de recuperación de texto completo: qué se intentó por cada estudio y con qué resultado.</w:t>
+        <w:t xml:space="preserve"> Vía de recuperación resuelta en agosto de 2026 para cada informe que pasó a texto completo sin DOI editorial, PMID ni NCT: el identificador del registro o el código de protocolo, el DOI localizado, el ensayo ya identificado del que es informe o la cita por la que buscarlo. No registra los intentos de descarga ni su resultado; los estudios que se quedaron sin el artículo completo están en S16 (NOPDF).</w:t>
       </w:r>
     </w:p>
     <w:p>
@@ -2758,7 +2767,7 @@
         <w:t>S10.</w:t>
       </w:r>
       <w:r>
-        <w:t xml:space="preserve"> Verificación del idioma sobre el texto completo del PDF, no sobre los metadatos.</w:t>
+        <w:t xml:space="preserve"> Idioma del cuerpo del PDF de cada uno de los 65 estudios del corpus: una detección mecánica sobre el texto de todo el PDF, no sobre los metadatos ni solo sobre el resumen, que hace un guion del canal escrito por el modelo de lenguaje, introducida el 6 de octubre de 2026 y rehecha en cada pasada. Da 65 en inglés; la columna mirar_a_mano marca 1 PDF para revisarlo página a página por su fracción de caracteres cirílicos o CJK.</w:t>
       </w:r>
     </w:p>
     <w:p>
@@ -2842,7 +2851,7 @@
         <w:t>S16.</w:t>
       </w:r>
       <w:r>
-        <w:t xml:space="preserve"> Los 118 estudios que el cribado admitió y que salieron después, con su código de motivo y quién firmó la exclusión. 47 llevan la cita en que se apoya; los 63 sin el artículo completo (NOPDF) y los 4 sin texto que se pudiera leer (NOREC) no tienen nada que citar, y 4 más van sin cita.</w:t>
+        <w:t xml:space="preserve"> Los 118 estudios que el cribado admitió y que salieron después, con su código de motivo y quién firmó la exclusión. 47 llevan la cita en que se apoya; los 63 sin el artículo completo (NOPDF) y los 4 sin texto que se pudiera leer (NOREC) no tienen nada que citar, y 4 más van sin cita. De las que llevan cita, 17 citan la ficha del registro y 1, la indexación de SciELO.</w:t>
       </w:r>
     </w:p>
     <w:p>

--- a/verificables revisión sistemática/manuscrito_es.docx
+++ b/verificables revisión sistemática/manuscrito_es.docx
@@ -54,7 +54,7 @@
         <w:t>Recuento de palabras:</w:t>
       </w:r>
       <w:r>
-        <w:t xml:space="preserve"> resumen 295; texto principal 10 372.</w:t>
+        <w:t xml:space="preserve"> resumen 295; texto principal 10 394.</w:t>
       </w:r>
     </w:p>
     <w:p>
@@ -2248,7 +2248,7 @@
         <w:t>Séptima:</w:t>
       </w:r>
       <w:r>
-        <w:t xml:space="preserve"> la restricción a inglés y español se adoptó con el cribado ya terminado y eliminó 35 estudios, 18 de ellos comparativos y uno del conjunto de control positivo; empuja el corpus en la misma dirección que el sesgo de recuperación y reduce lo que esta revisión puede decir sobre la literatura de Europa del Este. </w:t>
+        <w:t xml:space="preserve"> la restricción a inglés y español se adoptó con el cribado ya terminado y eliminó 35 estudios en el cribado de resúmenes, 18 de ellos comparativos y uno del conjunto de control positivo, y 4 más al leer el texto completo; otros 3 salieron porque su idioma no pudo verificarse; empuja el corpus en la misma dirección que el sesgo de recuperación y reduce lo que esta revisión puede decir sobre la literatura de Europa del Este. </w:t>
       </w:r>
       <w:r>
         <w:rPr>

--- a/verificables revisión sistemática/manuscrito_es.docx
+++ b/verificables revisión sistemática/manuscrito_es.docx
@@ -54,7 +54,7 @@
         <w:t>Recuento de palabras:</w:t>
       </w:r>
       <w:r>
-        <w:t xml:space="preserve"> resumen 295; texto principal 10 394.</w:t>
+        <w:t xml:space="preserve"> resumen 295; texto principal 10 490.</w:t>
       </w:r>
     </w:p>
     <w:p>
@@ -501,7 +501,7 @@
     </w:p>
     <w:p>
       <w:r>
-        <w:t>Según declara D.V. (8 de octubre de 2026), diseñó las ecuaciones con la participación del modelo de lenguaje cuya intervención se declara en la sección 2.4 y las ejecutó en cada interfaz con la guía del modelo; los mensajes de los commits del 3 de agosto de 2026, que redactó el modelo, narran esa ejecución en primera persona. Los registros de PubMed y de ClinicalTrials.gov que entraron al corpus se descargaron por API con guiones escritos por el modelo, y los recuentos de ClinicalTrials.gov se cuadraron con los de la interfaz. Las ecuaciones se aportan íntegras como suplemento, con la sintaxis literal de cada interfaz y el número de resultados, de modo que cualquiera puede repetirlas. BVS y SciELO se incluyeron para no inclinar la revisión hacia la literatura anglosajona, y aportaron 2 de los 233 informes que llegaron a texto completo: cubren Iberoamérica, y de los 24 estudios que declaran procedencia, 9 son de Rusia, Polonia, Georgia o Ucrania.</w:t>
+        <w:t>Las ecuaciones de cada plataforma y sus reglas de diseño las redactó el modelo de lenguaje cuya intervención se declara en la sección 2.4 (3 de agosto de 2026). Según declara D.V. (8 de octubre de 2026), las ejecutó en cada interfaz con la guía del modelo; los mensajes de los commits del 3 de agosto de 2026, que redactó el modelo, narran esa ejecución en primera persona. Los registros de PubMed y de ClinicalTrials.gov que entraron al corpus se descargaron por API con guiones escritos por el modelo, y los recuentos de ClinicalTrials.gov se cuadraron con los de la interfaz. Las ecuaciones se aportan íntegras como suplemento, con la sintaxis literal de cada interfaz y el número de resultados, de modo que cualquiera puede repetirlas. BVS y SciELO se incluyeron para no inclinar la revisión hacia la literatura anglosajona, y aportaron 2 de los 233 informes que llegaron a texto completo: cubren Iberoamérica, y de los 24 estudios que declaran procedencia, 9 son de Rusia, Polonia, Georgia o Ucrania.</w:t>
       </w:r>
     </w:p>
     <w:p>
@@ -596,7 +596,7 @@
         <w:t>revisor único, sin duplicación</w:t>
       </w:r>
       <w:r>
-        <w:t>: 13 917 decisiones de título y 460 de resumen. D.V. fue el único revisor humano. Según declara (8 de octubre de 2026), examinó uno a uno los informes que superaron el cribado, pero ese examen no quedó registrado. La agrupación de esos informes en estudios la propuso un guion escrito por el modelo, y se aporta íntegra (S5). Los registros que el modelo excluyó no los releyó ningún humano, salvo la muestra de la sección 2.5. Cada decisión quedó registrada con su motivo y su marca de tiempo en un registro solo-anexar que se aporta íntegro (S3).</w:t>
+        <w:t>: 13 917 decisiones de título y 460 de resumen. D.V. fue el único revisor humano. Según declara (8 de octubre de 2026), examinó uno a uno los informes que superaron el cribado, pero ese examen no quedó registrado. La agrupación de esos informes en estudios la propuso un guion escrito por el modelo, y se aporta íntegra (S5). Los registros que el modelo excluyó no los releyó ningún humano, salvo la muestra de la sección 2.5. Cada decisión del cribado vigente quedó registrada con su motivo y su marca de tiempo en un registro solo-anexar que se aporta íntegro (S3); la primera pasada del 4 de agosto sobre el brazo A de PubMed, que el cribado del pozo sustituyó, consta en el repositorio y no en S3.</w:t>
       </w:r>
     </w:p>
     <w:p>
@@ -638,7 +638,7 @@
         <w:t>solo-anexar</w:t>
       </w:r>
       <w:r>
-        <w:t>. Una corrección es una fila nueva que sustituye a la anterior; ambas permanecen. Esta revisión tuvo que corregir una exclusión errónea, y esa corrección solo es auditable porque la fila original sobrevivió.</w:t>
+        <w:t>. Una corrección es una fila nueva que sustituye a la anterior; ambas permanecen. Esta revisión tuvo que corregir una exclusión errónea, y esa corrección solo es auditable porque la fila original sobrevivió; está en el registro de esa primera pasada, en el repositorio, y no en S3.</w:t>
       </w:r>
     </w:p>
     <w:p>
@@ -713,7 +713,7 @@
         <w:t>Relectura dirigida tras la adjudicación.</w:t>
       </w:r>
       <w:r>
-        <w:t xml:space="preserve"> Tres preguntas no se podían contestar con el formulario y se respondieron volviendo al artículo, con un cuaderno por pregunta en el que cada conclusión lleva la frase o la tabla en que se apoya y la firma de los dos autores, fechada el 30 de septiembre de 2026: la clase de resistencia de los 70 estudios que entonces tenían texto completo, comprobada contra el antibiograma publicado (sección 3.4, anexo S23); el comparador, el tiempo cero, el tiempo de evaluación, las cointervenciones, las pérdidas y el estimando de los 14 estudios con diseño comparativo, 11 de ellos con texto (sección 3.7, anexo S24), y los pares de estudios que podían describir a los mismos pacientes (sección 4.4, anexo S21). La relectura la hicieron los dos autores, que leyeron cada uno los artículos completos y comprobaron contra la figura los antibiogramas que el artículo solo da en imagen; además, cada frase citada se buscó de forma automática en el texto de su PDF. Las correcciones que la relectura deja inequívocas entran en la extracción como correcciones firmadas, con el valor anterior y la cita; las que dejaban un brazo con más de un valor, y las exclusiones que la relectura puso de manifiesto, las decidieron y firmaron los dos autores el 1 y el 3 de octubre de 2026.</w:t>
+        <w:t xml:space="preserve"> Tres preguntas no se podían contestar con el formulario y se respondieron volviendo al artículo, con un cuaderno por pregunta en el que cada conclusión lleva la frase o la tabla en que se apoya y la firma de los dos autores, fechada el 30 de septiembre de 2026: la clase de resistencia de los 70 estudios que entonces tenían texto completo, comprobada contra el antibiograma publicado (sección 3.4, anexo S23); el comparador, el tiempo cero, el tiempo de evaluación, las cointervenciones, las pérdidas y el estimando de los 14 estudios con diseño comparativo, 11 de ellos con texto (sección 3.7, anexo S24), y los pares de estudios que podían describir a los mismos pacientes (sección 4.4, anexo S21). La relectura la hicieron los dos autores, que leyeron cada uno los artículos completos y comprobaron contra la figura los antibiogramas que el artículo solo da en imagen; además, cada frase citada se buscó de forma automática en el texto de su PDF. Las correcciones que la relectura deja inequívocas entran en la extracción con el valor que el modelo derivó de la conclusión firmada, el valor anterior y la cita; las que dejaban un brazo con más de un valor, y las exclusiones que la relectura puso de manifiesto, las decidieron y firmaron los dos autores el 1 y el 3 de octubre de 2026.</w:t>
       </w:r>
     </w:p>
     <w:p>
@@ -1081,7 +1081,7 @@
         <w:t>Treinta y ocho salieron sobre su publicación o por no poder leerla.</w:t>
       </w:r>
       <w:r>
-        <w:t xml:space="preserve"> Se excluyeron por ocho motivos, y ninguno es una discrepancia de criterio: son estudios que no cumplen lo que la sección 2.2 ya exigía. </w:t>
+        <w:t xml:space="preserve"> Se excluyeron por ocho motivos, y ninguno es una discrepancia de criterio: en siete, el estudio no cumple lo que la sección 2.2 ya exigía; los NOREC salieron porque no pudo verificarse. </w:t>
       </w:r>
       <w:r>
         <w:rPr>
@@ -1773,7 +1773,7 @@
         <w:t>P. aeruginosa</w:t>
       </w:r>
       <w:r>
-        <w:t xml:space="preserve"> tratada. De los 30 comprobados, la clase coincidió con la codificada en 18; en 5 la extracción la daba por no clasificable y el artículo permitía asignarla —3 por debajo del umbral y 2 XDR—; en 2 era más grave que la codificada (EST-043 y EST-047); en 3 la clase declarada no se confirmó (EST-015, EST-030 y EST-042), y en 2 cambia entre pacientes o entre aislados del mismo brazo (EST-124 y EST-169). Las 35 correcciones que la lectura deja inequívocas para el brazo entero —8 de clase, 17 de su procedencia y 10 del criterio DTR— entraron en la extracción con la firma de los dos autores. Los 9 estudios en que dejaba un brazo con más de un valor los resolvieron los dos autores el 1 de octubre de 2026: en 5 se corrigió la extracción (EST-047, EST-048, EST-058, EST-106 y EST-124) y en 4 se dejó como estaba (EST-004, EST-019, EST-042 y EST-169). Dos de esos cuatro se declaran expresamente: EST-042 conserva la PDR que declaran sus autores aunque su propio antibiograma no la sostiene, y EST-169 mantiene en un mismo brazo un paciente por debajo del umbral y otro XDR.</w:t>
+        <w:t xml:space="preserve"> tratada. De los 30 comprobados, la clase coincidió con la codificada en 18; en 5 la extracción la daba por no clasificable y el artículo permitía asignarla —3 por debajo del umbral y 2 XDR—; en 2 era más grave que la codificada (EST-043 y EST-047); en 3 la clase declarada no se confirmó (EST-015, EST-030 y EST-042), y en 2 cambia entre pacientes o entre aislados del mismo brazo (EST-124 y EST-169). Las 35 correcciones que la lectura deja inequívocas para el brazo entero —8 de clase, 17 de su procedencia y 10 del criterio DTR— entraron en la extracción con el valor que el modelo derivó del texto que firmaron los dos autores. Los 9 estudios en que dejaba un brazo con más de un valor los resolvieron los dos autores el 1 de octubre de 2026: en 5 se corrigió la extracción (EST-047, EST-048, EST-058, EST-106 y EST-124) y en 4 se dejó como estaba (EST-004, EST-019, EST-042 y EST-169). Dos de esos cuatro se declaran expresamente: EST-042 conserva la PDR que declaran sus autores aunque su propio antibiograma no la sostiene, y EST-169 mantiene en un mismo brazo un paciente por debajo del umbral y otro XDR.</w:t>
       </w:r>
     </w:p>
     <w:p>
@@ -2284,7 +2284,7 @@
         <w:t>ninguno queda sin leer</w:t>
       </w:r>
       <w:r>
-        <w:t>; el veredicto de cada par lleva la frase en que se apoya y la firma de los dos autores (anexo S21). Como la revisión no publica ninguna estimación agrupada, la duplicación no altera ninguna cifra de efecto, pero impide leer el corpus como 65 conjuntos disjuntos de pacientes.</w:t>
+        <w:t>; 28 de los 30 veredictos llevan la frase en que se apoyan y la firma de los dos autores (anexo S21); los otros 2, descartes que hizo la lectura del modelo del 22 de septiembre de 2026, no constan firmados. Como la revisión no publica ninguna estimación agrupada, la duplicación no altera ninguna cifra de efecto, pero impide leer el corpus como 65 conjuntos disjuntos de pacientes.</w:t>
       </w:r>
     </w:p>
     <w:p>
@@ -2367,7 +2367,7 @@
         <w:t>D. Valdiviezo:</w:t>
       </w:r>
       <w:r>
-        <w:t xml:space="preserve"> conceptualización, metodología, investigación (según declara D.V., diseño de las búsquedas con la participación del modelo de lenguaje y su ejecución en cada interfaz con la guía del modelo; extracción de datos; riesgo de sesgo), dirección del software, la curación de datos, el análisis y la visualización, que programó y ejecutó el modelo de lenguaje, revisión de los borradores, que redactó el modelo, y administración del proyecto. </w:t>
+        <w:t xml:space="preserve"> conceptualización, metodología, investigación (según declara D.V., ejecución de las búsquedas en cada interfaz con la guía del modelo de lenguaje, que redactó las ecuaciones; extracción de datos; riesgo de sesgo), dirección del software, la curación de datos, el análisis y la visualización, que programó y ejecutó el modelo de lenguaje, revisión de los borradores, que redactó el modelo, y administración del proyecto. </w:t>
       </w:r>
       <w:r>
         <w:rPr>
@@ -2407,7 +2407,7 @@
         <w:t>Criterios.</w:t>
       </w:r>
       <w:r>
-        <w:t xml:space="preserve"> Redactó las propuestas de criterios y de reglas que decidieron los autores: entre ellas, la unidad de inclusión por estudio y la elegibilidad de los resúmenes de congreso (5 de agosto de 2026), los códigos de exclusión añadidos después del cribado (PRO, INT y NOORG) y las reglas de desenlace, que según declara D.V. decidieron los dos autores, aunque el registro del 12 de agosto de 2026 las dejó como propuesta sin ratificar; y las dos reglas añadidas a mitad de lote el 4 de agosto, que incorporó a sus guiones de cribado. </w:t>
+        <w:t xml:space="preserve"> Redactó las propuestas de criterios que se adoptaron: la unidad de inclusión por estudio y la elegibilidad de los resúmenes de congreso (5 de agosto de 2026), que decidió D.V.; los códigos PRO e INT (1 de septiembre de 2026), por orden de D.V.; el código NOORG (14 de septiembre de 2026), que firmaron los dos autores; y las reglas de desenlace, que según declara D.V. decidieron los dos autores, aunque el registro del 12 de agosto de 2026 las dejó como propuesta sin ratificar. El criterio de idioma, que se adoptó a petición del equipo, y los de texto completo (NOREC y NOPDF), que pidió D.V., no los propuso el modelo. El 4 de agosto añadió además a mitad de lote, en sus guiones de cribado, dos reglas que concretan los criterios, sin que conste una decisión de los autores. </w:t>
       </w:r>
       <w:r>
         <w:rPr>
@@ -2425,7 +2425,7 @@
         <w:t>Búsqueda.</w:t>
       </w:r>
       <w:r>
-        <w:t xml:space="preserve"> Participó en el diseño de las ecuaciones, que según declara D.V. ejecutó D.V. en cada interfaz con la guía del modelo; redactó los mensajes de los commits del 3 de agosto de 2026, que narran esa ejecución en primera persona, y descargó por API los registros de PubMed y ClinicalTrials.gov. </w:t>
+        <w:t xml:space="preserve"> Redactó las ecuaciones de cada plataforma y sus reglas de diseño (3 de agosto de 2026), que según declara D.V. ejecutó D.V. en cada interfaz con la guía del modelo; redactó los mensajes de los commits del 3 de agosto de 2026, que narran esa ejecución en primera persona, y descargó por API los registros de PubMed y ClinicalTrials.gov. </w:t>
       </w:r>
       <w:r>
         <w:rPr>
@@ -2434,7 +2434,7 @@
         <w:t>Selección y extracción.</w:t>
       </w:r>
       <w:r>
-        <w:t xml:space="preserve"> Localizó y descargó textos completos, también con un navegador; propuso la agrupación de los informes en estudios; leyó los textos completos y las fichas de registro y propuso, con su cita, las exclusiones que se apoyan en ellos, que firmaron los dos autores salvo dos que firmó D.V. solo; generó, unió y comparó los cuadernos de extracción; propuso con su cita una resolución para parte de los desacuerdos de una comparación posteriormente rehecha; extrajo las casillas del tercer paciente de EST-121, que firmó solo D.V., y propuso correcciones de modalidad que firmaron los dos; tradujo a categorías las conclusiones firmadas de la relectura y aplicó las que dejaban un valor único; y detectó y leyó primero los pares de estudios que podían compartir pacientes, antes de la relectura de los autores. </w:t>
+        <w:t xml:space="preserve"> Localizó y descargó textos completos, también con un navegador; propuso la agrupación de los informes en estudios; leyó los textos completos y las fichas de registro y propuso, con su cita, las exclusiones que se apoyan en ellos; de las 118 exclusiones a texto completo, 89 las firmaron los dos autores, 2 las firmó D.V. solo y 27 se registraron por orden de D.V. del 1 y el 2 de septiembre de 2026 sin que conste la firma de N.T.; generó, unió y comparó los cuadernos de extracción; propuso con su cita una resolución para parte de los desacuerdos de una comparación posteriormente rehecha; extrajo las casillas del tercer paciente de EST-121, que firmó solo D.V., y propuso correcciones de modalidad que firmaron los dos; tradujo a categorías las conclusiones firmadas de la relectura y aplicó las que dejaban un valor único; detectó y leyó primero los pares de estudios que podían compartir pacientes, antes de la relectura de los autores, y descartó 2 de ellos sin que los autores firmaran ese descarte; y redactó, en primera persona de D.V., las instrucciones y los mensajes dirigidos a N.T., entre ellos el que pidió su firma para las correcciones de modalidad, que presentaba como lectura de D.V. la que había hecho el modelo. </w:t>
       </w:r>
       <w:r>
         <w:rPr>

--- a/verificables revisión sistemática/manuscrito_es.docx
+++ b/verificables revisión sistemática/manuscrito_es.docx
@@ -54,7 +54,7 @@
         <w:t>Recuento de palabras:</w:t>
       </w:r>
       <w:r>
-        <w:t xml:space="preserve"> resumen 295; texto principal 10 490.</w:t>
+        <w:t xml:space="preserve"> resumen 295; texto principal 10 499.</w:t>
       </w:r>
     </w:p>
     <w:p>
@@ -582,7 +582,7 @@
         <w:t>no estaba fijado antes de empezar</w:t>
       </w:r>
       <w:r>
-        <w:t>: las decisiones del primer día de cribado de títulos, el 4 de agosto de 2026, llevan el motivo en texto libre, y los seis códigos, cuya redacción procede de esos textos, se usaron desde el día siguiente; las exclusiones de ese primer día se asignaron después a un código. Ese mismo día se añadieron, a mitad de lote, dos reglas que concretan los criterios: las endolisinas aisladas quedan fuera por la intervención, y los informes veterinarios, por la población. Un motivo que no encaje en uno de los seis no recibe un código improvisado sobre la marcha: el registro avanza a la etapa siguiente en lugar de excluirse.</w:t>
+        <w:t>: las decisiones del primer día de cribado de títulos, el 4 de agosto de 2026, llevan el motivo en texto libre, y los seis códigos, cuya redacción procede de esos textos, se usaron desde el día siguiente; las exclusiones de ese primer día se asignaron después a un código. Ese mismo día el modelo añadió, a mitad de lote, dos reglas que concretan los criterios, sin que conste una decisión de los autores: las endolisinas aisladas quedan fuera por la intervención, y los informes veterinarios, por la población. Un motivo que no encaje en uno de los seis no recibe un código improvisado sobre la marcha: el registro avanza a la etapa siguiente en lugar de excluirse.</w:t>
       </w:r>
     </w:p>
     <w:p>
@@ -2627,7 +2627,7 @@
         <w:t>S0.</w:t>
       </w:r>
       <w:r>
-        <w:t xml:space="preserve"> Evaluación previa del manuscrito que redactó el modelo de lenguaje en el papel de un editor de revista; no es una evaluación editorial externa.</w:t>
+        <w:t xml:space="preserve"> Autoevaluación del manuscrito que redactó el modelo de lenguaje (Claude Opus 5) desde el punto de vista de un editor de revista; no es un informe de un editor ni una revisión externa.</w:t>
       </w:r>
     </w:p>
     <w:p>
@@ -2851,7 +2851,7 @@
         <w:t>S16.</w:t>
       </w:r>
       <w:r>
-        <w:t xml:space="preserve"> Los 118 estudios que el cribado admitió y que salieron después, con su código de motivo y quién firmó la exclusión. 47 llevan la cita en que se apoya; los 63 sin el artículo completo (NOPDF) y los 4 sin texto que se pudiera leer (NOREC) no tienen nada que citar, y 4 más van sin cita. De las que llevan cita, 17 citan la ficha del registro y 1, la indexación de SciELO.</w:t>
+        <w:t xml:space="preserve"> Los 118 estudios que el cribado admitió y que salieron después, con su código de motivo y quién decidió cada exclusión según el registro: 89 las firmaron los dos autores, 2 las firmó D.V. solo y 27 se registraron por orden de D.V. del 1 y el 2 de septiembre de 2026 sin que conste la firma de N.T. 47 llevan la cita en que se apoya; los 63 sin el artículo completo (NOPDF) y los 4 sin texto que se pudiera leer (NOREC) no tienen nada que citar, y 4 más van sin cita. De las que llevan cita, 17 citan la ficha del registro y 1, la indexación de SciELO.</w:t>
       </w:r>
     </w:p>
     <w:p>
@@ -2935,7 +2935,7 @@
         <w:t>S21.</w:t>
       </w:r>
       <w:r>
-        <w:t xml:space="preserve"> Los 30 pares de estudios que podían describir a los mismos pacientes, con la señal que los marcó, el veredicto tras leer los dos artículos, los pacientes compartidos y la frase firmada en que se apoya.</w:t>
+        <w:t xml:space="preserve"> Los 30 pares de estudios que podían describir a los mismos pacientes, con la señal que los marcó, el veredicto tras leer los dos artículos, los pacientes compartidos y la frase en que se apoya. 28 de los 30 veredictos llevan la firma de los dos autores; los otros 2, descartes que hizo la lectura del modelo del 22 de septiembre de 2026, no constan firmados.</w:t>
       </w:r>
     </w:p>
     <w:p>
@@ -2963,7 +2963,7 @@
         <w:t>S23.</w:t>
       </w:r>
       <w:r>
-        <w:t xml:space="preserve"> La clase de resistencia de los 70 estudios que tenían texto completo, comprobada contra el antibiograma del artículo: la conclusión firmada, la frase o la tabla en que se apoya, cómo se codificó y qué cambió en la extracción.</w:t>
+        <w:t xml:space="preserve"> La clase de resistencia de los 70 estudios que tenían texto completo, comprobada contra el antibiograma del artículo: la conclusión firmada, la frase o la tabla en que se apoya, cómo la codificó el modelo de lenguaje a partir de esa conclusión y qué cambió en la extracción.</w:t>
       </w:r>
     </w:p>
     <w:p>

--- a/verificables revisión sistemática/manuscrito_es.docx
+++ b/verificables revisión sistemática/manuscrito_es.docx
@@ -54,7 +54,7 @@
         <w:t>Recuento de palabras:</w:t>
       </w:r>
       <w:r>
-        <w:t xml:space="preserve"> resumen 295; texto principal 10 499.</w:t>
+        <w:t xml:space="preserve"> resumen 295; texto principal 10 556.</w:t>
       </w:r>
     </w:p>
     <w:p>
@@ -596,7 +596,7 @@
         <w:t>revisor único, sin duplicación</w:t>
       </w:r>
       <w:r>
-        <w:t>: 13 917 decisiones de título y 460 de resumen. D.V. fue el único revisor humano. Según declara (8 de octubre de 2026), examinó uno a uno los informes que superaron el cribado, pero ese examen no quedó registrado. La agrupación de esos informes en estudios la propuso un guion escrito por el modelo, y se aporta íntegra (S5). Los registros que el modelo excluyó no los releyó ningún humano, salvo la muestra de la sección 2.5. Cada decisión del cribado vigente quedó registrada con su motivo y su marca de tiempo en un registro solo-anexar que se aporta íntegro (S3); la primera pasada del 4 de agosto sobre el brazo A de PubMed, que el cribado del pozo sustituyó, consta en el repositorio y no en S3.</w:t>
+        <w:t>: 13 917 decisiones de título y 460 de resumen. D.V. fue el único revisor humano. Según declara (8 de octubre de 2026), examinó uno a uno los informes que superaron el cribado, pero ese examen no quedó registrado. La agrupación de esos informes en estudios la propuso un guion escrito por el modelo, y se aporta íntegra (S5). Los registros que el modelo excluyó no los releyó ningún humano, salvo la muestra de la sección 2.5. Cada decisión del cribado vigente quedó registrada con su motivo y su marca de tiempo en un registro solo-anexar que se aporta íntegro (S3), salvo 77 decisiones de resumen que el pozo heredó por PMID de la primera pasada del 4 de agosto sobre el brazo A de PubMed: en S3 llevan la fecha en que se copiaron al pozo (5 de agosto de 2026), no la de la decisión. Esa primera pasada, que el cribado del pozo sustituyó, consta en el repositorio y no en S3 (S19).</w:t>
       </w:r>
     </w:p>
     <w:p>
@@ -1042,7 +1042,7 @@
         <w:t>118 salieron del corpus</w:t>
       </w:r>
       <w:r>
-        <w:t xml:space="preserve">: 63 por no disponer del PDF del artículo completo (sección 2.9) y 55 por los criterios de elegibilidad: 44 por incumplirlos, comprobado sobre el artículo o sobre la ficha del registro, y 11 porque no pudieron verificarse; el apartado siguiente los detalla. El cuerpo de evidencia queda en </w:t>
+        <w:t xml:space="preserve">: 63 por no disponer del PDF del artículo completo (sección 2.9) y 55 por los criterios de elegibilidad: 44 por incumplirlos —comprobado sobre el artículo o sobre la ficha del registro, salvo un editorial, juzgado por su indexación— y 11 porque no pudieron verificarse; el apartado siguiente los detalla. El cuerpo de evidencia queda en </w:t>
       </w:r>
       <w:r>
         <w:rPr>
@@ -1051,7 +1051,7 @@
         <w:t>65 estudios</w:t>
       </w:r>
       <w:r>
-        <w:t>, que agrupan 80 informes: 60 con un solo informe y 5 con varios, hasta un máximo de once informes de un mismo ensayo. Los 134 informes de registro de ensayos no son una corriente aparte de esa cifra: están dentro de los 23 057 identificados (121 de ClinicalTrials.gov, 10 de CTIS y 3 de EudraCT), y el diagrama los separa a partir del cribado porque PRISMA 2020 pide declarar las dos corrientes.</w:t>
+        <w:t>, que agrupan 80 informes: 60 con un solo informe y 5 con varios, hasta un máximo de once informes de un mismo ensayo. Los 134 informes de registro de ensayos no son una corriente aparte de esa cifra: están dentro de los 23 057 identificados (121 de ClinicalTrials.gov, 10 de CTIS y 3 de EudraCT), y el diagrama los separa en la identificación, porque PRISMA 2020 pide declarar las dos corrientes, y los une al flujo principal después de la deduplicación bibliográfica, que no atraviesan.</w:t>
       </w:r>
     </w:p>
     <w:p>
@@ -2434,7 +2434,7 @@
         <w:t>Selección y extracción.</w:t>
       </w:r>
       <w:r>
-        <w:t xml:space="preserve"> Localizó y descargó textos completos, también con un navegador; propuso la agrupación de los informes en estudios; leyó los textos completos y las fichas de registro y propuso, con su cita, las exclusiones que se apoyan en ellos; de las 118 exclusiones a texto completo, 89 las firmaron los dos autores, 2 las firmó D.V. solo y 27 se registraron por orden de D.V. del 1 y el 2 de septiembre de 2026 sin que conste la firma de N.T.; generó, unió y comparó los cuadernos de extracción; propuso con su cita una resolución para parte de los desacuerdos de una comparación posteriormente rehecha; extrajo las casillas del tercer paciente de EST-121, que firmó solo D.V., y propuso correcciones de modalidad que firmaron los dos; tradujo a categorías las conclusiones firmadas de la relectura y aplicó las que dejaban un valor único; detectó y leyó primero los pares de estudios que podían compartir pacientes, antes de la relectura de los autores, y descartó 2 de ellos sin que los autores firmaran ese descarte; y redactó, en primera persona de D.V., las instrucciones y los mensajes dirigidos a N.T., entre ellos el que pidió su firma para las correcciones de modalidad, que presentaba como lectura de D.V. la que había hecho el modelo. </w:t>
+        <w:t xml:space="preserve"> Localizó y descargó textos completos, también con un navegador; propuso la agrupación de los informes en estudios; leyó los textos completos y las fichas de registro y propuso, con su cita, las exclusiones que se apoyan en ellos; de las 118 exclusiones a texto completo, 89 las firmaron los dos autores, 2 las firmó D.V. solo y 27 se registraron por orden de D.V. del 1 y el 2 de septiembre de 2026 sin que conste la firma de N.T.; generó, unió y comparó los cuadernos de extracción; propuso con su cita una resolución para parte de los desacuerdos de una comparación posteriormente rehecha; extrajo las casillas del tercer paciente de EST-121, que firmó solo D.V., y propuso correcciones de modalidad que firmaron los dos; tradujo a categorías las conclusiones firmadas de la relectura y aplicó las que dejaban un valor único; marcó con un detector que escribió 15 de los 30 pares de estudios que podían compartir pacientes y encontró otros 8 en su lectura del 22 de septiembre de 2026, antes de la relectura de los autores, que encontró los 7 restantes, y descartó 2 de ellos sin que los autores firmaran ese descarte; y redactó, en primera persona de D.V., las instrucciones y los mensajes dirigidos a N.T., entre ellos el que pidió su firma para las correcciones de modalidad, que presentaba como lectura de D.V. la que había hecho el modelo. </w:t>
       </w:r>
       <w:r>
         <w:rPr>
@@ -2452,7 +2452,7 @@
         <w:t>Canal y redacción.</w:t>
       </w:r>
       <w:r>
-        <w:t xml:space="preserve"> Escribió y ejecutó todo el código del canal, del que sale cada cifra, tabla y figura, y redactó los borradores del manuscrito, de los anexos, de la carta de presentación y de los registros de decisión. Salvo lo anterior, la extracción de datos y los juicios de riesgo de sesgo los emitieron los autores, aunque sin independencia acreditada entre sus dos lecturas (secciones 2.6 y 2.7). Cada decisión del cribado vigente está registrada con su motivo y su marca de tiempo, y se aporta íntegra (S3, S4); la primera pasada del 4 de agosto sobre el brazo A de PubMed, que el cribado del pozo sustituyó, consta en el repositorio y no en S3. D.V. asume la responsabilidad por la exactitud e integridad del trabajo; la de N.T. queda pendiente de su aprobación escrita. Ninguna herramienta de IA figura como autora, conforme a las recomendaciones del ICMJE.</w:t>
+        <w:t xml:space="preserve"> Escribió y ejecutó todo el código del canal, del que sale cada cifra, tabla y figura, y redactó los borradores del manuscrito, de los anexos, de la carta de presentación y de los registros de decisión. Salvo lo anterior, la extracción de datos y los juicios de riesgo de sesgo los emitieron los autores, aunque sin independencia acreditada entre sus dos lecturas (secciones 2.6 y 2.7). Cada decisión del cribado vigente está registrada con su motivo y su marca de tiempo, y se aporta íntegra (S3, S4), salvo que 77 decisiones de resumen heredadas por PMID de la primera pasada del 4 de agosto sobre el brazo A de PubMed llevan en S3 la fecha de su copia al pozo y no la de la decisión; esa primera pasada, que el cribado del pozo sustituyó, consta en el repositorio y no en S3. D.V. asume la responsabilidad por la exactitud e integridad del trabajo; la de N.T. queda pendiente de su aprobación escrita. Ninguna herramienta de IA figura como autora, conforme a las recomendaciones del ICMJE.</w:t>
       </w:r>
     </w:p>
     <w:p>
@@ -2559,7 +2559,7 @@
         <w:t>Cómo leerla.</w:t>
       </w:r>
       <w:r>
-        <w:t xml:space="preserve"> La columna izquierda es el flujo principal; las cajas grises de la derecha recogen lo excluido en cada paso, con el desglose por el vocabulario cerrado de seis códigos (ORG, REV, SEC, LAB, VET, OFF; definidos en la Tabla 4). La corriente de registros entra por el lateral y no atraviesa la deduplicación bibliográfica, porque una ficha de registro no tiene DOI con el que colisionar contra un artículo. La caja final recoge los estudios incluidos, todos con el texto completo leído, que es condición de entrada desde el criterio de la sección 2.9. </w:t>
+        <w:t xml:space="preserve"> La columna izquierda es el flujo principal; las cajas grises de la derecha recogen lo excluido en cada paso; las de título y resumen lo desglosan con los códigos de la Tabla 4, y la de texto completo añade los que solo se usaron en esa fase (PRO, INT, NOREC, NOORG y NOPDF), descritos en el anexo S16. La corriente de registros entra por el lateral y no atraviesa la deduplicación bibliográfica, porque una ficha de registro no tiene DOI con el que colisionar contra un artículo. La caja final recoge los estudios incluidos, todos con el texto completo leído, que es condición de entrada desde el criterio de la sección 2.9. </w:t>
       </w:r>
       <w:r>
         <w:rPr>
@@ -2739,7 +2739,7 @@
         <w:t>S8.</w:t>
       </w:r>
       <w:r>
-        <w:t xml:space="preserve"> Vía de recuperación resuelta en agosto de 2026 para cada informe que pasó a texto completo sin DOI editorial, PMID ni NCT: el identificador del registro o el código de protocolo, el DOI localizado, el ensayo ya identificado del que es informe o la cita por la que buscarlo. No registra los intentos de descarga ni su resultado; los estudios que se quedaron sin el artículo completo están en S16 (NOPDF).</w:t>
+        <w:t xml:space="preserve"> Vía de recuperación resuelta en agosto de 2026 para cada informe que pasó a texto completo sin DOI editorial, PMID ni NCT (45 filas: los 43 informes, de los 233 que pasaron a texto completo, que no tenían esos identificadores, y 2 que también habían pasado a texto completo y que la enmienda de idioma del 11 de agosto de 2026 excluyó después en la etapa de resumen): el identificador del registro o el código de protocolo, el DOI localizado, el ensayo ya identificado del que es informe o la cita por la que buscarlo. No registra los intentos de descarga ni su resultado; los estudios que se quedaron sin el artículo completo están en S16 (NOPDF).</w:t>
       </w:r>
     </w:p>
     <w:p>
